--- a/docs/ASX_Value_Screener_Rules_and_Methodology.docx
+++ b/docs/ASX_Value_Screener_Rules_and_Methodology.docx
@@ -59,7 +59,7 @@
         <w:spacing w:after="120"/>
       </w:pPr>
       <w:r>
-        <w:t xml:space="preserve">This document sets out every rule the ASX Value Screener applies, from raw market data through to the suggested action for each company, so that any output can be traced back to a defined test and threshold.</w:t>
+        <w:t xml:space="preserve">This document sets out every rule applied by the ASX Value Screener, a research tool for shares listed on the Australian Securities Exchange (ASX), from raw market data through to the suggested action for each company, so that any output can be traced back to a defined test and threshold.</w:t>
       </w:r>
     </w:p>
     <w:p>
@@ -87,7 +87,7 @@
         <w:t xml:space="preserve">Values</w:t>
       </w:r>
       <w:r>
-        <w:t xml:space="preserve"> around 500 ASX companies every trading day using two-stage cash flow models, choosing the model to suit the sector.</w:t>
+        <w:t xml:space="preserve"> around 500 ASX-listed companies every trading day using two-stage cash flow models, choosing the model to suit the sector.</w:t>
       </w:r>
     </w:p>
     <w:p>
@@ -147,7 +147,7 @@
         <w:t xml:space="preserve">Recommends a next step</w:t>
       </w:r>
       <w:r>
-        <w:t xml:space="preserve"> for each company, with the reason, and assesses shares you hold separately, including CGT timing.</w:t>
+        <w:t xml:space="preserve"> for each company, with the reason, and assesses shares you hold separately, including capital gains tax (CGT) timing.</w:t>
       </w:r>
     </w:p>
     <w:p>
@@ -156,6 +156,14 @@
       </w:pPr>
       <w:r>
         <w:t xml:space="preserve">Every rule is deliberately simple and explainable. The outputs are research prompts to direct attention, not buy or sell instructions.</w:t>
+      </w:r>
+    </w:p>
+    <w:p>
+      <w:pPr>
+        <w:spacing w:after="120"/>
+      </w:pPr>
+      <w:r>
+        <w:t xml:space="preserve">Acronyms are spelled out at first use and listed, with other key terms, in Appendix A: Glossary.</w:t>
       </w:r>
     </w:p>
     <w:p>
@@ -455,7 +463,7 @@
                 <w:sz w:val="18"/>
                 <w:szCs w:val="18"/>
               </w:rPr>
-              <w:t xml:space="preserve">Intrinsic value per share is estimated with a discounted cash flow (DCF) or dividend discount (DDM) model, depending on sector, and compared with the share price.</w:t>
+              <w:t xml:space="preserve">Intrinsic value per share is estimated with a discounted cash flow (DCF) model or a dividend discount model (DDM), depending on sector, and compared with the share price.</w:t>
             </w:r>
           </w:p>
         </w:tc>
@@ -642,7 +650,7 @@
                 <w:sz w:val="18"/>
                 <w:szCs w:val="18"/>
               </w:rPr>
-              <w:t xml:space="preserve">Change in margin of safety over 30 days, and the direction of ROE and revenue over three years.</w:t>
+              <w:t xml:space="preserve">Change in margin of safety over 30 days, and the direction of return on equity (ROE) and revenue over three years.</w:t>
             </w:r>
           </w:p>
         </w:tc>
@@ -987,7 +995,7 @@
         <w:t xml:space="preserve">Show everything, hide nothing.</w:t>
       </w:r>
       <w:r>
-        <w:t xml:space="preserve"> Every company appears with a Y/N result per test, so you can see how close a company is to passing.</w:t>
+        <w:t xml:space="preserve"> Every company appears with a Y (yes) or N (no) result per test, so you can see how close a company is to passing.</w:t>
       </w:r>
     </w:p>
     <w:p>
@@ -1027,7 +1035,7 @@
         <w:t xml:space="preserve">Right model for the sector.</w:t>
       </w:r>
       <w:r>
-        <w:t xml:space="preserve"> Banks, insurers and REITs are valued on dividends, because their free cash flow reflects balance-sheet movements rather than business performance.</w:t>
+        <w:t xml:space="preserve"> Banks, insurers and real estate investment trusts (REITs) are valued on dividends, because their free cash flow reflects balance-sheet movements rather than business performance.</w:t>
       </w:r>
     </w:p>
     <w:p>
@@ -1324,7 +1332,7 @@
                 <w:sz w:val="18"/>
                 <w:szCs w:val="18"/>
               </w:rPr>
-              <w:t xml:space="preserve">Annual (FY) reports only. The latest FY report drives every ratio.</w:t>
+              <w:t xml:space="preserve">Annual reports only, one per financial year (FY). The latest FY report drives every ratio.</w:t>
             </w:r>
           </w:p>
         </w:tc>
@@ -1580,7 +1588,7 @@
                 <w:sz w:val="18"/>
                 <w:szCs w:val="18"/>
               </w:rPr>
-              <w:t xml:space="preserve">Market capitalisation divided by closing price. If unavailable: net profit divided by EPS.</w:t>
+              <w:t xml:space="preserve">Market capitalisation divided by closing price. If unavailable: net profit divided by earnings per share (EPS).</w:t>
             </w:r>
           </w:p>
         </w:tc>
@@ -2142,7 +2150,7 @@
         <w:t xml:space="preserve">Base:</w:t>
       </w:r>
       <w:r>
-        <w:t xml:space="preserve"> average free cash flow over the last three FY reports. Must be greater than zero, otherwise no value is produced.</w:t>
+        <w:t xml:space="preserve"> average free cash flow (FCF) over the last three FY reports. Must be greater than zero, otherwise no value is produced.</w:t>
       </w:r>
     </w:p>
     <w:p>
@@ -3124,7 +3132,7 @@
         <w:t xml:space="preserve">graham_number = √(22.5 × EPS × book value per share)</w:t>
       </w:r>
       <w:r>
-        <w:t xml:space="preserve">, where 22.5 reflects Graham's ceilings of a P/E of 15 and a P/B of 1.5. Blank when EPS or book value is zero or negative. Shown for reference only; it is not used in any test or action.</w:t>
+        <w:t xml:space="preserve">, where 22.5 reflects Graham's ceilings of a price-to-earnings ratio (P/E) of 15 and a price-to-book ratio (P/B) of 1.5. Blank when EPS or book value is zero or negative. Shown for reference only; it is not used in any test or action.</w:t>
       </w:r>
     </w:p>
     <w:p>
@@ -3509,7 +3517,7 @@
                 <w:sz w:val="18"/>
                 <w:szCs w:val="18"/>
               </w:rPr>
-              <w:t xml:space="preserve">Price ÷ (free cash flow ÷ shares on issue)</w:t>
+              <w:t xml:space="preserve">Price ÷ (FCF ÷ shares on issue)</w:t>
             </w:r>
           </w:p>
         </w:tc>
@@ -3603,7 +3611,7 @@
                 <w:sz w:val="18"/>
                 <w:szCs w:val="18"/>
               </w:rPr>
-              <w:t xml:space="preserve">(Market cap + total debt − cash) ÷ EBIT</w:t>
+              <w:t xml:space="preserve">Enterprise value (EV) ÷ earnings before interest and tax (EBIT), where EV = market capitalisation + total debt − cash</w:t>
             </w:r>
           </w:p>
         </w:tc>
@@ -3633,7 +3641,7 @@
                 <w:sz w:val="18"/>
                 <w:szCs w:val="18"/>
               </w:rPr>
-              <w:t xml:space="preserve">Enterprise value multiple, independent of capital structure.</w:t>
+              <w:t xml:space="preserve">Valuation multiple that is independent of capital structure.</w:t>
             </w:r>
           </w:p>
         </w:tc>
@@ -3820,7 +3828,7 @@
                 <w:sz w:val="18"/>
                 <w:szCs w:val="18"/>
               </w:rPr>
-              <w:t xml:space="preserve">Return on invested capital, %.</w:t>
+              <w:t xml:space="preserve">Return on invested capital (ROIC), %.</w:t>
             </w:r>
           </w:p>
         </w:tc>
@@ -4305,7 +4313,7 @@
         <w:spacing w:after="120"/>
       </w:pPr>
       <w:r>
-        <w:t xml:space="preserve">These four tests are the heart of the screen. Each produces Y or N for every company.</w:t>
+        <w:t xml:space="preserve">These four tests are the heart of the screen. Each produces Y (yes) or N (no) for every company.</w:t>
       </w:r>
     </w:p>
     <w:tbl>
@@ -6404,7 +6412,7 @@
                 <w:sz w:val="18"/>
                 <w:szCs w:val="18"/>
               </w:rPr>
-              <w:t xml:space="preserve">Share of 11 checks present: close price, market cap, EPS, net profit, revenue, equity, total debt, operating cash flow, free cash flow, at least 3 FY reports, at least 200 days of prices. HIGH = 10 or 11; MEDIUM = 8 or 9; LOW = 7 or fewer.</w:t>
+              <w:t xml:space="preserve">Share of 11 checks present: closing price, market capitalisation, EPS, net profit, revenue, equity, total debt, operating cash flow, free cash flow, at least 3 FY reports, at least 200 days of prices. HIGH = 10 or 11; MEDIUM = 8 or 9; LOW = 7 or fewer.</w:t>
             </w:r>
           </w:p>
         </w:tc>
@@ -8505,7 +8513,7 @@
         <w:spacing w:after="120"/>
       </w:pPr>
       <w:r>
-        <w:t xml:space="preserve">Holdings are recorded parcel by parcel. The tax arithmetic follows the mechanical parts of the ATO rules for individuals.</w:t>
+        <w:t xml:space="preserve">Holdings are recorded parcel by parcel. The tax arithmetic follows the mechanical parts of the Australian Taxation Office (ATO) rules for individuals.</w:t>
       </w:r>
     </w:p>
     <w:tbl>
@@ -8653,7 +8661,7 @@
                 <w:sz w:val="18"/>
                 <w:szCs w:val="18"/>
               </w:rPr>
-              <w:t xml:space="preserve">Each acquisition is recorded separately: units, date, price, brokerage, method (purchase, DRP, bonus, transfer, other), broker and notes.</w:t>
+              <w:t xml:space="preserve">Each acquisition is recorded separately: units, date, price, brokerage, method (purchase, dividend reinvestment plan (DRP), bonus, transfer, other), broker and notes.</w:t>
             </w:r>
           </w:p>
         </w:tc>
@@ -9230,7 +9238,7 @@
                 <w:sz w:val="18"/>
                 <w:szCs w:val="18"/>
               </w:rPr>
-              <w:t xml:space="preserve">FIFO (oldest parcel first); min-tax (lowest taxable gain per unit first, with losses first and discount-eligible gains counted at half); or a specific parcel.</w:t>
+              <w:t xml:space="preserve">First in, first out (FIFO): oldest parcel first; min-tax (lowest taxable gain per unit first, with losses first and discount-eligible gains counted at half); or a specific parcel.</w:t>
             </w:r>
           </w:p>
         </w:tc>
@@ -9379,7 +9387,7 @@
         <w:t xml:space="preserve">Franking.</w:t>
       </w:r>
       <w:r>
-        <w:t xml:space="preserve"> Australian companies are assumed fully franked unless corrected by hand, so partly franked payers and some LICs are overstated.</w:t>
+        <w:t xml:space="preserve"> Australian companies are assumed fully franked unless corrected by hand, so partly franked payers and some listed investment companies (LICs) are overstated.</w:t>
       </w:r>
     </w:p>
     <w:p>
@@ -9442,6 +9450,3331 @@
         <w:t xml:space="preserve"> fundamentals_trend compares only the first and last years of the window, not the path between them.</w:t>
       </w:r>
     </w:p>
+    <w:p>
+      <w:pPr>
+        <w:pStyle w:val="Heading1"/>
+        <w:pageBreakBefore/>
+      </w:pPr>
+      <w:r>
+        <w:t xml:space="preserve">Appendix A: Glossary</w:t>
+      </w:r>
+    </w:p>
+    <w:p>
+      <w:pPr>
+        <w:pStyle w:val="Heading2"/>
+      </w:pPr>
+      <w:r>
+        <w:t xml:space="preserve">A.1 Acronyms</w:t>
+      </w:r>
+    </w:p>
+    <w:tbl>
+      <w:tblPr>
+        <w:tblW w:type="dxa" w:w="9638"/>
+        <w:tblBorders>
+          <w:top w:val="single" w:color="auto" w:sz="4"/>
+          <w:left w:val="single" w:color="auto" w:sz="4"/>
+          <w:bottom w:val="single" w:color="auto" w:sz="4"/>
+          <w:right w:val="single" w:color="auto" w:sz="4"/>
+          <w:insideH w:val="single" w:color="auto" w:sz="4"/>
+          <w:insideV w:val="single" w:color="auto" w:sz="4"/>
+        </w:tblBorders>
+      </w:tblPr>
+      <w:tblGrid>
+        <w:gridCol w:w="1156"/>
+        <w:gridCol w:w="2891"/>
+        <w:gridCol w:w="5591"/>
+      </w:tblGrid>
+      <w:tr>
+        <w:trPr>
+          <w:tblHeader/>
+        </w:trPr>
+        <w:tc>
+          <w:tcPr>
+            <w:tcW w:type="dxa" w:w="1156"/>
+            <w:tcBorders>
+              <w:top w:val="single" w:color="BFC9D9" w:sz="4"/>
+              <w:left w:val="single" w:color="BFC9D9" w:sz="4"/>
+              <w:bottom w:val="single" w:color="BFC9D9" w:sz="4"/>
+              <w:right w:val="single" w:color="BFC9D9" w:sz="4"/>
+            </w:tcBorders>
+            <w:shd w:fill="D9E2F3" w:color="auto" w:val="clear"/>
+            <w:tcMar>
+              <w:top w:type="dxa" w:w="60"/>
+              <w:left w:type="dxa" w:w="100"/>
+              <w:bottom w:type="dxa" w:w="60"/>
+              <w:right w:type="dxa" w:w="100"/>
+            </w:tcMar>
+          </w:tcPr>
+          <w:p>
+            <w:pPr>
+              <w:spacing w:after="0"/>
+            </w:pPr>
+            <w:r>
+              <w:rPr>
+                <w:b/>
+                <w:bCs/>
+                <w:color w:val="1F3864"/>
+                <w:sz w:val="18"/>
+                <w:szCs w:val="18"/>
+              </w:rPr>
+              <w:t xml:space="preserve">Acronym</w:t>
+            </w:r>
+          </w:p>
+        </w:tc>
+        <w:tc>
+          <w:tcPr>
+            <w:tcW w:type="dxa" w:w="2891"/>
+            <w:tcBorders>
+              <w:top w:val="single" w:color="BFC9D9" w:sz="4"/>
+              <w:left w:val="single" w:color="BFC9D9" w:sz="4"/>
+              <w:bottom w:val="single" w:color="BFC9D9" w:sz="4"/>
+              <w:right w:val="single" w:color="BFC9D9" w:sz="4"/>
+            </w:tcBorders>
+            <w:shd w:fill="D9E2F3" w:color="auto" w:val="clear"/>
+            <w:tcMar>
+              <w:top w:type="dxa" w:w="60"/>
+              <w:left w:type="dxa" w:w="100"/>
+              <w:bottom w:type="dxa" w:w="60"/>
+              <w:right w:type="dxa" w:w="100"/>
+            </w:tcMar>
+          </w:tcPr>
+          <w:p>
+            <w:pPr>
+              <w:spacing w:after="0"/>
+            </w:pPr>
+            <w:r>
+              <w:rPr>
+                <w:b/>
+                <w:bCs/>
+                <w:color w:val="1F3864"/>
+                <w:sz w:val="18"/>
+                <w:szCs w:val="18"/>
+              </w:rPr>
+              <w:t xml:space="preserve">Full term</w:t>
+            </w:r>
+          </w:p>
+        </w:tc>
+        <w:tc>
+          <w:tcPr>
+            <w:tcW w:type="dxa" w:w="5591"/>
+            <w:tcBorders>
+              <w:top w:val="single" w:color="BFC9D9" w:sz="4"/>
+              <w:left w:val="single" w:color="BFC9D9" w:sz="4"/>
+              <w:bottom w:val="single" w:color="BFC9D9" w:sz="4"/>
+              <w:right w:val="single" w:color="BFC9D9" w:sz="4"/>
+            </w:tcBorders>
+            <w:shd w:fill="D9E2F3" w:color="auto" w:val="clear"/>
+            <w:tcMar>
+              <w:top w:type="dxa" w:w="60"/>
+              <w:left w:type="dxa" w:w="100"/>
+              <w:bottom w:type="dxa" w:w="60"/>
+              <w:right w:type="dxa" w:w="100"/>
+            </w:tcMar>
+          </w:tcPr>
+          <w:p>
+            <w:pPr>
+              <w:spacing w:after="0"/>
+            </w:pPr>
+            <w:r>
+              <w:rPr>
+                <w:b/>
+                <w:bCs/>
+                <w:color w:val="1F3864"/>
+                <w:sz w:val="18"/>
+                <w:szCs w:val="18"/>
+              </w:rPr>
+              <w:t xml:space="preserve">Meaning in this document</w:t>
+            </w:r>
+          </w:p>
+        </w:tc>
+      </w:tr>
+      <w:tr>
+        <w:trPr>
+          <w:cantSplit/>
+        </w:trPr>
+        <w:tc>
+          <w:tcPr>
+            <w:tcW w:type="dxa" w:w="1156"/>
+            <w:tcBorders>
+              <w:top w:val="single" w:color="BFC9D9" w:sz="4"/>
+              <w:left w:val="single" w:color="BFC9D9" w:sz="4"/>
+              <w:bottom w:val="single" w:color="BFC9D9" w:sz="4"/>
+              <w:right w:val="single" w:color="BFC9D9" w:sz="4"/>
+            </w:tcBorders>
+            <w:tcMar>
+              <w:top w:type="dxa" w:w="60"/>
+              <w:left w:type="dxa" w:w="100"/>
+              <w:bottom w:type="dxa" w:w="60"/>
+              <w:right w:type="dxa" w:w="100"/>
+            </w:tcMar>
+          </w:tcPr>
+          <w:p>
+            <w:pPr>
+              <w:spacing w:after="0"/>
+            </w:pPr>
+            <w:r>
+              <w:rPr>
+                <w:sz w:val="18"/>
+                <w:szCs w:val="18"/>
+              </w:rPr>
+              <w:t xml:space="preserve">ASX</w:t>
+            </w:r>
+          </w:p>
+        </w:tc>
+        <w:tc>
+          <w:tcPr>
+            <w:tcW w:type="dxa" w:w="2891"/>
+            <w:tcBorders>
+              <w:top w:val="single" w:color="BFC9D9" w:sz="4"/>
+              <w:left w:val="single" w:color="BFC9D9" w:sz="4"/>
+              <w:bottom w:val="single" w:color="BFC9D9" w:sz="4"/>
+              <w:right w:val="single" w:color="BFC9D9" w:sz="4"/>
+            </w:tcBorders>
+            <w:tcMar>
+              <w:top w:type="dxa" w:w="60"/>
+              <w:left w:type="dxa" w:w="100"/>
+              <w:bottom w:type="dxa" w:w="60"/>
+              <w:right w:type="dxa" w:w="100"/>
+            </w:tcMar>
+          </w:tcPr>
+          <w:p>
+            <w:pPr>
+              <w:spacing w:after="0"/>
+            </w:pPr>
+            <w:r>
+              <w:rPr>
+                <w:sz w:val="18"/>
+                <w:szCs w:val="18"/>
+              </w:rPr>
+              <w:t xml:space="preserve">Australian Securities Exchange</w:t>
+            </w:r>
+          </w:p>
+        </w:tc>
+        <w:tc>
+          <w:tcPr>
+            <w:tcW w:type="dxa" w:w="5591"/>
+            <w:tcBorders>
+              <w:top w:val="single" w:color="BFC9D9" w:sz="4"/>
+              <w:left w:val="single" w:color="BFC9D9" w:sz="4"/>
+              <w:bottom w:val="single" w:color="BFC9D9" w:sz="4"/>
+              <w:right w:val="single" w:color="BFC9D9" w:sz="4"/>
+            </w:tcBorders>
+            <w:tcMar>
+              <w:top w:type="dxa" w:w="60"/>
+              <w:left w:type="dxa" w:w="100"/>
+              <w:bottom w:type="dxa" w:w="60"/>
+              <w:right w:type="dxa" w:w="100"/>
+            </w:tcMar>
+          </w:tcPr>
+          <w:p>
+            <w:pPr>
+              <w:spacing w:after="0"/>
+            </w:pPr>
+            <w:r>
+              <w:rPr>
+                <w:sz w:val="18"/>
+                <w:szCs w:val="18"/>
+              </w:rPr>
+              <w:t xml:space="preserve">Australia's main stock exchange. The companies screened are listed here.</w:t>
+            </w:r>
+          </w:p>
+        </w:tc>
+      </w:tr>
+      <w:tr>
+        <w:trPr>
+          <w:cantSplit/>
+        </w:trPr>
+        <w:tc>
+          <w:tcPr>
+            <w:tcW w:type="dxa" w:w="1156"/>
+            <w:tcBorders>
+              <w:top w:val="single" w:color="BFC9D9" w:sz="4"/>
+              <w:left w:val="single" w:color="BFC9D9" w:sz="4"/>
+              <w:bottom w:val="single" w:color="BFC9D9" w:sz="4"/>
+              <w:right w:val="single" w:color="BFC9D9" w:sz="4"/>
+            </w:tcBorders>
+            <w:shd w:fill="F2F5FA" w:color="auto" w:val="clear"/>
+            <w:tcMar>
+              <w:top w:type="dxa" w:w="60"/>
+              <w:left w:type="dxa" w:w="100"/>
+              <w:bottom w:type="dxa" w:w="60"/>
+              <w:right w:type="dxa" w:w="100"/>
+            </w:tcMar>
+          </w:tcPr>
+          <w:p>
+            <w:pPr>
+              <w:spacing w:after="0"/>
+            </w:pPr>
+            <w:r>
+              <w:rPr>
+                <w:sz w:val="18"/>
+                <w:szCs w:val="18"/>
+              </w:rPr>
+              <w:t xml:space="preserve">ATO</w:t>
+            </w:r>
+          </w:p>
+        </w:tc>
+        <w:tc>
+          <w:tcPr>
+            <w:tcW w:type="dxa" w:w="2891"/>
+            <w:tcBorders>
+              <w:top w:val="single" w:color="BFC9D9" w:sz="4"/>
+              <w:left w:val="single" w:color="BFC9D9" w:sz="4"/>
+              <w:bottom w:val="single" w:color="BFC9D9" w:sz="4"/>
+              <w:right w:val="single" w:color="BFC9D9" w:sz="4"/>
+            </w:tcBorders>
+            <w:shd w:fill="F2F5FA" w:color="auto" w:val="clear"/>
+            <w:tcMar>
+              <w:top w:type="dxa" w:w="60"/>
+              <w:left w:type="dxa" w:w="100"/>
+              <w:bottom w:type="dxa" w:w="60"/>
+              <w:right w:type="dxa" w:w="100"/>
+            </w:tcMar>
+          </w:tcPr>
+          <w:p>
+            <w:pPr>
+              <w:spacing w:after="0"/>
+            </w:pPr>
+            <w:r>
+              <w:rPr>
+                <w:sz w:val="18"/>
+                <w:szCs w:val="18"/>
+              </w:rPr>
+              <w:t xml:space="preserve">Australian Taxation Office</w:t>
+            </w:r>
+          </w:p>
+        </w:tc>
+        <w:tc>
+          <w:tcPr>
+            <w:tcW w:type="dxa" w:w="5591"/>
+            <w:tcBorders>
+              <w:top w:val="single" w:color="BFC9D9" w:sz="4"/>
+              <w:left w:val="single" w:color="BFC9D9" w:sz="4"/>
+              <w:bottom w:val="single" w:color="BFC9D9" w:sz="4"/>
+              <w:right w:val="single" w:color="BFC9D9" w:sz="4"/>
+            </w:tcBorders>
+            <w:shd w:fill="F2F5FA" w:color="auto" w:val="clear"/>
+            <w:tcMar>
+              <w:top w:type="dxa" w:w="60"/>
+              <w:left w:type="dxa" w:w="100"/>
+              <w:bottom w:type="dxa" w:w="60"/>
+              <w:right w:type="dxa" w:w="100"/>
+            </w:tcMar>
+          </w:tcPr>
+          <w:p>
+            <w:pPr>
+              <w:spacing w:after="0"/>
+            </w:pPr>
+            <w:r>
+              <w:rPr>
+                <w:sz w:val="18"/>
+                <w:szCs w:val="18"/>
+              </w:rPr>
+              <w:t xml:space="preserve">Sets the capital gains tax rules applied to your holdings.</w:t>
+            </w:r>
+          </w:p>
+        </w:tc>
+      </w:tr>
+      <w:tr>
+        <w:trPr>
+          <w:cantSplit/>
+        </w:trPr>
+        <w:tc>
+          <w:tcPr>
+            <w:tcW w:type="dxa" w:w="1156"/>
+            <w:tcBorders>
+              <w:top w:val="single" w:color="BFC9D9" w:sz="4"/>
+              <w:left w:val="single" w:color="BFC9D9" w:sz="4"/>
+              <w:bottom w:val="single" w:color="BFC9D9" w:sz="4"/>
+              <w:right w:val="single" w:color="BFC9D9" w:sz="4"/>
+            </w:tcBorders>
+            <w:tcMar>
+              <w:top w:type="dxa" w:w="60"/>
+              <w:left w:type="dxa" w:w="100"/>
+              <w:bottom w:type="dxa" w:w="60"/>
+              <w:right w:type="dxa" w:w="100"/>
+            </w:tcMar>
+          </w:tcPr>
+          <w:p>
+            <w:pPr>
+              <w:spacing w:after="0"/>
+            </w:pPr>
+            <w:r>
+              <w:rPr>
+                <w:sz w:val="18"/>
+                <w:szCs w:val="18"/>
+              </w:rPr>
+              <w:t xml:space="preserve">CGT</w:t>
+            </w:r>
+          </w:p>
+        </w:tc>
+        <w:tc>
+          <w:tcPr>
+            <w:tcW w:type="dxa" w:w="2891"/>
+            <w:tcBorders>
+              <w:top w:val="single" w:color="BFC9D9" w:sz="4"/>
+              <w:left w:val="single" w:color="BFC9D9" w:sz="4"/>
+              <w:bottom w:val="single" w:color="BFC9D9" w:sz="4"/>
+              <w:right w:val="single" w:color="BFC9D9" w:sz="4"/>
+            </w:tcBorders>
+            <w:tcMar>
+              <w:top w:type="dxa" w:w="60"/>
+              <w:left w:type="dxa" w:w="100"/>
+              <w:bottom w:type="dxa" w:w="60"/>
+              <w:right w:type="dxa" w:w="100"/>
+            </w:tcMar>
+          </w:tcPr>
+          <w:p>
+            <w:pPr>
+              <w:spacing w:after="0"/>
+            </w:pPr>
+            <w:r>
+              <w:rPr>
+                <w:sz w:val="18"/>
+                <w:szCs w:val="18"/>
+              </w:rPr>
+              <w:t xml:space="preserve">Capital gains tax</w:t>
+            </w:r>
+          </w:p>
+        </w:tc>
+        <w:tc>
+          <w:tcPr>
+            <w:tcW w:type="dxa" w:w="5591"/>
+            <w:tcBorders>
+              <w:top w:val="single" w:color="BFC9D9" w:sz="4"/>
+              <w:left w:val="single" w:color="BFC9D9" w:sz="4"/>
+              <w:bottom w:val="single" w:color="BFC9D9" w:sz="4"/>
+              <w:right w:val="single" w:color="BFC9D9" w:sz="4"/>
+            </w:tcBorders>
+            <w:tcMar>
+              <w:top w:type="dxa" w:w="60"/>
+              <w:left w:type="dxa" w:w="100"/>
+              <w:bottom w:type="dxa" w:w="60"/>
+              <w:right w:type="dxa" w:w="100"/>
+            </w:tcMar>
+          </w:tcPr>
+          <w:p>
+            <w:pPr>
+              <w:spacing w:after="0"/>
+            </w:pPr>
+            <w:r>
+              <w:rPr>
+                <w:sz w:val="18"/>
+                <w:szCs w:val="18"/>
+              </w:rPr>
+              <w:t xml:space="preserve">Tax on the gain made when an asset, such as a share parcel, is sold.</w:t>
+            </w:r>
+          </w:p>
+        </w:tc>
+      </w:tr>
+      <w:tr>
+        <w:trPr>
+          <w:cantSplit/>
+        </w:trPr>
+        <w:tc>
+          <w:tcPr>
+            <w:tcW w:type="dxa" w:w="1156"/>
+            <w:tcBorders>
+              <w:top w:val="single" w:color="BFC9D9" w:sz="4"/>
+              <w:left w:val="single" w:color="BFC9D9" w:sz="4"/>
+              <w:bottom w:val="single" w:color="BFC9D9" w:sz="4"/>
+              <w:right w:val="single" w:color="BFC9D9" w:sz="4"/>
+            </w:tcBorders>
+            <w:shd w:fill="F2F5FA" w:color="auto" w:val="clear"/>
+            <w:tcMar>
+              <w:top w:type="dxa" w:w="60"/>
+              <w:left w:type="dxa" w:w="100"/>
+              <w:bottom w:type="dxa" w:w="60"/>
+              <w:right w:type="dxa" w:w="100"/>
+            </w:tcMar>
+          </w:tcPr>
+          <w:p>
+            <w:pPr>
+              <w:spacing w:after="0"/>
+            </w:pPr>
+            <w:r>
+              <w:rPr>
+                <w:sz w:val="18"/>
+                <w:szCs w:val="18"/>
+              </w:rPr>
+              <w:t xml:space="preserve">DCF</w:t>
+            </w:r>
+          </w:p>
+        </w:tc>
+        <w:tc>
+          <w:tcPr>
+            <w:tcW w:type="dxa" w:w="2891"/>
+            <w:tcBorders>
+              <w:top w:val="single" w:color="BFC9D9" w:sz="4"/>
+              <w:left w:val="single" w:color="BFC9D9" w:sz="4"/>
+              <w:bottom w:val="single" w:color="BFC9D9" w:sz="4"/>
+              <w:right w:val="single" w:color="BFC9D9" w:sz="4"/>
+            </w:tcBorders>
+            <w:shd w:fill="F2F5FA" w:color="auto" w:val="clear"/>
+            <w:tcMar>
+              <w:top w:type="dxa" w:w="60"/>
+              <w:left w:type="dxa" w:w="100"/>
+              <w:bottom w:type="dxa" w:w="60"/>
+              <w:right w:type="dxa" w:w="100"/>
+            </w:tcMar>
+          </w:tcPr>
+          <w:p>
+            <w:pPr>
+              <w:spacing w:after="0"/>
+            </w:pPr>
+            <w:r>
+              <w:rPr>
+                <w:sz w:val="18"/>
+                <w:szCs w:val="18"/>
+              </w:rPr>
+              <w:t xml:space="preserve">Discounted cash flow</w:t>
+            </w:r>
+          </w:p>
+        </w:tc>
+        <w:tc>
+          <w:tcPr>
+            <w:tcW w:type="dxa" w:w="5591"/>
+            <w:tcBorders>
+              <w:top w:val="single" w:color="BFC9D9" w:sz="4"/>
+              <w:left w:val="single" w:color="BFC9D9" w:sz="4"/>
+              <w:bottom w:val="single" w:color="BFC9D9" w:sz="4"/>
+              <w:right w:val="single" w:color="BFC9D9" w:sz="4"/>
+            </w:tcBorders>
+            <w:shd w:fill="F2F5FA" w:color="auto" w:val="clear"/>
+            <w:tcMar>
+              <w:top w:type="dxa" w:w="60"/>
+              <w:left w:type="dxa" w:w="100"/>
+              <w:bottom w:type="dxa" w:w="60"/>
+              <w:right w:type="dxa" w:w="100"/>
+            </w:tcMar>
+          </w:tcPr>
+          <w:p>
+            <w:pPr>
+              <w:spacing w:after="0"/>
+            </w:pPr>
+            <w:r>
+              <w:rPr>
+                <w:sz w:val="18"/>
+                <w:szCs w:val="18"/>
+              </w:rPr>
+              <w:t xml:space="preserve">Valuation that converts expected future free cash flows into today's dollars.</w:t>
+            </w:r>
+          </w:p>
+        </w:tc>
+      </w:tr>
+      <w:tr>
+        <w:trPr>
+          <w:cantSplit/>
+        </w:trPr>
+        <w:tc>
+          <w:tcPr>
+            <w:tcW w:type="dxa" w:w="1156"/>
+            <w:tcBorders>
+              <w:top w:val="single" w:color="BFC9D9" w:sz="4"/>
+              <w:left w:val="single" w:color="BFC9D9" w:sz="4"/>
+              <w:bottom w:val="single" w:color="BFC9D9" w:sz="4"/>
+              <w:right w:val="single" w:color="BFC9D9" w:sz="4"/>
+            </w:tcBorders>
+            <w:tcMar>
+              <w:top w:type="dxa" w:w="60"/>
+              <w:left w:type="dxa" w:w="100"/>
+              <w:bottom w:type="dxa" w:w="60"/>
+              <w:right w:type="dxa" w:w="100"/>
+            </w:tcMar>
+          </w:tcPr>
+          <w:p>
+            <w:pPr>
+              <w:spacing w:after="0"/>
+            </w:pPr>
+            <w:r>
+              <w:rPr>
+                <w:sz w:val="18"/>
+                <w:szCs w:val="18"/>
+              </w:rPr>
+              <w:t xml:space="preserve">DDM</w:t>
+            </w:r>
+          </w:p>
+        </w:tc>
+        <w:tc>
+          <w:tcPr>
+            <w:tcW w:type="dxa" w:w="2891"/>
+            <w:tcBorders>
+              <w:top w:val="single" w:color="BFC9D9" w:sz="4"/>
+              <w:left w:val="single" w:color="BFC9D9" w:sz="4"/>
+              <w:bottom w:val="single" w:color="BFC9D9" w:sz="4"/>
+              <w:right w:val="single" w:color="BFC9D9" w:sz="4"/>
+            </w:tcBorders>
+            <w:tcMar>
+              <w:top w:type="dxa" w:w="60"/>
+              <w:left w:type="dxa" w:w="100"/>
+              <w:bottom w:type="dxa" w:w="60"/>
+              <w:right w:type="dxa" w:w="100"/>
+            </w:tcMar>
+          </w:tcPr>
+          <w:p>
+            <w:pPr>
+              <w:spacing w:after="0"/>
+            </w:pPr>
+            <w:r>
+              <w:rPr>
+                <w:sz w:val="18"/>
+                <w:szCs w:val="18"/>
+              </w:rPr>
+              <w:t xml:space="preserve">Dividend discount model</w:t>
+            </w:r>
+          </w:p>
+        </w:tc>
+        <w:tc>
+          <w:tcPr>
+            <w:tcW w:type="dxa" w:w="5591"/>
+            <w:tcBorders>
+              <w:top w:val="single" w:color="BFC9D9" w:sz="4"/>
+              <w:left w:val="single" w:color="BFC9D9" w:sz="4"/>
+              <w:bottom w:val="single" w:color="BFC9D9" w:sz="4"/>
+              <w:right w:val="single" w:color="BFC9D9" w:sz="4"/>
+            </w:tcBorders>
+            <w:tcMar>
+              <w:top w:type="dxa" w:w="60"/>
+              <w:left w:type="dxa" w:w="100"/>
+              <w:bottom w:type="dxa" w:w="60"/>
+              <w:right w:type="dxa" w:w="100"/>
+            </w:tcMar>
+          </w:tcPr>
+          <w:p>
+            <w:pPr>
+              <w:spacing w:after="0"/>
+            </w:pPr>
+            <w:r>
+              <w:rPr>
+                <w:sz w:val="18"/>
+                <w:szCs w:val="18"/>
+              </w:rPr>
+              <w:t xml:space="preserve">Valuation that converts expected future dividends into today's dollars. Used for financials and property.</w:t>
+            </w:r>
+          </w:p>
+        </w:tc>
+      </w:tr>
+      <w:tr>
+        <w:trPr>
+          <w:cantSplit/>
+        </w:trPr>
+        <w:tc>
+          <w:tcPr>
+            <w:tcW w:type="dxa" w:w="1156"/>
+            <w:tcBorders>
+              <w:top w:val="single" w:color="BFC9D9" w:sz="4"/>
+              <w:left w:val="single" w:color="BFC9D9" w:sz="4"/>
+              <w:bottom w:val="single" w:color="BFC9D9" w:sz="4"/>
+              <w:right w:val="single" w:color="BFC9D9" w:sz="4"/>
+            </w:tcBorders>
+            <w:shd w:fill="F2F5FA" w:color="auto" w:val="clear"/>
+            <w:tcMar>
+              <w:top w:type="dxa" w:w="60"/>
+              <w:left w:type="dxa" w:w="100"/>
+              <w:bottom w:type="dxa" w:w="60"/>
+              <w:right w:type="dxa" w:w="100"/>
+            </w:tcMar>
+          </w:tcPr>
+          <w:p>
+            <w:pPr>
+              <w:spacing w:after="0"/>
+            </w:pPr>
+            <w:r>
+              <w:rPr>
+                <w:sz w:val="18"/>
+                <w:szCs w:val="18"/>
+              </w:rPr>
+              <w:t xml:space="preserve">DRP</w:t>
+            </w:r>
+          </w:p>
+        </w:tc>
+        <w:tc>
+          <w:tcPr>
+            <w:tcW w:type="dxa" w:w="2891"/>
+            <w:tcBorders>
+              <w:top w:val="single" w:color="BFC9D9" w:sz="4"/>
+              <w:left w:val="single" w:color="BFC9D9" w:sz="4"/>
+              <w:bottom w:val="single" w:color="BFC9D9" w:sz="4"/>
+              <w:right w:val="single" w:color="BFC9D9" w:sz="4"/>
+            </w:tcBorders>
+            <w:shd w:fill="F2F5FA" w:color="auto" w:val="clear"/>
+            <w:tcMar>
+              <w:top w:type="dxa" w:w="60"/>
+              <w:left w:type="dxa" w:w="100"/>
+              <w:bottom w:type="dxa" w:w="60"/>
+              <w:right w:type="dxa" w:w="100"/>
+            </w:tcMar>
+          </w:tcPr>
+          <w:p>
+            <w:pPr>
+              <w:spacing w:after="0"/>
+            </w:pPr>
+            <w:r>
+              <w:rPr>
+                <w:sz w:val="18"/>
+                <w:szCs w:val="18"/>
+              </w:rPr>
+              <w:t xml:space="preserve">Dividend reinvestment plan</w:t>
+            </w:r>
+          </w:p>
+        </w:tc>
+        <w:tc>
+          <w:tcPr>
+            <w:tcW w:type="dxa" w:w="5591"/>
+            <w:tcBorders>
+              <w:top w:val="single" w:color="BFC9D9" w:sz="4"/>
+              <w:left w:val="single" w:color="BFC9D9" w:sz="4"/>
+              <w:bottom w:val="single" w:color="BFC9D9" w:sz="4"/>
+              <w:right w:val="single" w:color="BFC9D9" w:sz="4"/>
+            </w:tcBorders>
+            <w:shd w:fill="F2F5FA" w:color="auto" w:val="clear"/>
+            <w:tcMar>
+              <w:top w:type="dxa" w:w="60"/>
+              <w:left w:type="dxa" w:w="100"/>
+              <w:bottom w:type="dxa" w:w="60"/>
+              <w:right w:type="dxa" w:w="100"/>
+            </w:tcMar>
+          </w:tcPr>
+          <w:p>
+            <w:pPr>
+              <w:spacing w:after="0"/>
+            </w:pPr>
+            <w:r>
+              <w:rPr>
+                <w:sz w:val="18"/>
+                <w:szCs w:val="18"/>
+              </w:rPr>
+              <w:t xml:space="preserve">Dividends paid as new shares instead of cash. Each reinvestment creates a new parcel.</w:t>
+            </w:r>
+          </w:p>
+        </w:tc>
+      </w:tr>
+      <w:tr>
+        <w:trPr>
+          <w:cantSplit/>
+        </w:trPr>
+        <w:tc>
+          <w:tcPr>
+            <w:tcW w:type="dxa" w:w="1156"/>
+            <w:tcBorders>
+              <w:top w:val="single" w:color="BFC9D9" w:sz="4"/>
+              <w:left w:val="single" w:color="BFC9D9" w:sz="4"/>
+              <w:bottom w:val="single" w:color="BFC9D9" w:sz="4"/>
+              <w:right w:val="single" w:color="BFC9D9" w:sz="4"/>
+            </w:tcBorders>
+            <w:tcMar>
+              <w:top w:type="dxa" w:w="60"/>
+              <w:left w:type="dxa" w:w="100"/>
+              <w:bottom w:type="dxa" w:w="60"/>
+              <w:right w:type="dxa" w:w="100"/>
+            </w:tcMar>
+          </w:tcPr>
+          <w:p>
+            <w:pPr>
+              <w:spacing w:after="0"/>
+            </w:pPr>
+            <w:r>
+              <w:rPr>
+                <w:sz w:val="18"/>
+                <w:szCs w:val="18"/>
+              </w:rPr>
+              <w:t xml:space="preserve">EBIT</w:t>
+            </w:r>
+          </w:p>
+        </w:tc>
+        <w:tc>
+          <w:tcPr>
+            <w:tcW w:type="dxa" w:w="2891"/>
+            <w:tcBorders>
+              <w:top w:val="single" w:color="BFC9D9" w:sz="4"/>
+              <w:left w:val="single" w:color="BFC9D9" w:sz="4"/>
+              <w:bottom w:val="single" w:color="BFC9D9" w:sz="4"/>
+              <w:right w:val="single" w:color="BFC9D9" w:sz="4"/>
+            </w:tcBorders>
+            <w:tcMar>
+              <w:top w:type="dxa" w:w="60"/>
+              <w:left w:type="dxa" w:w="100"/>
+              <w:bottom w:type="dxa" w:w="60"/>
+              <w:right w:type="dxa" w:w="100"/>
+            </w:tcMar>
+          </w:tcPr>
+          <w:p>
+            <w:pPr>
+              <w:spacing w:after="0"/>
+            </w:pPr>
+            <w:r>
+              <w:rPr>
+                <w:sz w:val="18"/>
+                <w:szCs w:val="18"/>
+              </w:rPr>
+              <w:t xml:space="preserve">Earnings before interest and tax</w:t>
+            </w:r>
+          </w:p>
+        </w:tc>
+        <w:tc>
+          <w:tcPr>
+            <w:tcW w:type="dxa" w:w="5591"/>
+            <w:tcBorders>
+              <w:top w:val="single" w:color="BFC9D9" w:sz="4"/>
+              <w:left w:val="single" w:color="BFC9D9" w:sz="4"/>
+              <w:bottom w:val="single" w:color="BFC9D9" w:sz="4"/>
+              <w:right w:val="single" w:color="BFC9D9" w:sz="4"/>
+            </w:tcBorders>
+            <w:tcMar>
+              <w:top w:type="dxa" w:w="60"/>
+              <w:left w:type="dxa" w:w="100"/>
+              <w:bottom w:type="dxa" w:w="60"/>
+              <w:right w:type="dxa" w:w="100"/>
+            </w:tcMar>
+          </w:tcPr>
+          <w:p>
+            <w:pPr>
+              <w:spacing w:after="0"/>
+            </w:pPr>
+            <w:r>
+              <w:rPr>
+                <w:sz w:val="18"/>
+                <w:szCs w:val="18"/>
+              </w:rPr>
+              <w:t xml:space="preserve">Operating profit before financing costs and tax.</w:t>
+            </w:r>
+          </w:p>
+        </w:tc>
+      </w:tr>
+      <w:tr>
+        <w:trPr>
+          <w:cantSplit/>
+        </w:trPr>
+        <w:tc>
+          <w:tcPr>
+            <w:tcW w:type="dxa" w:w="1156"/>
+            <w:tcBorders>
+              <w:top w:val="single" w:color="BFC9D9" w:sz="4"/>
+              <w:left w:val="single" w:color="BFC9D9" w:sz="4"/>
+              <w:bottom w:val="single" w:color="BFC9D9" w:sz="4"/>
+              <w:right w:val="single" w:color="BFC9D9" w:sz="4"/>
+            </w:tcBorders>
+            <w:shd w:fill="F2F5FA" w:color="auto" w:val="clear"/>
+            <w:tcMar>
+              <w:top w:type="dxa" w:w="60"/>
+              <w:left w:type="dxa" w:w="100"/>
+              <w:bottom w:type="dxa" w:w="60"/>
+              <w:right w:type="dxa" w:w="100"/>
+            </w:tcMar>
+          </w:tcPr>
+          <w:p>
+            <w:pPr>
+              <w:spacing w:after="0"/>
+            </w:pPr>
+            <w:r>
+              <w:rPr>
+                <w:sz w:val="18"/>
+                <w:szCs w:val="18"/>
+              </w:rPr>
+              <w:t xml:space="preserve">EPS</w:t>
+            </w:r>
+          </w:p>
+        </w:tc>
+        <w:tc>
+          <w:tcPr>
+            <w:tcW w:type="dxa" w:w="2891"/>
+            <w:tcBorders>
+              <w:top w:val="single" w:color="BFC9D9" w:sz="4"/>
+              <w:left w:val="single" w:color="BFC9D9" w:sz="4"/>
+              <w:bottom w:val="single" w:color="BFC9D9" w:sz="4"/>
+              <w:right w:val="single" w:color="BFC9D9" w:sz="4"/>
+            </w:tcBorders>
+            <w:shd w:fill="F2F5FA" w:color="auto" w:val="clear"/>
+            <w:tcMar>
+              <w:top w:type="dxa" w:w="60"/>
+              <w:left w:type="dxa" w:w="100"/>
+              <w:bottom w:type="dxa" w:w="60"/>
+              <w:right w:type="dxa" w:w="100"/>
+            </w:tcMar>
+          </w:tcPr>
+          <w:p>
+            <w:pPr>
+              <w:spacing w:after="0"/>
+            </w:pPr>
+            <w:r>
+              <w:rPr>
+                <w:sz w:val="18"/>
+                <w:szCs w:val="18"/>
+              </w:rPr>
+              <w:t xml:space="preserve">Earnings per share</w:t>
+            </w:r>
+          </w:p>
+        </w:tc>
+        <w:tc>
+          <w:tcPr>
+            <w:tcW w:type="dxa" w:w="5591"/>
+            <w:tcBorders>
+              <w:top w:val="single" w:color="BFC9D9" w:sz="4"/>
+              <w:left w:val="single" w:color="BFC9D9" w:sz="4"/>
+              <w:bottom w:val="single" w:color="BFC9D9" w:sz="4"/>
+              <w:right w:val="single" w:color="BFC9D9" w:sz="4"/>
+            </w:tcBorders>
+            <w:shd w:fill="F2F5FA" w:color="auto" w:val="clear"/>
+            <w:tcMar>
+              <w:top w:type="dxa" w:w="60"/>
+              <w:left w:type="dxa" w:w="100"/>
+              <w:bottom w:type="dxa" w:w="60"/>
+              <w:right w:type="dxa" w:w="100"/>
+            </w:tcMar>
+          </w:tcPr>
+          <w:p>
+            <w:pPr>
+              <w:spacing w:after="0"/>
+            </w:pPr>
+            <w:r>
+              <w:rPr>
+                <w:sz w:val="18"/>
+                <w:szCs w:val="18"/>
+              </w:rPr>
+              <w:t xml:space="preserve">Net profit after tax divided by shares on issue.</w:t>
+            </w:r>
+          </w:p>
+        </w:tc>
+      </w:tr>
+      <w:tr>
+        <w:trPr>
+          <w:cantSplit/>
+        </w:trPr>
+        <w:tc>
+          <w:tcPr>
+            <w:tcW w:type="dxa" w:w="1156"/>
+            <w:tcBorders>
+              <w:top w:val="single" w:color="BFC9D9" w:sz="4"/>
+              <w:left w:val="single" w:color="BFC9D9" w:sz="4"/>
+              <w:bottom w:val="single" w:color="BFC9D9" w:sz="4"/>
+              <w:right w:val="single" w:color="BFC9D9" w:sz="4"/>
+            </w:tcBorders>
+            <w:tcMar>
+              <w:top w:type="dxa" w:w="60"/>
+              <w:left w:type="dxa" w:w="100"/>
+              <w:bottom w:type="dxa" w:w="60"/>
+              <w:right w:type="dxa" w:w="100"/>
+            </w:tcMar>
+          </w:tcPr>
+          <w:p>
+            <w:pPr>
+              <w:spacing w:after="0"/>
+            </w:pPr>
+            <w:r>
+              <w:rPr>
+                <w:sz w:val="18"/>
+                <w:szCs w:val="18"/>
+              </w:rPr>
+              <w:t xml:space="preserve">EV</w:t>
+            </w:r>
+          </w:p>
+        </w:tc>
+        <w:tc>
+          <w:tcPr>
+            <w:tcW w:type="dxa" w:w="2891"/>
+            <w:tcBorders>
+              <w:top w:val="single" w:color="BFC9D9" w:sz="4"/>
+              <w:left w:val="single" w:color="BFC9D9" w:sz="4"/>
+              <w:bottom w:val="single" w:color="BFC9D9" w:sz="4"/>
+              <w:right w:val="single" w:color="BFC9D9" w:sz="4"/>
+            </w:tcBorders>
+            <w:tcMar>
+              <w:top w:type="dxa" w:w="60"/>
+              <w:left w:type="dxa" w:w="100"/>
+              <w:bottom w:type="dxa" w:w="60"/>
+              <w:right w:type="dxa" w:w="100"/>
+            </w:tcMar>
+          </w:tcPr>
+          <w:p>
+            <w:pPr>
+              <w:spacing w:after="0"/>
+            </w:pPr>
+            <w:r>
+              <w:rPr>
+                <w:sz w:val="18"/>
+                <w:szCs w:val="18"/>
+              </w:rPr>
+              <w:t xml:space="preserve">Enterprise value</w:t>
+            </w:r>
+          </w:p>
+        </w:tc>
+        <w:tc>
+          <w:tcPr>
+            <w:tcW w:type="dxa" w:w="5591"/>
+            <w:tcBorders>
+              <w:top w:val="single" w:color="BFC9D9" w:sz="4"/>
+              <w:left w:val="single" w:color="BFC9D9" w:sz="4"/>
+              <w:bottom w:val="single" w:color="BFC9D9" w:sz="4"/>
+              <w:right w:val="single" w:color="BFC9D9" w:sz="4"/>
+            </w:tcBorders>
+            <w:tcMar>
+              <w:top w:type="dxa" w:w="60"/>
+              <w:left w:type="dxa" w:w="100"/>
+              <w:bottom w:type="dxa" w:w="60"/>
+              <w:right w:type="dxa" w:w="100"/>
+            </w:tcMar>
+          </w:tcPr>
+          <w:p>
+            <w:pPr>
+              <w:spacing w:after="0"/>
+            </w:pPr>
+            <w:r>
+              <w:rPr>
+                <w:sz w:val="18"/>
+                <w:szCs w:val="18"/>
+              </w:rPr>
+              <w:t xml:space="preserve">Market capitalisation plus debt minus cash: the value of the whole business.</w:t>
+            </w:r>
+          </w:p>
+        </w:tc>
+      </w:tr>
+      <w:tr>
+        <w:trPr>
+          <w:cantSplit/>
+        </w:trPr>
+        <w:tc>
+          <w:tcPr>
+            <w:tcW w:type="dxa" w:w="1156"/>
+            <w:tcBorders>
+              <w:top w:val="single" w:color="BFC9D9" w:sz="4"/>
+              <w:left w:val="single" w:color="BFC9D9" w:sz="4"/>
+              <w:bottom w:val="single" w:color="BFC9D9" w:sz="4"/>
+              <w:right w:val="single" w:color="BFC9D9" w:sz="4"/>
+            </w:tcBorders>
+            <w:shd w:fill="F2F5FA" w:color="auto" w:val="clear"/>
+            <w:tcMar>
+              <w:top w:type="dxa" w:w="60"/>
+              <w:left w:type="dxa" w:w="100"/>
+              <w:bottom w:type="dxa" w:w="60"/>
+              <w:right w:type="dxa" w:w="100"/>
+            </w:tcMar>
+          </w:tcPr>
+          <w:p>
+            <w:pPr>
+              <w:spacing w:after="0"/>
+            </w:pPr>
+            <w:r>
+              <w:rPr>
+                <w:sz w:val="18"/>
+                <w:szCs w:val="18"/>
+              </w:rPr>
+              <w:t xml:space="preserve">FCF</w:t>
+            </w:r>
+          </w:p>
+        </w:tc>
+        <w:tc>
+          <w:tcPr>
+            <w:tcW w:type="dxa" w:w="2891"/>
+            <w:tcBorders>
+              <w:top w:val="single" w:color="BFC9D9" w:sz="4"/>
+              <w:left w:val="single" w:color="BFC9D9" w:sz="4"/>
+              <w:bottom w:val="single" w:color="BFC9D9" w:sz="4"/>
+              <w:right w:val="single" w:color="BFC9D9" w:sz="4"/>
+            </w:tcBorders>
+            <w:shd w:fill="F2F5FA" w:color="auto" w:val="clear"/>
+            <w:tcMar>
+              <w:top w:type="dxa" w:w="60"/>
+              <w:left w:type="dxa" w:w="100"/>
+              <w:bottom w:type="dxa" w:w="60"/>
+              <w:right w:type="dxa" w:w="100"/>
+            </w:tcMar>
+          </w:tcPr>
+          <w:p>
+            <w:pPr>
+              <w:spacing w:after="0"/>
+            </w:pPr>
+            <w:r>
+              <w:rPr>
+                <w:sz w:val="18"/>
+                <w:szCs w:val="18"/>
+              </w:rPr>
+              <w:t xml:space="preserve">Free cash flow</w:t>
+            </w:r>
+          </w:p>
+        </w:tc>
+        <w:tc>
+          <w:tcPr>
+            <w:tcW w:type="dxa" w:w="5591"/>
+            <w:tcBorders>
+              <w:top w:val="single" w:color="BFC9D9" w:sz="4"/>
+              <w:left w:val="single" w:color="BFC9D9" w:sz="4"/>
+              <w:bottom w:val="single" w:color="BFC9D9" w:sz="4"/>
+              <w:right w:val="single" w:color="BFC9D9" w:sz="4"/>
+            </w:tcBorders>
+            <w:shd w:fill="F2F5FA" w:color="auto" w:val="clear"/>
+            <w:tcMar>
+              <w:top w:type="dxa" w:w="60"/>
+              <w:left w:type="dxa" w:w="100"/>
+              <w:bottom w:type="dxa" w:w="60"/>
+              <w:right w:type="dxa" w:w="100"/>
+            </w:tcMar>
+          </w:tcPr>
+          <w:p>
+            <w:pPr>
+              <w:spacing w:after="0"/>
+            </w:pPr>
+            <w:r>
+              <w:rPr>
+                <w:sz w:val="18"/>
+                <w:szCs w:val="18"/>
+              </w:rPr>
+              <w:t xml:space="preserve">Operating cash flow less capital expenditure: the cash available to shareholders.</w:t>
+            </w:r>
+          </w:p>
+        </w:tc>
+      </w:tr>
+      <w:tr>
+        <w:trPr>
+          <w:cantSplit/>
+        </w:trPr>
+        <w:tc>
+          <w:tcPr>
+            <w:tcW w:type="dxa" w:w="1156"/>
+            <w:tcBorders>
+              <w:top w:val="single" w:color="BFC9D9" w:sz="4"/>
+              <w:left w:val="single" w:color="BFC9D9" w:sz="4"/>
+              <w:bottom w:val="single" w:color="BFC9D9" w:sz="4"/>
+              <w:right w:val="single" w:color="BFC9D9" w:sz="4"/>
+            </w:tcBorders>
+            <w:tcMar>
+              <w:top w:type="dxa" w:w="60"/>
+              <w:left w:type="dxa" w:w="100"/>
+              <w:bottom w:type="dxa" w:w="60"/>
+              <w:right w:type="dxa" w:w="100"/>
+            </w:tcMar>
+          </w:tcPr>
+          <w:p>
+            <w:pPr>
+              <w:spacing w:after="0"/>
+            </w:pPr>
+            <w:r>
+              <w:rPr>
+                <w:sz w:val="18"/>
+                <w:szCs w:val="18"/>
+              </w:rPr>
+              <w:t xml:space="preserve">FIFO</w:t>
+            </w:r>
+          </w:p>
+        </w:tc>
+        <w:tc>
+          <w:tcPr>
+            <w:tcW w:type="dxa" w:w="2891"/>
+            <w:tcBorders>
+              <w:top w:val="single" w:color="BFC9D9" w:sz="4"/>
+              <w:left w:val="single" w:color="BFC9D9" w:sz="4"/>
+              <w:bottom w:val="single" w:color="BFC9D9" w:sz="4"/>
+              <w:right w:val="single" w:color="BFC9D9" w:sz="4"/>
+            </w:tcBorders>
+            <w:tcMar>
+              <w:top w:type="dxa" w:w="60"/>
+              <w:left w:type="dxa" w:w="100"/>
+              <w:bottom w:type="dxa" w:w="60"/>
+              <w:right w:type="dxa" w:w="100"/>
+            </w:tcMar>
+          </w:tcPr>
+          <w:p>
+            <w:pPr>
+              <w:spacing w:after="0"/>
+            </w:pPr>
+            <w:r>
+              <w:rPr>
+                <w:sz w:val="18"/>
+                <w:szCs w:val="18"/>
+              </w:rPr>
+              <w:t xml:space="preserve">First in, first out</w:t>
+            </w:r>
+          </w:p>
+        </w:tc>
+        <w:tc>
+          <w:tcPr>
+            <w:tcW w:type="dxa" w:w="5591"/>
+            <w:tcBorders>
+              <w:top w:val="single" w:color="BFC9D9" w:sz="4"/>
+              <w:left w:val="single" w:color="BFC9D9" w:sz="4"/>
+              <w:bottom w:val="single" w:color="BFC9D9" w:sz="4"/>
+              <w:right w:val="single" w:color="BFC9D9" w:sz="4"/>
+            </w:tcBorders>
+            <w:tcMar>
+              <w:top w:type="dxa" w:w="60"/>
+              <w:left w:type="dxa" w:w="100"/>
+              <w:bottom w:type="dxa" w:w="60"/>
+              <w:right w:type="dxa" w:w="100"/>
+            </w:tcMar>
+          </w:tcPr>
+          <w:p>
+            <w:pPr>
+              <w:spacing w:after="0"/>
+            </w:pPr>
+            <w:r>
+              <w:rPr>
+                <w:sz w:val="18"/>
+                <w:szCs w:val="18"/>
+              </w:rPr>
+              <w:t xml:space="preserve">Sell order that disposes of the oldest parcel first.</w:t>
+            </w:r>
+          </w:p>
+        </w:tc>
+      </w:tr>
+      <w:tr>
+        <w:trPr>
+          <w:cantSplit/>
+        </w:trPr>
+        <w:tc>
+          <w:tcPr>
+            <w:tcW w:type="dxa" w:w="1156"/>
+            <w:tcBorders>
+              <w:top w:val="single" w:color="BFC9D9" w:sz="4"/>
+              <w:left w:val="single" w:color="BFC9D9" w:sz="4"/>
+              <w:bottom w:val="single" w:color="BFC9D9" w:sz="4"/>
+              <w:right w:val="single" w:color="BFC9D9" w:sz="4"/>
+            </w:tcBorders>
+            <w:shd w:fill="F2F5FA" w:color="auto" w:val="clear"/>
+            <w:tcMar>
+              <w:top w:type="dxa" w:w="60"/>
+              <w:left w:type="dxa" w:w="100"/>
+              <w:bottom w:type="dxa" w:w="60"/>
+              <w:right w:type="dxa" w:w="100"/>
+            </w:tcMar>
+          </w:tcPr>
+          <w:p>
+            <w:pPr>
+              <w:spacing w:after="0"/>
+            </w:pPr>
+            <w:r>
+              <w:rPr>
+                <w:sz w:val="18"/>
+                <w:szCs w:val="18"/>
+              </w:rPr>
+              <w:t xml:space="preserve">FY</w:t>
+            </w:r>
+          </w:p>
+        </w:tc>
+        <w:tc>
+          <w:tcPr>
+            <w:tcW w:type="dxa" w:w="2891"/>
+            <w:tcBorders>
+              <w:top w:val="single" w:color="BFC9D9" w:sz="4"/>
+              <w:left w:val="single" w:color="BFC9D9" w:sz="4"/>
+              <w:bottom w:val="single" w:color="BFC9D9" w:sz="4"/>
+              <w:right w:val="single" w:color="BFC9D9" w:sz="4"/>
+            </w:tcBorders>
+            <w:shd w:fill="F2F5FA" w:color="auto" w:val="clear"/>
+            <w:tcMar>
+              <w:top w:type="dxa" w:w="60"/>
+              <w:left w:type="dxa" w:w="100"/>
+              <w:bottom w:type="dxa" w:w="60"/>
+              <w:right w:type="dxa" w:w="100"/>
+            </w:tcMar>
+          </w:tcPr>
+          <w:p>
+            <w:pPr>
+              <w:spacing w:after="0"/>
+            </w:pPr>
+            <w:r>
+              <w:rPr>
+                <w:sz w:val="18"/>
+                <w:szCs w:val="18"/>
+              </w:rPr>
+              <w:t xml:space="preserve">Financial year</w:t>
+            </w:r>
+          </w:p>
+        </w:tc>
+        <w:tc>
+          <w:tcPr>
+            <w:tcW w:type="dxa" w:w="5591"/>
+            <w:tcBorders>
+              <w:top w:val="single" w:color="BFC9D9" w:sz="4"/>
+              <w:left w:val="single" w:color="BFC9D9" w:sz="4"/>
+              <w:bottom w:val="single" w:color="BFC9D9" w:sz="4"/>
+              <w:right w:val="single" w:color="BFC9D9" w:sz="4"/>
+            </w:tcBorders>
+            <w:shd w:fill="F2F5FA" w:color="auto" w:val="clear"/>
+            <w:tcMar>
+              <w:top w:type="dxa" w:w="60"/>
+              <w:left w:type="dxa" w:w="100"/>
+              <w:bottom w:type="dxa" w:w="60"/>
+              <w:right w:type="dxa" w:w="100"/>
+            </w:tcMar>
+          </w:tcPr>
+          <w:p>
+            <w:pPr>
+              <w:spacing w:after="0"/>
+            </w:pPr>
+            <w:r>
+              <w:rPr>
+                <w:sz w:val="18"/>
+                <w:szCs w:val="18"/>
+              </w:rPr>
+              <w:t xml:space="preserve">A company's annual reporting period. For tax purposes, 1 July to 30 June.</w:t>
+            </w:r>
+          </w:p>
+        </w:tc>
+      </w:tr>
+      <w:tr>
+        <w:trPr>
+          <w:cantSplit/>
+        </w:trPr>
+        <w:tc>
+          <w:tcPr>
+            <w:tcW w:type="dxa" w:w="1156"/>
+            <w:tcBorders>
+              <w:top w:val="single" w:color="BFC9D9" w:sz="4"/>
+              <w:left w:val="single" w:color="BFC9D9" w:sz="4"/>
+              <w:bottom w:val="single" w:color="BFC9D9" w:sz="4"/>
+              <w:right w:val="single" w:color="BFC9D9" w:sz="4"/>
+            </w:tcBorders>
+            <w:tcMar>
+              <w:top w:type="dxa" w:w="60"/>
+              <w:left w:type="dxa" w:w="100"/>
+              <w:bottom w:type="dxa" w:w="60"/>
+              <w:right w:type="dxa" w:w="100"/>
+            </w:tcMar>
+          </w:tcPr>
+          <w:p>
+            <w:pPr>
+              <w:spacing w:after="0"/>
+            </w:pPr>
+            <w:r>
+              <w:rPr>
+                <w:sz w:val="18"/>
+                <w:szCs w:val="18"/>
+              </w:rPr>
+              <w:t xml:space="preserve">LIC</w:t>
+            </w:r>
+          </w:p>
+        </w:tc>
+        <w:tc>
+          <w:tcPr>
+            <w:tcW w:type="dxa" w:w="2891"/>
+            <w:tcBorders>
+              <w:top w:val="single" w:color="BFC9D9" w:sz="4"/>
+              <w:left w:val="single" w:color="BFC9D9" w:sz="4"/>
+              <w:bottom w:val="single" w:color="BFC9D9" w:sz="4"/>
+              <w:right w:val="single" w:color="BFC9D9" w:sz="4"/>
+            </w:tcBorders>
+            <w:tcMar>
+              <w:top w:type="dxa" w:w="60"/>
+              <w:left w:type="dxa" w:w="100"/>
+              <w:bottom w:type="dxa" w:w="60"/>
+              <w:right w:type="dxa" w:w="100"/>
+            </w:tcMar>
+          </w:tcPr>
+          <w:p>
+            <w:pPr>
+              <w:spacing w:after="0"/>
+            </w:pPr>
+            <w:r>
+              <w:rPr>
+                <w:sz w:val="18"/>
+                <w:szCs w:val="18"/>
+              </w:rPr>
+              <w:t xml:space="preserve">Listed investment company</w:t>
+            </w:r>
+          </w:p>
+        </w:tc>
+        <w:tc>
+          <w:tcPr>
+            <w:tcW w:type="dxa" w:w="5591"/>
+            <w:tcBorders>
+              <w:top w:val="single" w:color="BFC9D9" w:sz="4"/>
+              <w:left w:val="single" w:color="BFC9D9" w:sz="4"/>
+              <w:bottom w:val="single" w:color="BFC9D9" w:sz="4"/>
+              <w:right w:val="single" w:color="BFC9D9" w:sz="4"/>
+            </w:tcBorders>
+            <w:tcMar>
+              <w:top w:type="dxa" w:w="60"/>
+              <w:left w:type="dxa" w:w="100"/>
+              <w:bottom w:type="dxa" w:w="60"/>
+              <w:right w:type="dxa" w:w="100"/>
+            </w:tcMar>
+          </w:tcPr>
+          <w:p>
+            <w:pPr>
+              <w:spacing w:after="0"/>
+            </w:pPr>
+            <w:r>
+              <w:rPr>
+                <w:sz w:val="18"/>
+                <w:szCs w:val="18"/>
+              </w:rPr>
+              <w:t xml:space="preserve">An ASX-listed company whose business is investing in other shares.</w:t>
+            </w:r>
+          </w:p>
+        </w:tc>
+      </w:tr>
+      <w:tr>
+        <w:trPr>
+          <w:cantSplit/>
+        </w:trPr>
+        <w:tc>
+          <w:tcPr>
+            <w:tcW w:type="dxa" w:w="1156"/>
+            <w:tcBorders>
+              <w:top w:val="single" w:color="BFC9D9" w:sz="4"/>
+              <w:left w:val="single" w:color="BFC9D9" w:sz="4"/>
+              <w:bottom w:val="single" w:color="BFC9D9" w:sz="4"/>
+              <w:right w:val="single" w:color="BFC9D9" w:sz="4"/>
+            </w:tcBorders>
+            <w:shd w:fill="F2F5FA" w:color="auto" w:val="clear"/>
+            <w:tcMar>
+              <w:top w:type="dxa" w:w="60"/>
+              <w:left w:type="dxa" w:w="100"/>
+              <w:bottom w:type="dxa" w:w="60"/>
+              <w:right w:type="dxa" w:w="100"/>
+            </w:tcMar>
+          </w:tcPr>
+          <w:p>
+            <w:pPr>
+              <w:spacing w:after="0"/>
+            </w:pPr>
+            <w:r>
+              <w:rPr>
+                <w:sz w:val="18"/>
+                <w:szCs w:val="18"/>
+              </w:rPr>
+              <w:t xml:space="preserve">N</w:t>
+            </w:r>
+          </w:p>
+        </w:tc>
+        <w:tc>
+          <w:tcPr>
+            <w:tcW w:type="dxa" w:w="2891"/>
+            <w:tcBorders>
+              <w:top w:val="single" w:color="BFC9D9" w:sz="4"/>
+              <w:left w:val="single" w:color="BFC9D9" w:sz="4"/>
+              <w:bottom w:val="single" w:color="BFC9D9" w:sz="4"/>
+              <w:right w:val="single" w:color="BFC9D9" w:sz="4"/>
+            </w:tcBorders>
+            <w:shd w:fill="F2F5FA" w:color="auto" w:val="clear"/>
+            <w:tcMar>
+              <w:top w:type="dxa" w:w="60"/>
+              <w:left w:type="dxa" w:w="100"/>
+              <w:bottom w:type="dxa" w:w="60"/>
+              <w:right w:type="dxa" w:w="100"/>
+            </w:tcMar>
+          </w:tcPr>
+          <w:p>
+            <w:pPr>
+              <w:spacing w:after="0"/>
+            </w:pPr>
+            <w:r>
+              <w:rPr>
+                <w:sz w:val="18"/>
+                <w:szCs w:val="18"/>
+              </w:rPr>
+              <w:t xml:space="preserve">No</w:t>
+            </w:r>
+          </w:p>
+        </w:tc>
+        <w:tc>
+          <w:tcPr>
+            <w:tcW w:type="dxa" w:w="5591"/>
+            <w:tcBorders>
+              <w:top w:val="single" w:color="BFC9D9" w:sz="4"/>
+              <w:left w:val="single" w:color="BFC9D9" w:sz="4"/>
+              <w:bottom w:val="single" w:color="BFC9D9" w:sz="4"/>
+              <w:right w:val="single" w:color="BFC9D9" w:sz="4"/>
+            </w:tcBorders>
+            <w:shd w:fill="F2F5FA" w:color="auto" w:val="clear"/>
+            <w:tcMar>
+              <w:top w:type="dxa" w:w="60"/>
+              <w:left w:type="dxa" w:w="100"/>
+              <w:bottom w:type="dxa" w:w="60"/>
+              <w:right w:type="dxa" w:w="100"/>
+            </w:tcMar>
+          </w:tcPr>
+          <w:p>
+            <w:pPr>
+              <w:spacing w:after="0"/>
+            </w:pPr>
+            <w:r>
+              <w:rPr>
+                <w:sz w:val="18"/>
+                <w:szCs w:val="18"/>
+              </w:rPr>
+              <w:t xml:space="preserve">The company fails the test.</w:t>
+            </w:r>
+          </w:p>
+        </w:tc>
+      </w:tr>
+      <w:tr>
+        <w:trPr>
+          <w:cantSplit/>
+        </w:trPr>
+        <w:tc>
+          <w:tcPr>
+            <w:tcW w:type="dxa" w:w="1156"/>
+            <w:tcBorders>
+              <w:top w:val="single" w:color="BFC9D9" w:sz="4"/>
+              <w:left w:val="single" w:color="BFC9D9" w:sz="4"/>
+              <w:bottom w:val="single" w:color="BFC9D9" w:sz="4"/>
+              <w:right w:val="single" w:color="BFC9D9" w:sz="4"/>
+            </w:tcBorders>
+            <w:tcMar>
+              <w:top w:type="dxa" w:w="60"/>
+              <w:left w:type="dxa" w:w="100"/>
+              <w:bottom w:type="dxa" w:w="60"/>
+              <w:right w:type="dxa" w:w="100"/>
+            </w:tcMar>
+          </w:tcPr>
+          <w:p>
+            <w:pPr>
+              <w:spacing w:after="0"/>
+            </w:pPr>
+            <w:r>
+              <w:rPr>
+                <w:sz w:val="18"/>
+                <w:szCs w:val="18"/>
+              </w:rPr>
+              <w:t xml:space="preserve">P/B</w:t>
+            </w:r>
+          </w:p>
+        </w:tc>
+        <w:tc>
+          <w:tcPr>
+            <w:tcW w:type="dxa" w:w="2891"/>
+            <w:tcBorders>
+              <w:top w:val="single" w:color="BFC9D9" w:sz="4"/>
+              <w:left w:val="single" w:color="BFC9D9" w:sz="4"/>
+              <w:bottom w:val="single" w:color="BFC9D9" w:sz="4"/>
+              <w:right w:val="single" w:color="BFC9D9" w:sz="4"/>
+            </w:tcBorders>
+            <w:tcMar>
+              <w:top w:type="dxa" w:w="60"/>
+              <w:left w:type="dxa" w:w="100"/>
+              <w:bottom w:type="dxa" w:w="60"/>
+              <w:right w:type="dxa" w:w="100"/>
+            </w:tcMar>
+          </w:tcPr>
+          <w:p>
+            <w:pPr>
+              <w:spacing w:after="0"/>
+            </w:pPr>
+            <w:r>
+              <w:rPr>
+                <w:sz w:val="18"/>
+                <w:szCs w:val="18"/>
+              </w:rPr>
+              <w:t xml:space="preserve">Price-to-book ratio</w:t>
+            </w:r>
+          </w:p>
+        </w:tc>
+        <w:tc>
+          <w:tcPr>
+            <w:tcW w:type="dxa" w:w="5591"/>
+            <w:tcBorders>
+              <w:top w:val="single" w:color="BFC9D9" w:sz="4"/>
+              <w:left w:val="single" w:color="BFC9D9" w:sz="4"/>
+              <w:bottom w:val="single" w:color="BFC9D9" w:sz="4"/>
+              <w:right w:val="single" w:color="BFC9D9" w:sz="4"/>
+            </w:tcBorders>
+            <w:tcMar>
+              <w:top w:type="dxa" w:w="60"/>
+              <w:left w:type="dxa" w:w="100"/>
+              <w:bottom w:type="dxa" w:w="60"/>
+              <w:right w:type="dxa" w:w="100"/>
+            </w:tcMar>
+          </w:tcPr>
+          <w:p>
+            <w:pPr>
+              <w:spacing w:after="0"/>
+            </w:pPr>
+            <w:r>
+              <w:rPr>
+                <w:sz w:val="18"/>
+                <w:szCs w:val="18"/>
+              </w:rPr>
+              <w:t xml:space="preserve">Share price divided by book value per share.</w:t>
+            </w:r>
+          </w:p>
+        </w:tc>
+      </w:tr>
+      <w:tr>
+        <w:trPr>
+          <w:cantSplit/>
+        </w:trPr>
+        <w:tc>
+          <w:tcPr>
+            <w:tcW w:type="dxa" w:w="1156"/>
+            <w:tcBorders>
+              <w:top w:val="single" w:color="BFC9D9" w:sz="4"/>
+              <w:left w:val="single" w:color="BFC9D9" w:sz="4"/>
+              <w:bottom w:val="single" w:color="BFC9D9" w:sz="4"/>
+              <w:right w:val="single" w:color="BFC9D9" w:sz="4"/>
+            </w:tcBorders>
+            <w:shd w:fill="F2F5FA" w:color="auto" w:val="clear"/>
+            <w:tcMar>
+              <w:top w:type="dxa" w:w="60"/>
+              <w:left w:type="dxa" w:w="100"/>
+              <w:bottom w:type="dxa" w:w="60"/>
+              <w:right w:type="dxa" w:w="100"/>
+            </w:tcMar>
+          </w:tcPr>
+          <w:p>
+            <w:pPr>
+              <w:spacing w:after="0"/>
+            </w:pPr>
+            <w:r>
+              <w:rPr>
+                <w:sz w:val="18"/>
+                <w:szCs w:val="18"/>
+              </w:rPr>
+              <w:t xml:space="preserve">P/E</w:t>
+            </w:r>
+          </w:p>
+        </w:tc>
+        <w:tc>
+          <w:tcPr>
+            <w:tcW w:type="dxa" w:w="2891"/>
+            <w:tcBorders>
+              <w:top w:val="single" w:color="BFC9D9" w:sz="4"/>
+              <w:left w:val="single" w:color="BFC9D9" w:sz="4"/>
+              <w:bottom w:val="single" w:color="BFC9D9" w:sz="4"/>
+              <w:right w:val="single" w:color="BFC9D9" w:sz="4"/>
+            </w:tcBorders>
+            <w:shd w:fill="F2F5FA" w:color="auto" w:val="clear"/>
+            <w:tcMar>
+              <w:top w:type="dxa" w:w="60"/>
+              <w:left w:type="dxa" w:w="100"/>
+              <w:bottom w:type="dxa" w:w="60"/>
+              <w:right w:type="dxa" w:w="100"/>
+            </w:tcMar>
+          </w:tcPr>
+          <w:p>
+            <w:pPr>
+              <w:spacing w:after="0"/>
+            </w:pPr>
+            <w:r>
+              <w:rPr>
+                <w:sz w:val="18"/>
+                <w:szCs w:val="18"/>
+              </w:rPr>
+              <w:t xml:space="preserve">Price-to-earnings ratio</w:t>
+            </w:r>
+          </w:p>
+        </w:tc>
+        <w:tc>
+          <w:tcPr>
+            <w:tcW w:type="dxa" w:w="5591"/>
+            <w:tcBorders>
+              <w:top w:val="single" w:color="BFC9D9" w:sz="4"/>
+              <w:left w:val="single" w:color="BFC9D9" w:sz="4"/>
+              <w:bottom w:val="single" w:color="BFC9D9" w:sz="4"/>
+              <w:right w:val="single" w:color="BFC9D9" w:sz="4"/>
+            </w:tcBorders>
+            <w:shd w:fill="F2F5FA" w:color="auto" w:val="clear"/>
+            <w:tcMar>
+              <w:top w:type="dxa" w:w="60"/>
+              <w:left w:type="dxa" w:w="100"/>
+              <w:bottom w:type="dxa" w:w="60"/>
+              <w:right w:type="dxa" w:w="100"/>
+            </w:tcMar>
+          </w:tcPr>
+          <w:p>
+            <w:pPr>
+              <w:spacing w:after="0"/>
+            </w:pPr>
+            <w:r>
+              <w:rPr>
+                <w:sz w:val="18"/>
+                <w:szCs w:val="18"/>
+              </w:rPr>
+              <w:t xml:space="preserve">Share price divided by EPS.</w:t>
+            </w:r>
+          </w:p>
+        </w:tc>
+      </w:tr>
+      <w:tr>
+        <w:trPr>
+          <w:cantSplit/>
+        </w:trPr>
+        <w:tc>
+          <w:tcPr>
+            <w:tcW w:type="dxa" w:w="1156"/>
+            <w:tcBorders>
+              <w:top w:val="single" w:color="BFC9D9" w:sz="4"/>
+              <w:left w:val="single" w:color="BFC9D9" w:sz="4"/>
+              <w:bottom w:val="single" w:color="BFC9D9" w:sz="4"/>
+              <w:right w:val="single" w:color="BFC9D9" w:sz="4"/>
+            </w:tcBorders>
+            <w:tcMar>
+              <w:top w:type="dxa" w:w="60"/>
+              <w:left w:type="dxa" w:w="100"/>
+              <w:bottom w:type="dxa" w:w="60"/>
+              <w:right w:type="dxa" w:w="100"/>
+            </w:tcMar>
+          </w:tcPr>
+          <w:p>
+            <w:pPr>
+              <w:spacing w:after="0"/>
+            </w:pPr>
+            <w:r>
+              <w:rPr>
+                <w:sz w:val="18"/>
+                <w:szCs w:val="18"/>
+              </w:rPr>
+              <w:t xml:space="preserve">REIT</w:t>
+            </w:r>
+          </w:p>
+        </w:tc>
+        <w:tc>
+          <w:tcPr>
+            <w:tcW w:type="dxa" w:w="2891"/>
+            <w:tcBorders>
+              <w:top w:val="single" w:color="BFC9D9" w:sz="4"/>
+              <w:left w:val="single" w:color="BFC9D9" w:sz="4"/>
+              <w:bottom w:val="single" w:color="BFC9D9" w:sz="4"/>
+              <w:right w:val="single" w:color="BFC9D9" w:sz="4"/>
+            </w:tcBorders>
+            <w:tcMar>
+              <w:top w:type="dxa" w:w="60"/>
+              <w:left w:type="dxa" w:w="100"/>
+              <w:bottom w:type="dxa" w:w="60"/>
+              <w:right w:type="dxa" w:w="100"/>
+            </w:tcMar>
+          </w:tcPr>
+          <w:p>
+            <w:pPr>
+              <w:spacing w:after="0"/>
+            </w:pPr>
+            <w:r>
+              <w:rPr>
+                <w:sz w:val="18"/>
+                <w:szCs w:val="18"/>
+              </w:rPr>
+              <w:t xml:space="preserve">Real estate investment trust</w:t>
+            </w:r>
+          </w:p>
+        </w:tc>
+        <w:tc>
+          <w:tcPr>
+            <w:tcW w:type="dxa" w:w="5591"/>
+            <w:tcBorders>
+              <w:top w:val="single" w:color="BFC9D9" w:sz="4"/>
+              <w:left w:val="single" w:color="BFC9D9" w:sz="4"/>
+              <w:bottom w:val="single" w:color="BFC9D9" w:sz="4"/>
+              <w:right w:val="single" w:color="BFC9D9" w:sz="4"/>
+            </w:tcBorders>
+            <w:tcMar>
+              <w:top w:type="dxa" w:w="60"/>
+              <w:left w:type="dxa" w:w="100"/>
+              <w:bottom w:type="dxa" w:w="60"/>
+              <w:right w:type="dxa" w:w="100"/>
+            </w:tcMar>
+          </w:tcPr>
+          <w:p>
+            <w:pPr>
+              <w:spacing w:after="0"/>
+            </w:pPr>
+            <w:r>
+              <w:rPr>
+                <w:sz w:val="18"/>
+                <w:szCs w:val="18"/>
+              </w:rPr>
+              <w:t xml:space="preserve">A listed trust that owns income-producing property.</w:t>
+            </w:r>
+          </w:p>
+        </w:tc>
+      </w:tr>
+      <w:tr>
+        <w:trPr>
+          <w:cantSplit/>
+        </w:trPr>
+        <w:tc>
+          <w:tcPr>
+            <w:tcW w:type="dxa" w:w="1156"/>
+            <w:tcBorders>
+              <w:top w:val="single" w:color="BFC9D9" w:sz="4"/>
+              <w:left w:val="single" w:color="BFC9D9" w:sz="4"/>
+              <w:bottom w:val="single" w:color="BFC9D9" w:sz="4"/>
+              <w:right w:val="single" w:color="BFC9D9" w:sz="4"/>
+            </w:tcBorders>
+            <w:shd w:fill="F2F5FA" w:color="auto" w:val="clear"/>
+            <w:tcMar>
+              <w:top w:type="dxa" w:w="60"/>
+              <w:left w:type="dxa" w:w="100"/>
+              <w:bottom w:type="dxa" w:w="60"/>
+              <w:right w:type="dxa" w:w="100"/>
+            </w:tcMar>
+          </w:tcPr>
+          <w:p>
+            <w:pPr>
+              <w:spacing w:after="0"/>
+            </w:pPr>
+            <w:r>
+              <w:rPr>
+                <w:sz w:val="18"/>
+                <w:szCs w:val="18"/>
+              </w:rPr>
+              <w:t xml:space="preserve">ROE</w:t>
+            </w:r>
+          </w:p>
+        </w:tc>
+        <w:tc>
+          <w:tcPr>
+            <w:tcW w:type="dxa" w:w="2891"/>
+            <w:tcBorders>
+              <w:top w:val="single" w:color="BFC9D9" w:sz="4"/>
+              <w:left w:val="single" w:color="BFC9D9" w:sz="4"/>
+              <w:bottom w:val="single" w:color="BFC9D9" w:sz="4"/>
+              <w:right w:val="single" w:color="BFC9D9" w:sz="4"/>
+            </w:tcBorders>
+            <w:shd w:fill="F2F5FA" w:color="auto" w:val="clear"/>
+            <w:tcMar>
+              <w:top w:type="dxa" w:w="60"/>
+              <w:left w:type="dxa" w:w="100"/>
+              <w:bottom w:type="dxa" w:w="60"/>
+              <w:right w:type="dxa" w:w="100"/>
+            </w:tcMar>
+          </w:tcPr>
+          <w:p>
+            <w:pPr>
+              <w:spacing w:after="0"/>
+            </w:pPr>
+            <w:r>
+              <w:rPr>
+                <w:sz w:val="18"/>
+                <w:szCs w:val="18"/>
+              </w:rPr>
+              <w:t xml:space="preserve">Return on equity</w:t>
+            </w:r>
+          </w:p>
+        </w:tc>
+        <w:tc>
+          <w:tcPr>
+            <w:tcW w:type="dxa" w:w="5591"/>
+            <w:tcBorders>
+              <w:top w:val="single" w:color="BFC9D9" w:sz="4"/>
+              <w:left w:val="single" w:color="BFC9D9" w:sz="4"/>
+              <w:bottom w:val="single" w:color="BFC9D9" w:sz="4"/>
+              <w:right w:val="single" w:color="BFC9D9" w:sz="4"/>
+            </w:tcBorders>
+            <w:shd w:fill="F2F5FA" w:color="auto" w:val="clear"/>
+            <w:tcMar>
+              <w:top w:type="dxa" w:w="60"/>
+              <w:left w:type="dxa" w:w="100"/>
+              <w:bottom w:type="dxa" w:w="60"/>
+              <w:right w:type="dxa" w:w="100"/>
+            </w:tcMar>
+          </w:tcPr>
+          <w:p>
+            <w:pPr>
+              <w:spacing w:after="0"/>
+            </w:pPr>
+            <w:r>
+              <w:rPr>
+                <w:sz w:val="18"/>
+                <w:szCs w:val="18"/>
+              </w:rPr>
+              <w:t xml:space="preserve">Net profit as a percentage of shareholders' equity.</w:t>
+            </w:r>
+          </w:p>
+        </w:tc>
+      </w:tr>
+      <w:tr>
+        <w:trPr>
+          <w:cantSplit/>
+        </w:trPr>
+        <w:tc>
+          <w:tcPr>
+            <w:tcW w:type="dxa" w:w="1156"/>
+            <w:tcBorders>
+              <w:top w:val="single" w:color="BFC9D9" w:sz="4"/>
+              <w:left w:val="single" w:color="BFC9D9" w:sz="4"/>
+              <w:bottom w:val="single" w:color="BFC9D9" w:sz="4"/>
+              <w:right w:val="single" w:color="BFC9D9" w:sz="4"/>
+            </w:tcBorders>
+            <w:tcMar>
+              <w:top w:type="dxa" w:w="60"/>
+              <w:left w:type="dxa" w:w="100"/>
+              <w:bottom w:type="dxa" w:w="60"/>
+              <w:right w:type="dxa" w:w="100"/>
+            </w:tcMar>
+          </w:tcPr>
+          <w:p>
+            <w:pPr>
+              <w:spacing w:after="0"/>
+            </w:pPr>
+            <w:r>
+              <w:rPr>
+                <w:sz w:val="18"/>
+                <w:szCs w:val="18"/>
+              </w:rPr>
+              <w:t xml:space="preserve">ROIC</w:t>
+            </w:r>
+          </w:p>
+        </w:tc>
+        <w:tc>
+          <w:tcPr>
+            <w:tcW w:type="dxa" w:w="2891"/>
+            <w:tcBorders>
+              <w:top w:val="single" w:color="BFC9D9" w:sz="4"/>
+              <w:left w:val="single" w:color="BFC9D9" w:sz="4"/>
+              <w:bottom w:val="single" w:color="BFC9D9" w:sz="4"/>
+              <w:right w:val="single" w:color="BFC9D9" w:sz="4"/>
+            </w:tcBorders>
+            <w:tcMar>
+              <w:top w:type="dxa" w:w="60"/>
+              <w:left w:type="dxa" w:w="100"/>
+              <w:bottom w:type="dxa" w:w="60"/>
+              <w:right w:type="dxa" w:w="100"/>
+            </w:tcMar>
+          </w:tcPr>
+          <w:p>
+            <w:pPr>
+              <w:spacing w:after="0"/>
+            </w:pPr>
+            <w:r>
+              <w:rPr>
+                <w:sz w:val="18"/>
+                <w:szCs w:val="18"/>
+              </w:rPr>
+              <w:t xml:space="preserve">Return on invested capital</w:t>
+            </w:r>
+          </w:p>
+        </w:tc>
+        <w:tc>
+          <w:tcPr>
+            <w:tcW w:type="dxa" w:w="5591"/>
+            <w:tcBorders>
+              <w:top w:val="single" w:color="BFC9D9" w:sz="4"/>
+              <w:left w:val="single" w:color="BFC9D9" w:sz="4"/>
+              <w:bottom w:val="single" w:color="BFC9D9" w:sz="4"/>
+              <w:right w:val="single" w:color="BFC9D9" w:sz="4"/>
+            </w:tcBorders>
+            <w:tcMar>
+              <w:top w:type="dxa" w:w="60"/>
+              <w:left w:type="dxa" w:w="100"/>
+              <w:bottom w:type="dxa" w:w="60"/>
+              <w:right w:type="dxa" w:w="100"/>
+            </w:tcMar>
+          </w:tcPr>
+          <w:p>
+            <w:pPr>
+              <w:spacing w:after="0"/>
+            </w:pPr>
+            <w:r>
+              <w:rPr>
+                <w:sz w:val="18"/>
+                <w:szCs w:val="18"/>
+              </w:rPr>
+              <w:t xml:space="preserve">Net profit as a percentage of debt plus equity, less cash.</w:t>
+            </w:r>
+          </w:p>
+        </w:tc>
+      </w:tr>
+      <w:tr>
+        <w:trPr>
+          <w:cantSplit/>
+        </w:trPr>
+        <w:tc>
+          <w:tcPr>
+            <w:tcW w:type="dxa" w:w="1156"/>
+            <w:tcBorders>
+              <w:top w:val="single" w:color="BFC9D9" w:sz="4"/>
+              <w:left w:val="single" w:color="BFC9D9" w:sz="4"/>
+              <w:bottom w:val="single" w:color="BFC9D9" w:sz="4"/>
+              <w:right w:val="single" w:color="BFC9D9" w:sz="4"/>
+            </w:tcBorders>
+            <w:shd w:fill="F2F5FA" w:color="auto" w:val="clear"/>
+            <w:tcMar>
+              <w:top w:type="dxa" w:w="60"/>
+              <w:left w:type="dxa" w:w="100"/>
+              <w:bottom w:type="dxa" w:w="60"/>
+              <w:right w:type="dxa" w:w="100"/>
+            </w:tcMar>
+          </w:tcPr>
+          <w:p>
+            <w:pPr>
+              <w:spacing w:after="0"/>
+            </w:pPr>
+            <w:r>
+              <w:rPr>
+                <w:sz w:val="18"/>
+                <w:szCs w:val="18"/>
+              </w:rPr>
+              <w:t xml:space="preserve">Y</w:t>
+            </w:r>
+          </w:p>
+        </w:tc>
+        <w:tc>
+          <w:tcPr>
+            <w:tcW w:type="dxa" w:w="2891"/>
+            <w:tcBorders>
+              <w:top w:val="single" w:color="BFC9D9" w:sz="4"/>
+              <w:left w:val="single" w:color="BFC9D9" w:sz="4"/>
+              <w:bottom w:val="single" w:color="BFC9D9" w:sz="4"/>
+              <w:right w:val="single" w:color="BFC9D9" w:sz="4"/>
+            </w:tcBorders>
+            <w:shd w:fill="F2F5FA" w:color="auto" w:val="clear"/>
+            <w:tcMar>
+              <w:top w:type="dxa" w:w="60"/>
+              <w:left w:type="dxa" w:w="100"/>
+              <w:bottom w:type="dxa" w:w="60"/>
+              <w:right w:type="dxa" w:w="100"/>
+            </w:tcMar>
+          </w:tcPr>
+          <w:p>
+            <w:pPr>
+              <w:spacing w:after="0"/>
+            </w:pPr>
+            <w:r>
+              <w:rPr>
+                <w:sz w:val="18"/>
+                <w:szCs w:val="18"/>
+              </w:rPr>
+              <w:t xml:space="preserve">Yes</w:t>
+            </w:r>
+          </w:p>
+        </w:tc>
+        <w:tc>
+          <w:tcPr>
+            <w:tcW w:type="dxa" w:w="5591"/>
+            <w:tcBorders>
+              <w:top w:val="single" w:color="BFC9D9" w:sz="4"/>
+              <w:left w:val="single" w:color="BFC9D9" w:sz="4"/>
+              <w:bottom w:val="single" w:color="BFC9D9" w:sz="4"/>
+              <w:right w:val="single" w:color="BFC9D9" w:sz="4"/>
+            </w:tcBorders>
+            <w:shd w:fill="F2F5FA" w:color="auto" w:val="clear"/>
+            <w:tcMar>
+              <w:top w:type="dxa" w:w="60"/>
+              <w:left w:type="dxa" w:w="100"/>
+              <w:bottom w:type="dxa" w:w="60"/>
+              <w:right w:type="dxa" w:w="100"/>
+            </w:tcMar>
+          </w:tcPr>
+          <w:p>
+            <w:pPr>
+              <w:spacing w:after="0"/>
+            </w:pPr>
+            <w:r>
+              <w:rPr>
+                <w:sz w:val="18"/>
+                <w:szCs w:val="18"/>
+              </w:rPr>
+              <w:t xml:space="preserve">The company passes the test.</w:t>
+            </w:r>
+          </w:p>
+        </w:tc>
+      </w:tr>
+    </w:tbl>
+    <w:p>
+      <w:pPr>
+        <w:spacing w:after="120"/>
+      </w:pPr>
+    </w:p>
+    <w:p>
+      <w:pPr>
+        <w:pStyle w:val="Heading2"/>
+      </w:pPr>
+      <w:r>
+        <w:t xml:space="preserve">A.2 Key terms</w:t>
+      </w:r>
+    </w:p>
+    <w:tbl>
+      <w:tblPr>
+        <w:tblW w:type="dxa" w:w="9638"/>
+        <w:tblBorders>
+          <w:top w:val="single" w:color="auto" w:sz="4"/>
+          <w:left w:val="single" w:color="auto" w:sz="4"/>
+          <w:bottom w:val="single" w:color="auto" w:sz="4"/>
+          <w:right w:val="single" w:color="auto" w:sz="4"/>
+          <w:insideH w:val="single" w:color="auto" w:sz="4"/>
+          <w:insideV w:val="single" w:color="auto" w:sz="4"/>
+        </w:tblBorders>
+      </w:tblPr>
+      <w:tblGrid>
+        <w:gridCol w:w="2505"/>
+        <w:gridCol w:w="7133"/>
+      </w:tblGrid>
+      <w:tr>
+        <w:trPr>
+          <w:tblHeader/>
+        </w:trPr>
+        <w:tc>
+          <w:tcPr>
+            <w:tcW w:type="dxa" w:w="2505"/>
+            <w:tcBorders>
+              <w:top w:val="single" w:color="BFC9D9" w:sz="4"/>
+              <w:left w:val="single" w:color="BFC9D9" w:sz="4"/>
+              <w:bottom w:val="single" w:color="BFC9D9" w:sz="4"/>
+              <w:right w:val="single" w:color="BFC9D9" w:sz="4"/>
+            </w:tcBorders>
+            <w:shd w:fill="D9E2F3" w:color="auto" w:val="clear"/>
+            <w:tcMar>
+              <w:top w:type="dxa" w:w="60"/>
+              <w:left w:type="dxa" w:w="100"/>
+              <w:bottom w:type="dxa" w:w="60"/>
+              <w:right w:type="dxa" w:w="100"/>
+            </w:tcMar>
+          </w:tcPr>
+          <w:p>
+            <w:pPr>
+              <w:spacing w:after="0"/>
+            </w:pPr>
+            <w:r>
+              <w:rPr>
+                <w:b/>
+                <w:bCs/>
+                <w:color w:val="1F3864"/>
+                <w:sz w:val="18"/>
+                <w:szCs w:val="18"/>
+              </w:rPr>
+              <w:t xml:space="preserve">Term</w:t>
+            </w:r>
+          </w:p>
+        </w:tc>
+        <w:tc>
+          <w:tcPr>
+            <w:tcW w:type="dxa" w:w="7133"/>
+            <w:tcBorders>
+              <w:top w:val="single" w:color="BFC9D9" w:sz="4"/>
+              <w:left w:val="single" w:color="BFC9D9" w:sz="4"/>
+              <w:bottom w:val="single" w:color="BFC9D9" w:sz="4"/>
+              <w:right w:val="single" w:color="BFC9D9" w:sz="4"/>
+            </w:tcBorders>
+            <w:shd w:fill="D9E2F3" w:color="auto" w:val="clear"/>
+            <w:tcMar>
+              <w:top w:type="dxa" w:w="60"/>
+              <w:left w:type="dxa" w:w="100"/>
+              <w:bottom w:type="dxa" w:w="60"/>
+              <w:right w:type="dxa" w:w="100"/>
+            </w:tcMar>
+          </w:tcPr>
+          <w:p>
+            <w:pPr>
+              <w:spacing w:after="0"/>
+            </w:pPr>
+            <w:r>
+              <w:rPr>
+                <w:b/>
+                <w:bCs/>
+                <w:color w:val="1F3864"/>
+                <w:sz w:val="18"/>
+                <w:szCs w:val="18"/>
+              </w:rPr>
+              <w:t xml:space="preserve">Definition</w:t>
+            </w:r>
+          </w:p>
+        </w:tc>
+      </w:tr>
+      <w:tr>
+        <w:trPr>
+          <w:cantSplit/>
+        </w:trPr>
+        <w:tc>
+          <w:tcPr>
+            <w:tcW w:type="dxa" w:w="2505"/>
+            <w:tcBorders>
+              <w:top w:val="single" w:color="BFC9D9" w:sz="4"/>
+              <w:left w:val="single" w:color="BFC9D9" w:sz="4"/>
+              <w:bottom w:val="single" w:color="BFC9D9" w:sz="4"/>
+              <w:right w:val="single" w:color="BFC9D9" w:sz="4"/>
+            </w:tcBorders>
+            <w:tcMar>
+              <w:top w:type="dxa" w:w="60"/>
+              <w:left w:type="dxa" w:w="100"/>
+              <w:bottom w:type="dxa" w:w="60"/>
+              <w:right w:type="dxa" w:w="100"/>
+            </w:tcMar>
+          </w:tcPr>
+          <w:p>
+            <w:pPr>
+              <w:spacing w:after="0"/>
+            </w:pPr>
+            <w:r>
+              <w:rPr>
+                <w:sz w:val="18"/>
+                <w:szCs w:val="18"/>
+              </w:rPr>
+              <w:t xml:space="preserve">52-week range</w:t>
+            </w:r>
+          </w:p>
+        </w:tc>
+        <w:tc>
+          <w:tcPr>
+            <w:tcW w:type="dxa" w:w="7133"/>
+            <w:tcBorders>
+              <w:top w:val="single" w:color="BFC9D9" w:sz="4"/>
+              <w:left w:val="single" w:color="BFC9D9" w:sz="4"/>
+              <w:bottom w:val="single" w:color="BFC9D9" w:sz="4"/>
+              <w:right w:val="single" w:color="BFC9D9" w:sz="4"/>
+            </w:tcBorders>
+            <w:tcMar>
+              <w:top w:type="dxa" w:w="60"/>
+              <w:left w:type="dxa" w:w="100"/>
+              <w:bottom w:type="dxa" w:w="60"/>
+              <w:right w:type="dxa" w:w="100"/>
+            </w:tcMar>
+          </w:tcPr>
+          <w:p>
+            <w:pPr>
+              <w:spacing w:after="0"/>
+            </w:pPr>
+            <w:r>
+              <w:rPr>
+                <w:sz w:val="18"/>
+                <w:szCs w:val="18"/>
+              </w:rPr>
+              <w:t xml:space="preserve">The lowest to highest closing price over the past year.</w:t>
+            </w:r>
+          </w:p>
+        </w:tc>
+      </w:tr>
+      <w:tr>
+        <w:trPr>
+          <w:cantSplit/>
+        </w:trPr>
+        <w:tc>
+          <w:tcPr>
+            <w:tcW w:type="dxa" w:w="2505"/>
+            <w:tcBorders>
+              <w:top w:val="single" w:color="BFC9D9" w:sz="4"/>
+              <w:left w:val="single" w:color="BFC9D9" w:sz="4"/>
+              <w:bottom w:val="single" w:color="BFC9D9" w:sz="4"/>
+              <w:right w:val="single" w:color="BFC9D9" w:sz="4"/>
+            </w:tcBorders>
+            <w:shd w:fill="F2F5FA" w:color="auto" w:val="clear"/>
+            <w:tcMar>
+              <w:top w:type="dxa" w:w="60"/>
+              <w:left w:type="dxa" w:w="100"/>
+              <w:bottom w:type="dxa" w:w="60"/>
+              <w:right w:type="dxa" w:w="100"/>
+            </w:tcMar>
+          </w:tcPr>
+          <w:p>
+            <w:pPr>
+              <w:spacing w:after="0"/>
+            </w:pPr>
+            <w:r>
+              <w:rPr>
+                <w:sz w:val="18"/>
+                <w:szCs w:val="18"/>
+              </w:rPr>
+              <w:t xml:space="preserve">200-day moving average</w:t>
+            </w:r>
+          </w:p>
+        </w:tc>
+        <w:tc>
+          <w:tcPr>
+            <w:tcW w:type="dxa" w:w="7133"/>
+            <w:tcBorders>
+              <w:top w:val="single" w:color="BFC9D9" w:sz="4"/>
+              <w:left w:val="single" w:color="BFC9D9" w:sz="4"/>
+              <w:bottom w:val="single" w:color="BFC9D9" w:sz="4"/>
+              <w:right w:val="single" w:color="BFC9D9" w:sz="4"/>
+            </w:tcBorders>
+            <w:shd w:fill="F2F5FA" w:color="auto" w:val="clear"/>
+            <w:tcMar>
+              <w:top w:type="dxa" w:w="60"/>
+              <w:left w:type="dxa" w:w="100"/>
+              <w:bottom w:type="dxa" w:w="60"/>
+              <w:right w:type="dxa" w:w="100"/>
+            </w:tcMar>
+          </w:tcPr>
+          <w:p>
+            <w:pPr>
+              <w:spacing w:after="0"/>
+            </w:pPr>
+            <w:r>
+              <w:rPr>
+                <w:sz w:val="18"/>
+                <w:szCs w:val="18"/>
+              </w:rPr>
+              <w:t xml:space="preserve">The average of the last 200 daily closing prices. A common gauge of the longer-term price trend.</w:t>
+            </w:r>
+          </w:p>
+        </w:tc>
+      </w:tr>
+      <w:tr>
+        <w:trPr>
+          <w:cantSplit/>
+        </w:trPr>
+        <w:tc>
+          <w:tcPr>
+            <w:tcW w:type="dxa" w:w="2505"/>
+            <w:tcBorders>
+              <w:top w:val="single" w:color="BFC9D9" w:sz="4"/>
+              <w:left w:val="single" w:color="BFC9D9" w:sz="4"/>
+              <w:bottom w:val="single" w:color="BFC9D9" w:sz="4"/>
+              <w:right w:val="single" w:color="BFC9D9" w:sz="4"/>
+            </w:tcBorders>
+            <w:tcMar>
+              <w:top w:type="dxa" w:w="60"/>
+              <w:left w:type="dxa" w:w="100"/>
+              <w:bottom w:type="dxa" w:w="60"/>
+              <w:right w:type="dxa" w:w="100"/>
+            </w:tcMar>
+          </w:tcPr>
+          <w:p>
+            <w:pPr>
+              <w:spacing w:after="0"/>
+            </w:pPr>
+            <w:r>
+              <w:rPr>
+                <w:sz w:val="18"/>
+                <w:szCs w:val="18"/>
+              </w:rPr>
+              <w:t xml:space="preserve">Book value</w:t>
+            </w:r>
+          </w:p>
+        </w:tc>
+        <w:tc>
+          <w:tcPr>
+            <w:tcW w:type="dxa" w:w="7133"/>
+            <w:tcBorders>
+              <w:top w:val="single" w:color="BFC9D9" w:sz="4"/>
+              <w:left w:val="single" w:color="BFC9D9" w:sz="4"/>
+              <w:bottom w:val="single" w:color="BFC9D9" w:sz="4"/>
+              <w:right w:val="single" w:color="BFC9D9" w:sz="4"/>
+            </w:tcBorders>
+            <w:tcMar>
+              <w:top w:type="dxa" w:w="60"/>
+              <w:left w:type="dxa" w:w="100"/>
+              <w:bottom w:type="dxa" w:w="60"/>
+              <w:right w:type="dxa" w:w="100"/>
+            </w:tcMar>
+          </w:tcPr>
+          <w:p>
+            <w:pPr>
+              <w:spacing w:after="0"/>
+            </w:pPr>
+            <w:r>
+              <w:rPr>
+                <w:sz w:val="18"/>
+                <w:szCs w:val="18"/>
+              </w:rPr>
+              <w:t xml:space="preserve">Total shareholders' equity from the balance sheet. Per share: equity divided by shares on issue.</w:t>
+            </w:r>
+          </w:p>
+        </w:tc>
+      </w:tr>
+      <w:tr>
+        <w:trPr>
+          <w:cantSplit/>
+        </w:trPr>
+        <w:tc>
+          <w:tcPr>
+            <w:tcW w:type="dxa" w:w="2505"/>
+            <w:tcBorders>
+              <w:top w:val="single" w:color="BFC9D9" w:sz="4"/>
+              <w:left w:val="single" w:color="BFC9D9" w:sz="4"/>
+              <w:bottom w:val="single" w:color="BFC9D9" w:sz="4"/>
+              <w:right w:val="single" w:color="BFC9D9" w:sz="4"/>
+            </w:tcBorders>
+            <w:shd w:fill="F2F5FA" w:color="auto" w:val="clear"/>
+            <w:tcMar>
+              <w:top w:type="dxa" w:w="60"/>
+              <w:left w:type="dxa" w:w="100"/>
+              <w:bottom w:type="dxa" w:w="60"/>
+              <w:right w:type="dxa" w:w="100"/>
+            </w:tcMar>
+          </w:tcPr>
+          <w:p>
+            <w:pPr>
+              <w:spacing w:after="0"/>
+            </w:pPr>
+            <w:r>
+              <w:rPr>
+                <w:sz w:val="18"/>
+                <w:szCs w:val="18"/>
+              </w:rPr>
+              <w:t xml:space="preserve">Capital proceeds</w:t>
+            </w:r>
+          </w:p>
+        </w:tc>
+        <w:tc>
+          <w:tcPr>
+            <w:tcW w:type="dxa" w:w="7133"/>
+            <w:tcBorders>
+              <w:top w:val="single" w:color="BFC9D9" w:sz="4"/>
+              <w:left w:val="single" w:color="BFC9D9" w:sz="4"/>
+              <w:bottom w:val="single" w:color="BFC9D9" w:sz="4"/>
+              <w:right w:val="single" w:color="BFC9D9" w:sz="4"/>
+            </w:tcBorders>
+            <w:shd w:fill="F2F5FA" w:color="auto" w:val="clear"/>
+            <w:tcMar>
+              <w:top w:type="dxa" w:w="60"/>
+              <w:left w:type="dxa" w:w="100"/>
+              <w:bottom w:type="dxa" w:w="60"/>
+              <w:right w:type="dxa" w:w="100"/>
+            </w:tcMar>
+          </w:tcPr>
+          <w:p>
+            <w:pPr>
+              <w:spacing w:after="0"/>
+            </w:pPr>
+            <w:r>
+              <w:rPr>
+                <w:sz w:val="18"/>
+                <w:szCs w:val="18"/>
+              </w:rPr>
+              <w:t xml:space="preserve">The sale value of a parcel less selling brokerage.</w:t>
+            </w:r>
+          </w:p>
+        </w:tc>
+      </w:tr>
+      <w:tr>
+        <w:trPr>
+          <w:cantSplit/>
+        </w:trPr>
+        <w:tc>
+          <w:tcPr>
+            <w:tcW w:type="dxa" w:w="2505"/>
+            <w:tcBorders>
+              <w:top w:val="single" w:color="BFC9D9" w:sz="4"/>
+              <w:left w:val="single" w:color="BFC9D9" w:sz="4"/>
+              <w:bottom w:val="single" w:color="BFC9D9" w:sz="4"/>
+              <w:right w:val="single" w:color="BFC9D9" w:sz="4"/>
+            </w:tcBorders>
+            <w:tcMar>
+              <w:top w:type="dxa" w:w="60"/>
+              <w:left w:type="dxa" w:w="100"/>
+              <w:bottom w:type="dxa" w:w="60"/>
+              <w:right w:type="dxa" w:w="100"/>
+            </w:tcMar>
+          </w:tcPr>
+          <w:p>
+            <w:pPr>
+              <w:spacing w:after="0"/>
+            </w:pPr>
+            <w:r>
+              <w:rPr>
+                <w:sz w:val="18"/>
+                <w:szCs w:val="18"/>
+              </w:rPr>
+              <w:t xml:space="preserve">CGT discount</w:t>
+            </w:r>
+          </w:p>
+        </w:tc>
+        <w:tc>
+          <w:tcPr>
+            <w:tcW w:type="dxa" w:w="7133"/>
+            <w:tcBorders>
+              <w:top w:val="single" w:color="BFC9D9" w:sz="4"/>
+              <w:left w:val="single" w:color="BFC9D9" w:sz="4"/>
+              <w:bottom w:val="single" w:color="BFC9D9" w:sz="4"/>
+              <w:right w:val="single" w:color="BFC9D9" w:sz="4"/>
+            </w:tcBorders>
+            <w:tcMar>
+              <w:top w:type="dxa" w:w="60"/>
+              <w:left w:type="dxa" w:w="100"/>
+              <w:bottom w:type="dxa" w:w="60"/>
+              <w:right w:type="dxa" w:w="100"/>
+            </w:tcMar>
+          </w:tcPr>
+          <w:p>
+            <w:pPr>
+              <w:spacing w:after="0"/>
+            </w:pPr>
+            <w:r>
+              <w:rPr>
+                <w:sz w:val="18"/>
+                <w:szCs w:val="18"/>
+              </w:rPr>
+              <w:t xml:space="preserve">The 50% reduction in a capital gain for individuals and trusts on shares held for more than 12 months.</w:t>
+            </w:r>
+          </w:p>
+        </w:tc>
+      </w:tr>
+      <w:tr>
+        <w:trPr>
+          <w:cantSplit/>
+        </w:trPr>
+        <w:tc>
+          <w:tcPr>
+            <w:tcW w:type="dxa" w:w="2505"/>
+            <w:tcBorders>
+              <w:top w:val="single" w:color="BFC9D9" w:sz="4"/>
+              <w:left w:val="single" w:color="BFC9D9" w:sz="4"/>
+              <w:bottom w:val="single" w:color="BFC9D9" w:sz="4"/>
+              <w:right w:val="single" w:color="BFC9D9" w:sz="4"/>
+            </w:tcBorders>
+            <w:shd w:fill="F2F5FA" w:color="auto" w:val="clear"/>
+            <w:tcMar>
+              <w:top w:type="dxa" w:w="60"/>
+              <w:left w:type="dxa" w:w="100"/>
+              <w:bottom w:type="dxa" w:w="60"/>
+              <w:right w:type="dxa" w:w="100"/>
+            </w:tcMar>
+          </w:tcPr>
+          <w:p>
+            <w:pPr>
+              <w:spacing w:after="0"/>
+            </w:pPr>
+            <w:r>
+              <w:rPr>
+                <w:sz w:val="18"/>
+                <w:szCs w:val="18"/>
+              </w:rPr>
+              <w:t xml:space="preserve">Cost base</w:t>
+            </w:r>
+          </w:p>
+        </w:tc>
+        <w:tc>
+          <w:tcPr>
+            <w:tcW w:type="dxa" w:w="7133"/>
+            <w:tcBorders>
+              <w:top w:val="single" w:color="BFC9D9" w:sz="4"/>
+              <w:left w:val="single" w:color="BFC9D9" w:sz="4"/>
+              <w:bottom w:val="single" w:color="BFC9D9" w:sz="4"/>
+              <w:right w:val="single" w:color="BFC9D9" w:sz="4"/>
+            </w:tcBorders>
+            <w:shd w:fill="F2F5FA" w:color="auto" w:val="clear"/>
+            <w:tcMar>
+              <w:top w:type="dxa" w:w="60"/>
+              <w:left w:type="dxa" w:w="100"/>
+              <w:bottom w:type="dxa" w:w="60"/>
+              <w:right w:type="dxa" w:w="100"/>
+            </w:tcMar>
+          </w:tcPr>
+          <w:p>
+            <w:pPr>
+              <w:spacing w:after="0"/>
+            </w:pPr>
+            <w:r>
+              <w:rPr>
+                <w:sz w:val="18"/>
+                <w:szCs w:val="18"/>
+              </w:rPr>
+              <w:t xml:space="preserve">The purchase value of a parcel plus buying brokerage.</w:t>
+            </w:r>
+          </w:p>
+        </w:tc>
+      </w:tr>
+      <w:tr>
+        <w:trPr>
+          <w:cantSplit/>
+        </w:trPr>
+        <w:tc>
+          <w:tcPr>
+            <w:tcW w:type="dxa" w:w="2505"/>
+            <w:tcBorders>
+              <w:top w:val="single" w:color="BFC9D9" w:sz="4"/>
+              <w:left w:val="single" w:color="BFC9D9" w:sz="4"/>
+              <w:bottom w:val="single" w:color="BFC9D9" w:sz="4"/>
+              <w:right w:val="single" w:color="BFC9D9" w:sz="4"/>
+            </w:tcBorders>
+            <w:tcMar>
+              <w:top w:type="dxa" w:w="60"/>
+              <w:left w:type="dxa" w:w="100"/>
+              <w:bottom w:type="dxa" w:w="60"/>
+              <w:right w:type="dxa" w:w="100"/>
+            </w:tcMar>
+          </w:tcPr>
+          <w:p>
+            <w:pPr>
+              <w:spacing w:after="0"/>
+            </w:pPr>
+            <w:r>
+              <w:rPr>
+                <w:sz w:val="18"/>
+                <w:szCs w:val="18"/>
+              </w:rPr>
+              <w:t xml:space="preserve">Discount rate</w:t>
+            </w:r>
+          </w:p>
+        </w:tc>
+        <w:tc>
+          <w:tcPr>
+            <w:tcW w:type="dxa" w:w="7133"/>
+            <w:tcBorders>
+              <w:top w:val="single" w:color="BFC9D9" w:sz="4"/>
+              <w:left w:val="single" w:color="BFC9D9" w:sz="4"/>
+              <w:bottom w:val="single" w:color="BFC9D9" w:sz="4"/>
+              <w:right w:val="single" w:color="BFC9D9" w:sz="4"/>
+            </w:tcBorders>
+            <w:tcMar>
+              <w:top w:type="dxa" w:w="60"/>
+              <w:left w:type="dxa" w:w="100"/>
+              <w:bottom w:type="dxa" w:w="60"/>
+              <w:right w:type="dxa" w:w="100"/>
+            </w:tcMar>
+          </w:tcPr>
+          <w:p>
+            <w:pPr>
+              <w:spacing w:after="0"/>
+            </w:pPr>
+            <w:r>
+              <w:rPr>
+                <w:sz w:val="18"/>
+                <w:szCs w:val="18"/>
+              </w:rPr>
+              <w:t xml:space="preserve">The annual return required to justify the investment, used to convert future cash into today's dollars. 9% in this tool.</w:t>
+            </w:r>
+          </w:p>
+        </w:tc>
+      </w:tr>
+      <w:tr>
+        <w:trPr>
+          <w:cantSplit/>
+        </w:trPr>
+        <w:tc>
+          <w:tcPr>
+            <w:tcW w:type="dxa" w:w="2505"/>
+            <w:tcBorders>
+              <w:top w:val="single" w:color="BFC9D9" w:sz="4"/>
+              <w:left w:val="single" w:color="BFC9D9" w:sz="4"/>
+              <w:bottom w:val="single" w:color="BFC9D9" w:sz="4"/>
+              <w:right w:val="single" w:color="BFC9D9" w:sz="4"/>
+            </w:tcBorders>
+            <w:shd w:fill="F2F5FA" w:color="auto" w:val="clear"/>
+            <w:tcMar>
+              <w:top w:type="dxa" w:w="60"/>
+              <w:left w:type="dxa" w:w="100"/>
+              <w:bottom w:type="dxa" w:w="60"/>
+              <w:right w:type="dxa" w:w="100"/>
+            </w:tcMar>
+          </w:tcPr>
+          <w:p>
+            <w:pPr>
+              <w:spacing w:after="0"/>
+            </w:pPr>
+            <w:r>
+              <w:rPr>
+                <w:sz w:val="18"/>
+                <w:szCs w:val="18"/>
+              </w:rPr>
+              <w:t xml:space="preserve">Franking credit</w:t>
+            </w:r>
+          </w:p>
+        </w:tc>
+        <w:tc>
+          <w:tcPr>
+            <w:tcW w:type="dxa" w:w="7133"/>
+            <w:tcBorders>
+              <w:top w:val="single" w:color="BFC9D9" w:sz="4"/>
+              <w:left w:val="single" w:color="BFC9D9" w:sz="4"/>
+              <w:bottom w:val="single" w:color="BFC9D9" w:sz="4"/>
+              <w:right w:val="single" w:color="BFC9D9" w:sz="4"/>
+            </w:tcBorders>
+            <w:shd w:fill="F2F5FA" w:color="auto" w:val="clear"/>
+            <w:tcMar>
+              <w:top w:type="dxa" w:w="60"/>
+              <w:left w:type="dxa" w:w="100"/>
+              <w:bottom w:type="dxa" w:w="60"/>
+              <w:right w:type="dxa" w:w="100"/>
+            </w:tcMar>
+          </w:tcPr>
+          <w:p>
+            <w:pPr>
+              <w:spacing w:after="0"/>
+            </w:pPr>
+            <w:r>
+              <w:rPr>
+                <w:sz w:val="18"/>
+                <w:szCs w:val="18"/>
+              </w:rPr>
+              <w:t xml:space="preserve">A credit for company tax already paid on a dividend, which Australian resident shareholders can offset against their own tax.</w:t>
+            </w:r>
+          </w:p>
+        </w:tc>
+      </w:tr>
+      <w:tr>
+        <w:trPr>
+          <w:cantSplit/>
+        </w:trPr>
+        <w:tc>
+          <w:tcPr>
+            <w:tcW w:type="dxa" w:w="2505"/>
+            <w:tcBorders>
+              <w:top w:val="single" w:color="BFC9D9" w:sz="4"/>
+              <w:left w:val="single" w:color="BFC9D9" w:sz="4"/>
+              <w:bottom w:val="single" w:color="BFC9D9" w:sz="4"/>
+              <w:right w:val="single" w:color="BFC9D9" w:sz="4"/>
+            </w:tcBorders>
+            <w:tcMar>
+              <w:top w:type="dxa" w:w="60"/>
+              <w:left w:type="dxa" w:w="100"/>
+              <w:bottom w:type="dxa" w:w="60"/>
+              <w:right w:type="dxa" w:w="100"/>
+            </w:tcMar>
+          </w:tcPr>
+          <w:p>
+            <w:pPr>
+              <w:spacing w:after="0"/>
+            </w:pPr>
+            <w:r>
+              <w:rPr>
+                <w:sz w:val="18"/>
+                <w:szCs w:val="18"/>
+              </w:rPr>
+              <w:t xml:space="preserve">Grossed-up yield</w:t>
+            </w:r>
+          </w:p>
+        </w:tc>
+        <w:tc>
+          <w:tcPr>
+            <w:tcW w:type="dxa" w:w="7133"/>
+            <w:tcBorders>
+              <w:top w:val="single" w:color="BFC9D9" w:sz="4"/>
+              <w:left w:val="single" w:color="BFC9D9" w:sz="4"/>
+              <w:bottom w:val="single" w:color="BFC9D9" w:sz="4"/>
+              <w:right w:val="single" w:color="BFC9D9" w:sz="4"/>
+            </w:tcBorders>
+            <w:tcMar>
+              <w:top w:type="dxa" w:w="60"/>
+              <w:left w:type="dxa" w:w="100"/>
+              <w:bottom w:type="dxa" w:w="60"/>
+              <w:right w:type="dxa" w:w="100"/>
+            </w:tcMar>
+          </w:tcPr>
+          <w:p>
+            <w:pPr>
+              <w:spacing w:after="0"/>
+            </w:pPr>
+            <w:r>
+              <w:rPr>
+                <w:sz w:val="18"/>
+                <w:szCs w:val="18"/>
+              </w:rPr>
+              <w:t xml:space="preserve">Dividend yield including the value of franking credits.</w:t>
+            </w:r>
+          </w:p>
+        </w:tc>
+      </w:tr>
+      <w:tr>
+        <w:trPr>
+          <w:cantSplit/>
+        </w:trPr>
+        <w:tc>
+          <w:tcPr>
+            <w:tcW w:type="dxa" w:w="2505"/>
+            <w:tcBorders>
+              <w:top w:val="single" w:color="BFC9D9" w:sz="4"/>
+              <w:left w:val="single" w:color="BFC9D9" w:sz="4"/>
+              <w:bottom w:val="single" w:color="BFC9D9" w:sz="4"/>
+              <w:right w:val="single" w:color="BFC9D9" w:sz="4"/>
+            </w:tcBorders>
+            <w:shd w:fill="F2F5FA" w:color="auto" w:val="clear"/>
+            <w:tcMar>
+              <w:top w:type="dxa" w:w="60"/>
+              <w:left w:type="dxa" w:w="100"/>
+              <w:bottom w:type="dxa" w:w="60"/>
+              <w:right w:type="dxa" w:w="100"/>
+            </w:tcMar>
+          </w:tcPr>
+          <w:p>
+            <w:pPr>
+              <w:spacing w:after="0"/>
+            </w:pPr>
+            <w:r>
+              <w:rPr>
+                <w:sz w:val="18"/>
+                <w:szCs w:val="18"/>
+              </w:rPr>
+              <w:t xml:space="preserve">Intrinsic value</w:t>
+            </w:r>
+          </w:p>
+        </w:tc>
+        <w:tc>
+          <w:tcPr>
+            <w:tcW w:type="dxa" w:w="7133"/>
+            <w:tcBorders>
+              <w:top w:val="single" w:color="BFC9D9" w:sz="4"/>
+              <w:left w:val="single" w:color="BFC9D9" w:sz="4"/>
+              <w:bottom w:val="single" w:color="BFC9D9" w:sz="4"/>
+              <w:right w:val="single" w:color="BFC9D9" w:sz="4"/>
+            </w:tcBorders>
+            <w:shd w:fill="F2F5FA" w:color="auto" w:val="clear"/>
+            <w:tcMar>
+              <w:top w:type="dxa" w:w="60"/>
+              <w:left w:type="dxa" w:w="100"/>
+              <w:bottom w:type="dxa" w:w="60"/>
+              <w:right w:type="dxa" w:w="100"/>
+            </w:tcMar>
+          </w:tcPr>
+          <w:p>
+            <w:pPr>
+              <w:spacing w:after="0"/>
+            </w:pPr>
+            <w:r>
+              <w:rPr>
+                <w:sz w:val="18"/>
+                <w:szCs w:val="18"/>
+              </w:rPr>
+              <w:t xml:space="preserve">The estimated value of a share based on the cash it is expected to generate, independent of the market price.</w:t>
+            </w:r>
+          </w:p>
+        </w:tc>
+      </w:tr>
+      <w:tr>
+        <w:trPr>
+          <w:cantSplit/>
+        </w:trPr>
+        <w:tc>
+          <w:tcPr>
+            <w:tcW w:type="dxa" w:w="2505"/>
+            <w:tcBorders>
+              <w:top w:val="single" w:color="BFC9D9" w:sz="4"/>
+              <w:left w:val="single" w:color="BFC9D9" w:sz="4"/>
+              <w:bottom w:val="single" w:color="BFC9D9" w:sz="4"/>
+              <w:right w:val="single" w:color="BFC9D9" w:sz="4"/>
+            </w:tcBorders>
+            <w:tcMar>
+              <w:top w:type="dxa" w:w="60"/>
+              <w:left w:type="dxa" w:w="100"/>
+              <w:bottom w:type="dxa" w:w="60"/>
+              <w:right w:type="dxa" w:w="100"/>
+            </w:tcMar>
+          </w:tcPr>
+          <w:p>
+            <w:pPr>
+              <w:spacing w:after="0"/>
+            </w:pPr>
+            <w:r>
+              <w:rPr>
+                <w:sz w:val="18"/>
+                <w:szCs w:val="18"/>
+              </w:rPr>
+              <w:t xml:space="preserve">Margin of safety</w:t>
+            </w:r>
+          </w:p>
+        </w:tc>
+        <w:tc>
+          <w:tcPr>
+            <w:tcW w:type="dxa" w:w="7133"/>
+            <w:tcBorders>
+              <w:top w:val="single" w:color="BFC9D9" w:sz="4"/>
+              <w:left w:val="single" w:color="BFC9D9" w:sz="4"/>
+              <w:bottom w:val="single" w:color="BFC9D9" w:sz="4"/>
+              <w:right w:val="single" w:color="BFC9D9" w:sz="4"/>
+            </w:tcBorders>
+            <w:tcMar>
+              <w:top w:type="dxa" w:w="60"/>
+              <w:left w:type="dxa" w:w="100"/>
+              <w:bottom w:type="dxa" w:w="60"/>
+              <w:right w:type="dxa" w:w="100"/>
+            </w:tcMar>
+          </w:tcPr>
+          <w:p>
+            <w:pPr>
+              <w:spacing w:after="0"/>
+            </w:pPr>
+            <w:r>
+              <w:rPr>
+                <w:sz w:val="18"/>
+                <w:szCs w:val="18"/>
+              </w:rPr>
+              <w:t xml:space="preserve">How far the share price sits below intrinsic value. A buffer against errors in the estimate.</w:t>
+            </w:r>
+          </w:p>
+        </w:tc>
+      </w:tr>
+      <w:tr>
+        <w:trPr>
+          <w:cantSplit/>
+        </w:trPr>
+        <w:tc>
+          <w:tcPr>
+            <w:tcW w:type="dxa" w:w="2505"/>
+            <w:tcBorders>
+              <w:top w:val="single" w:color="BFC9D9" w:sz="4"/>
+              <w:left w:val="single" w:color="BFC9D9" w:sz="4"/>
+              <w:bottom w:val="single" w:color="BFC9D9" w:sz="4"/>
+              <w:right w:val="single" w:color="BFC9D9" w:sz="4"/>
+            </w:tcBorders>
+            <w:shd w:fill="F2F5FA" w:color="auto" w:val="clear"/>
+            <w:tcMar>
+              <w:top w:type="dxa" w:w="60"/>
+              <w:left w:type="dxa" w:w="100"/>
+              <w:bottom w:type="dxa" w:w="60"/>
+              <w:right w:type="dxa" w:w="100"/>
+            </w:tcMar>
+          </w:tcPr>
+          <w:p>
+            <w:pPr>
+              <w:spacing w:after="0"/>
+            </w:pPr>
+            <w:r>
+              <w:rPr>
+                <w:sz w:val="18"/>
+                <w:szCs w:val="18"/>
+              </w:rPr>
+              <w:t xml:space="preserve">Momentum (into value)</w:t>
+            </w:r>
+          </w:p>
+        </w:tc>
+        <w:tc>
+          <w:tcPr>
+            <w:tcW w:type="dxa" w:w="7133"/>
+            <w:tcBorders>
+              <w:top w:val="single" w:color="BFC9D9" w:sz="4"/>
+              <w:left w:val="single" w:color="BFC9D9" w:sz="4"/>
+              <w:bottom w:val="single" w:color="BFC9D9" w:sz="4"/>
+              <w:right w:val="single" w:color="BFC9D9" w:sz="4"/>
+            </w:tcBorders>
+            <w:shd w:fill="F2F5FA" w:color="auto" w:val="clear"/>
+            <w:tcMar>
+              <w:top w:type="dxa" w:w="60"/>
+              <w:left w:type="dxa" w:w="100"/>
+              <w:bottom w:type="dxa" w:w="60"/>
+              <w:right w:type="dxa" w:w="100"/>
+            </w:tcMar>
+          </w:tcPr>
+          <w:p>
+            <w:pPr>
+              <w:spacing w:after="0"/>
+            </w:pPr>
+            <w:r>
+              <w:rPr>
+                <w:sz w:val="18"/>
+                <w:szCs w:val="18"/>
+              </w:rPr>
+              <w:t xml:space="preserve">A widening margin of safety: the share is getting cheaper relative to its estimated value.</w:t>
+            </w:r>
+          </w:p>
+        </w:tc>
+      </w:tr>
+      <w:tr>
+        <w:trPr>
+          <w:cantSplit/>
+        </w:trPr>
+        <w:tc>
+          <w:tcPr>
+            <w:tcW w:type="dxa" w:w="2505"/>
+            <w:tcBorders>
+              <w:top w:val="single" w:color="BFC9D9" w:sz="4"/>
+              <w:left w:val="single" w:color="BFC9D9" w:sz="4"/>
+              <w:bottom w:val="single" w:color="BFC9D9" w:sz="4"/>
+              <w:right w:val="single" w:color="BFC9D9" w:sz="4"/>
+            </w:tcBorders>
+            <w:tcMar>
+              <w:top w:type="dxa" w:w="60"/>
+              <w:left w:type="dxa" w:w="100"/>
+              <w:bottom w:type="dxa" w:w="60"/>
+              <w:right w:type="dxa" w:w="100"/>
+            </w:tcMar>
+          </w:tcPr>
+          <w:p>
+            <w:pPr>
+              <w:spacing w:after="0"/>
+            </w:pPr>
+            <w:r>
+              <w:rPr>
+                <w:sz w:val="18"/>
+                <w:szCs w:val="18"/>
+              </w:rPr>
+              <w:t xml:space="preserve">Parcel</w:t>
+            </w:r>
+          </w:p>
+        </w:tc>
+        <w:tc>
+          <w:tcPr>
+            <w:tcW w:type="dxa" w:w="7133"/>
+            <w:tcBorders>
+              <w:top w:val="single" w:color="BFC9D9" w:sz="4"/>
+              <w:left w:val="single" w:color="BFC9D9" w:sz="4"/>
+              <w:bottom w:val="single" w:color="BFC9D9" w:sz="4"/>
+              <w:right w:val="single" w:color="BFC9D9" w:sz="4"/>
+            </w:tcBorders>
+            <w:tcMar>
+              <w:top w:type="dxa" w:w="60"/>
+              <w:left w:type="dxa" w:w="100"/>
+              <w:bottom w:type="dxa" w:w="60"/>
+              <w:right w:type="dxa" w:w="100"/>
+            </w:tcMar>
+          </w:tcPr>
+          <w:p>
+            <w:pPr>
+              <w:spacing w:after="0"/>
+            </w:pPr>
+            <w:r>
+              <w:rPr>
+                <w:sz w:val="18"/>
+                <w:szCs w:val="18"/>
+              </w:rPr>
+              <w:t xml:space="preserve">A single acquisition of shares, tracked separately for tax.</w:t>
+            </w:r>
+          </w:p>
+        </w:tc>
+      </w:tr>
+      <w:tr>
+        <w:trPr>
+          <w:cantSplit/>
+        </w:trPr>
+        <w:tc>
+          <w:tcPr>
+            <w:tcW w:type="dxa" w:w="2505"/>
+            <w:tcBorders>
+              <w:top w:val="single" w:color="BFC9D9" w:sz="4"/>
+              <w:left w:val="single" w:color="BFC9D9" w:sz="4"/>
+              <w:bottom w:val="single" w:color="BFC9D9" w:sz="4"/>
+              <w:right w:val="single" w:color="BFC9D9" w:sz="4"/>
+            </w:tcBorders>
+            <w:shd w:fill="F2F5FA" w:color="auto" w:val="clear"/>
+            <w:tcMar>
+              <w:top w:type="dxa" w:w="60"/>
+              <w:left w:type="dxa" w:w="100"/>
+              <w:bottom w:type="dxa" w:w="60"/>
+              <w:right w:type="dxa" w:w="100"/>
+            </w:tcMar>
+          </w:tcPr>
+          <w:p>
+            <w:pPr>
+              <w:spacing w:after="0"/>
+            </w:pPr>
+            <w:r>
+              <w:rPr>
+                <w:sz w:val="18"/>
+                <w:szCs w:val="18"/>
+              </w:rPr>
+              <w:t xml:space="preserve">Payout ratio</w:t>
+            </w:r>
+          </w:p>
+        </w:tc>
+        <w:tc>
+          <w:tcPr>
+            <w:tcW w:type="dxa" w:w="7133"/>
+            <w:tcBorders>
+              <w:top w:val="single" w:color="BFC9D9" w:sz="4"/>
+              <w:left w:val="single" w:color="BFC9D9" w:sz="4"/>
+              <w:bottom w:val="single" w:color="BFC9D9" w:sz="4"/>
+              <w:right w:val="single" w:color="BFC9D9" w:sz="4"/>
+            </w:tcBorders>
+            <w:shd w:fill="F2F5FA" w:color="auto" w:val="clear"/>
+            <w:tcMar>
+              <w:top w:type="dxa" w:w="60"/>
+              <w:left w:type="dxa" w:w="100"/>
+              <w:bottom w:type="dxa" w:w="60"/>
+              <w:right w:type="dxa" w:w="100"/>
+            </w:tcMar>
+          </w:tcPr>
+          <w:p>
+            <w:pPr>
+              <w:spacing w:after="0"/>
+            </w:pPr>
+            <w:r>
+              <w:rPr>
+                <w:sz w:val="18"/>
+                <w:szCs w:val="18"/>
+              </w:rPr>
+              <w:t xml:space="preserve">The share of earnings paid out as dividends.</w:t>
+            </w:r>
+          </w:p>
+        </w:tc>
+      </w:tr>
+      <w:tr>
+        <w:trPr>
+          <w:cantSplit/>
+        </w:trPr>
+        <w:tc>
+          <w:tcPr>
+            <w:tcW w:type="dxa" w:w="2505"/>
+            <w:tcBorders>
+              <w:top w:val="single" w:color="BFC9D9" w:sz="4"/>
+              <w:left w:val="single" w:color="BFC9D9" w:sz="4"/>
+              <w:bottom w:val="single" w:color="BFC9D9" w:sz="4"/>
+              <w:right w:val="single" w:color="BFC9D9" w:sz="4"/>
+            </w:tcBorders>
+            <w:tcMar>
+              <w:top w:type="dxa" w:w="60"/>
+              <w:left w:type="dxa" w:w="100"/>
+              <w:bottom w:type="dxa" w:w="60"/>
+              <w:right w:type="dxa" w:w="100"/>
+            </w:tcMar>
+          </w:tcPr>
+          <w:p>
+            <w:pPr>
+              <w:spacing w:after="0"/>
+            </w:pPr>
+            <w:r>
+              <w:rPr>
+                <w:sz w:val="18"/>
+                <w:szCs w:val="18"/>
+              </w:rPr>
+              <w:t xml:space="preserve">Percentage point</w:t>
+            </w:r>
+          </w:p>
+        </w:tc>
+        <w:tc>
+          <w:tcPr>
+            <w:tcW w:type="dxa" w:w="7133"/>
+            <w:tcBorders>
+              <w:top w:val="single" w:color="BFC9D9" w:sz="4"/>
+              <w:left w:val="single" w:color="BFC9D9" w:sz="4"/>
+              <w:bottom w:val="single" w:color="BFC9D9" w:sz="4"/>
+              <w:right w:val="single" w:color="BFC9D9" w:sz="4"/>
+            </w:tcBorders>
+            <w:tcMar>
+              <w:top w:type="dxa" w:w="60"/>
+              <w:left w:type="dxa" w:w="100"/>
+              <w:bottom w:type="dxa" w:w="60"/>
+              <w:right w:type="dxa" w:w="100"/>
+            </w:tcMar>
+          </w:tcPr>
+          <w:p>
+            <w:pPr>
+              <w:spacing w:after="0"/>
+            </w:pPr>
+            <w:r>
+              <w:rPr>
+                <w:sz w:val="18"/>
+                <w:szCs w:val="18"/>
+              </w:rPr>
+              <w:t xml:space="preserve">The simple difference between two percentages. Moving from 20% to 25% is a rise of 5 percentage points.</w:t>
+            </w:r>
+          </w:p>
+        </w:tc>
+      </w:tr>
+      <w:tr>
+        <w:trPr>
+          <w:cantSplit/>
+        </w:trPr>
+        <w:tc>
+          <w:tcPr>
+            <w:tcW w:type="dxa" w:w="2505"/>
+            <w:tcBorders>
+              <w:top w:val="single" w:color="BFC9D9" w:sz="4"/>
+              <w:left w:val="single" w:color="BFC9D9" w:sz="4"/>
+              <w:bottom w:val="single" w:color="BFC9D9" w:sz="4"/>
+              <w:right w:val="single" w:color="BFC9D9" w:sz="4"/>
+            </w:tcBorders>
+            <w:shd w:fill="F2F5FA" w:color="auto" w:val="clear"/>
+            <w:tcMar>
+              <w:top w:type="dxa" w:w="60"/>
+              <w:left w:type="dxa" w:w="100"/>
+              <w:bottom w:type="dxa" w:w="60"/>
+              <w:right w:type="dxa" w:w="100"/>
+            </w:tcMar>
+          </w:tcPr>
+          <w:p>
+            <w:pPr>
+              <w:spacing w:after="0"/>
+            </w:pPr>
+            <w:r>
+              <w:rPr>
+                <w:sz w:val="18"/>
+                <w:szCs w:val="18"/>
+              </w:rPr>
+              <w:t xml:space="preserve">Red flag</w:t>
+            </w:r>
+          </w:p>
+        </w:tc>
+        <w:tc>
+          <w:tcPr>
+            <w:tcW w:type="dxa" w:w="7133"/>
+            <w:tcBorders>
+              <w:top w:val="single" w:color="BFC9D9" w:sz="4"/>
+              <w:left w:val="single" w:color="BFC9D9" w:sz="4"/>
+              <w:bottom w:val="single" w:color="BFC9D9" w:sz="4"/>
+              <w:right w:val="single" w:color="BFC9D9" w:sz="4"/>
+            </w:tcBorders>
+            <w:shd w:fill="F2F5FA" w:color="auto" w:val="clear"/>
+            <w:tcMar>
+              <w:top w:type="dxa" w:w="60"/>
+              <w:left w:type="dxa" w:w="100"/>
+              <w:bottom w:type="dxa" w:w="60"/>
+              <w:right w:type="dxa" w:w="100"/>
+            </w:tcMar>
+          </w:tcPr>
+          <w:p>
+            <w:pPr>
+              <w:spacing w:after="0"/>
+            </w:pPr>
+            <w:r>
+              <w:rPr>
+                <w:sz w:val="18"/>
+                <w:szCs w:val="18"/>
+              </w:rPr>
+              <w:t xml:space="preserve">A condition that downgrades an otherwise attractive result (see section 9).</w:t>
+            </w:r>
+          </w:p>
+        </w:tc>
+      </w:tr>
+      <w:tr>
+        <w:trPr>
+          <w:cantSplit/>
+        </w:trPr>
+        <w:tc>
+          <w:tcPr>
+            <w:tcW w:type="dxa" w:w="2505"/>
+            <w:tcBorders>
+              <w:top w:val="single" w:color="BFC9D9" w:sz="4"/>
+              <w:left w:val="single" w:color="BFC9D9" w:sz="4"/>
+              <w:bottom w:val="single" w:color="BFC9D9" w:sz="4"/>
+              <w:right w:val="single" w:color="BFC9D9" w:sz="4"/>
+            </w:tcBorders>
+            <w:tcMar>
+              <w:top w:type="dxa" w:w="60"/>
+              <w:left w:type="dxa" w:w="100"/>
+              <w:bottom w:type="dxa" w:w="60"/>
+              <w:right w:type="dxa" w:w="100"/>
+            </w:tcMar>
+          </w:tcPr>
+          <w:p>
+            <w:pPr>
+              <w:spacing w:after="0"/>
+            </w:pPr>
+            <w:r>
+              <w:rPr>
+                <w:sz w:val="18"/>
+                <w:szCs w:val="18"/>
+              </w:rPr>
+              <w:t xml:space="preserve">Shares on issue</w:t>
+            </w:r>
+          </w:p>
+        </w:tc>
+        <w:tc>
+          <w:tcPr>
+            <w:tcW w:type="dxa" w:w="7133"/>
+            <w:tcBorders>
+              <w:top w:val="single" w:color="BFC9D9" w:sz="4"/>
+              <w:left w:val="single" w:color="BFC9D9" w:sz="4"/>
+              <w:bottom w:val="single" w:color="BFC9D9" w:sz="4"/>
+              <w:right w:val="single" w:color="BFC9D9" w:sz="4"/>
+            </w:tcBorders>
+            <w:tcMar>
+              <w:top w:type="dxa" w:w="60"/>
+              <w:left w:type="dxa" w:w="100"/>
+              <w:bottom w:type="dxa" w:w="60"/>
+              <w:right w:type="dxa" w:w="100"/>
+            </w:tcMar>
+          </w:tcPr>
+          <w:p>
+            <w:pPr>
+              <w:spacing w:after="0"/>
+            </w:pPr>
+            <w:r>
+              <w:rPr>
+                <w:sz w:val="18"/>
+                <w:szCs w:val="18"/>
+              </w:rPr>
+              <w:t xml:space="preserve">The total number of a company's shares held by investors.</w:t>
+            </w:r>
+          </w:p>
+        </w:tc>
+      </w:tr>
+      <w:tr>
+        <w:trPr>
+          <w:cantSplit/>
+        </w:trPr>
+        <w:tc>
+          <w:tcPr>
+            <w:tcW w:type="dxa" w:w="2505"/>
+            <w:tcBorders>
+              <w:top w:val="single" w:color="BFC9D9" w:sz="4"/>
+              <w:left w:val="single" w:color="BFC9D9" w:sz="4"/>
+              <w:bottom w:val="single" w:color="BFC9D9" w:sz="4"/>
+              <w:right w:val="single" w:color="BFC9D9" w:sz="4"/>
+            </w:tcBorders>
+            <w:shd w:fill="F2F5FA" w:color="auto" w:val="clear"/>
+            <w:tcMar>
+              <w:top w:type="dxa" w:w="60"/>
+              <w:left w:type="dxa" w:w="100"/>
+              <w:bottom w:type="dxa" w:w="60"/>
+              <w:right w:type="dxa" w:w="100"/>
+            </w:tcMar>
+          </w:tcPr>
+          <w:p>
+            <w:pPr>
+              <w:spacing w:after="0"/>
+            </w:pPr>
+            <w:r>
+              <w:rPr>
+                <w:sz w:val="18"/>
+                <w:szCs w:val="18"/>
+              </w:rPr>
+              <w:t xml:space="preserve">Terminal value</w:t>
+            </w:r>
+          </w:p>
+        </w:tc>
+        <w:tc>
+          <w:tcPr>
+            <w:tcW w:type="dxa" w:w="7133"/>
+            <w:tcBorders>
+              <w:top w:val="single" w:color="BFC9D9" w:sz="4"/>
+              <w:left w:val="single" w:color="BFC9D9" w:sz="4"/>
+              <w:bottom w:val="single" w:color="BFC9D9" w:sz="4"/>
+              <w:right w:val="single" w:color="BFC9D9" w:sz="4"/>
+            </w:tcBorders>
+            <w:shd w:fill="F2F5FA" w:color="auto" w:val="clear"/>
+            <w:tcMar>
+              <w:top w:type="dxa" w:w="60"/>
+              <w:left w:type="dxa" w:w="100"/>
+              <w:bottom w:type="dxa" w:w="60"/>
+              <w:right w:type="dxa" w:w="100"/>
+            </w:tcMar>
+          </w:tcPr>
+          <w:p>
+            <w:pPr>
+              <w:spacing w:after="0"/>
+            </w:pPr>
+            <w:r>
+              <w:rPr>
+                <w:sz w:val="18"/>
+                <w:szCs w:val="18"/>
+              </w:rPr>
+              <w:t xml:space="preserve">The value of all cash flows beyond the explicit forecast period, assuming steady growth thereafter.</w:t>
+            </w:r>
+          </w:p>
+        </w:tc>
+      </w:tr>
+      <w:tr>
+        <w:trPr>
+          <w:cantSplit/>
+        </w:trPr>
+        <w:tc>
+          <w:tcPr>
+            <w:tcW w:type="dxa" w:w="2505"/>
+            <w:tcBorders>
+              <w:top w:val="single" w:color="BFC9D9" w:sz="4"/>
+              <w:left w:val="single" w:color="BFC9D9" w:sz="4"/>
+              <w:bottom w:val="single" w:color="BFC9D9" w:sz="4"/>
+              <w:right w:val="single" w:color="BFC9D9" w:sz="4"/>
+            </w:tcBorders>
+            <w:tcMar>
+              <w:top w:type="dxa" w:w="60"/>
+              <w:left w:type="dxa" w:w="100"/>
+              <w:bottom w:type="dxa" w:w="60"/>
+              <w:right w:type="dxa" w:w="100"/>
+            </w:tcMar>
+          </w:tcPr>
+          <w:p>
+            <w:pPr>
+              <w:spacing w:after="0"/>
+            </w:pPr>
+            <w:r>
+              <w:rPr>
+                <w:sz w:val="18"/>
+                <w:szCs w:val="18"/>
+              </w:rPr>
+              <w:t xml:space="preserve">Value trap</w:t>
+            </w:r>
+          </w:p>
+        </w:tc>
+        <w:tc>
+          <w:tcPr>
+            <w:tcW w:type="dxa" w:w="7133"/>
+            <w:tcBorders>
+              <w:top w:val="single" w:color="BFC9D9" w:sz="4"/>
+              <w:left w:val="single" w:color="BFC9D9" w:sz="4"/>
+              <w:bottom w:val="single" w:color="BFC9D9" w:sz="4"/>
+              <w:right w:val="single" w:color="BFC9D9" w:sz="4"/>
+            </w:tcBorders>
+            <w:tcMar>
+              <w:top w:type="dxa" w:w="60"/>
+              <w:left w:type="dxa" w:w="100"/>
+              <w:bottom w:type="dxa" w:w="60"/>
+              <w:right w:type="dxa" w:w="100"/>
+            </w:tcMar>
+          </w:tcPr>
+          <w:p>
+            <w:pPr>
+              <w:spacing w:after="0"/>
+            </w:pPr>
+            <w:r>
+              <w:rPr>
+                <w:sz w:val="18"/>
+                <w:szCs w:val="18"/>
+              </w:rPr>
+              <w:t xml:space="preserve">A share that looks cheap because its business is deteriorating, not because the market has mispriced it.</w:t>
+            </w:r>
+          </w:p>
+        </w:tc>
+      </w:tr>
+    </w:tbl>
     <w:sectPr>
       <w:footerReference w:type="default" r:id="rId6"/>
       <w:pgSz w:w="11906" w:h="16838" w:orient="portrait"/>

--- a/docs/ASX_Value_Screener_Rules_and_Methodology.docx
+++ b/docs/ASX_Value_Screener_Rules_and_Methodology.docx
@@ -43,7 +43,7 @@
           <w:sz w:val="18"/>
           <w:szCs w:val="18"/>
         </w:rPr>
-        <w:t xml:space="preserve">As at 5 October 2026  |  Code version 4723a0a  |  Research tool, not financial advice</w:t>
+        <w:t xml:space="preserve">As at 5 October 2026  |  Research tool, not financial advice</w:t>
       </w:r>
     </w:p>
     <w:p>
@@ -8429,6 +8429,100 @@
                 <w:sz w:val="18"/>
                 <w:szCs w:val="18"/>
               </w:rPr>
+              <w:t xml:space="preserve">ACCUMULATE</w:t>
+            </w:r>
+          </w:p>
+        </w:tc>
+        <w:tc>
+          <w:tcPr>
+            <w:tcW w:type="dxa" w:w="7037"/>
+            <w:tcBorders>
+              <w:top w:val="single" w:color="BFC9D9" w:sz="4"/>
+              <w:left w:val="single" w:color="BFC9D9" w:sz="4"/>
+              <w:bottom w:val="single" w:color="BFC9D9" w:sz="4"/>
+              <w:right w:val="single" w:color="BFC9D9" w:sz="4"/>
+            </w:tcBorders>
+            <w:tcMar>
+              <w:top w:type="dxa" w:w="60"/>
+              <w:left w:type="dxa" w:w="100"/>
+              <w:bottom w:type="dxa" w:w="60"/>
+              <w:right w:type="dxa" w:w="100"/>
+            </w:tcMar>
+          </w:tcPr>
+          <w:p>
+            <w:pPr>
+              <w:spacing w:after="0"/>
+            </w:pPr>
+            <w:r>
+              <w:rPr>
+                <w:sz w:val="18"/>
+                <w:szCs w:val="18"/>
+              </w:rPr>
+              <w:t xml:space="preserve">Passes all four value tests with no red flags: the same bar as BUY for a share you do not own, so consider adding. The reason notes "getting cheaper" when momentum_ok = Y.</w:t>
+            </w:r>
+          </w:p>
+        </w:tc>
+      </w:tr>
+      <w:tr>
+        <w:trPr>
+          <w:cantSplit/>
+        </w:trPr>
+        <w:tc>
+          <w:tcPr>
+            <w:tcW w:type="dxa" w:w="963"/>
+            <w:tcBorders>
+              <w:top w:val="single" w:color="BFC9D9" w:sz="4"/>
+              <w:left w:val="single" w:color="BFC9D9" w:sz="4"/>
+              <w:bottom w:val="single" w:color="BFC9D9" w:sz="4"/>
+              <w:right w:val="single" w:color="BFC9D9" w:sz="4"/>
+            </w:tcBorders>
+            <w:shd w:fill="F2F5FA" w:color="auto" w:val="clear"/>
+            <w:tcMar>
+              <w:top w:type="dxa" w:w="60"/>
+              <w:left w:type="dxa" w:w="100"/>
+              <w:bottom w:type="dxa" w:w="60"/>
+              <w:right w:type="dxa" w:w="100"/>
+            </w:tcMar>
+          </w:tcPr>
+          <w:p>
+            <w:pPr>
+              <w:spacing w:after="0"/>
+            </w:pPr>
+            <w:r>
+              <w:rPr>
+                <w:sz w:val="18"/>
+                <w:szCs w:val="18"/>
+              </w:rPr>
+              <w:t xml:space="preserve">4</w:t>
+            </w:r>
+          </w:p>
+        </w:tc>
+        <w:tc>
+          <w:tcPr>
+            <w:tcW w:type="dxa" w:w="1638"/>
+            <w:tcBorders>
+              <w:top w:val="single" w:color="BFC9D9" w:sz="4"/>
+              <w:left w:val="single" w:color="BFC9D9" w:sz="4"/>
+              <w:bottom w:val="single" w:color="BFC9D9" w:sz="4"/>
+              <w:right w:val="single" w:color="BFC9D9" w:sz="4"/>
+            </w:tcBorders>
+            <w:shd w:fill="F2F5FA" w:color="auto" w:val="clear"/>
+            <w:tcMar>
+              <w:top w:type="dxa" w:w="60"/>
+              <w:left w:type="dxa" w:w="100"/>
+              <w:bottom w:type="dxa" w:w="60"/>
+              <w:right w:type="dxa" w:w="100"/>
+            </w:tcMar>
+          </w:tcPr>
+          <w:p>
+            <w:pPr>
+              <w:spacing w:after="0"/>
+            </w:pPr>
+            <w:r>
+              <w:rPr>
+                <w:sz w:val="18"/>
+                <w:szCs w:val="18"/>
+              </w:rPr>
               <w:t xml:space="preserve">HOLD</w:t>
             </w:r>
           </w:p>
@@ -8442,23 +8536,24 @@
               <w:bottom w:val="single" w:color="BFC9D9" w:sz="4"/>
               <w:right w:val="single" w:color="BFC9D9" w:sz="4"/>
             </w:tcBorders>
-            <w:tcMar>
-              <w:top w:type="dxa" w:w="60"/>
-              <w:left w:type="dxa" w:w="100"/>
-              <w:bottom w:type="dxa" w:w="60"/>
-              <w:right w:type="dxa" w:w="100"/>
-            </w:tcMar>
-          </w:tcPr>
-          <w:p>
-            <w:pPr>
-              <w:spacing w:after="0"/>
-            </w:pPr>
-            <w:r>
-              <w:rPr>
-                <w:sz w:val="18"/>
-                <w:szCs w:val="18"/>
-              </w:rPr>
-              <w:t xml:space="preserve">Otherwise. The reason adds "could add" when all four value tests still pass.</w:t>
+            <w:shd w:fill="F2F5FA" w:color="auto" w:val="clear"/>
+            <w:tcMar>
+              <w:top w:type="dxa" w:w="60"/>
+              <w:left w:type="dxa" w:w="100"/>
+              <w:bottom w:type="dxa" w:w="60"/>
+              <w:right w:type="dxa" w:w="100"/>
+            </w:tcMar>
+          </w:tcPr>
+          <w:p>
+            <w:pPr>
+              <w:spacing w:after="0"/>
+            </w:pPr>
+            <w:r>
+              <w:rPr>
+                <w:sz w:val="18"/>
+                <w:szCs w:val="18"/>
+              </w:rPr>
+              <w:t xml:space="preserve">Otherwise: no red flags, but fails one or more value tests (named in the reason), so not a candidate to add to.</w:t>
             </w:r>
           </w:p>
         </w:tc>
@@ -8481,7 +8576,7 @@
         <w:t xml:space="preserve">CGT timing note.</w:t>
       </w:r>
       <w:r>
-        <w:t xml:space="preserve"> On a SELL or REVIEW, if any open parcel becomes eligible for the 50% CGT discount within the next 90 days, the reason states how many units and from what date, so the timing of a sale can be considered.</w:t>
+        <w:t xml:space="preserve"> On a SELL or REVIEW, if any open parcel becomes eligible for the 50% CGT discount within the next 90 days, the reason states how many units and from what date, so the timing of a sale can be considered. The note never appears on ACCUMULATE or HOLD, since neither suggests selling.</w:t>
       </w:r>
     </w:p>
     <w:p>
@@ -8497,7 +8592,7 @@
         <w:spacing w:after="120"/>
       </w:pPr>
       <w:r>
-        <w:t xml:space="preserve">The action report groups companies as SELL, REVIEW, HOLD, BUY, INVESTIGATE, WATCH and AVOID, sorted by margin of safety within each group. IGNORE is counted only.</w:t>
+        <w:t xml:space="preserve">The action report groups companies as SELL, REVIEW, ACCUMULATE, HOLD, BUY, INVESTIGATE, WATCH and AVOID, sorted by margin of safety within each group. IGNORE is counted only.</w:t>
       </w:r>
     </w:p>
     <w:p>
@@ -11652,7 +11747,7 @@
                 <w:sz w:val="18"/>
                 <w:szCs w:val="18"/>
               </w:rPr>
-              <w:t xml:space="preserve">200-day moving average</w:t>
+              <w:t xml:space="preserve">Accumulate</w:t>
             </w:r>
           </w:p>
         </w:tc>
@@ -11682,7 +11777,7 @@
                 <w:sz w:val="18"/>
                 <w:szCs w:val="18"/>
               </w:rPr>
-              <w:t xml:space="preserve">The average of the last 200 daily closing prices. A common gauge of the longer-term price trend.</w:t>
+              <w:t xml:space="preserve">Add to a share you already hold. Suggested only when the share still meets the same standard as a new BUY.</w:t>
             </w:r>
           </w:p>
         </w:tc>
@@ -11716,7 +11811,7 @@
                 <w:sz w:val="18"/>
                 <w:szCs w:val="18"/>
               </w:rPr>
-              <w:t xml:space="preserve">Book value</w:t>
+              <w:t xml:space="preserve">200-day moving average</w:t>
             </w:r>
           </w:p>
         </w:tc>
@@ -11745,7 +11840,7 @@
                 <w:sz w:val="18"/>
                 <w:szCs w:val="18"/>
               </w:rPr>
-              <w:t xml:space="preserve">Total shareholders' equity from the balance sheet. Per share: equity divided by shares on issue.</w:t>
+              <w:t xml:space="preserve">The average of the last 200 daily closing prices. A common gauge of the longer-term price trend.</w:t>
             </w:r>
           </w:p>
         </w:tc>
@@ -11780,7 +11875,7 @@
                 <w:sz w:val="18"/>
                 <w:szCs w:val="18"/>
               </w:rPr>
-              <w:t xml:space="preserve">Capital proceeds</w:t>
+              <w:t xml:space="preserve">Book value</w:t>
             </w:r>
           </w:p>
         </w:tc>
@@ -11810,7 +11905,7 @@
                 <w:sz w:val="18"/>
                 <w:szCs w:val="18"/>
               </w:rPr>
-              <w:t xml:space="preserve">The sale value of a parcel less selling brokerage.</w:t>
+              <w:t xml:space="preserve">Total shareholders' equity from the balance sheet. Per share: equity divided by shares on issue.</w:t>
             </w:r>
           </w:p>
         </w:tc>
@@ -11844,7 +11939,7 @@
                 <w:sz w:val="18"/>
                 <w:szCs w:val="18"/>
               </w:rPr>
-              <w:t xml:space="preserve">CGT discount</w:t>
+              <w:t xml:space="preserve">Capital proceeds</w:t>
             </w:r>
           </w:p>
         </w:tc>
@@ -11873,7 +11968,7 @@
                 <w:sz w:val="18"/>
                 <w:szCs w:val="18"/>
               </w:rPr>
-              <w:t xml:space="preserve">The 50% reduction in a capital gain for individuals and trusts on shares held for more than 12 months.</w:t>
+              <w:t xml:space="preserve">The sale value of a parcel less selling brokerage.</w:t>
             </w:r>
           </w:p>
         </w:tc>
@@ -11908,7 +12003,7 @@
                 <w:sz w:val="18"/>
                 <w:szCs w:val="18"/>
               </w:rPr>
-              <w:t xml:space="preserve">Cost base</w:t>
+              <w:t xml:space="preserve">CGT discount</w:t>
             </w:r>
           </w:p>
         </w:tc>
@@ -11938,7 +12033,7 @@
                 <w:sz w:val="18"/>
                 <w:szCs w:val="18"/>
               </w:rPr>
-              <w:t xml:space="preserve">The purchase value of a parcel plus buying brokerage.</w:t>
+              <w:t xml:space="preserve">The 50% reduction in a capital gain for individuals and trusts on shares held for more than 12 months.</w:t>
             </w:r>
           </w:p>
         </w:tc>
@@ -11972,7 +12067,7 @@
                 <w:sz w:val="18"/>
                 <w:szCs w:val="18"/>
               </w:rPr>
-              <w:t xml:space="preserve">Discount rate</w:t>
+              <w:t xml:space="preserve">Cost base</w:t>
             </w:r>
           </w:p>
         </w:tc>
@@ -12001,7 +12096,7 @@
                 <w:sz w:val="18"/>
                 <w:szCs w:val="18"/>
               </w:rPr>
-              <w:t xml:space="preserve">The annual return required to justify the investment, used to convert future cash into today's dollars. 9% in this tool.</w:t>
+              <w:t xml:space="preserve">The purchase value of a parcel plus buying brokerage.</w:t>
             </w:r>
           </w:p>
         </w:tc>
@@ -12036,7 +12131,7 @@
                 <w:sz w:val="18"/>
                 <w:szCs w:val="18"/>
               </w:rPr>
-              <w:t xml:space="preserve">Franking credit</w:t>
+              <w:t xml:space="preserve">Discount rate</w:t>
             </w:r>
           </w:p>
         </w:tc>
@@ -12066,7 +12161,7 @@
                 <w:sz w:val="18"/>
                 <w:szCs w:val="18"/>
               </w:rPr>
-              <w:t xml:space="preserve">A credit for company tax already paid on a dividend, which Australian resident shareholders can offset against their own tax.</w:t>
+              <w:t xml:space="preserve">The annual return required to justify the investment, used to convert future cash into today's dollars. 9% in this tool.</w:t>
             </w:r>
           </w:p>
         </w:tc>
@@ -12100,7 +12195,7 @@
                 <w:sz w:val="18"/>
                 <w:szCs w:val="18"/>
               </w:rPr>
-              <w:t xml:space="preserve">Grossed-up yield</w:t>
+              <w:t xml:space="preserve">Franking credit</w:t>
             </w:r>
           </w:p>
         </w:tc>
@@ -12129,7 +12224,7 @@
                 <w:sz w:val="18"/>
                 <w:szCs w:val="18"/>
               </w:rPr>
-              <w:t xml:space="preserve">Dividend yield including the value of franking credits.</w:t>
+              <w:t xml:space="preserve">A credit for company tax already paid on a dividend, which Australian resident shareholders can offset against their own tax.</w:t>
             </w:r>
           </w:p>
         </w:tc>
@@ -12164,7 +12259,7 @@
                 <w:sz w:val="18"/>
                 <w:szCs w:val="18"/>
               </w:rPr>
-              <w:t xml:space="preserve">Intrinsic value</w:t>
+              <w:t xml:space="preserve">Grossed-up yield</w:t>
             </w:r>
           </w:p>
         </w:tc>
@@ -12194,7 +12289,7 @@
                 <w:sz w:val="18"/>
                 <w:szCs w:val="18"/>
               </w:rPr>
-              <w:t xml:space="preserve">The estimated value of a share based on the cash it is expected to generate, independent of the market price.</w:t>
+              <w:t xml:space="preserve">Dividend yield including the value of franking credits.</w:t>
             </w:r>
           </w:p>
         </w:tc>
@@ -12228,7 +12323,7 @@
                 <w:sz w:val="18"/>
                 <w:szCs w:val="18"/>
               </w:rPr>
-              <w:t xml:space="preserve">Margin of safety</w:t>
+              <w:t xml:space="preserve">Intrinsic value</w:t>
             </w:r>
           </w:p>
         </w:tc>
@@ -12257,7 +12352,7 @@
                 <w:sz w:val="18"/>
                 <w:szCs w:val="18"/>
               </w:rPr>
-              <w:t xml:space="preserve">How far the share price sits below intrinsic value. A buffer against errors in the estimate.</w:t>
+              <w:t xml:space="preserve">The estimated value of a share based on the cash it is expected to generate, independent of the market price.</w:t>
             </w:r>
           </w:p>
         </w:tc>
@@ -12292,7 +12387,7 @@
                 <w:sz w:val="18"/>
                 <w:szCs w:val="18"/>
               </w:rPr>
-              <w:t xml:space="preserve">Momentum (into value)</w:t>
+              <w:t xml:space="preserve">Margin of safety</w:t>
             </w:r>
           </w:p>
         </w:tc>
@@ -12322,7 +12417,7 @@
                 <w:sz w:val="18"/>
                 <w:szCs w:val="18"/>
               </w:rPr>
-              <w:t xml:space="preserve">A widening margin of safety: the share is getting cheaper relative to its estimated value.</w:t>
+              <w:t xml:space="preserve">How far the share price sits below intrinsic value. A buffer against errors in the estimate.</w:t>
             </w:r>
           </w:p>
         </w:tc>
@@ -12356,7 +12451,7 @@
                 <w:sz w:val="18"/>
                 <w:szCs w:val="18"/>
               </w:rPr>
-              <w:t xml:space="preserve">Parcel</w:t>
+              <w:t xml:space="preserve">Momentum (into value)</w:t>
             </w:r>
           </w:p>
         </w:tc>
@@ -12385,7 +12480,7 @@
                 <w:sz w:val="18"/>
                 <w:szCs w:val="18"/>
               </w:rPr>
-              <w:t xml:space="preserve">A single acquisition of shares, tracked separately for tax.</w:t>
+              <w:t xml:space="preserve">A widening margin of safety: the share is getting cheaper relative to its estimated value.</w:t>
             </w:r>
           </w:p>
         </w:tc>
@@ -12420,7 +12515,7 @@
                 <w:sz w:val="18"/>
                 <w:szCs w:val="18"/>
               </w:rPr>
-              <w:t xml:space="preserve">Payout ratio</w:t>
+              <w:t xml:space="preserve">Parcel</w:t>
             </w:r>
           </w:p>
         </w:tc>
@@ -12450,7 +12545,7 @@
                 <w:sz w:val="18"/>
                 <w:szCs w:val="18"/>
               </w:rPr>
-              <w:t xml:space="preserve">The share of earnings paid out as dividends.</w:t>
+              <w:t xml:space="preserve">A single acquisition of shares, tracked separately for tax.</w:t>
             </w:r>
           </w:p>
         </w:tc>
@@ -12484,7 +12579,7 @@
                 <w:sz w:val="18"/>
                 <w:szCs w:val="18"/>
               </w:rPr>
-              <w:t xml:space="preserve">Percentage point</w:t>
+              <w:t xml:space="preserve">Payout ratio</w:t>
             </w:r>
           </w:p>
         </w:tc>
@@ -12513,7 +12608,7 @@
                 <w:sz w:val="18"/>
                 <w:szCs w:val="18"/>
               </w:rPr>
-              <w:t xml:space="preserve">The simple difference between two percentages. Moving from 20% to 25% is a rise of 5 percentage points.</w:t>
+              <w:t xml:space="preserve">The share of earnings paid out as dividends.</w:t>
             </w:r>
           </w:p>
         </w:tc>
@@ -12548,7 +12643,7 @@
                 <w:sz w:val="18"/>
                 <w:szCs w:val="18"/>
               </w:rPr>
-              <w:t xml:space="preserve">Red flag</w:t>
+              <w:t xml:space="preserve">Percentage point</w:t>
             </w:r>
           </w:p>
         </w:tc>
@@ -12578,7 +12673,7 @@
                 <w:sz w:val="18"/>
                 <w:szCs w:val="18"/>
               </w:rPr>
-              <w:t xml:space="preserve">A condition that downgrades an otherwise attractive result (see section 9).</w:t>
+              <w:t xml:space="preserve">The simple difference between two percentages. Moving from 20% to 25% is a rise of 5 percentage points.</w:t>
             </w:r>
           </w:p>
         </w:tc>
@@ -12612,7 +12707,7 @@
                 <w:sz w:val="18"/>
                 <w:szCs w:val="18"/>
               </w:rPr>
-              <w:t xml:space="preserve">Shares on issue</w:t>
+              <w:t xml:space="preserve">Red flag</w:t>
             </w:r>
           </w:p>
         </w:tc>
@@ -12641,7 +12736,7 @@
                 <w:sz w:val="18"/>
                 <w:szCs w:val="18"/>
               </w:rPr>
-              <w:t xml:space="preserve">The total number of a company's shares held by investors.</w:t>
+              <w:t xml:space="preserve">A condition that downgrades an otherwise attractive result (see section 9).</w:t>
             </w:r>
           </w:p>
         </w:tc>
@@ -12676,7 +12771,7 @@
                 <w:sz w:val="18"/>
                 <w:szCs w:val="18"/>
               </w:rPr>
-              <w:t xml:space="preserve">Terminal value</w:t>
+              <w:t xml:space="preserve">Shares on issue</w:t>
             </w:r>
           </w:p>
         </w:tc>
@@ -12706,7 +12801,7 @@
                 <w:sz w:val="18"/>
                 <w:szCs w:val="18"/>
               </w:rPr>
-              <w:t xml:space="preserve">The value of all cash flows beyond the explicit forecast period, assuming steady growth thereafter.</w:t>
+              <w:t xml:space="preserve">The total number of a company's shares held by investors.</w:t>
             </w:r>
           </w:p>
         </w:tc>
@@ -12740,6 +12835,70 @@
                 <w:sz w:val="18"/>
                 <w:szCs w:val="18"/>
               </w:rPr>
+              <w:t xml:space="preserve">Terminal value</w:t>
+            </w:r>
+          </w:p>
+        </w:tc>
+        <w:tc>
+          <w:tcPr>
+            <w:tcW w:type="dxa" w:w="7133"/>
+            <w:tcBorders>
+              <w:top w:val="single" w:color="BFC9D9" w:sz="4"/>
+              <w:left w:val="single" w:color="BFC9D9" w:sz="4"/>
+              <w:bottom w:val="single" w:color="BFC9D9" w:sz="4"/>
+              <w:right w:val="single" w:color="BFC9D9" w:sz="4"/>
+            </w:tcBorders>
+            <w:tcMar>
+              <w:top w:type="dxa" w:w="60"/>
+              <w:left w:type="dxa" w:w="100"/>
+              <w:bottom w:type="dxa" w:w="60"/>
+              <w:right w:type="dxa" w:w="100"/>
+            </w:tcMar>
+          </w:tcPr>
+          <w:p>
+            <w:pPr>
+              <w:spacing w:after="0"/>
+            </w:pPr>
+            <w:r>
+              <w:rPr>
+                <w:sz w:val="18"/>
+                <w:szCs w:val="18"/>
+              </w:rPr>
+              <w:t xml:space="preserve">The value of all cash flows beyond the explicit forecast period, assuming steady growth thereafter.</w:t>
+            </w:r>
+          </w:p>
+        </w:tc>
+      </w:tr>
+      <w:tr>
+        <w:trPr>
+          <w:cantSplit/>
+        </w:trPr>
+        <w:tc>
+          <w:tcPr>
+            <w:tcW w:type="dxa" w:w="2505"/>
+            <w:tcBorders>
+              <w:top w:val="single" w:color="BFC9D9" w:sz="4"/>
+              <w:left w:val="single" w:color="BFC9D9" w:sz="4"/>
+              <w:bottom w:val="single" w:color="BFC9D9" w:sz="4"/>
+              <w:right w:val="single" w:color="BFC9D9" w:sz="4"/>
+            </w:tcBorders>
+            <w:shd w:fill="F2F5FA" w:color="auto" w:val="clear"/>
+            <w:tcMar>
+              <w:top w:type="dxa" w:w="60"/>
+              <w:left w:type="dxa" w:w="100"/>
+              <w:bottom w:type="dxa" w:w="60"/>
+              <w:right w:type="dxa" w:w="100"/>
+            </w:tcMar>
+          </w:tcPr>
+          <w:p>
+            <w:pPr>
+              <w:spacing w:after="0"/>
+            </w:pPr>
+            <w:r>
+              <w:rPr>
+                <w:sz w:val="18"/>
+                <w:szCs w:val="18"/>
+              </w:rPr>
               <w:t xml:space="preserve">Value trap</w:t>
             </w:r>
           </w:p>
@@ -12753,6 +12912,7 @@
               <w:bottom w:val="single" w:color="BFC9D9" w:sz="4"/>
               <w:right w:val="single" w:color="BFC9D9" w:sz="4"/>
             </w:tcBorders>
+            <w:shd w:fill="F2F5FA" w:color="auto" w:val="clear"/>
             <w:tcMar>
               <w:top w:type="dxa" w:w="60"/>
               <w:left w:type="dxa" w:w="100"/>

--- a/docs/ASX_Value_Screener_Rules_and_Methodology.docx
+++ b/docs/ASX_Value_Screener_Rules_and_Methodology.docx
@@ -148,6 +148,26 @@
       </w:r>
       <w:r>
         <w:t xml:space="preserve"> for each company, with the reason, and assesses shares you hold separately, including capital gains tax (CGT) timing.</w:t>
+      </w:r>
+    </w:p>
+    <w:p>
+      <w:pPr>
+        <w:pStyle w:val="ListParagraph"/>
+        <w:numPr>
+          <w:ilvl w:val="0"/>
+          <w:numId w:val="2"/>
+        </w:numPr>
+        <w:spacing w:after="60"/>
+      </w:pPr>
+      <w:r>
+        <w:rPr>
+          <w:b/>
+          <w:bCs/>
+        </w:rPr>
+        <w:t xml:space="preserve">Shows the results in a browser</w:t>
+      </w:r>
+      <w:r>
+        <w:t xml:space="preserve"> on your PC or phone: a filterable screener and a page per company with a score wheel built from 30 named checks.</w:t>
       </w:r>
     </w:p>
     <w:p>
@@ -8600,7 +8620,484 @@
         <w:pStyle w:val="Heading1"/>
       </w:pPr>
       <w:r>
-        <w:t xml:space="preserve">11. Holdings and CGT Rules</w:t>
+        <w:t xml:space="preserve">11. Score Wheel (Web Interface)</w:t>
+      </w:r>
+    </w:p>
+    <w:p>
+      <w:pPr>
+        <w:spacing w:after="120"/>
+      </w:pPr>
+      <w:r>
+        <w:t xml:space="preserve">The web interface's company page summarises each company on a five-spoke score wheel, similar in style to Simply Wall St. Each spoke counts how many of six yes/no checks the company passes, so its score runs from 0 to 6 and every point traces to a named rule.</w:t>
+      </w:r>
+    </w:p>
+    <w:p>
+      <w:pPr>
+        <w:pStyle w:val="ListParagraph"/>
+        <w:numPr>
+          <w:ilvl w:val="0"/>
+          <w:numId w:val="2"/>
+        </w:numPr>
+        <w:spacing w:after="60"/>
+      </w:pPr>
+      <w:r>
+        <w:t xml:space="preserve">A check with missing data shows as no data and never counts as a pass.</w:t>
+      </w:r>
+    </w:p>
+    <w:p>
+      <w:pPr>
+        <w:pStyle w:val="ListParagraph"/>
+        <w:numPr>
+          <w:ilvl w:val="0"/>
+          <w:numId w:val="2"/>
+        </w:numPr>
+        <w:spacing w:after="60"/>
+      </w:pPr>
+      <w:r>
+        <w:t xml:space="preserve">Thresholds reuse the screener's own wherever one exists, so the wheel cannot contradict the value tests or markers.</w:t>
+      </w:r>
+    </w:p>
+    <w:p>
+      <w:pPr>
+        <w:pStyle w:val="ListParagraph"/>
+        <w:numPr>
+          <w:ilvl w:val="0"/>
+          <w:numId w:val="2"/>
+        </w:numPr>
+        <w:spacing w:after="60"/>
+      </w:pPr>
+      <w:r>
+        <w:t xml:space="preserve">The wheel describes a company; it does not decide anything. The suggested action still comes only from the rules in section 10.</w:t>
+      </w:r>
+    </w:p>
+    <w:tbl>
+      <w:tblPr>
+        <w:tblW w:type="dxa" w:w="9638"/>
+        <w:tblBorders>
+          <w:top w:val="single" w:color="auto" w:sz="4"/>
+          <w:left w:val="single" w:color="auto" w:sz="4"/>
+          <w:bottom w:val="single" w:color="auto" w:sz="4"/>
+          <w:right w:val="single" w:color="auto" w:sz="4"/>
+          <w:insideH w:val="single" w:color="auto" w:sz="4"/>
+          <w:insideV w:val="single" w:color="auto" w:sz="4"/>
+        </w:tblBorders>
+      </w:tblPr>
+      <w:tblGrid>
+        <w:gridCol w:w="1638"/>
+        <w:gridCol w:w="8000"/>
+      </w:tblGrid>
+      <w:tr>
+        <w:trPr>
+          <w:tblHeader/>
+        </w:trPr>
+        <w:tc>
+          <w:tcPr>
+            <w:tcW w:type="dxa" w:w="1638"/>
+            <w:tcBorders>
+              <w:top w:val="single" w:color="BFC9D9" w:sz="4"/>
+              <w:left w:val="single" w:color="BFC9D9" w:sz="4"/>
+              <w:bottom w:val="single" w:color="BFC9D9" w:sz="4"/>
+              <w:right w:val="single" w:color="BFC9D9" w:sz="4"/>
+            </w:tcBorders>
+            <w:shd w:fill="D9E2F3" w:color="auto" w:val="clear"/>
+            <w:tcMar>
+              <w:top w:type="dxa" w:w="60"/>
+              <w:left w:type="dxa" w:w="100"/>
+              <w:bottom w:type="dxa" w:w="60"/>
+              <w:right w:type="dxa" w:w="100"/>
+            </w:tcMar>
+          </w:tcPr>
+          <w:p>
+            <w:pPr>
+              <w:spacing w:after="0"/>
+            </w:pPr>
+            <w:r>
+              <w:rPr>
+                <w:b/>
+                <w:bCs/>
+                <w:color w:val="1F3864"/>
+                <w:sz w:val="18"/>
+                <w:szCs w:val="18"/>
+              </w:rPr>
+              <w:t xml:space="preserve">Spoke</w:t>
+            </w:r>
+          </w:p>
+        </w:tc>
+        <w:tc>
+          <w:tcPr>
+            <w:tcW w:type="dxa" w:w="8000"/>
+            <w:tcBorders>
+              <w:top w:val="single" w:color="BFC9D9" w:sz="4"/>
+              <w:left w:val="single" w:color="BFC9D9" w:sz="4"/>
+              <w:bottom w:val="single" w:color="BFC9D9" w:sz="4"/>
+              <w:right w:val="single" w:color="BFC9D9" w:sz="4"/>
+            </w:tcBorders>
+            <w:shd w:fill="D9E2F3" w:color="auto" w:val="clear"/>
+            <w:tcMar>
+              <w:top w:type="dxa" w:w="60"/>
+              <w:left w:type="dxa" w:w="100"/>
+              <w:bottom w:type="dxa" w:w="60"/>
+              <w:right w:type="dxa" w:w="100"/>
+            </w:tcMar>
+          </w:tcPr>
+          <w:p>
+            <w:pPr>
+              <w:spacing w:after="0"/>
+            </w:pPr>
+            <w:r>
+              <w:rPr>
+                <w:b/>
+                <w:bCs/>
+                <w:color w:val="1F3864"/>
+                <w:sz w:val="18"/>
+                <w:szCs w:val="18"/>
+              </w:rPr>
+              <w:t xml:space="preserve">The six checks (one point each)</w:t>
+            </w:r>
+          </w:p>
+        </w:tc>
+      </w:tr>
+      <w:tr>
+        <w:trPr>
+          <w:cantSplit/>
+        </w:trPr>
+        <w:tc>
+          <w:tcPr>
+            <w:tcW w:type="dxa" w:w="1638"/>
+            <w:tcBorders>
+              <w:top w:val="single" w:color="BFC9D9" w:sz="4"/>
+              <w:left w:val="single" w:color="BFC9D9" w:sz="4"/>
+              <w:bottom w:val="single" w:color="BFC9D9" w:sz="4"/>
+              <w:right w:val="single" w:color="BFC9D9" w:sz="4"/>
+            </w:tcBorders>
+            <w:tcMar>
+              <w:top w:type="dxa" w:w="60"/>
+              <w:left w:type="dxa" w:w="100"/>
+              <w:bottom w:type="dxa" w:w="60"/>
+              <w:right w:type="dxa" w:w="100"/>
+            </w:tcMar>
+          </w:tcPr>
+          <w:p>
+            <w:pPr>
+              <w:spacing w:after="0"/>
+            </w:pPr>
+            <w:r>
+              <w:rPr>
+                <w:sz w:val="18"/>
+                <w:szCs w:val="18"/>
+              </w:rPr>
+              <w:t xml:space="preserve">Value</w:t>
+            </w:r>
+          </w:p>
+        </w:tc>
+        <w:tc>
+          <w:tcPr>
+            <w:tcW w:type="dxa" w:w="8000"/>
+            <w:tcBorders>
+              <w:top w:val="single" w:color="BFC9D9" w:sz="4"/>
+              <w:left w:val="single" w:color="BFC9D9" w:sz="4"/>
+              <w:bottom w:val="single" w:color="BFC9D9" w:sz="4"/>
+              <w:right w:val="single" w:color="BFC9D9" w:sz="4"/>
+            </w:tcBorders>
+            <w:tcMar>
+              <w:top w:type="dxa" w:w="60"/>
+              <w:left w:type="dxa" w:w="100"/>
+              <w:bottom w:type="dxa" w:w="60"/>
+              <w:right w:type="dxa" w:w="100"/>
+            </w:tcMar>
+          </w:tcPr>
+          <w:p>
+            <w:pPr>
+              <w:spacing w:after="0"/>
+            </w:pPr>
+            <w:r>
+              <w:rPr>
+                <w:sz w:val="18"/>
+                <w:szCs w:val="18"/>
+              </w:rPr>
+              <w:t xml:space="preserve">Margin of safety above 0%; above 20%; above 40%. P/E between 0 and 15. P/B between 0 and 1.5. Price below the Graham Number.</w:t>
+            </w:r>
+          </w:p>
+        </w:tc>
+      </w:tr>
+      <w:tr>
+        <w:trPr>
+          <w:cantSplit/>
+        </w:trPr>
+        <w:tc>
+          <w:tcPr>
+            <w:tcW w:type="dxa" w:w="1638"/>
+            <w:tcBorders>
+              <w:top w:val="single" w:color="BFC9D9" w:sz="4"/>
+              <w:left w:val="single" w:color="BFC9D9" w:sz="4"/>
+              <w:bottom w:val="single" w:color="BFC9D9" w:sz="4"/>
+              <w:right w:val="single" w:color="BFC9D9" w:sz="4"/>
+            </w:tcBorders>
+            <w:shd w:fill="F2F5FA" w:color="auto" w:val="clear"/>
+            <w:tcMar>
+              <w:top w:type="dxa" w:w="60"/>
+              <w:left w:type="dxa" w:w="100"/>
+              <w:bottom w:type="dxa" w:w="60"/>
+              <w:right w:type="dxa" w:w="100"/>
+            </w:tcMar>
+          </w:tcPr>
+          <w:p>
+            <w:pPr>
+              <w:spacing w:after="0"/>
+            </w:pPr>
+            <w:r>
+              <w:rPr>
+                <w:sz w:val="18"/>
+                <w:szCs w:val="18"/>
+              </w:rPr>
+              <w:t xml:space="preserve">Performance</w:t>
+            </w:r>
+          </w:p>
+        </w:tc>
+        <w:tc>
+          <w:tcPr>
+            <w:tcW w:type="dxa" w:w="8000"/>
+            <w:tcBorders>
+              <w:top w:val="single" w:color="BFC9D9" w:sz="4"/>
+              <w:left w:val="single" w:color="BFC9D9" w:sz="4"/>
+              <w:bottom w:val="single" w:color="BFC9D9" w:sz="4"/>
+              <w:right w:val="single" w:color="BFC9D9" w:sz="4"/>
+            </w:tcBorders>
+            <w:shd w:fill="F2F5FA" w:color="auto" w:val="clear"/>
+            <w:tcMar>
+              <w:top w:type="dxa" w:w="60"/>
+              <w:left w:type="dxa" w:w="100"/>
+              <w:bottom w:type="dxa" w:w="60"/>
+              <w:right w:type="dxa" w:w="100"/>
+            </w:tcMar>
+          </w:tcPr>
+          <w:p>
+            <w:pPr>
+              <w:spacing w:after="0"/>
+            </w:pPr>
+            <w:r>
+              <w:rPr>
+                <w:sz w:val="18"/>
+                <w:szCs w:val="18"/>
+              </w:rPr>
+              <w:t xml:space="preserve">ROE above 12%; above 20%. ROIC above 10%. fundamentals_trend not DECLINING. earnings_quality STRONG or ADEQUATE; STRONG.</w:t>
+            </w:r>
+          </w:p>
+        </w:tc>
+      </w:tr>
+      <w:tr>
+        <w:trPr>
+          <w:cantSplit/>
+        </w:trPr>
+        <w:tc>
+          <w:tcPr>
+            <w:tcW w:type="dxa" w:w="1638"/>
+            <w:tcBorders>
+              <w:top w:val="single" w:color="BFC9D9" w:sz="4"/>
+              <w:left w:val="single" w:color="BFC9D9" w:sz="4"/>
+              <w:bottom w:val="single" w:color="BFC9D9" w:sz="4"/>
+              <w:right w:val="single" w:color="BFC9D9" w:sz="4"/>
+            </w:tcBorders>
+            <w:tcMar>
+              <w:top w:type="dxa" w:w="60"/>
+              <w:left w:type="dxa" w:w="100"/>
+              <w:bottom w:type="dxa" w:w="60"/>
+              <w:right w:type="dxa" w:w="100"/>
+            </w:tcMar>
+          </w:tcPr>
+          <w:p>
+            <w:pPr>
+              <w:spacing w:after="0"/>
+            </w:pPr>
+            <w:r>
+              <w:rPr>
+                <w:sz w:val="18"/>
+                <w:szCs w:val="18"/>
+              </w:rPr>
+              <w:t xml:space="preserve">Health</w:t>
+            </w:r>
+          </w:p>
+        </w:tc>
+        <w:tc>
+          <w:tcPr>
+            <w:tcW w:type="dxa" w:w="8000"/>
+            <w:tcBorders>
+              <w:top w:val="single" w:color="BFC9D9" w:sz="4"/>
+              <w:left w:val="single" w:color="BFC9D9" w:sz="4"/>
+              <w:bottom w:val="single" w:color="BFC9D9" w:sz="4"/>
+              <w:right w:val="single" w:color="BFC9D9" w:sz="4"/>
+            </w:tcBorders>
+            <w:tcMar>
+              <w:top w:type="dxa" w:w="60"/>
+              <w:left w:type="dxa" w:w="100"/>
+              <w:bottom w:type="dxa" w:w="60"/>
+              <w:right w:type="dxa" w:w="100"/>
+            </w:tcMar>
+          </w:tcPr>
+          <w:p>
+            <w:pPr>
+              <w:spacing w:after="0"/>
+            </w:pPr>
+            <w:r>
+              <w:rPr>
+                <w:sz w:val="18"/>
+                <w:szCs w:val="18"/>
+              </w:rPr>
+              <w:t xml:space="preserve">Debt to equity below 0.8; below 0.4. Cash at least equal to total debt. Positive shareholders' equity. Positive free cash flow. Positive net profit.</w:t>
+            </w:r>
+          </w:p>
+        </w:tc>
+      </w:tr>
+      <w:tr>
+        <w:trPr>
+          <w:cantSplit/>
+        </w:trPr>
+        <w:tc>
+          <w:tcPr>
+            <w:tcW w:type="dxa" w:w="1638"/>
+            <w:tcBorders>
+              <w:top w:val="single" w:color="BFC9D9" w:sz="4"/>
+              <w:left w:val="single" w:color="BFC9D9" w:sz="4"/>
+              <w:bottom w:val="single" w:color="BFC9D9" w:sz="4"/>
+              <w:right w:val="single" w:color="BFC9D9" w:sz="4"/>
+            </w:tcBorders>
+            <w:shd w:fill="F2F5FA" w:color="auto" w:val="clear"/>
+            <w:tcMar>
+              <w:top w:type="dxa" w:w="60"/>
+              <w:left w:type="dxa" w:w="100"/>
+              <w:bottom w:type="dxa" w:w="60"/>
+              <w:right w:type="dxa" w:w="100"/>
+            </w:tcMar>
+          </w:tcPr>
+          <w:p>
+            <w:pPr>
+              <w:spacing w:after="0"/>
+            </w:pPr>
+            <w:r>
+              <w:rPr>
+                <w:sz w:val="18"/>
+                <w:szCs w:val="18"/>
+              </w:rPr>
+              <w:t xml:space="preserve">Dividend</w:t>
+            </w:r>
+          </w:p>
+        </w:tc>
+        <w:tc>
+          <w:tcPr>
+            <w:tcW w:type="dxa" w:w="8000"/>
+            <w:tcBorders>
+              <w:top w:val="single" w:color="BFC9D9" w:sz="4"/>
+              <w:left w:val="single" w:color="BFC9D9" w:sz="4"/>
+              <w:bottom w:val="single" w:color="BFC9D9" w:sz="4"/>
+              <w:right w:val="single" w:color="BFC9D9" w:sz="4"/>
+            </w:tcBorders>
+            <w:shd w:fill="F2F5FA" w:color="auto" w:val="clear"/>
+            <w:tcMar>
+              <w:top w:type="dxa" w:w="60"/>
+              <w:left w:type="dxa" w:w="100"/>
+              <w:bottom w:type="dxa" w:w="60"/>
+              <w:right w:type="dxa" w:w="100"/>
+            </w:tcMar>
+          </w:tcPr>
+          <w:p>
+            <w:pPr>
+              <w:spacing w:after="0"/>
+            </w:pPr>
+            <w:r>
+              <w:rPr>
+                <w:sz w:val="18"/>
+                <w:szCs w:val="18"/>
+              </w:rPr>
+              <w:t xml:space="preserve">Pays a dividend. Grossed-up yield above 4.5%; above 6%. Payout ratio 100% or less. dividend_trend STEADY or GROWING; GROWING.</w:t>
+            </w:r>
+          </w:p>
+        </w:tc>
+      </w:tr>
+      <w:tr>
+        <w:trPr>
+          <w:cantSplit/>
+        </w:trPr>
+        <w:tc>
+          <w:tcPr>
+            <w:tcW w:type="dxa" w:w="1638"/>
+            <w:tcBorders>
+              <w:top w:val="single" w:color="BFC9D9" w:sz="4"/>
+              <w:left w:val="single" w:color="BFC9D9" w:sz="4"/>
+              <w:bottom w:val="single" w:color="BFC9D9" w:sz="4"/>
+              <w:right w:val="single" w:color="BFC9D9" w:sz="4"/>
+            </w:tcBorders>
+            <w:tcMar>
+              <w:top w:type="dxa" w:w="60"/>
+              <w:left w:type="dxa" w:w="100"/>
+              <w:bottom w:type="dxa" w:w="60"/>
+              <w:right w:type="dxa" w:w="100"/>
+            </w:tcMar>
+          </w:tcPr>
+          <w:p>
+            <w:pPr>
+              <w:spacing w:after="0"/>
+            </w:pPr>
+            <w:r>
+              <w:rPr>
+                <w:sz w:val="18"/>
+                <w:szCs w:val="18"/>
+              </w:rPr>
+              <w:t xml:space="preserve">Momentum</w:t>
+            </w:r>
+          </w:p>
+        </w:tc>
+        <w:tc>
+          <w:tcPr>
+            <w:tcW w:type="dxa" w:w="8000"/>
+            <w:tcBorders>
+              <w:top w:val="single" w:color="BFC9D9" w:sz="4"/>
+              <w:left w:val="single" w:color="BFC9D9" w:sz="4"/>
+              <w:bottom w:val="single" w:color="BFC9D9" w:sz="4"/>
+              <w:right w:val="single" w:color="BFC9D9" w:sz="4"/>
+            </w:tcBorders>
+            <w:tcMar>
+              <w:top w:type="dxa" w:w="60"/>
+              <w:left w:type="dxa" w:w="100"/>
+              <w:bottom w:type="dxa" w:w="60"/>
+              <w:right w:type="dxa" w:w="100"/>
+            </w:tcMar>
+          </w:tcPr>
+          <w:p>
+            <w:pPr>
+              <w:spacing w:after="0"/>
+            </w:pPr>
+            <w:r>
+              <w:rPr>
+                <w:sz w:val="18"/>
+                <w:szCs w:val="18"/>
+              </w:rPr>
+              <w:t xml:space="preserve">price_signal UPTREND. Not making new 52-week lows. In the upper half of the 52-week range. margin_of_safety_trend above zero; momentum_ok = Y. fundamentals_trend IMPROVING.</w:t>
+            </w:r>
+          </w:p>
+        </w:tc>
+      </w:tr>
+    </w:tbl>
+    <w:p>
+      <w:pPr>
+        <w:spacing w:after="160" w:before="60"/>
+      </w:pPr>
+      <w:r>
+        <w:rPr>
+          <w:i/>
+          <w:iCs/>
+          <w:color w:val="555555"/>
+          <w:sz w:val="18"/>
+          <w:szCs w:val="18"/>
+        </w:rPr>
+        <w:t xml:space="preserve">A semicolon separates two thresholds on the same measure, for example ROE above 12% and ROE above 20% are two separate checks.</w:t>
+      </w:r>
+    </w:p>
+    <w:p>
+      <w:pPr>
+        <w:pStyle w:val="Heading1"/>
+      </w:pPr>
+      <w:r>
+        <w:t xml:space="preserve">12. Holdings and CGT Rules</w:t>
       </w:r>
     </w:p>
     <w:p>
@@ -9422,7 +9919,7 @@
         <w:pStyle w:val="Heading1"/>
       </w:pPr>
       <w:r>
-        <w:t xml:space="preserve">12. Key Limitations</w:t>
+        <w:t xml:space="preserve">13. Key Limitations</w:t>
       </w:r>
     </w:p>
     <w:p>
@@ -12771,7 +13268,7 @@
                 <w:sz w:val="18"/>
                 <w:szCs w:val="18"/>
               </w:rPr>
-              <w:t xml:space="preserve">Shares on issue</w:t>
+              <w:t xml:space="preserve">Score wheel</w:t>
             </w:r>
           </w:p>
         </w:tc>
@@ -12801,7 +13298,7 @@
                 <w:sz w:val="18"/>
                 <w:szCs w:val="18"/>
               </w:rPr>
-              <w:t xml:space="preserve">The total number of a company's shares held by investors.</w:t>
+              <w:t xml:space="preserve">A five-spoke chart in the web interface; each spoke counts how many of six yes/no checks a company passes (see section 11).</w:t>
             </w:r>
           </w:p>
         </w:tc>
@@ -12835,7 +13332,7 @@
                 <w:sz w:val="18"/>
                 <w:szCs w:val="18"/>
               </w:rPr>
-              <w:t xml:space="preserve">Terminal value</w:t>
+              <w:t xml:space="preserve">Shares on issue</w:t>
             </w:r>
           </w:p>
         </w:tc>
@@ -12864,7 +13361,7 @@
                 <w:sz w:val="18"/>
                 <w:szCs w:val="18"/>
               </w:rPr>
-              <w:t xml:space="preserve">The value of all cash flows beyond the explicit forecast period, assuming steady growth thereafter.</w:t>
+              <w:t xml:space="preserve">The total number of a company's shares held by investors.</w:t>
             </w:r>
           </w:p>
         </w:tc>
@@ -12899,6 +13396,70 @@
                 <w:sz w:val="18"/>
                 <w:szCs w:val="18"/>
               </w:rPr>
+              <w:t xml:space="preserve">Terminal value</w:t>
+            </w:r>
+          </w:p>
+        </w:tc>
+        <w:tc>
+          <w:tcPr>
+            <w:tcW w:type="dxa" w:w="7133"/>
+            <w:tcBorders>
+              <w:top w:val="single" w:color="BFC9D9" w:sz="4"/>
+              <w:left w:val="single" w:color="BFC9D9" w:sz="4"/>
+              <w:bottom w:val="single" w:color="BFC9D9" w:sz="4"/>
+              <w:right w:val="single" w:color="BFC9D9" w:sz="4"/>
+            </w:tcBorders>
+            <w:shd w:fill="F2F5FA" w:color="auto" w:val="clear"/>
+            <w:tcMar>
+              <w:top w:type="dxa" w:w="60"/>
+              <w:left w:type="dxa" w:w="100"/>
+              <w:bottom w:type="dxa" w:w="60"/>
+              <w:right w:type="dxa" w:w="100"/>
+            </w:tcMar>
+          </w:tcPr>
+          <w:p>
+            <w:pPr>
+              <w:spacing w:after="0"/>
+            </w:pPr>
+            <w:r>
+              <w:rPr>
+                <w:sz w:val="18"/>
+                <w:szCs w:val="18"/>
+              </w:rPr>
+              <w:t xml:space="preserve">The value of all cash flows beyond the explicit forecast period, assuming steady growth thereafter.</w:t>
+            </w:r>
+          </w:p>
+        </w:tc>
+      </w:tr>
+      <w:tr>
+        <w:trPr>
+          <w:cantSplit/>
+        </w:trPr>
+        <w:tc>
+          <w:tcPr>
+            <w:tcW w:type="dxa" w:w="2505"/>
+            <w:tcBorders>
+              <w:top w:val="single" w:color="BFC9D9" w:sz="4"/>
+              <w:left w:val="single" w:color="BFC9D9" w:sz="4"/>
+              <w:bottom w:val="single" w:color="BFC9D9" w:sz="4"/>
+              <w:right w:val="single" w:color="BFC9D9" w:sz="4"/>
+            </w:tcBorders>
+            <w:tcMar>
+              <w:top w:type="dxa" w:w="60"/>
+              <w:left w:type="dxa" w:w="100"/>
+              <w:bottom w:type="dxa" w:w="60"/>
+              <w:right w:type="dxa" w:w="100"/>
+            </w:tcMar>
+          </w:tcPr>
+          <w:p>
+            <w:pPr>
+              <w:spacing w:after="0"/>
+            </w:pPr>
+            <w:r>
+              <w:rPr>
+                <w:sz w:val="18"/>
+                <w:szCs w:val="18"/>
+              </w:rPr>
               <w:t xml:space="preserve">Value trap</w:t>
             </w:r>
           </w:p>
@@ -12912,7 +13473,6 @@
               <w:bottom w:val="single" w:color="BFC9D9" w:sz="4"/>
               <w:right w:val="single" w:color="BFC9D9" w:sz="4"/>
             </w:tcBorders>
-            <w:shd w:fill="F2F5FA" w:color="auto" w:val="clear"/>
             <w:tcMar>
               <w:top w:type="dxa" w:w="60"/>
               <w:left w:type="dxa" w:w="100"/>

--- a/docs/ASX_Value_Screener_Rules_and_Methodology.docx
+++ b/docs/ASX_Value_Screener_Rules_and_Methodology.docx
@@ -3152,7 +3152,7 @@
         <w:t xml:space="preserve">graham_number = √(22.5 × EPS × book value per share)</w:t>
       </w:r>
       <w:r>
-        <w:t xml:space="preserve">, where 22.5 reflects Graham's ceilings of a price-to-earnings ratio (P/E) of 15 and a price-to-book ratio (P/B) of 1.5. Blank when EPS or book value is zero or negative. Shown for reference only; it is not used in any test or action.</w:t>
+        <w:t xml:space="preserve">, where 22.5 reflects Graham's ceilings of a price-to-earnings ratio (P/E) of 15 and a price-to-book ratio (P/B) of 1.5. Blank when EPS or book value is zero or negative. A price below it means the share meets both of Graham's limits at once. It is not used in the four value tests or the suggested action; it is one of the six Value checks in the score wheel (section 11). Because it ignores growth, it understates companies with few physical assets, such as software businesses.</w:t>
       </w:r>
     </w:p>
     <w:p>

--- a/docs/ASX_Value_Screener_Rules_and_Methodology.docx
+++ b/docs/ASX_Value_Screener_Rules_and_Methodology.docx
@@ -1514,6 +1514,134 @@
                 <w:sz w:val="18"/>
                 <w:szCs w:val="18"/>
               </w:rPr>
+              <w:t xml:space="preserve">Dividend per FY</w:t>
+            </w:r>
+          </w:p>
+        </w:tc>
+        <w:tc>
+          <w:tcPr>
+            <w:tcW w:type="dxa" w:w="7229"/>
+            <w:tcBorders>
+              <w:top w:val="single" w:color="BFC9D9" w:sz="4"/>
+              <w:left w:val="single" w:color="BFC9D9" w:sz="4"/>
+              <w:bottom w:val="single" w:color="BFC9D9" w:sz="4"/>
+              <w:right w:val="single" w:color="BFC9D9" w:sz="4"/>
+            </w:tcBorders>
+            <w:tcMar>
+              <w:top w:type="dxa" w:w="60"/>
+              <w:left w:type="dxa" w:w="100"/>
+              <w:bottom w:type="dxa" w:w="60"/>
+              <w:right w:type="dxa" w:w="100"/>
+            </w:tcMar>
+          </w:tcPr>
+          <w:p>
+            <w:pPr>
+              <w:spacing w:after="0"/>
+            </w:pPr>
+            <w:r>
+              <w:rPr>
+                <w:sz w:val="18"/>
+                <w:szCs w:val="18"/>
+              </w:rPr>
+              <w:t xml:space="preserve">Ordinary dividends per share for each financial year: the twelve months of ex-dividend dates ending four months after the balance date, capturing the interim paid during the year and the final paid after it. If those four months have not passed yet, the twelve months to today are used.</w:t>
+            </w:r>
+          </w:p>
+        </w:tc>
+      </w:tr>
+      <w:tr>
+        <w:trPr>
+          <w:cantSplit/>
+        </w:trPr>
+        <w:tc>
+          <w:tcPr>
+            <w:tcW w:type="dxa" w:w="2409"/>
+            <w:tcBorders>
+              <w:top w:val="single" w:color="BFC9D9" w:sz="4"/>
+              <w:left w:val="single" w:color="BFC9D9" w:sz="4"/>
+              <w:bottom w:val="single" w:color="BFC9D9" w:sz="4"/>
+              <w:right w:val="single" w:color="BFC9D9" w:sz="4"/>
+            </w:tcBorders>
+            <w:shd w:fill="F2F5FA" w:color="auto" w:val="clear"/>
+            <w:tcMar>
+              <w:top w:type="dxa" w:w="60"/>
+              <w:left w:type="dxa" w:w="100"/>
+              <w:bottom w:type="dxa" w:w="60"/>
+              <w:right w:type="dxa" w:w="100"/>
+            </w:tcMar>
+          </w:tcPr>
+          <w:p>
+            <w:pPr>
+              <w:spacing w:after="0"/>
+            </w:pPr>
+            <w:r>
+              <w:rPr>
+                <w:sz w:val="18"/>
+                <w:szCs w:val="18"/>
+              </w:rPr>
+              <w:t xml:space="preserve">Abnormal distributions</w:t>
+            </w:r>
+          </w:p>
+        </w:tc>
+        <w:tc>
+          <w:tcPr>
+            <w:tcW w:type="dxa" w:w="7229"/>
+            <w:tcBorders>
+              <w:top w:val="single" w:color="BFC9D9" w:sz="4"/>
+              <w:left w:val="single" w:color="BFC9D9" w:sz="4"/>
+              <w:bottom w:val="single" w:color="BFC9D9" w:sz="4"/>
+              <w:right w:val="single" w:color="BFC9D9" w:sz="4"/>
+            </w:tcBorders>
+            <w:shd w:fill="F2F5FA" w:color="auto" w:val="clear"/>
+            <w:tcMar>
+              <w:top w:type="dxa" w:w="60"/>
+              <w:left w:type="dxa" w:w="100"/>
+              <w:bottom w:type="dxa" w:w="60"/>
+              <w:right w:type="dxa" w:w="100"/>
+            </w:tcMar>
+          </w:tcPr>
+          <w:p>
+            <w:pPr>
+              <w:spacing w:after="0"/>
+            </w:pPr>
+            <w:r>
+              <w:rPr>
+                <w:sz w:val="18"/>
+                <w:szCs w:val="18"/>
+              </w:rPr>
+              <w:t xml:space="preserve">A single payment more than twice the company's typical annual dividend (the median twelve-month total of its other payments within three years) is excluded from every dividend figure and stored separately. Needs at least two comparable payments. The web interface shows any excluded amount.</w:t>
+            </w:r>
+          </w:p>
+        </w:tc>
+      </w:tr>
+      <w:tr>
+        <w:trPr>
+          <w:cantSplit/>
+        </w:trPr>
+        <w:tc>
+          <w:tcPr>
+            <w:tcW w:type="dxa" w:w="2409"/>
+            <w:tcBorders>
+              <w:top w:val="single" w:color="BFC9D9" w:sz="4"/>
+              <w:left w:val="single" w:color="BFC9D9" w:sz="4"/>
+              <w:bottom w:val="single" w:color="BFC9D9" w:sz="4"/>
+              <w:right w:val="single" w:color="BFC9D9" w:sz="4"/>
+            </w:tcBorders>
+            <w:tcMar>
+              <w:top w:type="dxa" w:w="60"/>
+              <w:left w:type="dxa" w:w="100"/>
+              <w:bottom w:type="dxa" w:w="60"/>
+              <w:right w:type="dxa" w:w="100"/>
+            </w:tcMar>
+          </w:tcPr>
+          <w:p>
+            <w:pPr>
+              <w:spacing w:after="0"/>
+            </w:pPr>
+            <w:r>
+              <w:rPr>
+                <w:sz w:val="18"/>
+                <w:szCs w:val="18"/>
+              </w:rPr>
               <w:t xml:space="preserve">Price history</w:t>
             </w:r>
           </w:p>
@@ -4222,7 +4350,7 @@
                 <w:sz w:val="18"/>
                 <w:szCs w:val="18"/>
               </w:rPr>
-              <w:t xml:space="preserve">Only when EPS is positive. Blank beyond 5,000%. Above 150% is a red flag (likely one-off dividend).</w:t>
+              <w:t xml:space="preserve">Only when EPS is positive. Blank beyond 5,000%. Above 150% is a red flag (likely one-off dividend). Uses ordinary dividends only (see section 3).</w:t>
             </w:r>
           </w:p>
         </w:tc>
@@ -10036,6 +10164,26 @@
           <w:b/>
           <w:bCs/>
         </w:rPr>
+        <w:t xml:space="preserve">Currency.</w:t>
+      </w:r>
+      <w:r>
+        <w:t xml:space="preserve"> Some companies report their financial statements in US or New Zealand dollars while their ASX share price is in Australian dollars. These are not yet converted, so per-share figures, P/E, P/B, estimated value and the Graham Number are distorted by the exchange rate for those companies (for example, miners that report in US dollars).</w:t>
+      </w:r>
+    </w:p>
+    <w:p>
+      <w:pPr>
+        <w:pStyle w:val="ListParagraph"/>
+        <w:numPr>
+          <w:ilvl w:val="0"/>
+          <w:numId w:val="2"/>
+        </w:numPr>
+        <w:spacing w:after="60"/>
+      </w:pPr>
+      <w:r>
+        <w:rPr>
+          <w:b/>
+          <w:bCs/>
+        </w:rPr>
         <w:t xml:space="preserve">Two-point trends.</w:t>
       </w:r>
       <w:r>
@@ -12244,7 +12392,7 @@
                 <w:sz w:val="18"/>
                 <w:szCs w:val="18"/>
               </w:rPr>
-              <w:t xml:space="preserve">Accumulate</w:t>
+              <w:t xml:space="preserve">200-day moving average</w:t>
             </w:r>
           </w:p>
         </w:tc>
@@ -12274,7 +12422,7 @@
                 <w:sz w:val="18"/>
                 <w:szCs w:val="18"/>
               </w:rPr>
-              <w:t xml:space="preserve">Add to a share you already hold. Suggested only when the share still meets the same standard as a new BUY.</w:t>
+              <w:t xml:space="preserve">The average of the last 200 daily closing prices. A common gauge of the longer-term price trend.</w:t>
             </w:r>
           </w:p>
         </w:tc>
@@ -12308,7 +12456,7 @@
                 <w:sz w:val="18"/>
                 <w:szCs w:val="18"/>
               </w:rPr>
-              <w:t xml:space="preserve">200-day moving average</w:t>
+              <w:t xml:space="preserve">Abnormal distribution</w:t>
             </w:r>
           </w:p>
         </w:tc>
@@ -12337,7 +12485,7 @@
                 <w:sz w:val="18"/>
                 <w:szCs w:val="18"/>
               </w:rPr>
-              <w:t xml:space="preserve">The average of the last 200 daily closing prices. A common gauge of the longer-term price trend.</w:t>
+              <w:t xml:space="preserve">A one-off payment more than twice the usual annual dividend, such as a capital return or a very large special dividend. Excluded from all dividend figures (see section 3).</w:t>
             </w:r>
           </w:p>
         </w:tc>
@@ -12372,7 +12520,7 @@
                 <w:sz w:val="18"/>
                 <w:szCs w:val="18"/>
               </w:rPr>
-              <w:t xml:space="preserve">Book value</w:t>
+              <w:t xml:space="preserve">Accumulate</w:t>
             </w:r>
           </w:p>
         </w:tc>
@@ -12402,7 +12550,7 @@
                 <w:sz w:val="18"/>
                 <w:szCs w:val="18"/>
               </w:rPr>
-              <w:t xml:space="preserve">Total shareholders' equity from the balance sheet. Per share: equity divided by shares on issue.</w:t>
+              <w:t xml:space="preserve">Add to a share you already hold. Suggested only when the share still meets the same standard as a new BUY.</w:t>
             </w:r>
           </w:p>
         </w:tc>
@@ -12436,7 +12584,7 @@
                 <w:sz w:val="18"/>
                 <w:szCs w:val="18"/>
               </w:rPr>
-              <w:t xml:space="preserve">Capital proceeds</w:t>
+              <w:t xml:space="preserve">Book value</w:t>
             </w:r>
           </w:p>
         </w:tc>
@@ -12465,7 +12613,7 @@
                 <w:sz w:val="18"/>
                 <w:szCs w:val="18"/>
               </w:rPr>
-              <w:t xml:space="preserve">The sale value of a parcel less selling brokerage.</w:t>
+              <w:t xml:space="preserve">Total shareholders' equity from the balance sheet. Per share: equity divided by shares on issue.</w:t>
             </w:r>
           </w:p>
         </w:tc>
@@ -12500,7 +12648,7 @@
                 <w:sz w:val="18"/>
                 <w:szCs w:val="18"/>
               </w:rPr>
-              <w:t xml:space="preserve">CGT discount</w:t>
+              <w:t xml:space="preserve">Capital proceeds</w:t>
             </w:r>
           </w:p>
         </w:tc>
@@ -12530,7 +12678,7 @@
                 <w:sz w:val="18"/>
                 <w:szCs w:val="18"/>
               </w:rPr>
-              <w:t xml:space="preserve">The 50% reduction in a capital gain for individuals and trusts on shares held for more than 12 months.</w:t>
+              <w:t xml:space="preserve">The sale value of a parcel less selling brokerage.</w:t>
             </w:r>
           </w:p>
         </w:tc>
@@ -12564,7 +12712,7 @@
                 <w:sz w:val="18"/>
                 <w:szCs w:val="18"/>
               </w:rPr>
-              <w:t xml:space="preserve">Cost base</w:t>
+              <w:t xml:space="preserve">Capital return</w:t>
             </w:r>
           </w:p>
         </w:tc>
@@ -12593,7 +12741,7 @@
                 <w:sz w:val="18"/>
                 <w:szCs w:val="18"/>
               </w:rPr>
-              <w:t xml:space="preserve">The purchase value of a parcel plus buying brokerage.</w:t>
+              <w:t xml:space="preserve">Money paid back to shareholders out of the company's capital rather than its profits, sometimes by cancelling a portion of shares. Not a dividend, though data feeds sometimes record it as one.</w:t>
             </w:r>
           </w:p>
         </w:tc>
@@ -12628,7 +12776,7 @@
                 <w:sz w:val="18"/>
                 <w:szCs w:val="18"/>
               </w:rPr>
-              <w:t xml:space="preserve">Discount rate</w:t>
+              <w:t xml:space="preserve">CGT discount</w:t>
             </w:r>
           </w:p>
         </w:tc>
@@ -12658,7 +12806,7 @@
                 <w:sz w:val="18"/>
                 <w:szCs w:val="18"/>
               </w:rPr>
-              <w:t xml:space="preserve">The annual return required to justify the investment, used to convert future cash into today's dollars. 9% in this tool.</w:t>
+              <w:t xml:space="preserve">The 50% reduction in a capital gain for individuals and trusts on shares held for more than 12 months.</w:t>
             </w:r>
           </w:p>
         </w:tc>
@@ -12692,7 +12840,7 @@
                 <w:sz w:val="18"/>
                 <w:szCs w:val="18"/>
               </w:rPr>
-              <w:t xml:space="preserve">Franking credit</w:t>
+              <w:t xml:space="preserve">Cost base</w:t>
             </w:r>
           </w:p>
         </w:tc>
@@ -12721,7 +12869,7 @@
                 <w:sz w:val="18"/>
                 <w:szCs w:val="18"/>
               </w:rPr>
-              <w:t xml:space="preserve">A credit for company tax already paid on a dividend, which Australian resident shareholders can offset against their own tax.</w:t>
+              <w:t xml:space="preserve">The purchase value of a parcel plus buying brokerage.</w:t>
             </w:r>
           </w:p>
         </w:tc>
@@ -12756,7 +12904,7 @@
                 <w:sz w:val="18"/>
                 <w:szCs w:val="18"/>
               </w:rPr>
-              <w:t xml:space="preserve">Grossed-up yield</w:t>
+              <w:t xml:space="preserve">Discount rate</w:t>
             </w:r>
           </w:p>
         </w:tc>
@@ -12786,7 +12934,7 @@
                 <w:sz w:val="18"/>
                 <w:szCs w:val="18"/>
               </w:rPr>
-              <w:t xml:space="preserve">Dividend yield including the value of franking credits.</w:t>
+              <w:t xml:space="preserve">The annual return required to justify the investment, used to convert future cash into today's dollars. 9% in this tool.</w:t>
             </w:r>
           </w:p>
         </w:tc>
@@ -12820,7 +12968,7 @@
                 <w:sz w:val="18"/>
                 <w:szCs w:val="18"/>
               </w:rPr>
-              <w:t xml:space="preserve">Intrinsic value</w:t>
+              <w:t xml:space="preserve">Ex-dividend date</w:t>
             </w:r>
           </w:p>
         </w:tc>
@@ -12849,7 +12997,7 @@
                 <w:sz w:val="18"/>
                 <w:szCs w:val="18"/>
               </w:rPr>
-              <w:t xml:space="preserve">The estimated value of a share based on the cash it is expected to generate, independent of the market price.</w:t>
+              <w:t xml:space="preserve">The date from which a buyer of the share no longer receives the next dividend. Used to assign each payment to a financial year.</w:t>
             </w:r>
           </w:p>
         </w:tc>
@@ -12884,7 +13032,7 @@
                 <w:sz w:val="18"/>
                 <w:szCs w:val="18"/>
               </w:rPr>
-              <w:t xml:space="preserve">Margin of safety</w:t>
+              <w:t xml:space="preserve">Franking credit</w:t>
             </w:r>
           </w:p>
         </w:tc>
@@ -12914,7 +13062,7 @@
                 <w:sz w:val="18"/>
                 <w:szCs w:val="18"/>
               </w:rPr>
-              <w:t xml:space="preserve">How far the share price sits below intrinsic value. A buffer against errors in the estimate.</w:t>
+              <w:t xml:space="preserve">A credit for company tax already paid on a dividend, which Australian resident shareholders can offset against their own tax.</w:t>
             </w:r>
           </w:p>
         </w:tc>
@@ -12948,7 +13096,7 @@
                 <w:sz w:val="18"/>
                 <w:szCs w:val="18"/>
               </w:rPr>
-              <w:t xml:space="preserve">Momentum (into value)</w:t>
+              <w:t xml:space="preserve">Grossed-up yield</w:t>
             </w:r>
           </w:p>
         </w:tc>
@@ -12977,7 +13125,7 @@
                 <w:sz w:val="18"/>
                 <w:szCs w:val="18"/>
               </w:rPr>
-              <w:t xml:space="preserve">A widening margin of safety: the share is getting cheaper relative to its estimated value.</w:t>
+              <w:t xml:space="preserve">Dividend yield including the value of franking credits.</w:t>
             </w:r>
           </w:p>
         </w:tc>
@@ -13012,7 +13160,7 @@
                 <w:sz w:val="18"/>
                 <w:szCs w:val="18"/>
               </w:rPr>
-              <w:t xml:space="preserve">Parcel</w:t>
+              <w:t xml:space="preserve">Intrinsic value</w:t>
             </w:r>
           </w:p>
         </w:tc>
@@ -13042,7 +13190,7 @@
                 <w:sz w:val="18"/>
                 <w:szCs w:val="18"/>
               </w:rPr>
-              <w:t xml:space="preserve">A single acquisition of shares, tracked separately for tax.</w:t>
+              <w:t xml:space="preserve">The estimated value of a share based on the cash it is expected to generate, independent of the market price.</w:t>
             </w:r>
           </w:p>
         </w:tc>
@@ -13076,7 +13224,7 @@
                 <w:sz w:val="18"/>
                 <w:szCs w:val="18"/>
               </w:rPr>
-              <w:t xml:space="preserve">Payout ratio</w:t>
+              <w:t xml:space="preserve">Margin of safety</w:t>
             </w:r>
           </w:p>
         </w:tc>
@@ -13105,7 +13253,7 @@
                 <w:sz w:val="18"/>
                 <w:szCs w:val="18"/>
               </w:rPr>
-              <w:t xml:space="preserve">The share of earnings paid out as dividends.</w:t>
+              <w:t xml:space="preserve">How far the share price sits below intrinsic value. A buffer against errors in the estimate.</w:t>
             </w:r>
           </w:p>
         </w:tc>
@@ -13140,7 +13288,7 @@
                 <w:sz w:val="18"/>
                 <w:szCs w:val="18"/>
               </w:rPr>
-              <w:t xml:space="preserve">Percentage point</w:t>
+              <w:t xml:space="preserve">Momentum (into value)</w:t>
             </w:r>
           </w:p>
         </w:tc>
@@ -13170,7 +13318,7 @@
                 <w:sz w:val="18"/>
                 <w:szCs w:val="18"/>
               </w:rPr>
-              <w:t xml:space="preserve">The simple difference between two percentages. Moving from 20% to 25% is a rise of 5 percentage points.</w:t>
+              <w:t xml:space="preserve">A widening margin of safety: the share is getting cheaper relative to its estimated value.</w:t>
             </w:r>
           </w:p>
         </w:tc>
@@ -13204,7 +13352,7 @@
                 <w:sz w:val="18"/>
                 <w:szCs w:val="18"/>
               </w:rPr>
-              <w:t xml:space="preserve">Red flag</w:t>
+              <w:t xml:space="preserve">Parcel</w:t>
             </w:r>
           </w:p>
         </w:tc>
@@ -13233,7 +13381,7 @@
                 <w:sz w:val="18"/>
                 <w:szCs w:val="18"/>
               </w:rPr>
-              <w:t xml:space="preserve">A condition that downgrades an otherwise attractive result (see section 9).</w:t>
+              <w:t xml:space="preserve">A single acquisition of shares, tracked separately for tax.</w:t>
             </w:r>
           </w:p>
         </w:tc>
@@ -13268,7 +13416,7 @@
                 <w:sz w:val="18"/>
                 <w:szCs w:val="18"/>
               </w:rPr>
-              <w:t xml:space="preserve">Score wheel</w:t>
+              <w:t xml:space="preserve">Payout ratio</w:t>
             </w:r>
           </w:p>
         </w:tc>
@@ -13298,7 +13446,7 @@
                 <w:sz w:val="18"/>
                 <w:szCs w:val="18"/>
               </w:rPr>
-              <w:t xml:space="preserve">A five-spoke chart in the web interface; each spoke counts how many of six yes/no checks a company passes (see section 11).</w:t>
+              <w:t xml:space="preserve">The share of earnings paid out as dividends.</w:t>
             </w:r>
           </w:p>
         </w:tc>
@@ -13332,7 +13480,7 @@
                 <w:sz w:val="18"/>
                 <w:szCs w:val="18"/>
               </w:rPr>
-              <w:t xml:space="preserve">Shares on issue</w:t>
+              <w:t xml:space="preserve">Percentage point</w:t>
             </w:r>
           </w:p>
         </w:tc>
@@ -13361,7 +13509,7 @@
                 <w:sz w:val="18"/>
                 <w:szCs w:val="18"/>
               </w:rPr>
-              <w:t xml:space="preserve">The total number of a company's shares held by investors.</w:t>
+              <w:t xml:space="preserve">The simple difference between two percentages. Moving from 20% to 25% is a rise of 5 percentage points.</w:t>
             </w:r>
           </w:p>
         </w:tc>
@@ -13396,7 +13544,7 @@
                 <w:sz w:val="18"/>
                 <w:szCs w:val="18"/>
               </w:rPr>
-              <w:t xml:space="preserve">Terminal value</w:t>
+              <w:t xml:space="preserve">Red flag</w:t>
             </w:r>
           </w:p>
         </w:tc>
@@ -13426,7 +13574,7 @@
                 <w:sz w:val="18"/>
                 <w:szCs w:val="18"/>
               </w:rPr>
-              <w:t xml:space="preserve">The value of all cash flows beyond the explicit forecast period, assuming steady growth thereafter.</w:t>
+              <w:t xml:space="preserve">A condition that downgrades an otherwise attractive result (see section 9).</w:t>
             </w:r>
           </w:p>
         </w:tc>
@@ -13460,6 +13608,198 @@
                 <w:sz w:val="18"/>
                 <w:szCs w:val="18"/>
               </w:rPr>
+              <w:t xml:space="preserve">Score wheel</w:t>
+            </w:r>
+          </w:p>
+        </w:tc>
+        <w:tc>
+          <w:tcPr>
+            <w:tcW w:type="dxa" w:w="7133"/>
+            <w:tcBorders>
+              <w:top w:val="single" w:color="BFC9D9" w:sz="4"/>
+              <w:left w:val="single" w:color="BFC9D9" w:sz="4"/>
+              <w:bottom w:val="single" w:color="BFC9D9" w:sz="4"/>
+              <w:right w:val="single" w:color="BFC9D9" w:sz="4"/>
+            </w:tcBorders>
+            <w:tcMar>
+              <w:top w:type="dxa" w:w="60"/>
+              <w:left w:type="dxa" w:w="100"/>
+              <w:bottom w:type="dxa" w:w="60"/>
+              <w:right w:type="dxa" w:w="100"/>
+            </w:tcMar>
+          </w:tcPr>
+          <w:p>
+            <w:pPr>
+              <w:spacing w:after="0"/>
+            </w:pPr>
+            <w:r>
+              <w:rPr>
+                <w:sz w:val="18"/>
+                <w:szCs w:val="18"/>
+              </w:rPr>
+              <w:t xml:space="preserve">A five-spoke chart in the web interface; each spoke counts how many of six yes/no checks a company passes (see section 11).</w:t>
+            </w:r>
+          </w:p>
+        </w:tc>
+      </w:tr>
+      <w:tr>
+        <w:trPr>
+          <w:cantSplit/>
+        </w:trPr>
+        <w:tc>
+          <w:tcPr>
+            <w:tcW w:type="dxa" w:w="2505"/>
+            <w:tcBorders>
+              <w:top w:val="single" w:color="BFC9D9" w:sz="4"/>
+              <w:left w:val="single" w:color="BFC9D9" w:sz="4"/>
+              <w:bottom w:val="single" w:color="BFC9D9" w:sz="4"/>
+              <w:right w:val="single" w:color="BFC9D9" w:sz="4"/>
+            </w:tcBorders>
+            <w:shd w:fill="F2F5FA" w:color="auto" w:val="clear"/>
+            <w:tcMar>
+              <w:top w:type="dxa" w:w="60"/>
+              <w:left w:type="dxa" w:w="100"/>
+              <w:bottom w:type="dxa" w:w="60"/>
+              <w:right w:type="dxa" w:w="100"/>
+            </w:tcMar>
+          </w:tcPr>
+          <w:p>
+            <w:pPr>
+              <w:spacing w:after="0"/>
+            </w:pPr>
+            <w:r>
+              <w:rPr>
+                <w:sz w:val="18"/>
+                <w:szCs w:val="18"/>
+              </w:rPr>
+              <w:t xml:space="preserve">Shares on issue</w:t>
+            </w:r>
+          </w:p>
+        </w:tc>
+        <w:tc>
+          <w:tcPr>
+            <w:tcW w:type="dxa" w:w="7133"/>
+            <w:tcBorders>
+              <w:top w:val="single" w:color="BFC9D9" w:sz="4"/>
+              <w:left w:val="single" w:color="BFC9D9" w:sz="4"/>
+              <w:bottom w:val="single" w:color="BFC9D9" w:sz="4"/>
+              <w:right w:val="single" w:color="BFC9D9" w:sz="4"/>
+            </w:tcBorders>
+            <w:shd w:fill="F2F5FA" w:color="auto" w:val="clear"/>
+            <w:tcMar>
+              <w:top w:type="dxa" w:w="60"/>
+              <w:left w:type="dxa" w:w="100"/>
+              <w:bottom w:type="dxa" w:w="60"/>
+              <w:right w:type="dxa" w:w="100"/>
+            </w:tcMar>
+          </w:tcPr>
+          <w:p>
+            <w:pPr>
+              <w:spacing w:after="0"/>
+            </w:pPr>
+            <w:r>
+              <w:rPr>
+                <w:sz w:val="18"/>
+                <w:szCs w:val="18"/>
+              </w:rPr>
+              <w:t xml:space="preserve">The total number of a company's shares held by investors.</w:t>
+            </w:r>
+          </w:p>
+        </w:tc>
+      </w:tr>
+      <w:tr>
+        <w:trPr>
+          <w:cantSplit/>
+        </w:trPr>
+        <w:tc>
+          <w:tcPr>
+            <w:tcW w:type="dxa" w:w="2505"/>
+            <w:tcBorders>
+              <w:top w:val="single" w:color="BFC9D9" w:sz="4"/>
+              <w:left w:val="single" w:color="BFC9D9" w:sz="4"/>
+              <w:bottom w:val="single" w:color="BFC9D9" w:sz="4"/>
+              <w:right w:val="single" w:color="BFC9D9" w:sz="4"/>
+            </w:tcBorders>
+            <w:tcMar>
+              <w:top w:type="dxa" w:w="60"/>
+              <w:left w:type="dxa" w:w="100"/>
+              <w:bottom w:type="dxa" w:w="60"/>
+              <w:right w:type="dxa" w:w="100"/>
+            </w:tcMar>
+          </w:tcPr>
+          <w:p>
+            <w:pPr>
+              <w:spacing w:after="0"/>
+            </w:pPr>
+            <w:r>
+              <w:rPr>
+                <w:sz w:val="18"/>
+                <w:szCs w:val="18"/>
+              </w:rPr>
+              <w:t xml:space="preserve">Terminal value</w:t>
+            </w:r>
+          </w:p>
+        </w:tc>
+        <w:tc>
+          <w:tcPr>
+            <w:tcW w:type="dxa" w:w="7133"/>
+            <w:tcBorders>
+              <w:top w:val="single" w:color="BFC9D9" w:sz="4"/>
+              <w:left w:val="single" w:color="BFC9D9" w:sz="4"/>
+              <w:bottom w:val="single" w:color="BFC9D9" w:sz="4"/>
+              <w:right w:val="single" w:color="BFC9D9" w:sz="4"/>
+            </w:tcBorders>
+            <w:tcMar>
+              <w:top w:type="dxa" w:w="60"/>
+              <w:left w:type="dxa" w:w="100"/>
+              <w:bottom w:type="dxa" w:w="60"/>
+              <w:right w:type="dxa" w:w="100"/>
+            </w:tcMar>
+          </w:tcPr>
+          <w:p>
+            <w:pPr>
+              <w:spacing w:after="0"/>
+            </w:pPr>
+            <w:r>
+              <w:rPr>
+                <w:sz w:val="18"/>
+                <w:szCs w:val="18"/>
+              </w:rPr>
+              <w:t xml:space="preserve">The value of all cash flows beyond the explicit forecast period, assuming steady growth thereafter.</w:t>
+            </w:r>
+          </w:p>
+        </w:tc>
+      </w:tr>
+      <w:tr>
+        <w:trPr>
+          <w:cantSplit/>
+        </w:trPr>
+        <w:tc>
+          <w:tcPr>
+            <w:tcW w:type="dxa" w:w="2505"/>
+            <w:tcBorders>
+              <w:top w:val="single" w:color="BFC9D9" w:sz="4"/>
+              <w:left w:val="single" w:color="BFC9D9" w:sz="4"/>
+              <w:bottom w:val="single" w:color="BFC9D9" w:sz="4"/>
+              <w:right w:val="single" w:color="BFC9D9" w:sz="4"/>
+            </w:tcBorders>
+            <w:shd w:fill="F2F5FA" w:color="auto" w:val="clear"/>
+            <w:tcMar>
+              <w:top w:type="dxa" w:w="60"/>
+              <w:left w:type="dxa" w:w="100"/>
+              <w:bottom w:type="dxa" w:w="60"/>
+              <w:right w:type="dxa" w:w="100"/>
+            </w:tcMar>
+          </w:tcPr>
+          <w:p>
+            <w:pPr>
+              <w:spacing w:after="0"/>
+            </w:pPr>
+            <w:r>
+              <w:rPr>
+                <w:sz w:val="18"/>
+                <w:szCs w:val="18"/>
+              </w:rPr>
               <w:t xml:space="preserve">Value trap</w:t>
             </w:r>
           </w:p>
@@ -13473,6 +13813,7 @@
               <w:bottom w:val="single" w:color="BFC9D9" w:sz="4"/>
               <w:right w:val="single" w:color="BFC9D9" w:sz="4"/>
             </w:tcBorders>
+            <w:shd w:fill="F2F5FA" w:color="auto" w:val="clear"/>
             <w:tcMar>
               <w:top w:type="dxa" w:w="60"/>
               <w:left w:type="dxa" w:w="100"/>

--- a/docs/ASX_Value_Screener_Rules_and_Methodology.docx
+++ b/docs/ASX_Value_Screener_Rules_and_Methodology.docx
@@ -1898,6 +1898,70 @@
                 <w:sz w:val="18"/>
                 <w:szCs w:val="18"/>
               </w:rPr>
+              <w:t xml:space="preserve">Currency</w:t>
+            </w:r>
+          </w:p>
+        </w:tc>
+        <w:tc>
+          <w:tcPr>
+            <w:tcW w:type="dxa" w:w="7229"/>
+            <w:tcBorders>
+              <w:top w:val="single" w:color="BFC9D9" w:sz="4"/>
+              <w:left w:val="single" w:color="BFC9D9" w:sz="4"/>
+              <w:bottom w:val="single" w:color="BFC9D9" w:sz="4"/>
+              <w:right w:val="single" w:color="BFC9D9" w:sz="4"/>
+            </w:tcBorders>
+            <w:tcMar>
+              <w:top w:type="dxa" w:w="60"/>
+              <w:left w:type="dxa" w:w="100"/>
+              <w:bottom w:type="dxa" w:w="60"/>
+              <w:right w:type="dxa" w:w="100"/>
+            </w:tcMar>
+          </w:tcPr>
+          <w:p>
+            <w:pPr>
+              <w:spacing w:after="0"/>
+            </w:pPr>
+            <w:r>
+              <w:rPr>
+                <w:sz w:val="18"/>
+                <w:szCs w:val="18"/>
+              </w:rPr>
+              <w:t xml:space="preserve">Financial statements published in another currency (US dollars for most large miners, New Zealand dollars for NZ listings) are converted into the share price's currency at the exchange rate on each report's balance date. Dividends are already in the share price's currency and are not converted. If no exchange rate is available, that company's statements are not updated for the day rather than stored in the wrong currency.</w:t>
+            </w:r>
+          </w:p>
+        </w:tc>
+      </w:tr>
+      <w:tr>
+        <w:trPr>
+          <w:cantSplit/>
+        </w:trPr>
+        <w:tc>
+          <w:tcPr>
+            <w:tcW w:type="dxa" w:w="2409"/>
+            <w:tcBorders>
+              <w:top w:val="single" w:color="BFC9D9" w:sz="4"/>
+              <w:left w:val="single" w:color="BFC9D9" w:sz="4"/>
+              <w:bottom w:val="single" w:color="BFC9D9" w:sz="4"/>
+              <w:right w:val="single" w:color="BFC9D9" w:sz="4"/>
+            </w:tcBorders>
+            <w:shd w:fill="F2F5FA" w:color="auto" w:val="clear"/>
+            <w:tcMar>
+              <w:top w:type="dxa" w:w="60"/>
+              <w:left w:type="dxa" w:w="100"/>
+              <w:bottom w:type="dxa" w:w="60"/>
+              <w:right w:type="dxa" w:w="100"/>
+            </w:tcMar>
+          </w:tcPr>
+          <w:p>
+            <w:pPr>
+              <w:spacing w:after="0"/>
+            </w:pPr>
+            <w:r>
+              <w:rPr>
+                <w:sz w:val="18"/>
+                <w:szCs w:val="18"/>
+              </w:rPr>
               <w:t xml:space="preserve">Storage safeguard</w:t>
             </w:r>
           </w:p>
@@ -1911,6 +1975,7 @@
               <w:bottom w:val="single" w:color="BFC9D9" w:sz="4"/>
               <w:right w:val="single" w:color="BFC9D9" w:sz="4"/>
             </w:tcBorders>
+            <w:shd w:fill="F2F5FA" w:color="auto" w:val="clear"/>
             <w:tcMar>
               <w:top w:type="dxa" w:w="60"/>
               <w:left w:type="dxa" w:w="100"/>
@@ -10164,10 +10229,10 @@
           <w:b/>
           <w:bCs/>
         </w:rPr>
-        <w:t xml:space="preserve">Currency.</w:t>
+        <w:t xml:space="preserve">Currency movements.</w:t>
       </w:r>
       <w:r>
-        <w:t xml:space="preserve"> Some companies report their financial statements in US or New Zealand dollars while their ASX share price is in Australian dollars. These are not yet converted, so per-share figures, P/E, P/B, estimated value and the Graham Number are distorted by the exchange rate for those companies (for example, miners that report in US dollars).</w:t>
+        <w:t xml:space="preserve"> Statements in other currencies are converted at each year's own exchange rate, so revenue growth is measured in Australian dollars and includes currency movements.</w:t>
       </w:r>
     </w:p>
     <w:p>
@@ -13608,7 +13673,7 @@
                 <w:sz w:val="18"/>
                 <w:szCs w:val="18"/>
               </w:rPr>
-              <w:t xml:space="preserve">Score wheel</w:t>
+              <w:t xml:space="preserve">Reporting currency</w:t>
             </w:r>
           </w:p>
         </w:tc>
@@ -13637,7 +13702,7 @@
                 <w:sz w:val="18"/>
                 <w:szCs w:val="18"/>
               </w:rPr>
-              <w:t xml:space="preserve">A five-spoke chart in the web interface; each spoke counts how many of six yes/no checks a company passes (see section 11).</w:t>
+              <w:t xml:space="preserve">The currency a company publishes its financial statements in, which can differ from the currency its shares trade in on the ASX.</w:t>
             </w:r>
           </w:p>
         </w:tc>
@@ -13672,7 +13737,7 @@
                 <w:sz w:val="18"/>
                 <w:szCs w:val="18"/>
               </w:rPr>
-              <w:t xml:space="preserve">Shares on issue</w:t>
+              <w:t xml:space="preserve">Score wheel</w:t>
             </w:r>
           </w:p>
         </w:tc>
@@ -13702,7 +13767,7 @@
                 <w:sz w:val="18"/>
                 <w:szCs w:val="18"/>
               </w:rPr>
-              <w:t xml:space="preserve">The total number of a company's shares held by investors.</w:t>
+              <w:t xml:space="preserve">A five-spoke chart in the web interface; each spoke counts how many of six yes/no checks a company passes (see section 11).</w:t>
             </w:r>
           </w:p>
         </w:tc>
@@ -13736,7 +13801,7 @@
                 <w:sz w:val="18"/>
                 <w:szCs w:val="18"/>
               </w:rPr>
-              <w:t xml:space="preserve">Terminal value</w:t>
+              <w:t xml:space="preserve">Shares on issue</w:t>
             </w:r>
           </w:p>
         </w:tc>
@@ -13765,7 +13830,7 @@
                 <w:sz w:val="18"/>
                 <w:szCs w:val="18"/>
               </w:rPr>
-              <w:t xml:space="preserve">The value of all cash flows beyond the explicit forecast period, assuming steady growth thereafter.</w:t>
+              <w:t xml:space="preserve">The total number of a company's shares held by investors.</w:t>
             </w:r>
           </w:p>
         </w:tc>
@@ -13800,6 +13865,70 @@
                 <w:sz w:val="18"/>
                 <w:szCs w:val="18"/>
               </w:rPr>
+              <w:t xml:space="preserve">Terminal value</w:t>
+            </w:r>
+          </w:p>
+        </w:tc>
+        <w:tc>
+          <w:tcPr>
+            <w:tcW w:type="dxa" w:w="7133"/>
+            <w:tcBorders>
+              <w:top w:val="single" w:color="BFC9D9" w:sz="4"/>
+              <w:left w:val="single" w:color="BFC9D9" w:sz="4"/>
+              <w:bottom w:val="single" w:color="BFC9D9" w:sz="4"/>
+              <w:right w:val="single" w:color="BFC9D9" w:sz="4"/>
+            </w:tcBorders>
+            <w:shd w:fill="F2F5FA" w:color="auto" w:val="clear"/>
+            <w:tcMar>
+              <w:top w:type="dxa" w:w="60"/>
+              <w:left w:type="dxa" w:w="100"/>
+              <w:bottom w:type="dxa" w:w="60"/>
+              <w:right w:type="dxa" w:w="100"/>
+            </w:tcMar>
+          </w:tcPr>
+          <w:p>
+            <w:pPr>
+              <w:spacing w:after="0"/>
+            </w:pPr>
+            <w:r>
+              <w:rPr>
+                <w:sz w:val="18"/>
+                <w:szCs w:val="18"/>
+              </w:rPr>
+              <w:t xml:space="preserve">The value of all cash flows beyond the explicit forecast period, assuming steady growth thereafter.</w:t>
+            </w:r>
+          </w:p>
+        </w:tc>
+      </w:tr>
+      <w:tr>
+        <w:trPr>
+          <w:cantSplit/>
+        </w:trPr>
+        <w:tc>
+          <w:tcPr>
+            <w:tcW w:type="dxa" w:w="2505"/>
+            <w:tcBorders>
+              <w:top w:val="single" w:color="BFC9D9" w:sz="4"/>
+              <w:left w:val="single" w:color="BFC9D9" w:sz="4"/>
+              <w:bottom w:val="single" w:color="BFC9D9" w:sz="4"/>
+              <w:right w:val="single" w:color="BFC9D9" w:sz="4"/>
+            </w:tcBorders>
+            <w:tcMar>
+              <w:top w:type="dxa" w:w="60"/>
+              <w:left w:type="dxa" w:w="100"/>
+              <w:bottom w:type="dxa" w:w="60"/>
+              <w:right w:type="dxa" w:w="100"/>
+            </w:tcMar>
+          </w:tcPr>
+          <w:p>
+            <w:pPr>
+              <w:spacing w:after="0"/>
+            </w:pPr>
+            <w:r>
+              <w:rPr>
+                <w:sz w:val="18"/>
+                <w:szCs w:val="18"/>
+              </w:rPr>
               <w:t xml:space="preserve">Value trap</w:t>
             </w:r>
           </w:p>
@@ -13813,7 +13942,6 @@
               <w:bottom w:val="single" w:color="BFC9D9" w:sz="4"/>
               <w:right w:val="single" w:color="BFC9D9" w:sz="4"/>
             </w:tcBorders>
-            <w:shd w:fill="F2F5FA" w:color="auto" w:val="clear"/>
             <w:tcMar>
               <w:top w:type="dxa" w:w="60"/>
               <w:left w:type="dxa" w:w="100"/>

--- a/docs/ASX_Value_Screener_Rules_and_Methodology.docx
+++ b/docs/ASX_Value_Screener_Rules_and_Methodology.docx
@@ -3345,7 +3345,7 @@
         <w:t xml:space="preserve">graham_number = √(22.5 × EPS × book value per share)</w:t>
       </w:r>
       <w:r>
-        <w:t xml:space="preserve">, where 22.5 reflects Graham's ceilings of a price-to-earnings ratio (P/E) of 15 and a price-to-book ratio (P/B) of 1.5. Blank when EPS or book value is zero or negative. A price below it means the share meets both of Graham's limits at once. It is not used in the four value tests or the suggested action; it is one of the six Value checks in the score wheel (section 11). Because it ignores growth, it understates companies with few physical assets, such as software businesses.</w:t>
+        <w:t xml:space="preserve">, where 22.5 reflects Graham's ceilings of a price-to-earnings ratio (P/E) of 15 and a price-to-book ratio (P/B) of 1.5. Blank when EPS or book value is zero or negative. A price below it means the share meets both of Graham's limits at once. It is not used in the four value tests or the suggested action; it is one of the six Value checks in the score wheel (section 11.2). Because it ignores growth, it understates companies with few physical assets, such as software businesses.</w:t>
       </w:r>
     </w:p>
     <w:p>
@@ -8813,7 +8813,390 @@
         <w:pStyle w:val="Heading1"/>
       </w:pPr>
       <w:r>
-        <w:t xml:space="preserve">11. Score Wheel (Web Interface)</w:t>
+        <w:t xml:space="preserve">11. Web Interface (Sift)</w:t>
+      </w:r>
+    </w:p>
+    <w:p>
+      <w:pPr>
+        <w:spacing w:after="120"/>
+      </w:pPr>
+      <w:r>
+        <w:t xml:space="preserve">Sift is the browser interface to the screener. It shows the same results as the command-line tools, plus the displays below.</w:t>
+      </w:r>
+    </w:p>
+    <w:p>
+      <w:pPr>
+        <w:pStyle w:val="Heading2"/>
+      </w:pPr>
+      <w:r>
+        <w:t xml:space="preserve">11.1 Valuation status</w:t>
+      </w:r>
+    </w:p>
+    <w:tbl>
+      <w:tblPr>
+        <w:tblW w:type="dxa" w:w="9638"/>
+        <w:tblBorders>
+          <w:top w:val="single" w:color="auto" w:sz="4"/>
+          <w:left w:val="single" w:color="auto" w:sz="4"/>
+          <w:bottom w:val="single" w:color="auto" w:sz="4"/>
+          <w:right w:val="single" w:color="auto" w:sz="4"/>
+          <w:insideH w:val="single" w:color="auto" w:sz="4"/>
+          <w:insideV w:val="single" w:color="auto" w:sz="4"/>
+        </w:tblBorders>
+      </w:tblPr>
+      <w:tblGrid>
+        <w:gridCol w:w="1927"/>
+        <w:gridCol w:w="7711"/>
+      </w:tblGrid>
+      <w:tr>
+        <w:trPr>
+          <w:tblHeader/>
+        </w:trPr>
+        <w:tc>
+          <w:tcPr>
+            <w:tcW w:type="dxa" w:w="1927"/>
+            <w:tcBorders>
+              <w:top w:val="single" w:color="BFC9D9" w:sz="4"/>
+              <w:left w:val="single" w:color="BFC9D9" w:sz="4"/>
+              <w:bottom w:val="single" w:color="BFC9D9" w:sz="4"/>
+              <w:right w:val="single" w:color="BFC9D9" w:sz="4"/>
+            </w:tcBorders>
+            <w:shd w:fill="D9E2F3" w:color="auto" w:val="clear"/>
+            <w:tcMar>
+              <w:top w:type="dxa" w:w="60"/>
+              <w:left w:type="dxa" w:w="100"/>
+              <w:bottom w:type="dxa" w:w="60"/>
+              <w:right w:type="dxa" w:w="100"/>
+            </w:tcMar>
+          </w:tcPr>
+          <w:p>
+            <w:pPr>
+              <w:spacing w:after="0"/>
+            </w:pPr>
+            <w:r>
+              <w:rPr>
+                <w:b/>
+                <w:bCs/>
+                <w:color w:val="1F3864"/>
+                <w:sz w:val="18"/>
+                <w:szCs w:val="18"/>
+              </w:rPr>
+              <w:t xml:space="preserve">Status</w:t>
+            </w:r>
+          </w:p>
+        </w:tc>
+        <w:tc>
+          <w:tcPr>
+            <w:tcW w:type="dxa" w:w="7711"/>
+            <w:tcBorders>
+              <w:top w:val="single" w:color="BFC9D9" w:sz="4"/>
+              <w:left w:val="single" w:color="BFC9D9" w:sz="4"/>
+              <w:bottom w:val="single" w:color="BFC9D9" w:sz="4"/>
+              <w:right w:val="single" w:color="BFC9D9" w:sz="4"/>
+            </w:tcBorders>
+            <w:shd w:fill="D9E2F3" w:color="auto" w:val="clear"/>
+            <w:tcMar>
+              <w:top w:type="dxa" w:w="60"/>
+              <w:left w:type="dxa" w:w="100"/>
+              <w:bottom w:type="dxa" w:w="60"/>
+              <w:right w:type="dxa" w:w="100"/>
+            </w:tcMar>
+          </w:tcPr>
+          <w:p>
+            <w:pPr>
+              <w:spacing w:after="0"/>
+            </w:pPr>
+            <w:r>
+              <w:rPr>
+                <w:b/>
+                <w:bCs/>
+                <w:color w:val="1F3864"/>
+                <w:sz w:val="18"/>
+                <w:szCs w:val="18"/>
+              </w:rPr>
+              <w:t xml:space="preserve">Rule</w:t>
+            </w:r>
+          </w:p>
+        </w:tc>
+      </w:tr>
+      <w:tr>
+        <w:trPr>
+          <w:cantSplit/>
+        </w:trPr>
+        <w:tc>
+          <w:tcPr>
+            <w:tcW w:type="dxa" w:w="1927"/>
+            <w:tcBorders>
+              <w:top w:val="single" w:color="BFC9D9" w:sz="4"/>
+              <w:left w:val="single" w:color="BFC9D9" w:sz="4"/>
+              <w:bottom w:val="single" w:color="BFC9D9" w:sz="4"/>
+              <w:right w:val="single" w:color="BFC9D9" w:sz="4"/>
+            </w:tcBorders>
+            <w:tcMar>
+              <w:top w:type="dxa" w:w="60"/>
+              <w:left w:type="dxa" w:w="100"/>
+              <w:bottom w:type="dxa" w:w="60"/>
+              <w:right w:type="dxa" w:w="100"/>
+            </w:tcMar>
+          </w:tcPr>
+          <w:p>
+            <w:pPr>
+              <w:spacing w:after="0"/>
+            </w:pPr>
+            <w:r>
+              <w:rPr>
+                <w:sz w:val="18"/>
+                <w:szCs w:val="18"/>
+              </w:rPr>
+              <w:t xml:space="preserve">Undervalued</w:t>
+            </w:r>
+          </w:p>
+        </w:tc>
+        <w:tc>
+          <w:tcPr>
+            <w:tcW w:type="dxa" w:w="7711"/>
+            <w:tcBorders>
+              <w:top w:val="single" w:color="BFC9D9" w:sz="4"/>
+              <w:left w:val="single" w:color="BFC9D9" w:sz="4"/>
+              <w:bottom w:val="single" w:color="BFC9D9" w:sz="4"/>
+              <w:right w:val="single" w:color="BFC9D9" w:sz="4"/>
+            </w:tcBorders>
+            <w:tcMar>
+              <w:top w:type="dxa" w:w="60"/>
+              <w:left w:type="dxa" w:w="100"/>
+              <w:bottom w:type="dxa" w:w="60"/>
+              <w:right w:type="dxa" w:w="100"/>
+            </w:tcMar>
+          </w:tcPr>
+          <w:p>
+            <w:pPr>
+              <w:spacing w:after="0"/>
+            </w:pPr>
+            <w:r>
+              <w:rPr>
+                <w:sz w:val="18"/>
+                <w:szCs w:val="18"/>
+              </w:rPr>
+              <w:t xml:space="preserve">Margin of safety above 20% (passes the margin of safety value test).</w:t>
+            </w:r>
+          </w:p>
+        </w:tc>
+      </w:tr>
+      <w:tr>
+        <w:trPr>
+          <w:cantSplit/>
+        </w:trPr>
+        <w:tc>
+          <w:tcPr>
+            <w:tcW w:type="dxa" w:w="1927"/>
+            <w:tcBorders>
+              <w:top w:val="single" w:color="BFC9D9" w:sz="4"/>
+              <w:left w:val="single" w:color="BFC9D9" w:sz="4"/>
+              <w:bottom w:val="single" w:color="BFC9D9" w:sz="4"/>
+              <w:right w:val="single" w:color="BFC9D9" w:sz="4"/>
+            </w:tcBorders>
+            <w:shd w:fill="F2F5FA" w:color="auto" w:val="clear"/>
+            <w:tcMar>
+              <w:top w:type="dxa" w:w="60"/>
+              <w:left w:type="dxa" w:w="100"/>
+              <w:bottom w:type="dxa" w:w="60"/>
+              <w:right w:type="dxa" w:w="100"/>
+            </w:tcMar>
+          </w:tcPr>
+          <w:p>
+            <w:pPr>
+              <w:spacing w:after="0"/>
+            </w:pPr>
+            <w:r>
+              <w:rPr>
+                <w:sz w:val="18"/>
+                <w:szCs w:val="18"/>
+              </w:rPr>
+              <w:t xml:space="preserve">Fair value</w:t>
+            </w:r>
+          </w:p>
+        </w:tc>
+        <w:tc>
+          <w:tcPr>
+            <w:tcW w:type="dxa" w:w="7711"/>
+            <w:tcBorders>
+              <w:top w:val="single" w:color="BFC9D9" w:sz="4"/>
+              <w:left w:val="single" w:color="BFC9D9" w:sz="4"/>
+              <w:bottom w:val="single" w:color="BFC9D9" w:sz="4"/>
+              <w:right w:val="single" w:color="BFC9D9" w:sz="4"/>
+            </w:tcBorders>
+            <w:shd w:fill="F2F5FA" w:color="auto" w:val="clear"/>
+            <w:tcMar>
+              <w:top w:type="dxa" w:w="60"/>
+              <w:left w:type="dxa" w:w="100"/>
+              <w:bottom w:type="dxa" w:w="60"/>
+              <w:right w:type="dxa" w:w="100"/>
+            </w:tcMar>
+          </w:tcPr>
+          <w:p>
+            <w:pPr>
+              <w:spacing w:after="0"/>
+            </w:pPr>
+            <w:r>
+              <w:rPr>
+                <w:sz w:val="18"/>
+                <w:szCs w:val="18"/>
+              </w:rPr>
+              <w:t xml:space="preserve">Margin of safety from 0% to 20%.</w:t>
+            </w:r>
+          </w:p>
+        </w:tc>
+      </w:tr>
+      <w:tr>
+        <w:trPr>
+          <w:cantSplit/>
+        </w:trPr>
+        <w:tc>
+          <w:tcPr>
+            <w:tcW w:type="dxa" w:w="1927"/>
+            <w:tcBorders>
+              <w:top w:val="single" w:color="BFC9D9" w:sz="4"/>
+              <w:left w:val="single" w:color="BFC9D9" w:sz="4"/>
+              <w:bottom w:val="single" w:color="BFC9D9" w:sz="4"/>
+              <w:right w:val="single" w:color="BFC9D9" w:sz="4"/>
+            </w:tcBorders>
+            <w:tcMar>
+              <w:top w:type="dxa" w:w="60"/>
+              <w:left w:type="dxa" w:w="100"/>
+              <w:bottom w:type="dxa" w:w="60"/>
+              <w:right w:type="dxa" w:w="100"/>
+            </w:tcMar>
+          </w:tcPr>
+          <w:p>
+            <w:pPr>
+              <w:spacing w:after="0"/>
+            </w:pPr>
+            <w:r>
+              <w:rPr>
+                <w:sz w:val="18"/>
+                <w:szCs w:val="18"/>
+              </w:rPr>
+              <w:t xml:space="preserve">Overvalued</w:t>
+            </w:r>
+          </w:p>
+        </w:tc>
+        <w:tc>
+          <w:tcPr>
+            <w:tcW w:type="dxa" w:w="7711"/>
+            <w:tcBorders>
+              <w:top w:val="single" w:color="BFC9D9" w:sz="4"/>
+              <w:left w:val="single" w:color="BFC9D9" w:sz="4"/>
+              <w:bottom w:val="single" w:color="BFC9D9" w:sz="4"/>
+              <w:right w:val="single" w:color="BFC9D9" w:sz="4"/>
+            </w:tcBorders>
+            <w:tcMar>
+              <w:top w:type="dxa" w:w="60"/>
+              <w:left w:type="dxa" w:w="100"/>
+              <w:bottom w:type="dxa" w:w="60"/>
+              <w:right w:type="dxa" w:w="100"/>
+            </w:tcMar>
+          </w:tcPr>
+          <w:p>
+            <w:pPr>
+              <w:spacing w:after="0"/>
+            </w:pPr>
+            <w:r>
+              <w:rPr>
+                <w:sz w:val="18"/>
+                <w:szCs w:val="18"/>
+              </w:rPr>
+              <w:t xml:space="preserve">Margin of safety below 0%: the price is above estimated value.</w:t>
+            </w:r>
+          </w:p>
+        </w:tc>
+      </w:tr>
+      <w:tr>
+        <w:trPr>
+          <w:cantSplit/>
+        </w:trPr>
+        <w:tc>
+          <w:tcPr>
+            <w:tcW w:type="dxa" w:w="1927"/>
+            <w:tcBorders>
+              <w:top w:val="single" w:color="BFC9D9" w:sz="4"/>
+              <w:left w:val="single" w:color="BFC9D9" w:sz="4"/>
+              <w:bottom w:val="single" w:color="BFC9D9" w:sz="4"/>
+              <w:right w:val="single" w:color="BFC9D9" w:sz="4"/>
+            </w:tcBorders>
+            <w:shd w:fill="F2F5FA" w:color="auto" w:val="clear"/>
+            <w:tcMar>
+              <w:top w:type="dxa" w:w="60"/>
+              <w:left w:type="dxa" w:w="100"/>
+              <w:bottom w:type="dxa" w:w="60"/>
+              <w:right w:type="dxa" w:w="100"/>
+            </w:tcMar>
+          </w:tcPr>
+          <w:p>
+            <w:pPr>
+              <w:spacing w:after="0"/>
+            </w:pPr>
+            <w:r>
+              <w:rPr>
+                <w:sz w:val="18"/>
+                <w:szCs w:val="18"/>
+              </w:rPr>
+              <w:t xml:space="preserve">No estimate</w:t>
+            </w:r>
+          </w:p>
+        </w:tc>
+        <w:tc>
+          <w:tcPr>
+            <w:tcW w:type="dxa" w:w="7711"/>
+            <w:tcBorders>
+              <w:top w:val="single" w:color="BFC9D9" w:sz="4"/>
+              <w:left w:val="single" w:color="BFC9D9" w:sz="4"/>
+              <w:bottom w:val="single" w:color="BFC9D9" w:sz="4"/>
+              <w:right w:val="single" w:color="BFC9D9" w:sz="4"/>
+            </w:tcBorders>
+            <w:shd w:fill="F2F5FA" w:color="auto" w:val="clear"/>
+            <w:tcMar>
+              <w:top w:type="dxa" w:w="60"/>
+              <w:left w:type="dxa" w:w="100"/>
+              <w:bottom w:type="dxa" w:w="60"/>
+              <w:right w:type="dxa" w:w="100"/>
+            </w:tcMar>
+          </w:tcPr>
+          <w:p>
+            <w:pPr>
+              <w:spacing w:after="0"/>
+            </w:pPr>
+            <w:r>
+              <w:rPr>
+                <w:sz w:val="18"/>
+                <w:szCs w:val="18"/>
+              </w:rPr>
+              <w:t xml:space="preserve">No valuation model could run, so there is no margin of safety.</w:t>
+            </w:r>
+          </w:p>
+        </w:tc>
+      </w:tr>
+    </w:tbl>
+    <w:p>
+      <w:pPr>
+        <w:spacing w:after="160" w:before="60"/>
+      </w:pPr>
+      <w:r>
+        <w:rPr>
+          <w:i/>
+          <w:iCs/>
+          <w:color w:val="555555"/>
+          <w:sz w:val="18"/>
+          <w:szCs w:val="18"/>
+        </w:rPr>
+        <w:t xml:space="preserve">Implied upside, shown on each company page, is (estimated value - price) / price. It differs from margin of safety, which divides by estimated value: a 40% margin of safety is a 67% implied upside.</w:t>
+      </w:r>
+    </w:p>
+    <w:p>
+      <w:pPr>
+        <w:pStyle w:val="Heading2"/>
+      </w:pPr>
+      <w:r>
+        <w:t xml:space="preserve">11.2 Score wheel</w:t>
       </w:r>
     </w:p>
     <w:p>
@@ -13225,6 +13608,70 @@
                 <w:sz w:val="18"/>
                 <w:szCs w:val="18"/>
               </w:rPr>
+              <w:t xml:space="preserve">Implied upside</w:t>
+            </w:r>
+          </w:p>
+        </w:tc>
+        <w:tc>
+          <w:tcPr>
+            <w:tcW w:type="dxa" w:w="7133"/>
+            <w:tcBorders>
+              <w:top w:val="single" w:color="BFC9D9" w:sz="4"/>
+              <w:left w:val="single" w:color="BFC9D9" w:sz="4"/>
+              <w:bottom w:val="single" w:color="BFC9D9" w:sz="4"/>
+              <w:right w:val="single" w:color="BFC9D9" w:sz="4"/>
+            </w:tcBorders>
+            <w:shd w:fill="F2F5FA" w:color="auto" w:val="clear"/>
+            <w:tcMar>
+              <w:top w:type="dxa" w:w="60"/>
+              <w:left w:type="dxa" w:w="100"/>
+              <w:bottom w:type="dxa" w:w="60"/>
+              <w:right w:type="dxa" w:w="100"/>
+            </w:tcMar>
+          </w:tcPr>
+          <w:p>
+            <w:pPr>
+              <w:spacing w:after="0"/>
+            </w:pPr>
+            <w:r>
+              <w:rPr>
+                <w:sz w:val="18"/>
+                <w:szCs w:val="18"/>
+              </w:rPr>
+              <w:t xml:space="preserve">How much the share price would need to rise to reach estimated value: (estimated value - price) / price.</w:t>
+            </w:r>
+          </w:p>
+        </w:tc>
+      </w:tr>
+      <w:tr>
+        <w:trPr>
+          <w:cantSplit/>
+        </w:trPr>
+        <w:tc>
+          <w:tcPr>
+            <w:tcW w:type="dxa" w:w="2505"/>
+            <w:tcBorders>
+              <w:top w:val="single" w:color="BFC9D9" w:sz="4"/>
+              <w:left w:val="single" w:color="BFC9D9" w:sz="4"/>
+              <w:bottom w:val="single" w:color="BFC9D9" w:sz="4"/>
+              <w:right w:val="single" w:color="BFC9D9" w:sz="4"/>
+            </w:tcBorders>
+            <w:tcMar>
+              <w:top w:type="dxa" w:w="60"/>
+              <w:left w:type="dxa" w:w="100"/>
+              <w:bottom w:type="dxa" w:w="60"/>
+              <w:right w:type="dxa" w:w="100"/>
+            </w:tcMar>
+          </w:tcPr>
+          <w:p>
+            <w:pPr>
+              <w:spacing w:after="0"/>
+            </w:pPr>
+            <w:r>
+              <w:rPr>
+                <w:sz w:val="18"/>
+                <w:szCs w:val="18"/>
+              </w:rPr>
               <w:t xml:space="preserve">Intrinsic value</w:t>
             </w:r>
           </w:p>
@@ -13238,7 +13685,6 @@
               <w:bottom w:val="single" w:color="BFC9D9" w:sz="4"/>
               <w:right w:val="single" w:color="BFC9D9" w:sz="4"/>
             </w:tcBorders>
-            <w:shd w:fill="F2F5FA" w:color="auto" w:val="clear"/>
             <w:tcMar>
               <w:top w:type="dxa" w:w="60"/>
               <w:left w:type="dxa" w:w="100"/>
@@ -13273,6 +13719,7 @@
               <w:bottom w:val="single" w:color="BFC9D9" w:sz="4"/>
               <w:right w:val="single" w:color="BFC9D9" w:sz="4"/>
             </w:tcBorders>
+            <w:shd w:fill="F2F5FA" w:color="auto" w:val="clear"/>
             <w:tcMar>
               <w:top w:type="dxa" w:w="60"/>
               <w:left w:type="dxa" w:w="100"/>
@@ -13302,6 +13749,7 @@
               <w:bottom w:val="single" w:color="BFC9D9" w:sz="4"/>
               <w:right w:val="single" w:color="BFC9D9" w:sz="4"/>
             </w:tcBorders>
+            <w:shd w:fill="F2F5FA" w:color="auto" w:val="clear"/>
             <w:tcMar>
               <w:top w:type="dxa" w:w="60"/>
               <w:left w:type="dxa" w:w="100"/>
@@ -13336,7 +13784,6 @@
               <w:bottom w:val="single" w:color="BFC9D9" w:sz="4"/>
               <w:right w:val="single" w:color="BFC9D9" w:sz="4"/>
             </w:tcBorders>
-            <w:shd w:fill="F2F5FA" w:color="auto" w:val="clear"/>
             <w:tcMar>
               <w:top w:type="dxa" w:w="60"/>
               <w:left w:type="dxa" w:w="100"/>
@@ -13366,7 +13813,6 @@
               <w:bottom w:val="single" w:color="BFC9D9" w:sz="4"/>
               <w:right w:val="single" w:color="BFC9D9" w:sz="4"/>
             </w:tcBorders>
-            <w:shd w:fill="F2F5FA" w:color="auto" w:val="clear"/>
             <w:tcMar>
               <w:top w:type="dxa" w:w="60"/>
               <w:left w:type="dxa" w:w="100"/>
@@ -13401,6 +13847,7 @@
               <w:bottom w:val="single" w:color="BFC9D9" w:sz="4"/>
               <w:right w:val="single" w:color="BFC9D9" w:sz="4"/>
             </w:tcBorders>
+            <w:shd w:fill="F2F5FA" w:color="auto" w:val="clear"/>
             <w:tcMar>
               <w:top w:type="dxa" w:w="60"/>
               <w:left w:type="dxa" w:w="100"/>
@@ -13430,6 +13877,7 @@
               <w:bottom w:val="single" w:color="BFC9D9" w:sz="4"/>
               <w:right w:val="single" w:color="BFC9D9" w:sz="4"/>
             </w:tcBorders>
+            <w:shd w:fill="F2F5FA" w:color="auto" w:val="clear"/>
             <w:tcMar>
               <w:top w:type="dxa" w:w="60"/>
               <w:left w:type="dxa" w:w="100"/>
@@ -13464,7 +13912,6 @@
               <w:bottom w:val="single" w:color="BFC9D9" w:sz="4"/>
               <w:right w:val="single" w:color="BFC9D9" w:sz="4"/>
             </w:tcBorders>
-            <w:shd w:fill="F2F5FA" w:color="auto" w:val="clear"/>
             <w:tcMar>
               <w:top w:type="dxa" w:w="60"/>
               <w:left w:type="dxa" w:w="100"/>
@@ -13494,7 +13941,6 @@
               <w:bottom w:val="single" w:color="BFC9D9" w:sz="4"/>
               <w:right w:val="single" w:color="BFC9D9" w:sz="4"/>
             </w:tcBorders>
-            <w:shd w:fill="F2F5FA" w:color="auto" w:val="clear"/>
             <w:tcMar>
               <w:top w:type="dxa" w:w="60"/>
               <w:left w:type="dxa" w:w="100"/>
@@ -13529,6 +13975,7 @@
               <w:bottom w:val="single" w:color="BFC9D9" w:sz="4"/>
               <w:right w:val="single" w:color="BFC9D9" w:sz="4"/>
             </w:tcBorders>
+            <w:shd w:fill="F2F5FA" w:color="auto" w:val="clear"/>
             <w:tcMar>
               <w:top w:type="dxa" w:w="60"/>
               <w:left w:type="dxa" w:w="100"/>
@@ -13558,6 +14005,7 @@
               <w:bottom w:val="single" w:color="BFC9D9" w:sz="4"/>
               <w:right w:val="single" w:color="BFC9D9" w:sz="4"/>
             </w:tcBorders>
+            <w:shd w:fill="F2F5FA" w:color="auto" w:val="clear"/>
             <w:tcMar>
               <w:top w:type="dxa" w:w="60"/>
               <w:left w:type="dxa" w:w="100"/>
@@ -13592,7 +14040,6 @@
               <w:bottom w:val="single" w:color="BFC9D9" w:sz="4"/>
               <w:right w:val="single" w:color="BFC9D9" w:sz="4"/>
             </w:tcBorders>
-            <w:shd w:fill="F2F5FA" w:color="auto" w:val="clear"/>
             <w:tcMar>
               <w:top w:type="dxa" w:w="60"/>
               <w:left w:type="dxa" w:w="100"/>
@@ -13622,7 +14069,6 @@
               <w:bottom w:val="single" w:color="BFC9D9" w:sz="4"/>
               <w:right w:val="single" w:color="BFC9D9" w:sz="4"/>
             </w:tcBorders>
-            <w:shd w:fill="F2F5FA" w:color="auto" w:val="clear"/>
             <w:tcMar>
               <w:top w:type="dxa" w:w="60"/>
               <w:left w:type="dxa" w:w="100"/>
@@ -13657,6 +14103,7 @@
               <w:bottom w:val="single" w:color="BFC9D9" w:sz="4"/>
               <w:right w:val="single" w:color="BFC9D9" w:sz="4"/>
             </w:tcBorders>
+            <w:shd w:fill="F2F5FA" w:color="auto" w:val="clear"/>
             <w:tcMar>
               <w:top w:type="dxa" w:w="60"/>
               <w:left w:type="dxa" w:w="100"/>
@@ -13686,6 +14133,7 @@
               <w:bottom w:val="single" w:color="BFC9D9" w:sz="4"/>
               <w:right w:val="single" w:color="BFC9D9" w:sz="4"/>
             </w:tcBorders>
+            <w:shd w:fill="F2F5FA" w:color="auto" w:val="clear"/>
             <w:tcMar>
               <w:top w:type="dxa" w:w="60"/>
               <w:left w:type="dxa" w:w="100"/>
@@ -13720,7 +14168,6 @@
               <w:bottom w:val="single" w:color="BFC9D9" w:sz="4"/>
               <w:right w:val="single" w:color="BFC9D9" w:sz="4"/>
             </w:tcBorders>
-            <w:shd w:fill="F2F5FA" w:color="auto" w:val="clear"/>
             <w:tcMar>
               <w:top w:type="dxa" w:w="60"/>
               <w:left w:type="dxa" w:w="100"/>
@@ -13750,24 +14197,23 @@
               <w:bottom w:val="single" w:color="BFC9D9" w:sz="4"/>
               <w:right w:val="single" w:color="BFC9D9" w:sz="4"/>
             </w:tcBorders>
-            <w:shd w:fill="F2F5FA" w:color="auto" w:val="clear"/>
-            <w:tcMar>
-              <w:top w:type="dxa" w:w="60"/>
-              <w:left w:type="dxa" w:w="100"/>
-              <w:bottom w:type="dxa" w:w="60"/>
-              <w:right w:type="dxa" w:w="100"/>
-            </w:tcMar>
-          </w:tcPr>
-          <w:p>
-            <w:pPr>
-              <w:spacing w:after="0"/>
-            </w:pPr>
-            <w:r>
-              <w:rPr>
-                <w:sz w:val="18"/>
-                <w:szCs w:val="18"/>
-              </w:rPr>
-              <w:t xml:space="preserve">A five-spoke chart in the web interface; each spoke counts how many of six yes/no checks a company passes (see section 11).</w:t>
+            <w:tcMar>
+              <w:top w:type="dxa" w:w="60"/>
+              <w:left w:type="dxa" w:w="100"/>
+              <w:bottom w:type="dxa" w:w="60"/>
+              <w:right w:type="dxa" w:w="100"/>
+            </w:tcMar>
+          </w:tcPr>
+          <w:p>
+            <w:pPr>
+              <w:spacing w:after="0"/>
+            </w:pPr>
+            <w:r>
+              <w:rPr>
+                <w:sz w:val="18"/>
+                <w:szCs w:val="18"/>
+              </w:rPr>
+              <w:t xml:space="preserve">A five-spoke chart in the web interface; each spoke counts how many of six yes/no checks a company passes (see section 11.2).</w:t>
             </w:r>
           </w:p>
         </w:tc>
@@ -13785,6 +14231,7 @@
               <w:bottom w:val="single" w:color="BFC9D9" w:sz="4"/>
               <w:right w:val="single" w:color="BFC9D9" w:sz="4"/>
             </w:tcBorders>
+            <w:shd w:fill="F2F5FA" w:color="auto" w:val="clear"/>
             <w:tcMar>
               <w:top w:type="dxa" w:w="60"/>
               <w:left w:type="dxa" w:w="100"/>
@@ -13814,6 +14261,7 @@
               <w:bottom w:val="single" w:color="BFC9D9" w:sz="4"/>
               <w:right w:val="single" w:color="BFC9D9" w:sz="4"/>
             </w:tcBorders>
+            <w:shd w:fill="F2F5FA" w:color="auto" w:val="clear"/>
             <w:tcMar>
               <w:top w:type="dxa" w:w="60"/>
               <w:left w:type="dxa" w:w="100"/>
@@ -13848,7 +14296,6 @@
               <w:bottom w:val="single" w:color="BFC9D9" w:sz="4"/>
               <w:right w:val="single" w:color="BFC9D9" w:sz="4"/>
             </w:tcBorders>
-            <w:shd w:fill="F2F5FA" w:color="auto" w:val="clear"/>
             <w:tcMar>
               <w:top w:type="dxa" w:w="60"/>
               <w:left w:type="dxa" w:w="100"/>
@@ -13878,7 +14325,6 @@
               <w:bottom w:val="single" w:color="BFC9D9" w:sz="4"/>
               <w:right w:val="single" w:color="BFC9D9" w:sz="4"/>
             </w:tcBorders>
-            <w:shd w:fill="F2F5FA" w:color="auto" w:val="clear"/>
             <w:tcMar>
               <w:top w:type="dxa" w:w="60"/>
               <w:left w:type="dxa" w:w="100"/>
@@ -13913,6 +14359,7 @@
               <w:bottom w:val="single" w:color="BFC9D9" w:sz="4"/>
               <w:right w:val="single" w:color="BFC9D9" w:sz="4"/>
             </w:tcBorders>
+            <w:shd w:fill="F2F5FA" w:color="auto" w:val="clear"/>
             <w:tcMar>
               <w:top w:type="dxa" w:w="60"/>
               <w:left w:type="dxa" w:w="100"/>
@@ -13942,6 +14389,7 @@
               <w:bottom w:val="single" w:color="BFC9D9" w:sz="4"/>
               <w:right w:val="single" w:color="BFC9D9" w:sz="4"/>
             </w:tcBorders>
+            <w:shd w:fill="F2F5FA" w:color="auto" w:val="clear"/>
             <w:tcMar>
               <w:top w:type="dxa" w:w="60"/>
               <w:left w:type="dxa" w:w="100"/>

--- a/docs/ASX_Value_Screener_Rules_and_Methodology.docx
+++ b/docs/ASX_Value_Screener_Rules_and_Methodology.docx
@@ -1131,7 +1131,7 @@
         <w:spacing w:after="120"/>
       </w:pPr>
       <w:r>
-        <w:t xml:space="preserve">The scheduled job runs after ASX close (6:00 pm) and performs four steps in order: apply any database schema updates, ingest prices and financials, recalculate every valuation, and produce the action report. Each step runs even if an earlier one has problems. Output is written to a timestamped log in the logs folder and kept for 30 days.</w:t>
+        <w:t xml:space="preserve">The scheduled job runs after ASX close (6:00 pm) and performs five steps in order: apply any database schema updates, ingest prices and financials, recalculate every valuation, record that night's signals for the track record (section 11.4), and produce the action report. Each step runs even if an earlier one has problems. Output is written to a timestamped log in the logs folder and kept for 30 days.</w:t>
       </w:r>
     </w:p>
     <w:p>
@@ -9666,6 +9666,568 @@
           <w:szCs w:val="18"/>
         </w:rPr>
         <w:t xml:space="preserve">A semicolon separates two thresholds on the same measure, for example ROE above 12% and ROE above 20% are two separate checks.</w:t>
+      </w:r>
+    </w:p>
+    <w:p>
+      <w:pPr>
+        <w:pStyle w:val="Heading2"/>
+      </w:pPr>
+      <w:r>
+        <w:t xml:space="preserve">11.3 Dashboard</w:t>
+      </w:r>
+    </w:p>
+    <w:p>
+      <w:pPr>
+        <w:spacing w:after="120"/>
+      </w:pPr>
+      <w:r>
+        <w:t xml:space="preserve">Sift opens on a dashboard that applies the following rules. It reads the same results as the screener; it adds no new tests.</w:t>
+      </w:r>
+    </w:p>
+    <w:tbl>
+      <w:tblPr>
+        <w:tblW w:type="dxa" w:w="9638"/>
+        <w:tblBorders>
+          <w:top w:val="single" w:color="auto" w:sz="4"/>
+          <w:left w:val="single" w:color="auto" w:sz="4"/>
+          <w:bottom w:val="single" w:color="auto" w:sz="4"/>
+          <w:right w:val="single" w:color="auto" w:sz="4"/>
+          <w:insideH w:val="single" w:color="auto" w:sz="4"/>
+          <w:insideV w:val="single" w:color="auto" w:sz="4"/>
+        </w:tblBorders>
+      </w:tblPr>
+      <w:tblGrid>
+        <w:gridCol w:w="1927"/>
+        <w:gridCol w:w="7711"/>
+      </w:tblGrid>
+      <w:tr>
+        <w:trPr>
+          <w:tblHeader/>
+        </w:trPr>
+        <w:tc>
+          <w:tcPr>
+            <w:tcW w:type="dxa" w:w="1927"/>
+            <w:tcBorders>
+              <w:top w:val="single" w:color="BFC9D9" w:sz="4"/>
+              <w:left w:val="single" w:color="BFC9D9" w:sz="4"/>
+              <w:bottom w:val="single" w:color="BFC9D9" w:sz="4"/>
+              <w:right w:val="single" w:color="BFC9D9" w:sz="4"/>
+            </w:tcBorders>
+            <w:shd w:fill="D9E2F3" w:color="auto" w:val="clear"/>
+            <w:tcMar>
+              <w:top w:type="dxa" w:w="60"/>
+              <w:left w:type="dxa" w:w="100"/>
+              <w:bottom w:type="dxa" w:w="60"/>
+              <w:right w:type="dxa" w:w="100"/>
+            </w:tcMar>
+          </w:tcPr>
+          <w:p>
+            <w:pPr>
+              <w:spacing w:after="0"/>
+            </w:pPr>
+            <w:r>
+              <w:rPr>
+                <w:b/>
+                <w:bCs/>
+                <w:color w:val="1F3864"/>
+                <w:sz w:val="18"/>
+                <w:szCs w:val="18"/>
+              </w:rPr>
+              <w:t xml:space="preserve">Panel</w:t>
+            </w:r>
+          </w:p>
+        </w:tc>
+        <w:tc>
+          <w:tcPr>
+            <w:tcW w:type="dxa" w:w="7711"/>
+            <w:tcBorders>
+              <w:top w:val="single" w:color="BFC9D9" w:sz="4"/>
+              <w:left w:val="single" w:color="BFC9D9" w:sz="4"/>
+              <w:bottom w:val="single" w:color="BFC9D9" w:sz="4"/>
+              <w:right w:val="single" w:color="BFC9D9" w:sz="4"/>
+            </w:tcBorders>
+            <w:shd w:fill="D9E2F3" w:color="auto" w:val="clear"/>
+            <w:tcMar>
+              <w:top w:type="dxa" w:w="60"/>
+              <w:left w:type="dxa" w:w="100"/>
+              <w:bottom w:type="dxa" w:w="60"/>
+              <w:right w:type="dxa" w:w="100"/>
+            </w:tcMar>
+          </w:tcPr>
+          <w:p>
+            <w:pPr>
+              <w:spacing w:after="0"/>
+            </w:pPr>
+            <w:r>
+              <w:rPr>
+                <w:b/>
+                <w:bCs/>
+                <w:color w:val="1F3864"/>
+                <w:sz w:val="18"/>
+                <w:szCs w:val="18"/>
+              </w:rPr>
+              <w:t xml:space="preserve">Rule</w:t>
+            </w:r>
+          </w:p>
+        </w:tc>
+      </w:tr>
+      <w:tr>
+        <w:trPr>
+          <w:cantSplit/>
+        </w:trPr>
+        <w:tc>
+          <w:tcPr>
+            <w:tcW w:type="dxa" w:w="1927"/>
+            <w:tcBorders>
+              <w:top w:val="single" w:color="BFC9D9" w:sz="4"/>
+              <w:left w:val="single" w:color="BFC9D9" w:sz="4"/>
+              <w:bottom w:val="single" w:color="BFC9D9" w:sz="4"/>
+              <w:right w:val="single" w:color="BFC9D9" w:sz="4"/>
+            </w:tcBorders>
+            <w:tcMar>
+              <w:top w:type="dxa" w:w="60"/>
+              <w:left w:type="dxa" w:w="100"/>
+              <w:bottom w:type="dxa" w:w="60"/>
+              <w:right w:type="dxa" w:w="100"/>
+            </w:tcMar>
+          </w:tcPr>
+          <w:p>
+            <w:pPr>
+              <w:spacing w:after="0"/>
+            </w:pPr>
+            <w:r>
+              <w:rPr>
+                <w:sz w:val="18"/>
+                <w:szCs w:val="18"/>
+              </w:rPr>
+              <w:t xml:space="preserve">Data date</w:t>
+            </w:r>
+          </w:p>
+        </w:tc>
+        <w:tc>
+          <w:tcPr>
+            <w:tcW w:type="dxa" w:w="7711"/>
+            <w:tcBorders>
+              <w:top w:val="single" w:color="BFC9D9" w:sz="4"/>
+              <w:left w:val="single" w:color="BFC9D9" w:sz="4"/>
+              <w:bottom w:val="single" w:color="BFC9D9" w:sz="4"/>
+              <w:right w:val="single" w:color="BFC9D9" w:sz="4"/>
+            </w:tcBorders>
+            <w:tcMar>
+              <w:top w:type="dxa" w:w="60"/>
+              <w:left w:type="dxa" w:w="100"/>
+              <w:bottom w:type="dxa" w:w="60"/>
+              <w:right w:type="dxa" w:w="100"/>
+            </w:tcMar>
+          </w:tcPr>
+          <w:p>
+            <w:pPr>
+              <w:spacing w:after="0"/>
+            </w:pPr>
+            <w:r>
+              <w:rPr>
+                <w:sz w:val="18"/>
+                <w:szCs w:val="18"/>
+              </w:rPr>
+              <w:t xml:space="preserve">The date of the latest valuations. Shown as out of date when it is older than the previous weekday's close (so Friday's data stays current over the weekend; a public holiday also shows as out of date). Also flagged when the last nightly run crashed or did not finish. Individual companies that could not be updated are reported but not flagged, as a few occur most nights.</w:t>
+            </w:r>
+          </w:p>
+        </w:tc>
+      </w:tr>
+      <w:tr>
+        <w:trPr>
+          <w:cantSplit/>
+        </w:trPr>
+        <w:tc>
+          <w:tcPr>
+            <w:tcW w:type="dxa" w:w="1927"/>
+            <w:tcBorders>
+              <w:top w:val="single" w:color="BFC9D9" w:sz="4"/>
+              <w:left w:val="single" w:color="BFC9D9" w:sz="4"/>
+              <w:bottom w:val="single" w:color="BFC9D9" w:sz="4"/>
+              <w:right w:val="single" w:color="BFC9D9" w:sz="4"/>
+            </w:tcBorders>
+            <w:shd w:fill="F2F5FA" w:color="auto" w:val="clear"/>
+            <w:tcMar>
+              <w:top w:type="dxa" w:w="60"/>
+              <w:left w:type="dxa" w:w="100"/>
+              <w:bottom w:type="dxa" w:w="60"/>
+              <w:right w:type="dxa" w:w="100"/>
+            </w:tcMar>
+          </w:tcPr>
+          <w:p>
+            <w:pPr>
+              <w:spacing w:after="0"/>
+            </w:pPr>
+            <w:r>
+              <w:rPr>
+                <w:sz w:val="18"/>
+                <w:szCs w:val="18"/>
+              </w:rPr>
+              <w:t xml:space="preserve">Portfolio</w:t>
+            </w:r>
+          </w:p>
+        </w:tc>
+        <w:tc>
+          <w:tcPr>
+            <w:tcW w:type="dxa" w:w="7711"/>
+            <w:tcBorders>
+              <w:top w:val="single" w:color="BFC9D9" w:sz="4"/>
+              <w:left w:val="single" w:color="BFC9D9" w:sz="4"/>
+              <w:bottom w:val="single" w:color="BFC9D9" w:sz="4"/>
+              <w:right w:val="single" w:color="BFC9D9" w:sz="4"/>
+            </w:tcBorders>
+            <w:shd w:fill="F2F5FA" w:color="auto" w:val="clear"/>
+            <w:tcMar>
+              <w:top w:type="dxa" w:w="60"/>
+              <w:left w:type="dxa" w:w="100"/>
+              <w:bottom w:type="dxa" w:w="60"/>
+              <w:right w:type="dxa" w:w="100"/>
+            </w:tcMar>
+          </w:tcPr>
+          <w:p>
+            <w:pPr>
+              <w:spacing w:after="0"/>
+            </w:pPr>
+            <w:r>
+              <w:rPr>
+                <w:sz w:val="18"/>
+                <w:szCs w:val="18"/>
+              </w:rPr>
+              <w:t xml:space="preserve">Value is units held multiplied by the latest close. Today's change compares the two latest closes. Unrealised gain is value less cost base, before tax.</w:t>
+            </w:r>
+          </w:p>
+        </w:tc>
+      </w:tr>
+      <w:tr>
+        <w:trPr>
+          <w:cantSplit/>
+        </w:trPr>
+        <w:tc>
+          <w:tcPr>
+            <w:tcW w:type="dxa" w:w="1927"/>
+            <w:tcBorders>
+              <w:top w:val="single" w:color="BFC9D9" w:sz="4"/>
+              <w:left w:val="single" w:color="BFC9D9" w:sz="4"/>
+              <w:bottom w:val="single" w:color="BFC9D9" w:sz="4"/>
+              <w:right w:val="single" w:color="BFC9D9" w:sz="4"/>
+            </w:tcBorders>
+            <w:tcMar>
+              <w:top w:type="dxa" w:w="60"/>
+              <w:left w:type="dxa" w:w="100"/>
+              <w:bottom w:type="dxa" w:w="60"/>
+              <w:right w:type="dxa" w:w="100"/>
+            </w:tcMar>
+          </w:tcPr>
+          <w:p>
+            <w:pPr>
+              <w:spacing w:after="0"/>
+            </w:pPr>
+            <w:r>
+              <w:rPr>
+                <w:sz w:val="18"/>
+                <w:szCs w:val="18"/>
+              </w:rPr>
+              <w:t xml:space="preserve">Needs attention</w:t>
+            </w:r>
+          </w:p>
+        </w:tc>
+        <w:tc>
+          <w:tcPr>
+            <w:tcW w:type="dxa" w:w="7711"/>
+            <w:tcBorders>
+              <w:top w:val="single" w:color="BFC9D9" w:sz="4"/>
+              <w:left w:val="single" w:color="BFC9D9" w:sz="4"/>
+              <w:bottom w:val="single" w:color="BFC9D9" w:sz="4"/>
+              <w:right w:val="single" w:color="BFC9D9" w:sz="4"/>
+            </w:tcBorders>
+            <w:tcMar>
+              <w:top w:type="dxa" w:w="60"/>
+              <w:left w:type="dxa" w:w="100"/>
+              <w:bottom w:type="dxa" w:w="60"/>
+              <w:right w:type="dxa" w:w="100"/>
+            </w:tcMar>
+          </w:tcPr>
+          <w:p>
+            <w:pPr>
+              <w:spacing w:after="0"/>
+            </w:pPr>
+            <w:r>
+              <w:rPr>
+                <w:sz w:val="18"/>
+                <w:szCs w:val="18"/>
+              </w:rPr>
+              <w:t xml:space="preserve">Held shares with a SELL or REVIEW action, parcels that reach the CGT discount within 90 days, and held shares missing from the watchlist file.</w:t>
+            </w:r>
+          </w:p>
+        </w:tc>
+      </w:tr>
+      <w:tr>
+        <w:trPr>
+          <w:cantSplit/>
+        </w:trPr>
+        <w:tc>
+          <w:tcPr>
+            <w:tcW w:type="dxa" w:w="1927"/>
+            <w:tcBorders>
+              <w:top w:val="single" w:color="BFC9D9" w:sz="4"/>
+              <w:left w:val="single" w:color="BFC9D9" w:sz="4"/>
+              <w:bottom w:val="single" w:color="BFC9D9" w:sz="4"/>
+              <w:right w:val="single" w:color="BFC9D9" w:sz="4"/>
+            </w:tcBorders>
+            <w:shd w:fill="F2F5FA" w:color="auto" w:val="clear"/>
+            <w:tcMar>
+              <w:top w:type="dxa" w:w="60"/>
+              <w:left w:type="dxa" w:w="100"/>
+              <w:bottom w:type="dxa" w:w="60"/>
+              <w:right w:type="dxa" w:w="100"/>
+            </w:tcMar>
+          </w:tcPr>
+          <w:p>
+            <w:pPr>
+              <w:spacing w:after="0"/>
+            </w:pPr>
+            <w:r>
+              <w:rPr>
+                <w:sz w:val="18"/>
+                <w:szCs w:val="18"/>
+              </w:rPr>
+              <w:t xml:space="preserve">What changed</w:t>
+            </w:r>
+          </w:p>
+        </w:tc>
+        <w:tc>
+          <w:tcPr>
+            <w:tcW w:type="dxa" w:w="7711"/>
+            <w:tcBorders>
+              <w:top w:val="single" w:color="BFC9D9" w:sz="4"/>
+              <w:left w:val="single" w:color="BFC9D9" w:sz="4"/>
+              <w:bottom w:val="single" w:color="BFC9D9" w:sz="4"/>
+              <w:right w:val="single" w:color="BFC9D9" w:sz="4"/>
+            </w:tcBorders>
+            <w:shd w:fill="F2F5FA" w:color="auto" w:val="clear"/>
+            <w:tcMar>
+              <w:top w:type="dxa" w:w="60"/>
+              <w:left w:type="dxa" w:w="100"/>
+              <w:bottom w:type="dxa" w:w="60"/>
+              <w:right w:type="dxa" w:w="100"/>
+            </w:tcMar>
+          </w:tcPr>
+          <w:p>
+            <w:pPr>
+              <w:spacing w:after="0"/>
+            </w:pPr>
+            <w:r>
+              <w:rPr>
+                <w:sz w:val="18"/>
+                <w:szCs w:val="18"/>
+              </w:rPr>
+              <w:t xml:space="preserve">Companies whose suggested action moved between the latest two nights of recorded signals, ranked BUY and ACCUMULATE, then INVESTIGATE, then WATCH and HOLD, then REVIEW and IGNORE, then AVOID and SELL. A move within the same rank, or one caused by buying or selling the shares, is not listed. Better moves are listed first.</w:t>
+            </w:r>
+          </w:p>
+        </w:tc>
+      </w:tr>
+      <w:tr>
+        <w:trPr>
+          <w:cantSplit/>
+        </w:trPr>
+        <w:tc>
+          <w:tcPr>
+            <w:tcW w:type="dxa" w:w="1927"/>
+            <w:tcBorders>
+              <w:top w:val="single" w:color="BFC9D9" w:sz="4"/>
+              <w:left w:val="single" w:color="BFC9D9" w:sz="4"/>
+              <w:bottom w:val="single" w:color="BFC9D9" w:sz="4"/>
+              <w:right w:val="single" w:color="BFC9D9" w:sz="4"/>
+            </w:tcBorders>
+            <w:tcMar>
+              <w:top w:type="dxa" w:w="60"/>
+              <w:left w:type="dxa" w:w="100"/>
+              <w:bottom w:type="dxa" w:w="60"/>
+              <w:right w:type="dxa" w:w="100"/>
+            </w:tcMar>
+          </w:tcPr>
+          <w:p>
+            <w:pPr>
+              <w:spacing w:after="0"/>
+            </w:pPr>
+            <w:r>
+              <w:rPr>
+                <w:sz w:val="18"/>
+                <w:szCs w:val="18"/>
+              </w:rPr>
+              <w:t xml:space="preserve">Top opportunities</w:t>
+            </w:r>
+          </w:p>
+        </w:tc>
+        <w:tc>
+          <w:tcPr>
+            <w:tcW w:type="dxa" w:w="7711"/>
+            <w:tcBorders>
+              <w:top w:val="single" w:color="BFC9D9" w:sz="4"/>
+              <w:left w:val="single" w:color="BFC9D9" w:sz="4"/>
+              <w:bottom w:val="single" w:color="BFC9D9" w:sz="4"/>
+              <w:right w:val="single" w:color="BFC9D9" w:sz="4"/>
+            </w:tcBorders>
+            <w:tcMar>
+              <w:top w:type="dxa" w:w="60"/>
+              <w:left w:type="dxa" w:w="100"/>
+              <w:bottom w:type="dxa" w:w="60"/>
+              <w:right w:type="dxa" w:w="100"/>
+            </w:tcMar>
+          </w:tcPr>
+          <w:p>
+            <w:pPr>
+              <w:spacing w:after="0"/>
+            </w:pPr>
+            <w:r>
+              <w:rPr>
+                <w:sz w:val="18"/>
+                <w:szCs w:val="18"/>
+              </w:rPr>
+              <w:t xml:space="preserve">Up to six shares you do not hold: BUY first, then INVESTIGATE, each ordered by score wheel total and then margin of safety.</w:t>
+            </w:r>
+          </w:p>
+        </w:tc>
+      </w:tr>
+    </w:tbl>
+    <w:p>
+      <w:pPr>
+        <w:spacing w:after="160" w:before="60"/>
+      </w:pPr>
+      <w:r>
+        <w:rPr>
+          <w:i/>
+          <w:iCs/>
+          <w:color w:val="555555"/>
+          <w:sz w:val="18"/>
+          <w:szCs w:val="18"/>
+        </w:rPr>
+        <w:t xml:space="preserve">The menu bar's Markets links open the ASX, the ASX exchange traded fund (ETF) directory, the New York Stock Exchange (NYSE) and Nasdaq websites.</w:t>
+      </w:r>
+    </w:p>
+    <w:p>
+      <w:pPr>
+        <w:pStyle w:val="Heading2"/>
+      </w:pPr>
+      <w:r>
+        <w:t xml:space="preserve">11.4 Track record recording</w:t>
+      </w:r>
+    </w:p>
+    <w:p>
+      <w:pPr>
+        <w:spacing w:after="120"/>
+      </w:pPr>
+      <w:r>
+        <w:t xml:space="preserve">To test whether the suggestions work, every night Sift records what it said about each screened company: its signal. The record is the basis for measuring accuracy, and follows these rules.</w:t>
+      </w:r>
+    </w:p>
+    <w:p>
+      <w:pPr>
+        <w:pStyle w:val="ListParagraph"/>
+        <w:numPr>
+          <w:ilvl w:val="0"/>
+          <w:numId w:val="2"/>
+        </w:numPr>
+        <w:spacing w:after="60"/>
+      </w:pPr>
+      <w:r>
+        <w:rPr>
+          <w:b/>
+          <w:bCs/>
+        </w:rPr>
+        <w:t xml:space="preserve">Never edited.</w:t>
+      </w:r>
+      <w:r>
+        <w:t xml:space="preserve"> A night once recorded is kept exactly as it was, so later rule changes cannot rewrite what was said at the time.</w:t>
+      </w:r>
+    </w:p>
+    <w:p>
+      <w:pPr>
+        <w:pStyle w:val="ListParagraph"/>
+        <w:numPr>
+          <w:ilvl w:val="0"/>
+          <w:numId w:val="2"/>
+        </w:numPr>
+        <w:spacing w:after="60"/>
+      </w:pPr>
+      <w:r>
+        <w:rPr>
+          <w:b/>
+          <w:bCs/>
+        </w:rPr>
+        <w:t xml:space="preserve">Dated by the valuation.</w:t>
+      </w:r>
+      <w:r>
+        <w:t xml:space="preserve"> Each signal carries the closing price and date its valuation used.</w:t>
+      </w:r>
+    </w:p>
+    <w:p>
+      <w:pPr>
+        <w:pStyle w:val="ListParagraph"/>
+        <w:numPr>
+          <w:ilvl w:val="0"/>
+          <w:numId w:val="2"/>
+        </w:numPr>
+        <w:spacing w:after="60"/>
+      </w:pPr>
+      <w:r>
+        <w:rPr>
+          <w:b/>
+          <w:bCs/>
+        </w:rPr>
+        <w:t xml:space="preserve">Out-of-date valuations are skipped.</w:t>
+      </w:r>
+      <w:r>
+        <w:t xml:space="preserve"> If a company's valuation failed that night, no signal is recorded for it rather than pairing an old estimate with a new price.</w:t>
+      </w:r>
+    </w:p>
+    <w:p>
+      <w:pPr>
+        <w:pStyle w:val="ListParagraph"/>
+        <w:numPr>
+          <w:ilvl w:val="0"/>
+          <w:numId w:val="2"/>
+        </w:numPr>
+        <w:spacing w:after="60"/>
+      </w:pPr>
+      <w:r>
+        <w:rPr>
+          <w:b/>
+          <w:bCs/>
+        </w:rPr>
+        <w:t xml:space="preserve">Rules version.</w:t>
+      </w:r>
+      <w:r>
+        <w:t xml:space="preserve"> Each signal records the date the screening rules last changed, so each version of the rules is judged on its own results.</w:t>
+      </w:r>
+    </w:p>
+    <w:p>
+      <w:pPr>
+        <w:pStyle w:val="ListParagraph"/>
+        <w:numPr>
+          <w:ilvl w:val="0"/>
+          <w:numId w:val="2"/>
+        </w:numPr>
+        <w:spacing w:after="60"/>
+      </w:pPr>
+      <w:r>
+        <w:rPr>
+          <w:b/>
+          <w:bCs/>
+        </w:rPr>
+        <w:t xml:space="preserve">Forward only.</w:t>
+      </w:r>
+      <w:r>
+        <w:t xml:space="preserve"> Results are measured from the first night recorded; past signals are not reconstructed, because today's data would flatter them.</w:t>
+      </w:r>
+    </w:p>
+    <w:p>
+      <w:pPr>
+        <w:spacing w:after="120"/>
+      </w:pPr>
+      <w:r>
+        <w:t xml:space="preserve">Each signal will be compared with the share's total return, including dividends, after 1, 3, 6 and 12 months, against the average of every screened company over the same period. A suggestion to buy that beats the average counts as right.</w:t>
       </w:r>
     </w:p>
     <w:p>
@@ -11553,6 +12115,99 @@
                 <w:sz w:val="18"/>
                 <w:szCs w:val="18"/>
               </w:rPr>
+              <w:t xml:space="preserve">ETF</w:t>
+            </w:r>
+          </w:p>
+        </w:tc>
+        <w:tc>
+          <w:tcPr>
+            <w:tcW w:type="dxa" w:w="2891"/>
+            <w:tcBorders>
+              <w:top w:val="single" w:color="BFC9D9" w:sz="4"/>
+              <w:left w:val="single" w:color="BFC9D9" w:sz="4"/>
+              <w:bottom w:val="single" w:color="BFC9D9" w:sz="4"/>
+              <w:right w:val="single" w:color="BFC9D9" w:sz="4"/>
+            </w:tcBorders>
+            <w:tcMar>
+              <w:top w:type="dxa" w:w="60"/>
+              <w:left w:type="dxa" w:w="100"/>
+              <w:bottom w:type="dxa" w:w="60"/>
+              <w:right w:type="dxa" w:w="100"/>
+            </w:tcMar>
+          </w:tcPr>
+          <w:p>
+            <w:pPr>
+              <w:spacing w:after="0"/>
+            </w:pPr>
+            <w:r>
+              <w:rPr>
+                <w:sz w:val="18"/>
+                <w:szCs w:val="18"/>
+              </w:rPr>
+              <w:t xml:space="preserve">Exchange traded fund</w:t>
+            </w:r>
+          </w:p>
+        </w:tc>
+        <w:tc>
+          <w:tcPr>
+            <w:tcW w:type="dxa" w:w="5591"/>
+            <w:tcBorders>
+              <w:top w:val="single" w:color="BFC9D9" w:sz="4"/>
+              <w:left w:val="single" w:color="BFC9D9" w:sz="4"/>
+              <w:bottom w:val="single" w:color="BFC9D9" w:sz="4"/>
+              <w:right w:val="single" w:color="BFC9D9" w:sz="4"/>
+            </w:tcBorders>
+            <w:tcMar>
+              <w:top w:type="dxa" w:w="60"/>
+              <w:left w:type="dxa" w:w="100"/>
+              <w:bottom w:type="dxa" w:w="60"/>
+              <w:right w:type="dxa" w:w="100"/>
+            </w:tcMar>
+          </w:tcPr>
+          <w:p>
+            <w:pPr>
+              <w:spacing w:after="0"/>
+            </w:pPr>
+            <w:r>
+              <w:rPr>
+                <w:sz w:val="18"/>
+                <w:szCs w:val="18"/>
+              </w:rPr>
+              <w:t xml:space="preserve">A fund that trades on a stock exchange like a share, usually tracking an index.</w:t>
+            </w:r>
+          </w:p>
+        </w:tc>
+      </w:tr>
+      <w:tr>
+        <w:trPr>
+          <w:cantSplit/>
+        </w:trPr>
+        <w:tc>
+          <w:tcPr>
+            <w:tcW w:type="dxa" w:w="1156"/>
+            <w:tcBorders>
+              <w:top w:val="single" w:color="BFC9D9" w:sz="4"/>
+              <w:left w:val="single" w:color="BFC9D9" w:sz="4"/>
+              <w:bottom w:val="single" w:color="BFC9D9" w:sz="4"/>
+              <w:right w:val="single" w:color="BFC9D9" w:sz="4"/>
+            </w:tcBorders>
+            <w:shd w:fill="F2F5FA" w:color="auto" w:val="clear"/>
+            <w:tcMar>
+              <w:top w:type="dxa" w:w="60"/>
+              <w:left w:type="dxa" w:w="100"/>
+              <w:bottom w:type="dxa" w:w="60"/>
+              <w:right w:type="dxa" w:w="100"/>
+            </w:tcMar>
+          </w:tcPr>
+          <w:p>
+            <w:pPr>
+              <w:spacing w:after="0"/>
+            </w:pPr>
+            <w:r>
+              <w:rPr>
+                <w:sz w:val="18"/>
+                <w:szCs w:val="18"/>
+              </w:rPr>
               <w:t xml:space="preserve">EV</w:t>
             </w:r>
           </w:p>
@@ -11566,6 +12221,7 @@
               <w:bottom w:val="single" w:color="BFC9D9" w:sz="4"/>
               <w:right w:val="single" w:color="BFC9D9" w:sz="4"/>
             </w:tcBorders>
+            <w:shd w:fill="F2F5FA" w:color="auto" w:val="clear"/>
             <w:tcMar>
               <w:top w:type="dxa" w:w="60"/>
               <w:left w:type="dxa" w:w="100"/>
@@ -11595,6 +12251,7 @@
               <w:bottom w:val="single" w:color="BFC9D9" w:sz="4"/>
               <w:right w:val="single" w:color="BFC9D9" w:sz="4"/>
             </w:tcBorders>
+            <w:shd w:fill="F2F5FA" w:color="auto" w:val="clear"/>
             <w:tcMar>
               <w:top w:type="dxa" w:w="60"/>
               <w:left w:type="dxa" w:w="100"/>
@@ -11629,7 +12286,6 @@
               <w:bottom w:val="single" w:color="BFC9D9" w:sz="4"/>
               <w:right w:val="single" w:color="BFC9D9" w:sz="4"/>
             </w:tcBorders>
-            <w:shd w:fill="F2F5FA" w:color="auto" w:val="clear"/>
             <w:tcMar>
               <w:top w:type="dxa" w:w="60"/>
               <w:left w:type="dxa" w:w="100"/>
@@ -11659,7 +12315,6 @@
               <w:bottom w:val="single" w:color="BFC9D9" w:sz="4"/>
               <w:right w:val="single" w:color="BFC9D9" w:sz="4"/>
             </w:tcBorders>
-            <w:shd w:fill="F2F5FA" w:color="auto" w:val="clear"/>
             <w:tcMar>
               <w:top w:type="dxa" w:w="60"/>
               <w:left w:type="dxa" w:w="100"/>
@@ -11689,7 +12344,6 @@
               <w:bottom w:val="single" w:color="BFC9D9" w:sz="4"/>
               <w:right w:val="single" w:color="BFC9D9" w:sz="4"/>
             </w:tcBorders>
-            <w:shd w:fill="F2F5FA" w:color="auto" w:val="clear"/>
             <w:tcMar>
               <w:top w:type="dxa" w:w="60"/>
               <w:left w:type="dxa" w:w="100"/>
@@ -11724,6 +12378,7 @@
               <w:bottom w:val="single" w:color="BFC9D9" w:sz="4"/>
               <w:right w:val="single" w:color="BFC9D9" w:sz="4"/>
             </w:tcBorders>
+            <w:shd w:fill="F2F5FA" w:color="auto" w:val="clear"/>
             <w:tcMar>
               <w:top w:type="dxa" w:w="60"/>
               <w:left w:type="dxa" w:w="100"/>
@@ -11753,6 +12408,7 @@
               <w:bottom w:val="single" w:color="BFC9D9" w:sz="4"/>
               <w:right w:val="single" w:color="BFC9D9" w:sz="4"/>
             </w:tcBorders>
+            <w:shd w:fill="F2F5FA" w:color="auto" w:val="clear"/>
             <w:tcMar>
               <w:top w:type="dxa" w:w="60"/>
               <w:left w:type="dxa" w:w="100"/>
@@ -11782,6 +12438,7 @@
               <w:bottom w:val="single" w:color="BFC9D9" w:sz="4"/>
               <w:right w:val="single" w:color="BFC9D9" w:sz="4"/>
             </w:tcBorders>
+            <w:shd w:fill="F2F5FA" w:color="auto" w:val="clear"/>
             <w:tcMar>
               <w:top w:type="dxa" w:w="60"/>
               <w:left w:type="dxa" w:w="100"/>
@@ -11816,7 +12473,6 @@
               <w:bottom w:val="single" w:color="BFC9D9" w:sz="4"/>
               <w:right w:val="single" w:color="BFC9D9" w:sz="4"/>
             </w:tcBorders>
-            <w:shd w:fill="F2F5FA" w:color="auto" w:val="clear"/>
             <w:tcMar>
               <w:top w:type="dxa" w:w="60"/>
               <w:left w:type="dxa" w:w="100"/>
@@ -11846,7 +12502,6 @@
               <w:bottom w:val="single" w:color="BFC9D9" w:sz="4"/>
               <w:right w:val="single" w:color="BFC9D9" w:sz="4"/>
             </w:tcBorders>
-            <w:shd w:fill="F2F5FA" w:color="auto" w:val="clear"/>
             <w:tcMar>
               <w:top w:type="dxa" w:w="60"/>
               <w:left w:type="dxa" w:w="100"/>
@@ -11876,7 +12531,6 @@
               <w:bottom w:val="single" w:color="BFC9D9" w:sz="4"/>
               <w:right w:val="single" w:color="BFC9D9" w:sz="4"/>
             </w:tcBorders>
-            <w:shd w:fill="F2F5FA" w:color="auto" w:val="clear"/>
             <w:tcMar>
               <w:top w:type="dxa" w:w="60"/>
               <w:left w:type="dxa" w:w="100"/>
@@ -11911,6 +12565,7 @@
               <w:bottom w:val="single" w:color="BFC9D9" w:sz="4"/>
               <w:right w:val="single" w:color="BFC9D9" w:sz="4"/>
             </w:tcBorders>
+            <w:shd w:fill="F2F5FA" w:color="auto" w:val="clear"/>
             <w:tcMar>
               <w:top w:type="dxa" w:w="60"/>
               <w:left w:type="dxa" w:w="100"/>
@@ -11940,6 +12595,7 @@
               <w:bottom w:val="single" w:color="BFC9D9" w:sz="4"/>
               <w:right w:val="single" w:color="BFC9D9" w:sz="4"/>
             </w:tcBorders>
+            <w:shd w:fill="F2F5FA" w:color="auto" w:val="clear"/>
             <w:tcMar>
               <w:top w:type="dxa" w:w="60"/>
               <w:left w:type="dxa" w:w="100"/>
@@ -11969,6 +12625,7 @@
               <w:bottom w:val="single" w:color="BFC9D9" w:sz="4"/>
               <w:right w:val="single" w:color="BFC9D9" w:sz="4"/>
             </w:tcBorders>
+            <w:shd w:fill="F2F5FA" w:color="auto" w:val="clear"/>
             <w:tcMar>
               <w:top w:type="dxa" w:w="60"/>
               <w:left w:type="dxa" w:w="100"/>
@@ -12003,7 +12660,6 @@
               <w:bottom w:val="single" w:color="BFC9D9" w:sz="4"/>
               <w:right w:val="single" w:color="BFC9D9" w:sz="4"/>
             </w:tcBorders>
-            <w:shd w:fill="F2F5FA" w:color="auto" w:val="clear"/>
             <w:tcMar>
               <w:top w:type="dxa" w:w="60"/>
               <w:left w:type="dxa" w:w="100"/>
@@ -12033,7 +12689,6 @@
               <w:bottom w:val="single" w:color="BFC9D9" w:sz="4"/>
               <w:right w:val="single" w:color="BFC9D9" w:sz="4"/>
             </w:tcBorders>
-            <w:shd w:fill="F2F5FA" w:color="auto" w:val="clear"/>
             <w:tcMar>
               <w:top w:type="dxa" w:w="60"/>
               <w:left w:type="dxa" w:w="100"/>
@@ -12063,7 +12718,6 @@
               <w:bottom w:val="single" w:color="BFC9D9" w:sz="4"/>
               <w:right w:val="single" w:color="BFC9D9" w:sz="4"/>
             </w:tcBorders>
-            <w:shd w:fill="F2F5FA" w:color="auto" w:val="clear"/>
             <w:tcMar>
               <w:top w:type="dxa" w:w="60"/>
               <w:left w:type="dxa" w:w="100"/>
@@ -12081,6 +12735,101 @@
                 <w:szCs w:val="18"/>
               </w:rPr>
               <w:t xml:space="preserve">The company fails the test.</w:t>
+            </w:r>
+          </w:p>
+        </w:tc>
+      </w:tr>
+      <w:tr>
+        <w:trPr>
+          <w:cantSplit/>
+        </w:trPr>
+        <w:tc>
+          <w:tcPr>
+            <w:tcW w:type="dxa" w:w="1156"/>
+            <w:tcBorders>
+              <w:top w:val="single" w:color="BFC9D9" w:sz="4"/>
+              <w:left w:val="single" w:color="BFC9D9" w:sz="4"/>
+              <w:bottom w:val="single" w:color="BFC9D9" w:sz="4"/>
+              <w:right w:val="single" w:color="BFC9D9" w:sz="4"/>
+            </w:tcBorders>
+            <w:shd w:fill="F2F5FA" w:color="auto" w:val="clear"/>
+            <w:tcMar>
+              <w:top w:type="dxa" w:w="60"/>
+              <w:left w:type="dxa" w:w="100"/>
+              <w:bottom w:type="dxa" w:w="60"/>
+              <w:right w:type="dxa" w:w="100"/>
+            </w:tcMar>
+          </w:tcPr>
+          <w:p>
+            <w:pPr>
+              <w:spacing w:after="0"/>
+            </w:pPr>
+            <w:r>
+              <w:rPr>
+                <w:sz w:val="18"/>
+                <w:szCs w:val="18"/>
+              </w:rPr>
+              <w:t xml:space="preserve">NYSE</w:t>
+            </w:r>
+          </w:p>
+        </w:tc>
+        <w:tc>
+          <w:tcPr>
+            <w:tcW w:type="dxa" w:w="2891"/>
+            <w:tcBorders>
+              <w:top w:val="single" w:color="BFC9D9" w:sz="4"/>
+              <w:left w:val="single" w:color="BFC9D9" w:sz="4"/>
+              <w:bottom w:val="single" w:color="BFC9D9" w:sz="4"/>
+              <w:right w:val="single" w:color="BFC9D9" w:sz="4"/>
+            </w:tcBorders>
+            <w:shd w:fill="F2F5FA" w:color="auto" w:val="clear"/>
+            <w:tcMar>
+              <w:top w:type="dxa" w:w="60"/>
+              <w:left w:type="dxa" w:w="100"/>
+              <w:bottom w:type="dxa" w:w="60"/>
+              <w:right w:type="dxa" w:w="100"/>
+            </w:tcMar>
+          </w:tcPr>
+          <w:p>
+            <w:pPr>
+              <w:spacing w:after="0"/>
+            </w:pPr>
+            <w:r>
+              <w:rPr>
+                <w:sz w:val="18"/>
+                <w:szCs w:val="18"/>
+              </w:rPr>
+              <w:t xml:space="preserve">New York Stock Exchange</w:t>
+            </w:r>
+          </w:p>
+        </w:tc>
+        <w:tc>
+          <w:tcPr>
+            <w:tcW w:type="dxa" w:w="5591"/>
+            <w:tcBorders>
+              <w:top w:val="single" w:color="BFC9D9" w:sz="4"/>
+              <w:left w:val="single" w:color="BFC9D9" w:sz="4"/>
+              <w:bottom w:val="single" w:color="BFC9D9" w:sz="4"/>
+              <w:right w:val="single" w:color="BFC9D9" w:sz="4"/>
+            </w:tcBorders>
+            <w:shd w:fill="F2F5FA" w:color="auto" w:val="clear"/>
+            <w:tcMar>
+              <w:top w:type="dxa" w:w="60"/>
+              <w:left w:type="dxa" w:w="100"/>
+              <w:bottom w:type="dxa" w:w="60"/>
+              <w:right w:type="dxa" w:w="100"/>
+            </w:tcMar>
+          </w:tcPr>
+          <w:p>
+            <w:pPr>
+              <w:spacing w:after="0"/>
+            </w:pPr>
+            <w:r>
+              <w:rPr>
+                <w:sz w:val="18"/>
+                <w:szCs w:val="18"/>
+              </w:rPr>
+              <w:t xml:space="preserve">The largest stock exchange in the United States.</w:t>
             </w:r>
           </w:p>
         </w:tc>
@@ -14248,6 +14997,70 @@
                 <w:sz w:val="18"/>
                 <w:szCs w:val="18"/>
               </w:rPr>
+              <w:t xml:space="preserve">Signal</w:t>
+            </w:r>
+          </w:p>
+        </w:tc>
+        <w:tc>
+          <w:tcPr>
+            <w:tcW w:type="dxa" w:w="7133"/>
+            <w:tcBorders>
+              <w:top w:val="single" w:color="BFC9D9" w:sz="4"/>
+              <w:left w:val="single" w:color="BFC9D9" w:sz="4"/>
+              <w:bottom w:val="single" w:color="BFC9D9" w:sz="4"/>
+              <w:right w:val="single" w:color="BFC9D9" w:sz="4"/>
+            </w:tcBorders>
+            <w:shd w:fill="F2F5FA" w:color="auto" w:val="clear"/>
+            <w:tcMar>
+              <w:top w:type="dxa" w:w="60"/>
+              <w:left w:type="dxa" w:w="100"/>
+              <w:bottom w:type="dxa" w:w="60"/>
+              <w:right w:type="dxa" w:w="100"/>
+            </w:tcMar>
+          </w:tcPr>
+          <w:p>
+            <w:pPr>
+              <w:spacing w:after="0"/>
+            </w:pPr>
+            <w:r>
+              <w:rPr>
+                <w:sz w:val="18"/>
+                <w:szCs w:val="18"/>
+              </w:rPr>
+              <w:t xml:space="preserve">What Sift said about a company on a given night: its suggested action, valuation status, estimated value and score, recorded for the track record (see section 11.4).</w:t>
+            </w:r>
+          </w:p>
+        </w:tc>
+      </w:tr>
+      <w:tr>
+        <w:trPr>
+          <w:cantSplit/>
+        </w:trPr>
+        <w:tc>
+          <w:tcPr>
+            <w:tcW w:type="dxa" w:w="2505"/>
+            <w:tcBorders>
+              <w:top w:val="single" w:color="BFC9D9" w:sz="4"/>
+              <w:left w:val="single" w:color="BFC9D9" w:sz="4"/>
+              <w:bottom w:val="single" w:color="BFC9D9" w:sz="4"/>
+              <w:right w:val="single" w:color="BFC9D9" w:sz="4"/>
+            </w:tcBorders>
+            <w:tcMar>
+              <w:top w:type="dxa" w:w="60"/>
+              <w:left w:type="dxa" w:w="100"/>
+              <w:bottom w:type="dxa" w:w="60"/>
+              <w:right w:type="dxa" w:w="100"/>
+            </w:tcMar>
+          </w:tcPr>
+          <w:p>
+            <w:pPr>
+              <w:spacing w:after="0"/>
+            </w:pPr>
+            <w:r>
+              <w:rPr>
+                <w:sz w:val="18"/>
+                <w:szCs w:val="18"/>
+              </w:rPr>
               <w:t xml:space="preserve">Shares on issue</w:t>
             </w:r>
           </w:p>
@@ -14261,7 +15074,6 @@
               <w:bottom w:val="single" w:color="BFC9D9" w:sz="4"/>
               <w:right w:val="single" w:color="BFC9D9" w:sz="4"/>
             </w:tcBorders>
-            <w:shd w:fill="F2F5FA" w:color="auto" w:val="clear"/>
             <w:tcMar>
               <w:top w:type="dxa" w:w="60"/>
               <w:left w:type="dxa" w:w="100"/>
@@ -14296,6 +15108,7 @@
               <w:bottom w:val="single" w:color="BFC9D9" w:sz="4"/>
               <w:right w:val="single" w:color="BFC9D9" w:sz="4"/>
             </w:tcBorders>
+            <w:shd w:fill="F2F5FA" w:color="auto" w:val="clear"/>
             <w:tcMar>
               <w:top w:type="dxa" w:w="60"/>
               <w:left w:type="dxa" w:w="100"/>
@@ -14325,6 +15138,7 @@
               <w:bottom w:val="single" w:color="BFC9D9" w:sz="4"/>
               <w:right w:val="single" w:color="BFC9D9" w:sz="4"/>
             </w:tcBorders>
+            <w:shd w:fill="F2F5FA" w:color="auto" w:val="clear"/>
             <w:tcMar>
               <w:top w:type="dxa" w:w="60"/>
               <w:left w:type="dxa" w:w="100"/>
@@ -14359,7 +15173,6 @@
               <w:bottom w:val="single" w:color="BFC9D9" w:sz="4"/>
               <w:right w:val="single" w:color="BFC9D9" w:sz="4"/>
             </w:tcBorders>
-            <w:shd w:fill="F2F5FA" w:color="auto" w:val="clear"/>
             <w:tcMar>
               <w:top w:type="dxa" w:w="60"/>
               <w:left w:type="dxa" w:w="100"/>
@@ -14389,7 +15202,6 @@
               <w:bottom w:val="single" w:color="BFC9D9" w:sz="4"/>
               <w:right w:val="single" w:color="BFC9D9" w:sz="4"/>
             </w:tcBorders>
-            <w:shd w:fill="F2F5FA" w:color="auto" w:val="clear"/>
             <w:tcMar>
               <w:top w:type="dxa" w:w="60"/>
               <w:left w:type="dxa" w:w="100"/>

--- a/docs/ASX_Value_Screener_Rules_and_Methodology.docx
+++ b/docs/ASX_Value_Screener_Rules_and_Methodology.docx
@@ -10243,7 +10243,7 @@
         <w:spacing w:after="120"/>
       </w:pPr>
       <w:r>
-        <w:t xml:space="preserve">Holdings are recorded parcel by parcel. The tax arithmetic follows the mechanical parts of the Australian Taxation Office (ATO) rules for individuals.</w:t>
+        <w:t xml:space="preserve">Holdings are recorded parcel by parcel, in the browser or at the command line, and each parcel belongs to a portfolio. The tax arithmetic follows the mechanical parts of the Australian Taxation Office (ATO) rules, with the capital gains tax (CGT) discount set by who owns the portfolio.</w:t>
       </w:r>
     </w:p>
     <w:tbl>
@@ -10682,6 +10682,70 @@
                 <w:sz w:val="18"/>
                 <w:szCs w:val="18"/>
               </w:rPr>
+              <w:t xml:space="preserve">Portfolio</w:t>
+            </w:r>
+          </w:p>
+        </w:tc>
+        <w:tc>
+          <w:tcPr>
+            <w:tcW w:type="dxa" w:w="7518"/>
+            <w:tcBorders>
+              <w:top w:val="single" w:color="BFC9D9" w:sz="4"/>
+              <w:left w:val="single" w:color="BFC9D9" w:sz="4"/>
+              <w:bottom w:val="single" w:color="BFC9D9" w:sz="4"/>
+              <w:right w:val="single" w:color="BFC9D9" w:sz="4"/>
+            </w:tcBorders>
+            <w:shd w:fill="F2F5FA" w:color="auto" w:val="clear"/>
+            <w:tcMar>
+              <w:top w:type="dxa" w:w="60"/>
+              <w:left w:type="dxa" w:w="100"/>
+              <w:bottom w:type="dxa" w:w="60"/>
+              <w:right w:type="dxa" w:w="100"/>
+            </w:tcMar>
+          </w:tcPr>
+          <w:p>
+            <w:pPr>
+              <w:spacing w:after="0"/>
+            </w:pPr>
+            <w:r>
+              <w:rPr>
+                <w:sz w:val="18"/>
+                <w:szCs w:val="18"/>
+              </w:rPr>
+              <w:t xml:space="preserve">A named group of parcels with one owner. Every parcel belongs to exactly one portfolio, and a sale only draws on that portfolio's parcels. Parcels recorded before portfolios existed were moved into "My portfolio" (individual).</w:t>
+            </w:r>
+          </w:p>
+        </w:tc>
+      </w:tr>
+      <w:tr>
+        <w:trPr>
+          <w:cantSplit/>
+        </w:trPr>
+        <w:tc>
+          <w:tcPr>
+            <w:tcW w:type="dxa" w:w="2120"/>
+            <w:tcBorders>
+              <w:top w:val="single" w:color="BFC9D9" w:sz="4"/>
+              <w:left w:val="single" w:color="BFC9D9" w:sz="4"/>
+              <w:bottom w:val="single" w:color="BFC9D9" w:sz="4"/>
+              <w:right w:val="single" w:color="BFC9D9" w:sz="4"/>
+            </w:tcBorders>
+            <w:tcMar>
+              <w:top w:type="dxa" w:w="60"/>
+              <w:left w:type="dxa" w:w="100"/>
+              <w:bottom w:type="dxa" w:w="60"/>
+              <w:right w:type="dxa" w:w="100"/>
+            </w:tcMar>
+          </w:tcPr>
+          <w:p>
+            <w:pPr>
+              <w:spacing w:after="0"/>
+            </w:pPr>
+            <w:r>
+              <w:rPr>
+                <w:sz w:val="18"/>
+                <w:szCs w:val="18"/>
+              </w:rPr>
               <w:t xml:space="preserve">Discount rate</w:t>
             </w:r>
           </w:p>
@@ -10695,24 +10759,23 @@
               <w:bottom w:val="single" w:color="BFC9D9" w:sz="4"/>
               <w:right w:val="single" w:color="BFC9D9" w:sz="4"/>
             </w:tcBorders>
-            <w:shd w:fill="F2F5FA" w:color="auto" w:val="clear"/>
-            <w:tcMar>
-              <w:top w:type="dxa" w:w="60"/>
-              <w:left w:type="dxa" w:w="100"/>
-              <w:bottom w:type="dxa" w:w="60"/>
-              <w:right w:type="dxa" w:w="100"/>
-            </w:tcMar>
-          </w:tcPr>
-          <w:p>
-            <w:pPr>
-              <w:spacing w:after="0"/>
-            </w:pPr>
-            <w:r>
-              <w:rPr>
-                <w:sz w:val="18"/>
-                <w:szCs w:val="18"/>
-              </w:rPr>
-              <w:t xml:space="preserve">50% (individuals and trusts).</w:t>
+            <w:tcMar>
+              <w:top w:type="dxa" w:w="60"/>
+              <w:left w:type="dxa" w:w="100"/>
+              <w:bottom w:type="dxa" w:w="60"/>
+              <w:right w:type="dxa" w:w="100"/>
+            </w:tcMar>
+          </w:tcPr>
+          <w:p>
+            <w:pPr>
+              <w:spacing w:after="0"/>
+            </w:pPr>
+            <w:r>
+              <w:rPr>
+                <w:sz w:val="18"/>
+                <w:szCs w:val="18"/>
+              </w:rPr>
+              <w:t xml:space="preserve">Set by the portfolio's tax type: individual 50%, trust 50%, self-managed super fund (SMSF) 33⅓%, company nil. Company parcels never wait for a discount date.</w:t>
             </w:r>
           </w:p>
         </w:tc>
@@ -10730,6 +10793,135 @@
               <w:bottom w:val="single" w:color="BFC9D9" w:sz="4"/>
               <w:right w:val="single" w:color="BFC9D9" w:sz="4"/>
             </w:tcBorders>
+            <w:shd w:fill="F2F5FA" w:color="auto" w:val="clear"/>
+            <w:tcMar>
+              <w:top w:type="dxa" w:w="60"/>
+              <w:left w:type="dxa" w:w="100"/>
+              <w:bottom w:type="dxa" w:w="60"/>
+              <w:right w:type="dxa" w:w="100"/>
+            </w:tcMar>
+          </w:tcPr>
+          <w:p>
+            <w:pPr>
+              <w:spacing w:after="0"/>
+            </w:pPr>
+            <w:r>
+              <w:rPr>
+                <w:sz w:val="18"/>
+                <w:szCs w:val="18"/>
+              </w:rPr>
+              <w:t xml:space="preserve">Archive and delete</w:t>
+            </w:r>
+          </w:p>
+        </w:tc>
+        <w:tc>
+          <w:tcPr>
+            <w:tcW w:type="dxa" w:w="7518"/>
+            <w:tcBorders>
+              <w:top w:val="single" w:color="BFC9D9" w:sz="4"/>
+              <w:left w:val="single" w:color="BFC9D9" w:sz="4"/>
+              <w:bottom w:val="single" w:color="BFC9D9" w:sz="4"/>
+              <w:right w:val="single" w:color="BFC9D9" w:sz="4"/>
+            </w:tcBorders>
+            <w:shd w:fill="F2F5FA" w:color="auto" w:val="clear"/>
+            <w:tcMar>
+              <w:top w:type="dxa" w:w="60"/>
+              <w:left w:type="dxa" w:w="100"/>
+              <w:bottom w:type="dxa" w:w="60"/>
+              <w:right w:type="dxa" w:w="100"/>
+            </w:tcMar>
+          </w:tcPr>
+          <w:p>
+            <w:pPr>
+              <w:spacing w:after="0"/>
+            </w:pPr>
+            <w:r>
+              <w:rPr>
+                <w:sz w:val="18"/>
+                <w:szCs w:val="18"/>
+              </w:rPr>
+              <w:t xml:space="preserve">A portfolio can be archived once every parcel in it is sold; it then accepts no trades but keeps its sales in the CGT report. It can be deleted only while it has no sales, because sale records are kept for five years after each sale.</w:t>
+            </w:r>
+          </w:p>
+        </w:tc>
+      </w:tr>
+      <w:tr>
+        <w:trPr>
+          <w:cantSplit/>
+        </w:trPr>
+        <w:tc>
+          <w:tcPr>
+            <w:tcW w:type="dxa" w:w="2120"/>
+            <w:tcBorders>
+              <w:top w:val="single" w:color="BFC9D9" w:sz="4"/>
+              <w:left w:val="single" w:color="BFC9D9" w:sz="4"/>
+              <w:bottom w:val="single" w:color="BFC9D9" w:sz="4"/>
+              <w:right w:val="single" w:color="BFC9D9" w:sz="4"/>
+            </w:tcBorders>
+            <w:tcMar>
+              <w:top w:type="dxa" w:w="60"/>
+              <w:left w:type="dxa" w:w="100"/>
+              <w:bottom w:type="dxa" w:w="60"/>
+              <w:right w:type="dxa" w:w="100"/>
+            </w:tcMar>
+          </w:tcPr>
+          <w:p>
+            <w:pPr>
+              <w:spacing w:after="0"/>
+            </w:pPr>
+            <w:r>
+              <w:rPr>
+                <w:sz w:val="18"/>
+                <w:szCs w:val="18"/>
+              </w:rPr>
+              <w:t xml:space="preserve">Corrections</w:t>
+            </w:r>
+          </w:p>
+        </w:tc>
+        <w:tc>
+          <w:tcPr>
+            <w:tcW w:type="dxa" w:w="7518"/>
+            <w:tcBorders>
+              <w:top w:val="single" w:color="BFC9D9" w:sz="4"/>
+              <w:left w:val="single" w:color="BFC9D9" w:sz="4"/>
+              <w:bottom w:val="single" w:color="BFC9D9" w:sz="4"/>
+              <w:right w:val="single" w:color="BFC9D9" w:sz="4"/>
+            </w:tcBorders>
+            <w:tcMar>
+              <w:top w:type="dxa" w:w="60"/>
+              <w:left w:type="dxa" w:w="100"/>
+              <w:bottom w:type="dxa" w:w="60"/>
+              <w:right w:type="dxa" w:w="100"/>
+            </w:tcMar>
+          </w:tcPr>
+          <w:p>
+            <w:pPr>
+              <w:spacing w:after="0"/>
+            </w:pPr>
+            <w:r>
+              <w:rPr>
+                <w:sz w:val="18"/>
+                <w:szCs w:val="18"/>
+              </w:rPr>
+              <w:t xml:space="preserve">Delete removes an open parcel entered by mistake. Undo reverses a sale: a portion split from a parcel that is still open goes back into it, restoring the original cost base.</w:t>
+            </w:r>
+          </w:p>
+        </w:tc>
+      </w:tr>
+      <w:tr>
+        <w:trPr>
+          <w:cantSplit/>
+        </w:trPr>
+        <w:tc>
+          <w:tcPr>
+            <w:tcW w:type="dxa" w:w="2120"/>
+            <w:tcBorders>
+              <w:top w:val="single" w:color="BFC9D9" w:sz="4"/>
+              <w:left w:val="single" w:color="BFC9D9" w:sz="4"/>
+              <w:bottom w:val="single" w:color="BFC9D9" w:sz="4"/>
+              <w:right w:val="single" w:color="BFC9D9" w:sz="4"/>
+            </w:tcBorders>
+            <w:shd w:fill="F2F5FA" w:color="auto" w:val="clear"/>
             <w:tcMar>
               <w:top w:type="dxa" w:w="60"/>
               <w:left w:type="dxa" w:w="100"/>
@@ -10759,6 +10951,7 @@
               <w:bottom w:val="single" w:color="BFC9D9" w:sz="4"/>
               <w:right w:val="single" w:color="BFC9D9" w:sz="4"/>
             </w:tcBorders>
+            <w:shd w:fill="F2F5FA" w:color="auto" w:val="clear"/>
             <w:tcMar>
               <w:top w:type="dxa" w:w="60"/>
               <w:left w:type="dxa" w:w="100"/>
@@ -10793,7 +10986,6 @@
               <w:bottom w:val="single" w:color="BFC9D9" w:sz="4"/>
               <w:right w:val="single" w:color="BFC9D9" w:sz="4"/>
             </w:tcBorders>
-            <w:shd w:fill="F2F5FA" w:color="auto" w:val="clear"/>
             <w:tcMar>
               <w:top w:type="dxa" w:w="60"/>
               <w:left w:type="dxa" w:w="100"/>
@@ -10823,24 +11015,23 @@
               <w:bottom w:val="single" w:color="BFC9D9" w:sz="4"/>
               <w:right w:val="single" w:color="BFC9D9" w:sz="4"/>
             </w:tcBorders>
-            <w:shd w:fill="F2F5FA" w:color="auto" w:val="clear"/>
-            <w:tcMar>
-              <w:top w:type="dxa" w:w="60"/>
-              <w:left w:type="dxa" w:w="100"/>
-              <w:bottom w:type="dxa" w:w="60"/>
-              <w:right w:type="dxa" w:w="100"/>
-            </w:tcMar>
-          </w:tcPr>
-          <w:p>
-            <w:pPr>
-              <w:spacing w:after="0"/>
-            </w:pPr>
-            <w:r>
-              <w:rPr>
-                <w:sz w:val="18"/>
-                <w:szCs w:val="18"/>
-              </w:rPr>
-              <w:t xml:space="preserve">Capital losses offset non-discountable gains first, then discountable gains. The 50% discount applies to what remains of the discountable gains. Leftover losses are reported as unused.</w:t>
+            <w:tcMar>
+              <w:top w:type="dxa" w:w="60"/>
+              <w:left w:type="dxa" w:w="100"/>
+              <w:bottom w:type="dxa" w:w="60"/>
+              <w:right w:type="dxa" w:w="100"/>
+            </w:tcMar>
+          </w:tcPr>
+          <w:p>
+            <w:pPr>
+              <w:spacing w:after="0"/>
+            </w:pPr>
+            <w:r>
+              <w:rPr>
+                <w:sz w:val="18"/>
+                <w:szCs w:val="18"/>
+              </w:rPr>
+              <w:t xml:space="preserve">Capital losses offset non-discountable gains first, then discountable gains. The portfolio's discount applies to what remains of the discountable gains. Leftover losses are reported as unused. Each portfolio is reported separately.</w:t>
             </w:r>
           </w:p>
         </w:tc>
@@ -10858,6 +11049,7 @@
               <w:bottom w:val="single" w:color="BFC9D9" w:sz="4"/>
               <w:right w:val="single" w:color="BFC9D9" w:sz="4"/>
             </w:tcBorders>
+            <w:shd w:fill="F2F5FA" w:color="auto" w:val="clear"/>
             <w:tcMar>
               <w:top w:type="dxa" w:w="60"/>
               <w:left w:type="dxa" w:w="100"/>
@@ -10887,6 +11079,7 @@
               <w:bottom w:val="single" w:color="BFC9D9" w:sz="4"/>
               <w:right w:val="single" w:color="BFC9D9" w:sz="4"/>
             </w:tcBorders>
+            <w:shd w:fill="F2F5FA" w:color="auto" w:val="clear"/>
             <w:tcMar>
               <w:top w:type="dxa" w:w="60"/>
               <w:left w:type="dxa" w:w="100"/>
@@ -10921,7 +11114,6 @@
               <w:bottom w:val="single" w:color="BFC9D9" w:sz="4"/>
               <w:right w:val="single" w:color="BFC9D9" w:sz="4"/>
             </w:tcBorders>
-            <w:shd w:fill="F2F5FA" w:color="auto" w:val="clear"/>
             <w:tcMar>
               <w:top w:type="dxa" w:w="60"/>
               <w:left w:type="dxa" w:w="100"/>
@@ -10951,24 +11143,23 @@
               <w:bottom w:val="single" w:color="BFC9D9" w:sz="4"/>
               <w:right w:val="single" w:color="BFC9D9" w:sz="4"/>
             </w:tcBorders>
-            <w:shd w:fill="F2F5FA" w:color="auto" w:val="clear"/>
-            <w:tcMar>
-              <w:top w:type="dxa" w:w="60"/>
-              <w:left w:type="dxa" w:w="100"/>
-              <w:bottom w:type="dxa" w:w="60"/>
-              <w:right w:type="dxa" w:w="100"/>
-            </w:tcMar>
-          </w:tcPr>
-          <w:p>
-            <w:pPr>
-              <w:spacing w:after="0"/>
-            </w:pPr>
-            <w:r>
-              <w:rPr>
-                <w:sz w:val="18"/>
-                <w:szCs w:val="18"/>
-              </w:rPr>
-              <w:t xml:space="preserve">First in, first out (FIFO): oldest parcel first; min-tax (lowest taxable gain per unit first, with losses first and discount-eligible gains counted at half); or a specific parcel.</w:t>
+            <w:tcMar>
+              <w:top w:type="dxa" w:w="60"/>
+              <w:left w:type="dxa" w:w="100"/>
+              <w:bottom w:type="dxa" w:w="60"/>
+              <w:right w:type="dxa" w:w="100"/>
+            </w:tcMar>
+          </w:tcPr>
+          <w:p>
+            <w:pPr>
+              <w:spacing w:after="0"/>
+            </w:pPr>
+            <w:r>
+              <w:rPr>
+                <w:sz w:val="18"/>
+                <w:szCs w:val="18"/>
+              </w:rPr>
+              <w:t xml:space="preserve">First in, first out (FIFO): oldest parcel first; min-tax (lowest taxable gain per unit first, with losses first and discount-eligible gains reduced by the portfolio's discount); or a specific parcel.</w:t>
             </w:r>
           </w:p>
         </w:tc>
@@ -10986,6 +11177,7 @@
               <w:bottom w:val="single" w:color="BFC9D9" w:sz="4"/>
               <w:right w:val="single" w:color="BFC9D9" w:sz="4"/>
             </w:tcBorders>
+            <w:shd w:fill="F2F5FA" w:color="auto" w:val="clear"/>
             <w:tcMar>
               <w:top w:type="dxa" w:w="60"/>
               <w:left w:type="dxa" w:w="100"/>
@@ -11015,23 +11207,24 @@
               <w:bottom w:val="single" w:color="BFC9D9" w:sz="4"/>
               <w:right w:val="single" w:color="BFC9D9" w:sz="4"/>
             </w:tcBorders>
-            <w:tcMar>
-              <w:top w:type="dxa" w:w="60"/>
-              <w:left w:type="dxa" w:w="100"/>
-              <w:bottom w:type="dxa" w:w="60"/>
-              <w:right w:type="dxa" w:w="100"/>
-            </w:tcMar>
-          </w:tcPr>
-          <w:p>
-            <w:pPr>
-              <w:spacing w:after="0"/>
-            </w:pPr>
-            <w:r>
-              <w:rPr>
-                <w:sz w:val="18"/>
-                <w:szCs w:val="18"/>
-              </w:rPr>
-              <w:t xml:space="preserve">Losses carried forward from earlier years, dividend income and franking credits, and cost base adjustments for corporate actions.</w:t>
+            <w:shd w:fill="F2F5FA" w:color="auto" w:val="clear"/>
+            <w:tcMar>
+              <w:top w:type="dxa" w:w="60"/>
+              <w:left w:type="dxa" w:w="100"/>
+              <w:bottom w:type="dxa" w:w="60"/>
+              <w:right w:type="dxa" w:w="100"/>
+            </w:tcMar>
+          </w:tcPr>
+          <w:p>
+            <w:pPr>
+              <w:spacing w:after="0"/>
+            </w:pPr>
+            <w:r>
+              <w:rPr>
+                <w:sz w:val="18"/>
+                <w:szCs w:val="18"/>
+              </w:rPr>
+              <w:t xml:space="preserve">Losses carried forward from earlier years, dividend income and franking credits, cost base adjustments for corporate actions, and moving parcels between portfolios (record an off-market transfer as a sale in one and a buy in the other).</w:t>
             </w:r>
           </w:p>
         </w:tc>
@@ -13330,6 +13523,100 @@
                 <w:sz w:val="18"/>
                 <w:szCs w:val="18"/>
               </w:rPr>
+              <w:t xml:space="preserve">SMSF</w:t>
+            </w:r>
+          </w:p>
+        </w:tc>
+        <w:tc>
+          <w:tcPr>
+            <w:tcW w:type="dxa" w:w="2891"/>
+            <w:tcBorders>
+              <w:top w:val="single" w:color="BFC9D9" w:sz="4"/>
+              <w:left w:val="single" w:color="BFC9D9" w:sz="4"/>
+              <w:bottom w:val="single" w:color="BFC9D9" w:sz="4"/>
+              <w:right w:val="single" w:color="BFC9D9" w:sz="4"/>
+            </w:tcBorders>
+            <w:shd w:fill="F2F5FA" w:color="auto" w:val="clear"/>
+            <w:tcMar>
+              <w:top w:type="dxa" w:w="60"/>
+              <w:left w:type="dxa" w:w="100"/>
+              <w:bottom w:type="dxa" w:w="60"/>
+              <w:right w:type="dxa" w:w="100"/>
+            </w:tcMar>
+          </w:tcPr>
+          <w:p>
+            <w:pPr>
+              <w:spacing w:after="0"/>
+            </w:pPr>
+            <w:r>
+              <w:rPr>
+                <w:sz w:val="18"/>
+                <w:szCs w:val="18"/>
+              </w:rPr>
+              <w:t xml:space="preserve">Self-managed super fund</w:t>
+            </w:r>
+          </w:p>
+        </w:tc>
+        <w:tc>
+          <w:tcPr>
+            <w:tcW w:type="dxa" w:w="5591"/>
+            <w:tcBorders>
+              <w:top w:val="single" w:color="BFC9D9" w:sz="4"/>
+              <w:left w:val="single" w:color="BFC9D9" w:sz="4"/>
+              <w:bottom w:val="single" w:color="BFC9D9" w:sz="4"/>
+              <w:right w:val="single" w:color="BFC9D9" w:sz="4"/>
+            </w:tcBorders>
+            <w:shd w:fill="F2F5FA" w:color="auto" w:val="clear"/>
+            <w:tcMar>
+              <w:top w:type="dxa" w:w="60"/>
+              <w:left w:type="dxa" w:w="100"/>
+              <w:bottom w:type="dxa" w:w="60"/>
+              <w:right w:type="dxa" w:w="100"/>
+            </w:tcMar>
+          </w:tcPr>
+          <w:p>
+            <w:pPr>
+              <w:spacing w:after="0"/>
+            </w:pPr>
+            <w:r>
+              <w:rPr>
+                <w:sz w:val="18"/>
+                <w:szCs w:val="18"/>
+              </w:rPr>
+              <w:t xml:space="preserve">A superannuation fund run by its own members. Gets a 33⅓% CGT discount on assets held over 12 months.</w:t>
+            </w:r>
+          </w:p>
+        </w:tc>
+      </w:tr>
+      <w:tr>
+        <w:trPr>
+          <w:cantSplit/>
+        </w:trPr>
+        <w:tc>
+          <w:tcPr>
+            <w:tcW w:type="dxa" w:w="1156"/>
+            <w:tcBorders>
+              <w:top w:val="single" w:color="BFC9D9" w:sz="4"/>
+              <w:left w:val="single" w:color="BFC9D9" w:sz="4"/>
+              <w:bottom w:val="single" w:color="BFC9D9" w:sz="4"/>
+              <w:right w:val="single" w:color="BFC9D9" w:sz="4"/>
+            </w:tcBorders>
+            <w:tcMar>
+              <w:top w:type="dxa" w:w="60"/>
+              <w:left w:type="dxa" w:w="100"/>
+              <w:bottom w:type="dxa" w:w="60"/>
+              <w:right w:type="dxa" w:w="100"/>
+            </w:tcMar>
+          </w:tcPr>
+          <w:p>
+            <w:pPr>
+              <w:spacing w:after="0"/>
+            </w:pPr>
+            <w:r>
+              <w:rPr>
+                <w:sz w:val="18"/>
+                <w:szCs w:val="18"/>
+              </w:rPr>
               <w:t xml:space="preserve">Y</w:t>
             </w:r>
           </w:p>
@@ -13343,7 +13630,6 @@
               <w:bottom w:val="single" w:color="BFC9D9" w:sz="4"/>
               <w:right w:val="single" w:color="BFC9D9" w:sz="4"/>
             </w:tcBorders>
-            <w:shd w:fill="F2F5FA" w:color="auto" w:val="clear"/>
             <w:tcMar>
               <w:top w:type="dxa" w:w="60"/>
               <w:left w:type="dxa" w:w="100"/>
@@ -13373,7 +13659,6 @@
               <w:bottom w:val="single" w:color="BFC9D9" w:sz="4"/>
               <w:right w:val="single" w:color="BFC9D9" w:sz="4"/>
             </w:tcBorders>
-            <w:shd w:fill="F2F5FA" w:color="auto" w:val="clear"/>
             <w:tcMar>
               <w:top w:type="dxa" w:w="60"/>
               <w:left w:type="dxa" w:w="100"/>

--- a/docs/ASX_Value_Screener_Rules_and_Methodology.docx
+++ b/docs/ASX_Value_Screener_Rules_and_Methodology.docx
@@ -9957,7 +9957,7 @@
                 <w:sz w:val="18"/>
                 <w:szCs w:val="18"/>
               </w:rPr>
-              <w:t xml:space="preserve">Held shares with a SELL or REVIEW action, parcels that reach the CGT discount within 90 days, and held shares missing from the watchlist file.</w:t>
+              <w:t xml:space="preserve">Held shares with a SELL or REVIEW action, parcels that reach the CGT discount within 90 days, held shares missing from the nightly ticker file, and watchlist entries whose trigger is met (section 11.5).</w:t>
             </w:r>
           </w:p>
         </w:tc>
@@ -10022,7 +10022,7 @@
                 <w:sz w:val="18"/>
                 <w:szCs w:val="18"/>
               </w:rPr>
-              <w:t xml:space="preserve">Companies whose suggested action moved between the latest two nights of recorded signals, ranked BUY and ACCUMULATE, then INVESTIGATE, then WATCH and HOLD, then REVIEW and IGNORE, then AVOID and SELL. A move within the same rank, or one caused by buying or selling the shares, is not listed. Better moves are listed first.</w:t>
+              <w:t xml:space="preserve">Companies whose suggested action moved between the latest two nights of recorded signals, ranked BUY and ACCUMULATE, then INVESTIGATE, then WATCH and HOLD, then REVIEW and IGNORE, then AVOID and SELL. A move within the same rank, or one caused by buying or selling the shares, is not listed. Companies on a watchlist are listed first, then better moves first.</w:t>
             </w:r>
           </w:p>
         </w:tc>
@@ -10228,6 +10228,277 @@
       </w:pPr>
       <w:r>
         <w:t xml:space="preserve">Each signal will be compared with the share's total return, including dividends, after 1, 3, 6 and 12 months, against the average of every screened company over the same period. A suggestion to buy that beats the average counts as right.</w:t>
+      </w:r>
+    </w:p>
+    <w:p>
+      <w:pPr>
+        <w:pStyle w:val="Heading2"/>
+      </w:pPr>
+      <w:r>
+        <w:t xml:space="preserve">11.5 Watchlists</w:t>
+      </w:r>
+    </w:p>
+    <w:p>
+      <w:pPr>
+        <w:spacing w:after="120"/>
+      </w:pPr>
+      <w:r>
+        <w:t xml:space="preserve">Watchlists are named lists of companies to follow without owning them. Only companies Sift values can be added. Each entry can carry a note and up to two triggers.</w:t>
+      </w:r>
+    </w:p>
+    <w:tbl>
+      <w:tblPr>
+        <w:tblW w:type="dxa" w:w="9638"/>
+        <w:tblBorders>
+          <w:top w:val="single" w:color="auto" w:sz="4"/>
+          <w:left w:val="single" w:color="auto" w:sz="4"/>
+          <w:bottom w:val="single" w:color="auto" w:sz="4"/>
+          <w:right w:val="single" w:color="auto" w:sz="4"/>
+          <w:insideH w:val="single" w:color="auto" w:sz="4"/>
+          <w:insideV w:val="single" w:color="auto" w:sz="4"/>
+        </w:tblBorders>
+      </w:tblPr>
+      <w:tblGrid>
+        <w:gridCol w:w="2891"/>
+        <w:gridCol w:w="6747"/>
+      </w:tblGrid>
+      <w:tr>
+        <w:trPr>
+          <w:tblHeader/>
+        </w:trPr>
+        <w:tc>
+          <w:tcPr>
+            <w:tcW w:type="dxa" w:w="2891"/>
+            <w:tcBorders>
+              <w:top w:val="single" w:color="BFC9D9" w:sz="4"/>
+              <w:left w:val="single" w:color="BFC9D9" w:sz="4"/>
+              <w:bottom w:val="single" w:color="BFC9D9" w:sz="4"/>
+              <w:right w:val="single" w:color="BFC9D9" w:sz="4"/>
+            </w:tcBorders>
+            <w:shd w:fill="D9E2F3" w:color="auto" w:val="clear"/>
+            <w:tcMar>
+              <w:top w:type="dxa" w:w="60"/>
+              <w:left w:type="dxa" w:w="100"/>
+              <w:bottom w:type="dxa" w:w="60"/>
+              <w:right w:type="dxa" w:w="100"/>
+            </w:tcMar>
+          </w:tcPr>
+          <w:p>
+            <w:pPr>
+              <w:spacing w:after="0"/>
+            </w:pPr>
+            <w:r>
+              <w:rPr>
+                <w:b/>
+                <w:bCs/>
+                <w:color w:val="1F3864"/>
+                <w:sz w:val="18"/>
+                <w:szCs w:val="18"/>
+              </w:rPr>
+              <w:t xml:space="preserve">Trigger</w:t>
+            </w:r>
+          </w:p>
+        </w:tc>
+        <w:tc>
+          <w:tcPr>
+            <w:tcW w:type="dxa" w:w="6747"/>
+            <w:tcBorders>
+              <w:top w:val="single" w:color="BFC9D9" w:sz="4"/>
+              <w:left w:val="single" w:color="BFC9D9" w:sz="4"/>
+              <w:bottom w:val="single" w:color="BFC9D9" w:sz="4"/>
+              <w:right w:val="single" w:color="BFC9D9" w:sz="4"/>
+            </w:tcBorders>
+            <w:shd w:fill="D9E2F3" w:color="auto" w:val="clear"/>
+            <w:tcMar>
+              <w:top w:type="dxa" w:w="60"/>
+              <w:left w:type="dxa" w:w="100"/>
+              <w:bottom w:type="dxa" w:w="60"/>
+              <w:right w:type="dxa" w:w="100"/>
+            </w:tcMar>
+          </w:tcPr>
+          <w:p>
+            <w:pPr>
+              <w:spacing w:after="0"/>
+            </w:pPr>
+            <w:r>
+              <w:rPr>
+                <w:b/>
+                <w:bCs/>
+                <w:color w:val="1F3864"/>
+                <w:sz w:val="18"/>
+                <w:szCs w:val="18"/>
+              </w:rPr>
+              <w:t xml:space="preserve">Met while</w:t>
+            </w:r>
+          </w:p>
+        </w:tc>
+      </w:tr>
+      <w:tr>
+        <w:trPr>
+          <w:cantSplit/>
+        </w:trPr>
+        <w:tc>
+          <w:tcPr>
+            <w:tcW w:type="dxa" w:w="2891"/>
+            <w:tcBorders>
+              <w:top w:val="single" w:color="BFC9D9" w:sz="4"/>
+              <w:left w:val="single" w:color="BFC9D9" w:sz="4"/>
+              <w:bottom w:val="single" w:color="BFC9D9" w:sz="4"/>
+              <w:right w:val="single" w:color="BFC9D9" w:sz="4"/>
+            </w:tcBorders>
+            <w:tcMar>
+              <w:top w:type="dxa" w:w="60"/>
+              <w:left w:type="dxa" w:w="100"/>
+              <w:bottom w:type="dxa" w:w="60"/>
+              <w:right w:type="dxa" w:w="100"/>
+            </w:tcMar>
+          </w:tcPr>
+          <w:p>
+            <w:pPr>
+              <w:spacing w:after="0"/>
+            </w:pPr>
+            <w:r>
+              <w:rPr>
+                <w:sz w:val="18"/>
+                <w:szCs w:val="18"/>
+              </w:rPr>
+              <w:t xml:space="preserve">Margin of safety above X%</w:t>
+            </w:r>
+          </w:p>
+        </w:tc>
+        <w:tc>
+          <w:tcPr>
+            <w:tcW w:type="dxa" w:w="6747"/>
+            <w:tcBorders>
+              <w:top w:val="single" w:color="BFC9D9" w:sz="4"/>
+              <w:left w:val="single" w:color="BFC9D9" w:sz="4"/>
+              <w:bottom w:val="single" w:color="BFC9D9" w:sz="4"/>
+              <w:right w:val="single" w:color="BFC9D9" w:sz="4"/>
+            </w:tcBorders>
+            <w:tcMar>
+              <w:top w:type="dxa" w:w="60"/>
+              <w:left w:type="dxa" w:w="100"/>
+              <w:bottom w:type="dxa" w:w="60"/>
+              <w:right w:type="dxa" w:w="100"/>
+            </w:tcMar>
+          </w:tcPr>
+          <w:p>
+            <w:pPr>
+              <w:spacing w:after="0"/>
+            </w:pPr>
+            <w:r>
+              <w:rPr>
+                <w:sz w:val="18"/>
+                <w:szCs w:val="18"/>
+              </w:rPr>
+              <w:t xml:space="preserve">The company's current margin of safety is strictly above X. X may be negative.</w:t>
+            </w:r>
+          </w:p>
+        </w:tc>
+      </w:tr>
+      <w:tr>
+        <w:trPr>
+          <w:cantSplit/>
+        </w:trPr>
+        <w:tc>
+          <w:tcPr>
+            <w:tcW w:type="dxa" w:w="2891"/>
+            <w:tcBorders>
+              <w:top w:val="single" w:color="BFC9D9" w:sz="4"/>
+              <w:left w:val="single" w:color="BFC9D9" w:sz="4"/>
+              <w:bottom w:val="single" w:color="BFC9D9" w:sz="4"/>
+              <w:right w:val="single" w:color="BFC9D9" w:sz="4"/>
+            </w:tcBorders>
+            <w:shd w:fill="F2F5FA" w:color="auto" w:val="clear"/>
+            <w:tcMar>
+              <w:top w:type="dxa" w:w="60"/>
+              <w:left w:type="dxa" w:w="100"/>
+              <w:bottom w:type="dxa" w:w="60"/>
+              <w:right w:type="dxa" w:w="100"/>
+            </w:tcMar>
+          </w:tcPr>
+          <w:p>
+            <w:pPr>
+              <w:spacing w:after="0"/>
+            </w:pPr>
+            <w:r>
+              <w:rPr>
+                <w:sz w:val="18"/>
+                <w:szCs w:val="18"/>
+              </w:rPr>
+              <w:t xml:space="preserve">Price at or below $Y</w:t>
+            </w:r>
+          </w:p>
+        </w:tc>
+        <w:tc>
+          <w:tcPr>
+            <w:tcW w:type="dxa" w:w="6747"/>
+            <w:tcBorders>
+              <w:top w:val="single" w:color="BFC9D9" w:sz="4"/>
+              <w:left w:val="single" w:color="BFC9D9" w:sz="4"/>
+              <w:bottom w:val="single" w:color="BFC9D9" w:sz="4"/>
+              <w:right w:val="single" w:color="BFC9D9" w:sz="4"/>
+            </w:tcBorders>
+            <w:shd w:fill="F2F5FA" w:color="auto" w:val="clear"/>
+            <w:tcMar>
+              <w:top w:type="dxa" w:w="60"/>
+              <w:left w:type="dxa" w:w="100"/>
+              <w:bottom w:type="dxa" w:w="60"/>
+              <w:right w:type="dxa" w:w="100"/>
+            </w:tcMar>
+          </w:tcPr>
+          <w:p>
+            <w:pPr>
+              <w:spacing w:after="0"/>
+            </w:pPr>
+            <w:r>
+              <w:rPr>
+                <w:sz w:val="18"/>
+                <w:szCs w:val="18"/>
+              </w:rPr>
+              <w:t xml:space="preserve">The latest closing price is at or below Y. Y must be above zero.</w:t>
+            </w:r>
+          </w:p>
+        </w:tc>
+      </w:tr>
+    </w:tbl>
+    <w:p>
+      <w:pPr>
+        <w:pStyle w:val="ListParagraph"/>
+        <w:numPr>
+          <w:ilvl w:val="0"/>
+          <w:numId w:val="2"/>
+        </w:numPr>
+        <w:spacing w:after="60"/>
+      </w:pPr>
+      <w:r>
+        <w:t xml:space="preserve">A trigger is a live condition, not an alert: it shows while it is true and disappears when it stops being true.</w:t>
+      </w:r>
+    </w:p>
+    <w:p>
+      <w:pPr>
+        <w:pStyle w:val="ListParagraph"/>
+        <w:numPr>
+          <w:ilvl w:val="0"/>
+          <w:numId w:val="2"/>
+        </w:numPr>
+        <w:spacing w:after="60"/>
+      </w:pPr>
+      <w:r>
+        <w:t xml:space="preserve">A company with no current valuation or price meets neither trigger.</w:t>
+      </w:r>
+    </w:p>
+    <w:p>
+      <w:pPr>
+        <w:pStyle w:val="ListParagraph"/>
+        <w:numPr>
+          <w:ilvl w:val="0"/>
+          <w:numId w:val="2"/>
+        </w:numPr>
+        <w:spacing w:after="60"/>
+      </w:pPr>
+      <w:r>
+        <w:t xml:space="preserve">Watchlists are separate from the nightly ticker file, which decides which companies are valued at all.</w:t>
       </w:r>
     </w:p>
     <w:p>

--- a/docs/ASX_Value_Screener_Rules_and_Methodology.docx
+++ b/docs/ASX_Value_Screener_Rules_and_Methodology.docx
@@ -10227,9 +10227,865 @@
         <w:spacing w:after="120"/>
       </w:pPr>
       <w:r>
-        <w:t xml:space="preserve">Each signal will be compared with the share's total return, including dividends, after 1, 3, 6 and 12 months, against the average of every screened company over the same period. A suggestion to buy that beats the average counts as right.</w:t>
+        <w:t xml:space="preserve">Signals are then scored as follows.</w:t>
       </w:r>
     </w:p>
+    <w:tbl>
+      <w:tblPr>
+        <w:tblW w:type="dxa" w:w="9638"/>
+        <w:tblBorders>
+          <w:top w:val="single" w:color="auto" w:sz="4"/>
+          <w:left w:val="single" w:color="auto" w:sz="4"/>
+          <w:bottom w:val="single" w:color="auto" w:sz="4"/>
+          <w:right w:val="single" w:color="auto" w:sz="4"/>
+          <w:insideH w:val="single" w:color="auto" w:sz="4"/>
+          <w:insideV w:val="single" w:color="auto" w:sz="4"/>
+        </w:tblBorders>
+      </w:tblPr>
+      <w:tblGrid>
+        <w:gridCol w:w="2120"/>
+        <w:gridCol w:w="7518"/>
+      </w:tblGrid>
+      <w:tr>
+        <w:trPr>
+          <w:tblHeader/>
+        </w:trPr>
+        <w:tc>
+          <w:tcPr>
+            <w:tcW w:type="dxa" w:w="2120"/>
+            <w:tcBorders>
+              <w:top w:val="single" w:color="BFC9D9" w:sz="4"/>
+              <w:left w:val="single" w:color="BFC9D9" w:sz="4"/>
+              <w:bottom w:val="single" w:color="BFC9D9" w:sz="4"/>
+              <w:right w:val="single" w:color="BFC9D9" w:sz="4"/>
+            </w:tcBorders>
+            <w:shd w:fill="D9E2F3" w:color="auto" w:val="clear"/>
+            <w:tcMar>
+              <w:top w:type="dxa" w:w="60"/>
+              <w:left w:type="dxa" w:w="100"/>
+              <w:bottom w:type="dxa" w:w="60"/>
+              <w:right w:type="dxa" w:w="100"/>
+            </w:tcMar>
+          </w:tcPr>
+          <w:p>
+            <w:pPr>
+              <w:spacing w:after="0"/>
+            </w:pPr>
+            <w:r>
+              <w:rPr>
+                <w:b/>
+                <w:bCs/>
+                <w:color w:val="1F3864"/>
+                <w:sz w:val="18"/>
+                <w:szCs w:val="18"/>
+              </w:rPr>
+              <w:t xml:space="preserve">Item</w:t>
+            </w:r>
+          </w:p>
+        </w:tc>
+        <w:tc>
+          <w:tcPr>
+            <w:tcW w:type="dxa" w:w="7518"/>
+            <w:tcBorders>
+              <w:top w:val="single" w:color="BFC9D9" w:sz="4"/>
+              <w:left w:val="single" w:color="BFC9D9" w:sz="4"/>
+              <w:bottom w:val="single" w:color="BFC9D9" w:sz="4"/>
+              <w:right w:val="single" w:color="BFC9D9" w:sz="4"/>
+            </w:tcBorders>
+            <w:shd w:fill="D9E2F3" w:color="auto" w:val="clear"/>
+            <w:tcMar>
+              <w:top w:type="dxa" w:w="60"/>
+              <w:left w:type="dxa" w:w="100"/>
+              <w:bottom w:type="dxa" w:w="60"/>
+              <w:right w:type="dxa" w:w="100"/>
+            </w:tcMar>
+          </w:tcPr>
+          <w:p>
+            <w:pPr>
+              <w:spacing w:after="0"/>
+            </w:pPr>
+            <w:r>
+              <w:rPr>
+                <w:b/>
+                <w:bCs/>
+                <w:color w:val="1F3864"/>
+                <w:sz w:val="18"/>
+                <w:szCs w:val="18"/>
+              </w:rPr>
+              <w:t xml:space="preserve">Rule</w:t>
+            </w:r>
+          </w:p>
+        </w:tc>
+      </w:tr>
+      <w:tr>
+        <w:trPr>
+          <w:cantSplit/>
+        </w:trPr>
+        <w:tc>
+          <w:tcPr>
+            <w:tcW w:type="dxa" w:w="2120"/>
+            <w:tcBorders>
+              <w:top w:val="single" w:color="BFC9D9" w:sz="4"/>
+              <w:left w:val="single" w:color="BFC9D9" w:sz="4"/>
+              <w:bottom w:val="single" w:color="BFC9D9" w:sz="4"/>
+              <w:right w:val="single" w:color="BFC9D9" w:sz="4"/>
+            </w:tcBorders>
+            <w:tcMar>
+              <w:top w:type="dxa" w:w="60"/>
+              <w:left w:type="dxa" w:w="100"/>
+              <w:bottom w:type="dxa" w:w="60"/>
+              <w:right w:type="dxa" w:w="100"/>
+            </w:tcMar>
+          </w:tcPr>
+          <w:p>
+            <w:pPr>
+              <w:spacing w:after="0"/>
+            </w:pPr>
+            <w:r>
+              <w:rPr>
+                <w:sz w:val="18"/>
+                <w:szCs w:val="18"/>
+              </w:rPr>
+              <w:t xml:space="preserve">Signals scored</w:t>
+            </w:r>
+          </w:p>
+        </w:tc>
+        <w:tc>
+          <w:tcPr>
+            <w:tcW w:type="dxa" w:w="7518"/>
+            <w:tcBorders>
+              <w:top w:val="single" w:color="BFC9D9" w:sz="4"/>
+              <w:left w:val="single" w:color="BFC9D9" w:sz="4"/>
+              <w:bottom w:val="single" w:color="BFC9D9" w:sz="4"/>
+              <w:right w:val="single" w:color="BFC9D9" w:sz="4"/>
+            </w:tcBorders>
+            <w:tcMar>
+              <w:top w:type="dxa" w:w="60"/>
+              <w:left w:type="dxa" w:w="100"/>
+              <w:bottom w:type="dxa" w:w="60"/>
+              <w:right w:type="dxa" w:w="100"/>
+            </w:tcMar>
+          </w:tcPr>
+          <w:p>
+            <w:pPr>
+              <w:spacing w:after="0"/>
+            </w:pPr>
+            <w:r>
+              <w:rPr>
+                <w:sz w:val="18"/>
+                <w:szCs w:val="18"/>
+              </w:rPr>
+              <w:t xml:space="preserve">Each company's first signal of each month, so a company that stays BUY all month counts once. Nights when a company's action changed are scored too, but kept out of the monthly results.</w:t>
+            </w:r>
+          </w:p>
+        </w:tc>
+      </w:tr>
+      <w:tr>
+        <w:trPr>
+          <w:cantSplit/>
+        </w:trPr>
+        <w:tc>
+          <w:tcPr>
+            <w:tcW w:type="dxa" w:w="2120"/>
+            <w:tcBorders>
+              <w:top w:val="single" w:color="BFC9D9" w:sz="4"/>
+              <w:left w:val="single" w:color="BFC9D9" w:sz="4"/>
+              <w:bottom w:val="single" w:color="BFC9D9" w:sz="4"/>
+              <w:right w:val="single" w:color="BFC9D9" w:sz="4"/>
+            </w:tcBorders>
+            <w:shd w:fill="F2F5FA" w:color="auto" w:val="clear"/>
+            <w:tcMar>
+              <w:top w:type="dxa" w:w="60"/>
+              <w:left w:type="dxa" w:w="100"/>
+              <w:bottom w:type="dxa" w:w="60"/>
+              <w:right w:type="dxa" w:w="100"/>
+            </w:tcMar>
+          </w:tcPr>
+          <w:p>
+            <w:pPr>
+              <w:spacing w:after="0"/>
+            </w:pPr>
+            <w:r>
+              <w:rPr>
+                <w:sz w:val="18"/>
+                <w:szCs w:val="18"/>
+              </w:rPr>
+              <w:t xml:space="preserve">Periods</w:t>
+            </w:r>
+          </w:p>
+        </w:tc>
+        <w:tc>
+          <w:tcPr>
+            <w:tcW w:type="dxa" w:w="7518"/>
+            <w:tcBorders>
+              <w:top w:val="single" w:color="BFC9D9" w:sz="4"/>
+              <w:left w:val="single" w:color="BFC9D9" w:sz="4"/>
+              <w:bottom w:val="single" w:color="BFC9D9" w:sz="4"/>
+              <w:right w:val="single" w:color="BFC9D9" w:sz="4"/>
+            </w:tcBorders>
+            <w:shd w:fill="F2F5FA" w:color="auto" w:val="clear"/>
+            <w:tcMar>
+              <w:top w:type="dxa" w:w="60"/>
+              <w:left w:type="dxa" w:w="100"/>
+              <w:bottom w:type="dxa" w:w="60"/>
+              <w:right w:type="dxa" w:w="100"/>
+            </w:tcMar>
+          </w:tcPr>
+          <w:p>
+            <w:pPr>
+              <w:spacing w:after="0"/>
+            </w:pPr>
+            <w:r>
+              <w:rPr>
+                <w:sz w:val="18"/>
+                <w:szCs w:val="18"/>
+              </w:rPr>
+              <w:t xml:space="preserve">1, 3, 6 and 12 months after the signal, once prices reach that date.</w:t>
+            </w:r>
+          </w:p>
+        </w:tc>
+      </w:tr>
+      <w:tr>
+        <w:trPr>
+          <w:cantSplit/>
+        </w:trPr>
+        <w:tc>
+          <w:tcPr>
+            <w:tcW w:type="dxa" w:w="2120"/>
+            <w:tcBorders>
+              <w:top w:val="single" w:color="BFC9D9" w:sz="4"/>
+              <w:left w:val="single" w:color="BFC9D9" w:sz="4"/>
+              <w:bottom w:val="single" w:color="BFC9D9" w:sz="4"/>
+              <w:right w:val="single" w:color="BFC9D9" w:sz="4"/>
+            </w:tcBorders>
+            <w:tcMar>
+              <w:top w:type="dxa" w:w="60"/>
+              <w:left w:type="dxa" w:w="100"/>
+              <w:bottom w:type="dxa" w:w="60"/>
+              <w:right w:type="dxa" w:w="100"/>
+            </w:tcMar>
+          </w:tcPr>
+          <w:p>
+            <w:pPr>
+              <w:spacing w:after="0"/>
+            </w:pPr>
+            <w:r>
+              <w:rPr>
+                <w:sz w:val="18"/>
+                <w:szCs w:val="18"/>
+              </w:rPr>
+              <w:t xml:space="preserve">Total return</w:t>
+            </w:r>
+          </w:p>
+        </w:tc>
+        <w:tc>
+          <w:tcPr>
+            <w:tcW w:type="dxa" w:w="7518"/>
+            <w:tcBorders>
+              <w:top w:val="single" w:color="BFC9D9" w:sz="4"/>
+              <w:left w:val="single" w:color="BFC9D9" w:sz="4"/>
+              <w:bottom w:val="single" w:color="BFC9D9" w:sz="4"/>
+              <w:right w:val="single" w:color="BFC9D9" w:sz="4"/>
+            </w:tcBorders>
+            <w:tcMar>
+              <w:top w:type="dxa" w:w="60"/>
+              <w:left w:type="dxa" w:w="100"/>
+              <w:bottom w:type="dxa" w:w="60"/>
+              <w:right w:type="dxa" w:w="100"/>
+            </w:tcMar>
+          </w:tcPr>
+          <w:p>
+            <w:pPr>
+              <w:spacing w:after="0"/>
+            </w:pPr>
+            <w:r>
+              <w:rPr>
+                <w:sz w:val="18"/>
+                <w:szCs w:val="18"/>
+              </w:rPr>
+              <w:t xml:space="preserve">(Closing price at the end of the period + every dividend paid in it, one-offs included − price at the signal) ÷ price at the signal.</w:t>
+            </w:r>
+          </w:p>
+        </w:tc>
+      </w:tr>
+      <w:tr>
+        <w:trPr>
+          <w:cantSplit/>
+        </w:trPr>
+        <w:tc>
+          <w:tcPr>
+            <w:tcW w:type="dxa" w:w="2120"/>
+            <w:tcBorders>
+              <w:top w:val="single" w:color="BFC9D9" w:sz="4"/>
+              <w:left w:val="single" w:color="BFC9D9" w:sz="4"/>
+              <w:bottom w:val="single" w:color="BFC9D9" w:sz="4"/>
+              <w:right w:val="single" w:color="BFC9D9" w:sz="4"/>
+            </w:tcBorders>
+            <w:shd w:fill="F2F5FA" w:color="auto" w:val="clear"/>
+            <w:tcMar>
+              <w:top w:type="dxa" w:w="60"/>
+              <w:left w:type="dxa" w:w="100"/>
+              <w:bottom w:type="dxa" w:w="60"/>
+              <w:right w:type="dxa" w:w="100"/>
+            </w:tcMar>
+          </w:tcPr>
+          <w:p>
+            <w:pPr>
+              <w:spacing w:after="0"/>
+            </w:pPr>
+            <w:r>
+              <w:rPr>
+                <w:sz w:val="18"/>
+                <w:szCs w:val="18"/>
+              </w:rPr>
+              <w:t xml:space="preserve">Benchmark</w:t>
+            </w:r>
+          </w:p>
+        </w:tc>
+        <w:tc>
+          <w:tcPr>
+            <w:tcW w:type="dxa" w:w="7518"/>
+            <w:tcBorders>
+              <w:top w:val="single" w:color="BFC9D9" w:sz="4"/>
+              <w:left w:val="single" w:color="BFC9D9" w:sz="4"/>
+              <w:bottom w:val="single" w:color="BFC9D9" w:sz="4"/>
+              <w:right w:val="single" w:color="BFC9D9" w:sz="4"/>
+            </w:tcBorders>
+            <w:shd w:fill="F2F5FA" w:color="auto" w:val="clear"/>
+            <w:tcMar>
+              <w:top w:type="dxa" w:w="60"/>
+              <w:left w:type="dxa" w:w="100"/>
+              <w:bottom w:type="dxa" w:w="60"/>
+              <w:right w:type="dxa" w:w="100"/>
+            </w:tcMar>
+          </w:tcPr>
+          <w:p>
+            <w:pPr>
+              <w:spacing w:after="0"/>
+            </w:pPr>
+            <w:r>
+              <w:rPr>
+                <w:sz w:val="18"/>
+                <w:szCs w:val="18"/>
+              </w:rPr>
+              <w:t xml:space="preserve">The average total return, over the same period, of every company screened on the night of the signal.</w:t>
+            </w:r>
+          </w:p>
+        </w:tc>
+      </w:tr>
+      <w:tr>
+        <w:trPr>
+          <w:cantSplit/>
+        </w:trPr>
+        <w:tc>
+          <w:tcPr>
+            <w:tcW w:type="dxa" w:w="2120"/>
+            <w:tcBorders>
+              <w:top w:val="single" w:color="BFC9D9" w:sz="4"/>
+              <w:left w:val="single" w:color="BFC9D9" w:sz="4"/>
+              <w:bottom w:val="single" w:color="BFC9D9" w:sz="4"/>
+              <w:right w:val="single" w:color="BFC9D9" w:sz="4"/>
+            </w:tcBorders>
+            <w:tcMar>
+              <w:top w:type="dxa" w:w="60"/>
+              <w:left w:type="dxa" w:w="100"/>
+              <w:bottom w:type="dxa" w:w="60"/>
+              <w:right w:type="dxa" w:w="100"/>
+            </w:tcMar>
+          </w:tcPr>
+          <w:p>
+            <w:pPr>
+              <w:spacing w:after="0"/>
+            </w:pPr>
+            <w:r>
+              <w:rPr>
+                <w:sz w:val="18"/>
+                <w:szCs w:val="18"/>
+              </w:rPr>
+              <w:t xml:space="preserve">Excess return</w:t>
+            </w:r>
+          </w:p>
+        </w:tc>
+        <w:tc>
+          <w:tcPr>
+            <w:tcW w:type="dxa" w:w="7518"/>
+            <w:tcBorders>
+              <w:top w:val="single" w:color="BFC9D9" w:sz="4"/>
+              <w:left w:val="single" w:color="BFC9D9" w:sz="4"/>
+              <w:bottom w:val="single" w:color="BFC9D9" w:sz="4"/>
+              <w:right w:val="single" w:color="BFC9D9" w:sz="4"/>
+            </w:tcBorders>
+            <w:tcMar>
+              <w:top w:type="dxa" w:w="60"/>
+              <w:left w:type="dxa" w:w="100"/>
+              <w:bottom w:type="dxa" w:w="60"/>
+              <w:right w:type="dxa" w:w="100"/>
+            </w:tcMar>
+          </w:tcPr>
+          <w:p>
+            <w:pPr>
+              <w:spacing w:after="0"/>
+            </w:pPr>
+            <w:r>
+              <w:rPr>
+                <w:sz w:val="18"/>
+                <w:szCs w:val="18"/>
+              </w:rPr>
+              <w:t xml:space="preserve">Total return minus the benchmark, in percentage points. A BUY, ACCUMULATE or INVESTIGATE call is right when this is above zero; an AVOID or SELL call is right when it is below zero.</w:t>
+            </w:r>
+          </w:p>
+        </w:tc>
+      </w:tr>
+      <w:tr>
+        <w:trPr>
+          <w:cantSplit/>
+        </w:trPr>
+        <w:tc>
+          <w:tcPr>
+            <w:tcW w:type="dxa" w:w="2120"/>
+            <w:tcBorders>
+              <w:top w:val="single" w:color="BFC9D9" w:sz="4"/>
+              <w:left w:val="single" w:color="BFC9D9" w:sz="4"/>
+              <w:bottom w:val="single" w:color="BFC9D9" w:sz="4"/>
+              <w:right w:val="single" w:color="BFC9D9" w:sz="4"/>
+            </w:tcBorders>
+            <w:shd w:fill="F2F5FA" w:color="auto" w:val="clear"/>
+            <w:tcMar>
+              <w:top w:type="dxa" w:w="60"/>
+              <w:left w:type="dxa" w:w="100"/>
+              <w:bottom w:type="dxa" w:w="60"/>
+              <w:right w:type="dxa" w:w="100"/>
+            </w:tcMar>
+          </w:tcPr>
+          <w:p>
+            <w:pPr>
+              <w:spacing w:after="0"/>
+            </w:pPr>
+            <w:r>
+              <w:rPr>
+                <w:sz w:val="18"/>
+                <w:szCs w:val="18"/>
+              </w:rPr>
+              <w:t xml:space="preserve">Delisted companies</w:t>
+            </w:r>
+          </w:p>
+        </w:tc>
+        <w:tc>
+          <w:tcPr>
+            <w:tcW w:type="dxa" w:w="7518"/>
+            <w:tcBorders>
+              <w:top w:val="single" w:color="BFC9D9" w:sz="4"/>
+              <w:left w:val="single" w:color="BFC9D9" w:sz="4"/>
+              <w:bottom w:val="single" w:color="BFC9D9" w:sz="4"/>
+              <w:right w:val="single" w:color="BFC9D9" w:sz="4"/>
+            </w:tcBorders>
+            <w:shd w:fill="F2F5FA" w:color="auto" w:val="clear"/>
+            <w:tcMar>
+              <w:top w:type="dxa" w:w="60"/>
+              <w:left w:type="dxa" w:w="100"/>
+              <w:bottom w:type="dxa" w:w="60"/>
+              <w:right w:type="dxa" w:w="100"/>
+            </w:tcMar>
+          </w:tcPr>
+          <w:p>
+            <w:pPr>
+              <w:spacing w:after="0"/>
+            </w:pPr>
+            <w:r>
+              <w:rPr>
+                <w:sz w:val="18"/>
+                <w:szCs w:val="18"/>
+              </w:rPr>
+              <w:t xml:space="preserve">A company with no price within 10 days of the period's end is scored at its last price, so failures stay in the record.</w:t>
+            </w:r>
+          </w:p>
+        </w:tc>
+      </w:tr>
+      <w:tr>
+        <w:trPr>
+          <w:cantSplit/>
+        </w:trPr>
+        <w:tc>
+          <w:tcPr>
+            <w:tcW w:type="dxa" w:w="2120"/>
+            <w:tcBorders>
+              <w:top w:val="single" w:color="BFC9D9" w:sz="4"/>
+              <w:left w:val="single" w:color="BFC9D9" w:sz="4"/>
+              <w:bottom w:val="single" w:color="BFC9D9" w:sz="4"/>
+              <w:right w:val="single" w:color="BFC9D9" w:sz="4"/>
+            </w:tcBorders>
+            <w:tcMar>
+              <w:top w:type="dxa" w:w="60"/>
+              <w:left w:type="dxa" w:w="100"/>
+              <w:bottom w:type="dxa" w:w="60"/>
+              <w:right w:type="dxa" w:w="100"/>
+            </w:tcMar>
+          </w:tcPr>
+          <w:p>
+            <w:pPr>
+              <w:spacing w:after="0"/>
+            </w:pPr>
+            <w:r>
+              <w:rPr>
+                <w:sz w:val="18"/>
+                <w:szCs w:val="18"/>
+              </w:rPr>
+              <w:t xml:space="preserve">Confidence</w:t>
+            </w:r>
+          </w:p>
+        </w:tc>
+        <w:tc>
+          <w:tcPr>
+            <w:tcW w:type="dxa" w:w="7518"/>
+            <w:tcBorders>
+              <w:top w:val="single" w:color="BFC9D9" w:sz="4"/>
+              <w:left w:val="single" w:color="BFC9D9" w:sz="4"/>
+              <w:bottom w:val="single" w:color="BFC9D9" w:sz="4"/>
+              <w:right w:val="single" w:color="BFC9D9" w:sz="4"/>
+            </w:tcBorders>
+            <w:tcMar>
+              <w:top w:type="dxa" w:w="60"/>
+              <w:left w:type="dxa" w:w="100"/>
+              <w:bottom w:type="dxa" w:w="60"/>
+              <w:right w:type="dxa" w:w="100"/>
+            </w:tcMar>
+          </w:tcPr>
+          <w:p>
+            <w:pPr>
+              <w:spacing w:after="0"/>
+            </w:pPr>
+            <w:r>
+              <w:rPr>
+                <w:sz w:val="18"/>
+                <w:szCs w:val="18"/>
+              </w:rPr>
+              <w:t xml:space="preserve">Too early with fewer than 30 signals; moderate from 30 to 100; solid above 100.</w:t>
+            </w:r>
+          </w:p>
+        </w:tc>
+      </w:tr>
+      <w:tr>
+        <w:trPr>
+          <w:cantSplit/>
+        </w:trPr>
+        <w:tc>
+          <w:tcPr>
+            <w:tcW w:type="dxa" w:w="2120"/>
+            <w:tcBorders>
+              <w:top w:val="single" w:color="BFC9D9" w:sz="4"/>
+              <w:left w:val="single" w:color="BFC9D9" w:sz="4"/>
+              <w:bottom w:val="single" w:color="BFC9D9" w:sz="4"/>
+              <w:right w:val="single" w:color="BFC9D9" w:sz="4"/>
+            </w:tcBorders>
+            <w:shd w:fill="F2F5FA" w:color="auto" w:val="clear"/>
+            <w:tcMar>
+              <w:top w:type="dxa" w:w="60"/>
+              <w:left w:type="dxa" w:w="100"/>
+              <w:bottom w:type="dxa" w:w="60"/>
+              <w:right w:type="dxa" w:w="100"/>
+            </w:tcMar>
+          </w:tcPr>
+          <w:p>
+            <w:pPr>
+              <w:spacing w:after="0"/>
+            </w:pPr>
+            <w:r>
+              <w:rPr>
+                <w:sz w:val="18"/>
+                <w:szCs w:val="18"/>
+              </w:rPr>
+              <w:t xml:space="preserve">Order check</w:t>
+            </w:r>
+          </w:p>
+        </w:tc>
+        <w:tc>
+          <w:tcPr>
+            <w:tcW w:type="dxa" w:w="7518"/>
+            <w:tcBorders>
+              <w:top w:val="single" w:color="BFC9D9" w:sz="4"/>
+              <w:left w:val="single" w:color="BFC9D9" w:sz="4"/>
+              <w:bottom w:val="single" w:color="BFC9D9" w:sz="4"/>
+              <w:right w:val="single" w:color="BFC9D9" w:sz="4"/>
+            </w:tcBorders>
+            <w:shd w:fill="F2F5FA" w:color="auto" w:val="clear"/>
+            <w:tcMar>
+              <w:top w:type="dxa" w:w="60"/>
+              <w:left w:type="dxa" w:w="100"/>
+              <w:bottom w:type="dxa" w:w="60"/>
+              <w:right w:type="dxa" w:w="100"/>
+            </w:tcMar>
+          </w:tcPr>
+          <w:p>
+            <w:pPr>
+              <w:spacing w:after="0"/>
+            </w:pPr>
+            <w:r>
+              <w:rPr>
+                <w:sz w:val="18"/>
+                <w:szCs w:val="18"/>
+              </w:rPr>
+              <w:t xml:space="preserve">BUY should beat WATCH, and WATCH should beat AVOID, on average excess return. Judged only once each has 30 signals. If not, the rules need review.</w:t>
+            </w:r>
+          </w:p>
+        </w:tc>
+      </w:tr>
+      <w:tr>
+        <w:trPr>
+          <w:cantSplit/>
+        </w:trPr>
+        <w:tc>
+          <w:tcPr>
+            <w:tcW w:type="dxa" w:w="2120"/>
+            <w:tcBorders>
+              <w:top w:val="single" w:color="BFC9D9" w:sz="4"/>
+              <w:left w:val="single" w:color="BFC9D9" w:sz="4"/>
+              <w:bottom w:val="single" w:color="BFC9D9" w:sz="4"/>
+              <w:right w:val="single" w:color="BFC9D9" w:sz="4"/>
+            </w:tcBorders>
+            <w:tcMar>
+              <w:top w:type="dxa" w:w="60"/>
+              <w:left w:type="dxa" w:w="100"/>
+              <w:bottom w:type="dxa" w:w="60"/>
+              <w:right w:type="dxa" w:w="100"/>
+            </w:tcMar>
+          </w:tcPr>
+          <w:p>
+            <w:pPr>
+              <w:spacing w:after="0"/>
+            </w:pPr>
+            <w:r>
+              <w:rPr>
+                <w:sz w:val="18"/>
+                <w:szCs w:val="18"/>
+              </w:rPr>
+              <w:t xml:space="preserve">Missed opportunity</w:t>
+            </w:r>
+          </w:p>
+        </w:tc>
+        <w:tc>
+          <w:tcPr>
+            <w:tcW w:type="dxa" w:w="7518"/>
+            <w:tcBorders>
+              <w:top w:val="single" w:color="BFC9D9" w:sz="4"/>
+              <w:left w:val="single" w:color="BFC9D9" w:sz="4"/>
+              <w:bottom w:val="single" w:color="BFC9D9" w:sz="4"/>
+              <w:right w:val="single" w:color="BFC9D9" w:sz="4"/>
+            </w:tcBorders>
+            <w:tcMar>
+              <w:top w:type="dxa" w:w="60"/>
+              <w:left w:type="dxa" w:w="100"/>
+              <w:bottom w:type="dxa" w:w="60"/>
+              <w:right w:type="dxa" w:w="100"/>
+            </w:tcMar>
+          </w:tcPr>
+          <w:p>
+            <w:pPr>
+              <w:spacing w:after="0"/>
+            </w:pPr>
+            <w:r>
+              <w:rPr>
+                <w:sz w:val="18"/>
+                <w:szCs w:val="18"/>
+              </w:rPr>
+              <w:t xml:space="preserve">A BUY or INVESTIGATE call on a share you did not hold and did not buy within 30 days, which beat the average by more than 10 points.</w:t>
+            </w:r>
+          </w:p>
+        </w:tc>
+      </w:tr>
+      <w:tr>
+        <w:trPr>
+          <w:cantSplit/>
+        </w:trPr>
+        <w:tc>
+          <w:tcPr>
+            <w:tcW w:type="dxa" w:w="2120"/>
+            <w:tcBorders>
+              <w:top w:val="single" w:color="BFC9D9" w:sz="4"/>
+              <w:left w:val="single" w:color="BFC9D9" w:sz="4"/>
+              <w:bottom w:val="single" w:color="BFC9D9" w:sz="4"/>
+              <w:right w:val="single" w:color="BFC9D9" w:sz="4"/>
+            </w:tcBorders>
+            <w:shd w:fill="F2F5FA" w:color="auto" w:val="clear"/>
+            <w:tcMar>
+              <w:top w:type="dxa" w:w="60"/>
+              <w:left w:type="dxa" w:w="100"/>
+              <w:bottom w:type="dxa" w:w="60"/>
+              <w:right w:type="dxa" w:w="100"/>
+            </w:tcMar>
+          </w:tcPr>
+          <w:p>
+            <w:pPr>
+              <w:spacing w:after="0"/>
+            </w:pPr>
+            <w:r>
+              <w:rPr>
+                <w:sz w:val="18"/>
+                <w:szCs w:val="18"/>
+              </w:rPr>
+              <w:t xml:space="preserve">Money saved</w:t>
+            </w:r>
+          </w:p>
+        </w:tc>
+        <w:tc>
+          <w:tcPr>
+            <w:tcW w:type="dxa" w:w="7518"/>
+            <w:tcBorders>
+              <w:top w:val="single" w:color="BFC9D9" w:sz="4"/>
+              <w:left w:val="single" w:color="BFC9D9" w:sz="4"/>
+              <w:bottom w:val="single" w:color="BFC9D9" w:sz="4"/>
+              <w:right w:val="single" w:color="BFC9D9" w:sz="4"/>
+            </w:tcBorders>
+            <w:shd w:fill="F2F5FA" w:color="auto" w:val="clear"/>
+            <w:tcMar>
+              <w:top w:type="dxa" w:w="60"/>
+              <w:left w:type="dxa" w:w="100"/>
+              <w:bottom w:type="dxa" w:w="60"/>
+              <w:right w:type="dxa" w:w="100"/>
+            </w:tcMar>
+          </w:tcPr>
+          <w:p>
+            <w:pPr>
+              <w:spacing w:after="0"/>
+            </w:pPr>
+            <w:r>
+              <w:rPr>
+                <w:sz w:val="18"/>
+                <w:szCs w:val="18"/>
+              </w:rPr>
+              <w:t xml:space="preserve">An AVOID call on a share you did not hold, or a SELL call on one you did, which trailed the average by more than 10 points.</w:t>
+            </w:r>
+          </w:p>
+        </w:tc>
+      </w:tr>
+      <w:tr>
+        <w:trPr>
+          <w:cantSplit/>
+        </w:trPr>
+        <w:tc>
+          <w:tcPr>
+            <w:tcW w:type="dxa" w:w="2120"/>
+            <w:tcBorders>
+              <w:top w:val="single" w:color="BFC9D9" w:sz="4"/>
+              <w:left w:val="single" w:color="BFC9D9" w:sz="4"/>
+              <w:bottom w:val="single" w:color="BFC9D9" w:sz="4"/>
+              <w:right w:val="single" w:color="BFC9D9" w:sz="4"/>
+            </w:tcBorders>
+            <w:tcMar>
+              <w:top w:type="dxa" w:w="60"/>
+              <w:left w:type="dxa" w:w="100"/>
+              <w:bottom w:type="dxa" w:w="60"/>
+              <w:right w:type="dxa" w:w="100"/>
+            </w:tcMar>
+          </w:tcPr>
+          <w:p>
+            <w:pPr>
+              <w:spacing w:after="0"/>
+            </w:pPr>
+            <w:r>
+              <w:rPr>
+                <w:sz w:val="18"/>
+                <w:szCs w:val="18"/>
+              </w:rPr>
+              <w:t xml:space="preserve">Still actionable</w:t>
+            </w:r>
+          </w:p>
+        </w:tc>
+        <w:tc>
+          <w:tcPr>
+            <w:tcW w:type="dxa" w:w="7518"/>
+            <w:tcBorders>
+              <w:top w:val="single" w:color="BFC9D9" w:sz="4"/>
+              <w:left w:val="single" w:color="BFC9D9" w:sz="4"/>
+              <w:bottom w:val="single" w:color="BFC9D9" w:sz="4"/>
+              <w:right w:val="single" w:color="BFC9D9" w:sz="4"/>
+            </w:tcBorders>
+            <w:tcMar>
+              <w:top w:type="dxa" w:w="60"/>
+              <w:left w:type="dxa" w:w="100"/>
+              <w:bottom w:type="dxa" w:w="60"/>
+              <w:right w:type="dxa" w:w="100"/>
+            </w:tcMar>
+          </w:tcPr>
+          <w:p>
+            <w:pPr>
+              <w:spacing w:after="0"/>
+            </w:pPr>
+            <w:r>
+              <w:rPr>
+                <w:sz w:val="18"/>
+                <w:szCs w:val="18"/>
+              </w:rPr>
+              <w:t xml:space="preserve">Today's signals of an action that has beaten the average at 3 months with at least moderate confidence, while the share is still more than 20% below estimated value. Until an action is proven, BUY signals are shown on the rules' own terms.</w:t>
+            </w:r>
+          </w:p>
+        </w:tc>
+      </w:tr>
+      <w:tr>
+        <w:trPr>
+          <w:cantSplit/>
+        </w:trPr>
+        <w:tc>
+          <w:tcPr>
+            <w:tcW w:type="dxa" w:w="2120"/>
+            <w:tcBorders>
+              <w:top w:val="single" w:color="BFC9D9" w:sz="4"/>
+              <w:left w:val="single" w:color="BFC9D9" w:sz="4"/>
+              <w:bottom w:val="single" w:color="BFC9D9" w:sz="4"/>
+              <w:right w:val="single" w:color="BFC9D9" w:sz="4"/>
+            </w:tcBorders>
+            <w:shd w:fill="F2F5FA" w:color="auto" w:val="clear"/>
+            <w:tcMar>
+              <w:top w:type="dxa" w:w="60"/>
+              <w:left w:type="dxa" w:w="100"/>
+              <w:bottom w:type="dxa" w:w="60"/>
+              <w:right w:type="dxa" w:w="100"/>
+            </w:tcMar>
+          </w:tcPr>
+          <w:p>
+            <w:pPr>
+              <w:spacing w:after="0"/>
+            </w:pPr>
+            <w:r>
+              <w:rPr>
+                <w:sz w:val="18"/>
+                <w:szCs w:val="18"/>
+              </w:rPr>
+              <w:t xml:space="preserve">Retention</w:t>
+            </w:r>
+          </w:p>
+        </w:tc>
+        <w:tc>
+          <w:tcPr>
+            <w:tcW w:type="dxa" w:w="7518"/>
+            <w:tcBorders>
+              <w:top w:val="single" w:color="BFC9D9" w:sz="4"/>
+              <w:left w:val="single" w:color="BFC9D9" w:sz="4"/>
+              <w:bottom w:val="single" w:color="BFC9D9" w:sz="4"/>
+              <w:right w:val="single" w:color="BFC9D9" w:sz="4"/>
+            </w:tcBorders>
+            <w:shd w:fill="F2F5FA" w:color="auto" w:val="clear"/>
+            <w:tcMar>
+              <w:top w:type="dxa" w:w="60"/>
+              <w:left w:type="dxa" w:w="100"/>
+              <w:bottom w:type="dxa" w:w="60"/>
+              <w:right w:type="dxa" w:w="100"/>
+            </w:tcMar>
+          </w:tcPr>
+          <w:p>
+            <w:pPr>
+              <w:spacing w:after="0"/>
+            </w:pPr>
+            <w:r>
+              <w:rPr>
+                <w:sz w:val="18"/>
+                <w:szCs w:val="18"/>
+              </w:rPr>
+              <w:t xml:space="preserve">Daily signals and their results are kept for 14 whole months. A summary per month, action, period and rules version is kept permanently.</w:t>
+            </w:r>
+          </w:p>
+        </w:tc>
+      </w:tr>
+    </w:tbl>
     <w:p>
       <w:pPr>
         <w:pStyle w:val="Heading2"/>

--- a/docs/ASX_Value_Screener_Rules_and_Methodology.docx
+++ b/docs/ASX_Value_Screener_Rules_and_Methodology.docx
@@ -1131,7 +1131,7 @@
         <w:spacing w:after="120"/>
       </w:pPr>
       <w:r>
-        <w:t xml:space="preserve">The scheduled job runs after ASX close (6:00 pm) and performs five steps in order: apply any database schema updates, ingest prices and financials, recalculate every valuation, record that night's signals for the track record (section 11.4), and produce the action report. Each step runs even if an earlier one has problems. Output is written to a timestamped log in the logs folder and kept for 30 days.</w:t>
+        <w:t xml:space="preserve">The scheduled job runs after ASX close (6:00 pm) and performs six steps in order: apply any database schema updates, ingest prices and financials, recalculate every valuation, record that night's signals for the track record, score earlier signals whose 1, 3, 6 or 12 months have passed (section 11.4), and produce the action report. Each step runs even if an earlier one has problems. Output is written to a timestamped log in the logs folder and kept for 30 days.</w:t>
       </w:r>
     </w:p>
     <w:p>
@@ -12518,6 +12518,66 @@
       </w:r>
       <w:r>
         <w:t xml:space="preserve"> fundamentals_trend compares only the first and last years of the window, not the path between them.</w:t>
+      </w:r>
+    </w:p>
+    <w:p>
+      <w:pPr>
+        <w:pStyle w:val="ListParagraph"/>
+        <w:numPr>
+          <w:ilvl w:val="0"/>
+          <w:numId w:val="2"/>
+        </w:numPr>
+        <w:spacing w:after="60"/>
+      </w:pPr>
+      <w:r>
+        <w:rPr>
+          <w:b/>
+          <w:bCs/>
+        </w:rPr>
+        <w:t xml:space="preserve">Track record benchmark.</w:t>
+      </w:r>
+      <w:r>
+        <w:t xml:space="preserve"> Signals are judged against the plain average of the screened companies, not a market index, so small companies count as much as large ones. Brokerage, tax and the timing of trades within a day are ignored, and results can only be measured forward from the first night recorded.</w:t>
+      </w:r>
+    </w:p>
+    <w:p>
+      <w:pPr>
+        <w:pStyle w:val="ListParagraph"/>
+        <w:numPr>
+          <w:ilvl w:val="0"/>
+          <w:numId w:val="2"/>
+        </w:numPr>
+        <w:spacing w:after="60"/>
+      </w:pPr>
+      <w:r>
+        <w:rPr>
+          <w:b/>
+          <w:bCs/>
+        </w:rPr>
+        <w:t xml:space="preserve">Watchlist triggers.</w:t>
+      </w:r>
+      <w:r>
+        <w:t xml:space="preserve"> A trigger is a live condition shown while it is true; nothing is sent, and a trigger met and lost between two visits is not recorded.</w:t>
+      </w:r>
+    </w:p>
+    <w:p>
+      <w:pPr>
+        <w:pStyle w:val="ListParagraph"/>
+        <w:numPr>
+          <w:ilvl w:val="0"/>
+          <w:numId w:val="2"/>
+        </w:numPr>
+        <w:spacing w:after="60"/>
+      </w:pPr>
+      <w:r>
+        <w:rPr>
+          <w:b/>
+          <w:bCs/>
+        </w:rPr>
+        <w:t xml:space="preserve">Portfolios.</w:t>
+      </w:r>
+      <w:r>
+        <w:t xml:space="preserve"> Parcels cannot be moved between portfolios: an off-market transfer is recorded as a sale in one and a buy in the other. Changing a portfolio's tax type re-rates the sales already recorded in it.</w:t>
       </w:r>
     </w:p>
     <w:p>

--- a/docs/ASX_Value_Screener_Rules_and_Methodology.docx
+++ b/docs/ASX_Value_Screener_Rules_and_Methodology.docx
@@ -16469,6 +16469,70 @@
                 <w:sz w:val="18"/>
                 <w:szCs w:val="18"/>
               </w:rPr>
+              <w:t xml:space="preserve">Shares on issue</w:t>
+            </w:r>
+          </w:p>
+        </w:tc>
+        <w:tc>
+          <w:tcPr>
+            <w:tcW w:type="dxa" w:w="7133"/>
+            <w:tcBorders>
+              <w:top w:val="single" w:color="BFC9D9" w:sz="4"/>
+              <w:left w:val="single" w:color="BFC9D9" w:sz="4"/>
+              <w:bottom w:val="single" w:color="BFC9D9" w:sz="4"/>
+              <w:right w:val="single" w:color="BFC9D9" w:sz="4"/>
+            </w:tcBorders>
+            <w:shd w:fill="F2F5FA" w:color="auto" w:val="clear"/>
+            <w:tcMar>
+              <w:top w:type="dxa" w:w="60"/>
+              <w:left w:type="dxa" w:w="100"/>
+              <w:bottom w:type="dxa" w:w="60"/>
+              <w:right w:type="dxa" w:w="100"/>
+            </w:tcMar>
+          </w:tcPr>
+          <w:p>
+            <w:pPr>
+              <w:spacing w:after="0"/>
+            </w:pPr>
+            <w:r>
+              <w:rPr>
+                <w:sz w:val="18"/>
+                <w:szCs w:val="18"/>
+              </w:rPr>
+              <w:t xml:space="preserve">The total number of a company's shares held by investors.</w:t>
+            </w:r>
+          </w:p>
+        </w:tc>
+      </w:tr>
+      <w:tr>
+        <w:trPr>
+          <w:cantSplit/>
+        </w:trPr>
+        <w:tc>
+          <w:tcPr>
+            <w:tcW w:type="dxa" w:w="2505"/>
+            <w:tcBorders>
+              <w:top w:val="single" w:color="BFC9D9" w:sz="4"/>
+              <w:left w:val="single" w:color="BFC9D9" w:sz="4"/>
+              <w:bottom w:val="single" w:color="BFC9D9" w:sz="4"/>
+              <w:right w:val="single" w:color="BFC9D9" w:sz="4"/>
+            </w:tcBorders>
+            <w:tcMar>
+              <w:top w:type="dxa" w:w="60"/>
+              <w:left w:type="dxa" w:w="100"/>
+              <w:bottom w:type="dxa" w:w="60"/>
+              <w:right w:type="dxa" w:w="100"/>
+            </w:tcMar>
+          </w:tcPr>
+          <w:p>
+            <w:pPr>
+              <w:spacing w:after="0"/>
+            </w:pPr>
+            <w:r>
+              <w:rPr>
+                <w:sz w:val="18"/>
+                <w:szCs w:val="18"/>
+              </w:rPr>
               <w:t xml:space="preserve">Signal</w:t>
             </w:r>
           </w:p>
@@ -16482,7 +16546,6 @@
               <w:bottom w:val="single" w:color="BFC9D9" w:sz="4"/>
               <w:right w:val="single" w:color="BFC9D9" w:sz="4"/>
             </w:tcBorders>
-            <w:shd w:fill="F2F5FA" w:color="auto" w:val="clear"/>
             <w:tcMar>
               <w:top w:type="dxa" w:w="60"/>
               <w:left w:type="dxa" w:w="100"/>
@@ -16500,69 +16563,6 @@
                 <w:szCs w:val="18"/>
               </w:rPr>
               <w:t xml:space="preserve">What Sift said about a company on a given night: its suggested action, valuation status, estimated value and score, recorded for the track record (see section 11.4).</w:t>
-            </w:r>
-          </w:p>
-        </w:tc>
-      </w:tr>
-      <w:tr>
-        <w:trPr>
-          <w:cantSplit/>
-        </w:trPr>
-        <w:tc>
-          <w:tcPr>
-            <w:tcW w:type="dxa" w:w="2505"/>
-            <w:tcBorders>
-              <w:top w:val="single" w:color="BFC9D9" w:sz="4"/>
-              <w:left w:val="single" w:color="BFC9D9" w:sz="4"/>
-              <w:bottom w:val="single" w:color="BFC9D9" w:sz="4"/>
-              <w:right w:val="single" w:color="BFC9D9" w:sz="4"/>
-            </w:tcBorders>
-            <w:tcMar>
-              <w:top w:type="dxa" w:w="60"/>
-              <w:left w:type="dxa" w:w="100"/>
-              <w:bottom w:type="dxa" w:w="60"/>
-              <w:right w:type="dxa" w:w="100"/>
-            </w:tcMar>
-          </w:tcPr>
-          <w:p>
-            <w:pPr>
-              <w:spacing w:after="0"/>
-            </w:pPr>
-            <w:r>
-              <w:rPr>
-                <w:sz w:val="18"/>
-                <w:szCs w:val="18"/>
-              </w:rPr>
-              <w:t xml:space="preserve">Shares on issue</w:t>
-            </w:r>
-          </w:p>
-        </w:tc>
-        <w:tc>
-          <w:tcPr>
-            <w:tcW w:type="dxa" w:w="7133"/>
-            <w:tcBorders>
-              <w:top w:val="single" w:color="BFC9D9" w:sz="4"/>
-              <w:left w:val="single" w:color="BFC9D9" w:sz="4"/>
-              <w:bottom w:val="single" w:color="BFC9D9" w:sz="4"/>
-              <w:right w:val="single" w:color="BFC9D9" w:sz="4"/>
-            </w:tcBorders>
-            <w:tcMar>
-              <w:top w:type="dxa" w:w="60"/>
-              <w:left w:type="dxa" w:w="100"/>
-              <w:bottom w:type="dxa" w:w="60"/>
-              <w:right w:type="dxa" w:w="100"/>
-            </w:tcMar>
-          </w:tcPr>
-          <w:p>
-            <w:pPr>
-              <w:spacing w:after="0"/>
-            </w:pPr>
-            <w:r>
-              <w:rPr>
-                <w:sz w:val="18"/>
-                <w:szCs w:val="18"/>
-              </w:rPr>
-              <w:t xml:space="preserve">The total number of a company's shares held by investors.</w:t>
             </w:r>
           </w:p>
         </w:tc>

--- a/docs/ASX_Value_Screener_Rules_and_Methodology.docx
+++ b/docs/ASX_Value_Screener_Rules_and_Methodology.docx
@@ -43,7 +43,7 @@
           <w:sz w:val="18"/>
           <w:szCs w:val="18"/>
         </w:rPr>
-        <w:t xml:space="preserve">As at 5 October 2026  |  Research tool, not financial advice</w:t>
+        <w:t xml:space="preserve">As at 6 October 2026  |  Research tool, not financial advice</w:t>
       </w:r>
     </w:p>
     <w:p>
@@ -11355,6 +11355,102 @@
       </w:pPr>
       <w:r>
         <w:t xml:space="preserve">Watchlists are separate from the nightly ticker file, which decides which companies are valued at all.</w:t>
+      </w:r>
+    </w:p>
+    <w:p>
+      <w:pPr>
+        <w:pStyle w:val="Heading2"/>
+      </w:pPr>
+      <w:r>
+        <w:t xml:space="preserve">11.6 Admin console and what-if scenarios</w:t>
+      </w:r>
+    </w:p>
+    <w:p>
+      <w:pPr>
+        <w:spacing w:after="120"/>
+      </w:pPr>
+      <w:r>
+        <w:t xml:space="preserve">Every threshold and assumption in this document is held in one place in the code (29 settings in four groups: valuation models, value tests, markers and actions, and the score wheel). The admin console shows each with its live value, allowed range, formula and where it is used, linked to its Help entry.</w:t>
+      </w:r>
+    </w:p>
+    <w:p>
+      <w:pPr>
+        <w:pStyle w:val="ListParagraph"/>
+        <w:numPr>
+          <w:ilvl w:val="0"/>
+          <w:numId w:val="2"/>
+        </w:numPr>
+        <w:spacing w:after="60"/>
+      </w:pPr>
+      <w:r>
+        <w:rPr>
+          <w:b/>
+          <w:bCs/>
+        </w:rPr>
+        <w:t xml:space="preserve">Show workings.</w:t>
+      </w:r>
+      <w:r>
+        <w:t xml:space="preserve"> Each company page can show every figure step by step, from the cash flow or dividend base through the projection and discounting to estimated value, margin of safety, each test and each marker, with a sensitivity grid of estimated value across discount and growth rates.</w:t>
+      </w:r>
+    </w:p>
+    <w:p>
+      <w:pPr>
+        <w:pStyle w:val="ListParagraph"/>
+        <w:numPr>
+          <w:ilvl w:val="0"/>
+          <w:numId w:val="2"/>
+        </w:numPr>
+        <w:spacing w:after="60"/>
+      </w:pPr>
+      <w:r>
+        <w:rPr>
+          <w:b/>
+          <w:bCs/>
+        </w:rPr>
+        <w:t xml:space="preserve">What-if scenarios.</w:t>
+      </w:r>
+      <w:r>
+        <w:t xml:space="preserve"> A scenario changes one or more settings and is run against today's data alongside the live settings, showing which companies' actions, valuation status or estimated value would change.</w:t>
+      </w:r>
+    </w:p>
+    <w:p>
+      <w:pPr>
+        <w:pStyle w:val="ListParagraph"/>
+        <w:numPr>
+          <w:ilvl w:val="0"/>
+          <w:numId w:val="2"/>
+        </w:numPr>
+        <w:spacing w:after="60"/>
+      </w:pPr>
+      <w:r>
+        <w:rPr>
+          <w:b/>
+          <w:bCs/>
+        </w:rPr>
+        <w:t xml:space="preserve">Guard rails.</w:t>
+      </w:r>
+      <w:r>
+        <w:t xml:space="preserve"> A scenario is refused if the discount rate is not above terminal growth, if ADEQUATE earnings quality is set above STRONG, or if a score wheel threshold is not stricter than its value test.</w:t>
+      </w:r>
+    </w:p>
+    <w:p>
+      <w:pPr>
+        <w:pStyle w:val="ListParagraph"/>
+        <w:numPr>
+          <w:ilvl w:val="0"/>
+          <w:numId w:val="2"/>
+        </w:numPr>
+        <w:spacing w:after="60"/>
+      </w:pPr>
+      <w:r>
+        <w:rPr>
+          <w:b/>
+          <w:bCs/>
+        </w:rPr>
+        <w:t xml:space="preserve">Nothing live changes.</w:t>
+      </w:r>
+      <w:r>
+        <w:t xml:space="preserve"> Scenarios are for exploring only. The nightly job, screener, actions and track record always use the live settings in this document; the margin of safety trend in a scenario stays at its live value.</w:t>
       </w:r>
     </w:p>
     <w:p>
@@ -15829,6 +15925,70 @@
                 <w:sz w:val="18"/>
                 <w:szCs w:val="18"/>
               </w:rPr>
+              <w:t xml:space="preserve">Growth rate</w:t>
+            </w:r>
+          </w:p>
+        </w:tc>
+        <w:tc>
+          <w:tcPr>
+            <w:tcW w:type="dxa" w:w="7133"/>
+            <w:tcBorders>
+              <w:top w:val="single" w:color="BFC9D9" w:sz="4"/>
+              <w:left w:val="single" w:color="BFC9D9" w:sz="4"/>
+              <w:bottom w:val="single" w:color="BFC9D9" w:sz="4"/>
+              <w:right w:val="single" w:color="BFC9D9" w:sz="4"/>
+            </w:tcBorders>
+            <w:shd w:fill="F2F5FA" w:color="auto" w:val="clear"/>
+            <w:tcMar>
+              <w:top w:type="dxa" w:w="60"/>
+              <w:left w:type="dxa" w:w="100"/>
+              <w:bottom w:type="dxa" w:w="60"/>
+              <w:right w:type="dxa" w:w="100"/>
+            </w:tcMar>
+          </w:tcPr>
+          <w:p>
+            <w:pPr>
+              <w:spacing w:after="0"/>
+            </w:pPr>
+            <w:r>
+              <w:rPr>
+                <w:sz w:val="18"/>
+                <w:szCs w:val="18"/>
+              </w:rPr>
+              <w:t xml:space="preserve">How fast a valuation model assumes cash flow (DCF) or dividends (DDM) grow each year for the first five years, before the terminal value takes over.</w:t>
+            </w:r>
+          </w:p>
+        </w:tc>
+      </w:tr>
+      <w:tr>
+        <w:trPr>
+          <w:cantSplit/>
+        </w:trPr>
+        <w:tc>
+          <w:tcPr>
+            <w:tcW w:type="dxa" w:w="2505"/>
+            <w:tcBorders>
+              <w:top w:val="single" w:color="BFC9D9" w:sz="4"/>
+              <w:left w:val="single" w:color="BFC9D9" w:sz="4"/>
+              <w:bottom w:val="single" w:color="BFC9D9" w:sz="4"/>
+              <w:right w:val="single" w:color="BFC9D9" w:sz="4"/>
+            </w:tcBorders>
+            <w:tcMar>
+              <w:top w:type="dxa" w:w="60"/>
+              <w:left w:type="dxa" w:w="100"/>
+              <w:bottom w:type="dxa" w:w="60"/>
+              <w:right w:type="dxa" w:w="100"/>
+            </w:tcMar>
+          </w:tcPr>
+          <w:p>
+            <w:pPr>
+              <w:spacing w:after="0"/>
+            </w:pPr>
+            <w:r>
+              <w:rPr>
+                <w:sz w:val="18"/>
+                <w:szCs w:val="18"/>
+              </w:rPr>
               <w:t xml:space="preserve">Implied upside</w:t>
             </w:r>
           </w:p>
@@ -15842,7 +16002,6 @@
               <w:bottom w:val="single" w:color="BFC9D9" w:sz="4"/>
               <w:right w:val="single" w:color="BFC9D9" w:sz="4"/>
             </w:tcBorders>
-            <w:shd w:fill="F2F5FA" w:color="auto" w:val="clear"/>
             <w:tcMar>
               <w:top w:type="dxa" w:w="60"/>
               <w:left w:type="dxa" w:w="100"/>
@@ -15877,6 +16036,7 @@
               <w:bottom w:val="single" w:color="BFC9D9" w:sz="4"/>
               <w:right w:val="single" w:color="BFC9D9" w:sz="4"/>
             </w:tcBorders>
+            <w:shd w:fill="F2F5FA" w:color="auto" w:val="clear"/>
             <w:tcMar>
               <w:top w:type="dxa" w:w="60"/>
               <w:left w:type="dxa" w:w="100"/>
@@ -15906,6 +16066,7 @@
               <w:bottom w:val="single" w:color="BFC9D9" w:sz="4"/>
               <w:right w:val="single" w:color="BFC9D9" w:sz="4"/>
             </w:tcBorders>
+            <w:shd w:fill="F2F5FA" w:color="auto" w:val="clear"/>
             <w:tcMar>
               <w:top w:type="dxa" w:w="60"/>
               <w:left w:type="dxa" w:w="100"/>
@@ -15940,7 +16101,6 @@
               <w:bottom w:val="single" w:color="BFC9D9" w:sz="4"/>
               <w:right w:val="single" w:color="BFC9D9" w:sz="4"/>
             </w:tcBorders>
-            <w:shd w:fill="F2F5FA" w:color="auto" w:val="clear"/>
             <w:tcMar>
               <w:top w:type="dxa" w:w="60"/>
               <w:left w:type="dxa" w:w="100"/>
@@ -15970,7 +16130,6 @@
               <w:bottom w:val="single" w:color="BFC9D9" w:sz="4"/>
               <w:right w:val="single" w:color="BFC9D9" w:sz="4"/>
             </w:tcBorders>
-            <w:shd w:fill="F2F5FA" w:color="auto" w:val="clear"/>
             <w:tcMar>
               <w:top w:type="dxa" w:w="60"/>
               <w:left w:type="dxa" w:w="100"/>
@@ -16005,6 +16164,7 @@
               <w:bottom w:val="single" w:color="BFC9D9" w:sz="4"/>
               <w:right w:val="single" w:color="BFC9D9" w:sz="4"/>
             </w:tcBorders>
+            <w:shd w:fill="F2F5FA" w:color="auto" w:val="clear"/>
             <w:tcMar>
               <w:top w:type="dxa" w:w="60"/>
               <w:left w:type="dxa" w:w="100"/>
@@ -16034,6 +16194,7 @@
               <w:bottom w:val="single" w:color="BFC9D9" w:sz="4"/>
               <w:right w:val="single" w:color="BFC9D9" w:sz="4"/>
             </w:tcBorders>
+            <w:shd w:fill="F2F5FA" w:color="auto" w:val="clear"/>
             <w:tcMar>
               <w:top w:type="dxa" w:w="60"/>
               <w:left w:type="dxa" w:w="100"/>
@@ -16068,7 +16229,6 @@
               <w:bottom w:val="single" w:color="BFC9D9" w:sz="4"/>
               <w:right w:val="single" w:color="BFC9D9" w:sz="4"/>
             </w:tcBorders>
-            <w:shd w:fill="F2F5FA" w:color="auto" w:val="clear"/>
             <w:tcMar>
               <w:top w:type="dxa" w:w="60"/>
               <w:left w:type="dxa" w:w="100"/>
@@ -16098,7 +16258,6 @@
               <w:bottom w:val="single" w:color="BFC9D9" w:sz="4"/>
               <w:right w:val="single" w:color="BFC9D9" w:sz="4"/>
             </w:tcBorders>
-            <w:shd w:fill="F2F5FA" w:color="auto" w:val="clear"/>
             <w:tcMar>
               <w:top w:type="dxa" w:w="60"/>
               <w:left w:type="dxa" w:w="100"/>
@@ -16133,6 +16292,7 @@
               <w:bottom w:val="single" w:color="BFC9D9" w:sz="4"/>
               <w:right w:val="single" w:color="BFC9D9" w:sz="4"/>
             </w:tcBorders>
+            <w:shd w:fill="F2F5FA" w:color="auto" w:val="clear"/>
             <w:tcMar>
               <w:top w:type="dxa" w:w="60"/>
               <w:left w:type="dxa" w:w="100"/>
@@ -16162,6 +16322,7 @@
               <w:bottom w:val="single" w:color="BFC9D9" w:sz="4"/>
               <w:right w:val="single" w:color="BFC9D9" w:sz="4"/>
             </w:tcBorders>
+            <w:shd w:fill="F2F5FA" w:color="auto" w:val="clear"/>
             <w:tcMar>
               <w:top w:type="dxa" w:w="60"/>
               <w:left w:type="dxa" w:w="100"/>
@@ -16196,7 +16357,6 @@
               <w:bottom w:val="single" w:color="BFC9D9" w:sz="4"/>
               <w:right w:val="single" w:color="BFC9D9" w:sz="4"/>
             </w:tcBorders>
-            <w:shd w:fill="F2F5FA" w:color="auto" w:val="clear"/>
             <w:tcMar>
               <w:top w:type="dxa" w:w="60"/>
               <w:left w:type="dxa" w:w="100"/>
@@ -16226,7 +16386,6 @@
               <w:bottom w:val="single" w:color="BFC9D9" w:sz="4"/>
               <w:right w:val="single" w:color="BFC9D9" w:sz="4"/>
             </w:tcBorders>
-            <w:shd w:fill="F2F5FA" w:color="auto" w:val="clear"/>
             <w:tcMar>
               <w:top w:type="dxa" w:w="60"/>
               <w:left w:type="dxa" w:w="100"/>
@@ -16261,6 +16420,7 @@
               <w:bottom w:val="single" w:color="BFC9D9" w:sz="4"/>
               <w:right w:val="single" w:color="BFC9D9" w:sz="4"/>
             </w:tcBorders>
+            <w:shd w:fill="F2F5FA" w:color="auto" w:val="clear"/>
             <w:tcMar>
               <w:top w:type="dxa" w:w="60"/>
               <w:left w:type="dxa" w:w="100"/>
@@ -16290,6 +16450,7 @@
               <w:bottom w:val="single" w:color="BFC9D9" w:sz="4"/>
               <w:right w:val="single" w:color="BFC9D9" w:sz="4"/>
             </w:tcBorders>
+            <w:shd w:fill="F2F5FA" w:color="auto" w:val="clear"/>
             <w:tcMar>
               <w:top w:type="dxa" w:w="60"/>
               <w:left w:type="dxa" w:w="100"/>
@@ -16324,7 +16485,6 @@
               <w:bottom w:val="single" w:color="BFC9D9" w:sz="4"/>
               <w:right w:val="single" w:color="BFC9D9" w:sz="4"/>
             </w:tcBorders>
-            <w:shd w:fill="F2F5FA" w:color="auto" w:val="clear"/>
             <w:tcMar>
               <w:top w:type="dxa" w:w="60"/>
               <w:left w:type="dxa" w:w="100"/>
@@ -16354,7 +16514,6 @@
               <w:bottom w:val="single" w:color="BFC9D9" w:sz="4"/>
               <w:right w:val="single" w:color="BFC9D9" w:sz="4"/>
             </w:tcBorders>
-            <w:shd w:fill="F2F5FA" w:color="auto" w:val="clear"/>
             <w:tcMar>
               <w:top w:type="dxa" w:w="60"/>
               <w:left w:type="dxa" w:w="100"/>
@@ -16372,6 +16531,71 @@
                 <w:szCs w:val="18"/>
               </w:rPr>
               <w:t xml:space="preserve">The currency a company publishes its financial statements in, which can differ from the currency its shares trade in on the ASX.</w:t>
+            </w:r>
+          </w:p>
+        </w:tc>
+      </w:tr>
+      <w:tr>
+        <w:trPr>
+          <w:cantSplit/>
+        </w:trPr>
+        <w:tc>
+          <w:tcPr>
+            <w:tcW w:type="dxa" w:w="2505"/>
+            <w:tcBorders>
+              <w:top w:val="single" w:color="BFC9D9" w:sz="4"/>
+              <w:left w:val="single" w:color="BFC9D9" w:sz="4"/>
+              <w:bottom w:val="single" w:color="BFC9D9" w:sz="4"/>
+              <w:right w:val="single" w:color="BFC9D9" w:sz="4"/>
+            </w:tcBorders>
+            <w:shd w:fill="F2F5FA" w:color="auto" w:val="clear"/>
+            <w:tcMar>
+              <w:top w:type="dxa" w:w="60"/>
+              <w:left w:type="dxa" w:w="100"/>
+              <w:bottom w:type="dxa" w:w="60"/>
+              <w:right w:type="dxa" w:w="100"/>
+            </w:tcMar>
+          </w:tcPr>
+          <w:p>
+            <w:pPr>
+              <w:spacing w:after="0"/>
+            </w:pPr>
+            <w:r>
+              <w:rPr>
+                <w:sz w:val="18"/>
+                <w:szCs w:val="18"/>
+              </w:rPr>
+              <w:t xml:space="preserve">Scenario</w:t>
+            </w:r>
+          </w:p>
+        </w:tc>
+        <w:tc>
+          <w:tcPr>
+            <w:tcW w:type="dxa" w:w="7133"/>
+            <w:tcBorders>
+              <w:top w:val="single" w:color="BFC9D9" w:sz="4"/>
+              <w:left w:val="single" w:color="BFC9D9" w:sz="4"/>
+              <w:bottom w:val="single" w:color="BFC9D9" w:sz="4"/>
+              <w:right w:val="single" w:color="BFC9D9" w:sz="4"/>
+            </w:tcBorders>
+            <w:shd w:fill="F2F5FA" w:color="auto" w:val="clear"/>
+            <w:tcMar>
+              <w:top w:type="dxa" w:w="60"/>
+              <w:left w:type="dxa" w:w="100"/>
+              <w:bottom w:type="dxa" w:w="60"/>
+              <w:right w:type="dxa" w:w="100"/>
+            </w:tcMar>
+          </w:tcPr>
+          <w:p>
+            <w:pPr>
+              <w:spacing w:after="0"/>
+            </w:pPr>
+            <w:r>
+              <w:rPr>
+                <w:sz w:val="18"/>
+                <w:szCs w:val="18"/>
+              </w:rPr>
+              <w:t xml:space="preserve">A named set of changed settings, run against today's data to see what would change, without changing anything live.</w:t>
             </w:r>
           </w:p>
         </w:tc>

--- a/docs/ASX_Value_Screener_Rules_and_Methodology.docx
+++ b/docs/ASX_Value_Screener_Rules_and_Methodology.docx
@@ -1131,7 +1131,7 @@
         <w:spacing w:after="120"/>
       </w:pPr>
       <w:r>
-        <w:t xml:space="preserve">The scheduled job runs after ASX close (6:00 pm) and performs six steps in order: apply any database schema updates, ingest prices and financials, recalculate every valuation, record that night's signals for the track record, score earlier signals whose 1, 3, 6 or 12 months have passed (section 11.4), and produce the action report. Each step runs even if an earlier one has problems. Output is written to a timestamped log in the logs folder and kept for 30 days.</w:t>
+        <w:t xml:space="preserve">The scheduled job runs after ASX close (6:00 pm) and performs seven steps in order: apply any database schema updates, ingest prices and financials, collect ETF prices and distributions and, once a month, the ASX's ETF report (section 11.7), recalculate every valuation, record that night's signals for the track record, score earlier signals whose 1, 3, 6 or 12 months have passed (section 11.4), and produce the action report. Each step runs even if an earlier one has problems. Output is written to a timestamped log in the logs folder and kept for 30 days.</w:t>
       </w:r>
     </w:p>
     <w:p>
@@ -11453,6 +11453,557 @@
         <w:t xml:space="preserve"> Scenarios are for exploring only. The nightly job, screener, actions and track record always use the live settings in this document; the margin of safety trend in a scenario stays at its live value.</w:t>
       </w:r>
     </w:p>
+    <w:p>
+      <w:pPr>
+        <w:pStyle w:val="Heading2"/>
+      </w:pPr>
+      <w:r>
+        <w:t xml:space="preserve">11.7 Exchange traded funds (ETFs)</w:t>
+      </w:r>
+    </w:p>
+    <w:p>
+      <w:pPr>
+        <w:spacing w:after="120"/>
+      </w:pPr>
+      <w:r>
+        <w:t xml:space="preserve">Every exchange traded product listed on the ASX is collected, but ETFs are not valued, tested, scored or tracked as companies: a fund has no cash flow or dividend policy of its own to value. They are judged on cost, size, distributions and performance.</w:t>
+      </w:r>
+    </w:p>
+    <w:tbl>
+      <w:tblPr>
+        <w:tblW w:type="dxa" w:w="9638"/>
+        <w:tblBorders>
+          <w:top w:val="single" w:color="auto" w:sz="4"/>
+          <w:left w:val="single" w:color="auto" w:sz="4"/>
+          <w:bottom w:val="single" w:color="auto" w:sz="4"/>
+          <w:right w:val="single" w:color="auto" w:sz="4"/>
+          <w:insideH w:val="single" w:color="auto" w:sz="4"/>
+          <w:insideV w:val="single" w:color="auto" w:sz="4"/>
+        </w:tblBorders>
+      </w:tblPr>
+      <w:tblGrid>
+        <w:gridCol w:w="2409"/>
+        <w:gridCol w:w="7229"/>
+      </w:tblGrid>
+      <w:tr>
+        <w:trPr>
+          <w:tblHeader/>
+        </w:trPr>
+        <w:tc>
+          <w:tcPr>
+            <w:tcW w:type="dxa" w:w="2409"/>
+            <w:tcBorders>
+              <w:top w:val="single" w:color="BFC9D9" w:sz="4"/>
+              <w:left w:val="single" w:color="BFC9D9" w:sz="4"/>
+              <w:bottom w:val="single" w:color="BFC9D9" w:sz="4"/>
+              <w:right w:val="single" w:color="BFC9D9" w:sz="4"/>
+            </w:tcBorders>
+            <w:shd w:fill="D9E2F3" w:color="auto" w:val="clear"/>
+            <w:tcMar>
+              <w:top w:type="dxa" w:w="60"/>
+              <w:left w:type="dxa" w:w="100"/>
+              <w:bottom w:type="dxa" w:w="60"/>
+              <w:right w:type="dxa" w:w="100"/>
+            </w:tcMar>
+          </w:tcPr>
+          <w:p>
+            <w:pPr>
+              <w:spacing w:after="0"/>
+            </w:pPr>
+            <w:r>
+              <w:rPr>
+                <w:b/>
+                <w:bCs/>
+                <w:color w:val="1F3864"/>
+                <w:sz w:val="18"/>
+                <w:szCs w:val="18"/>
+              </w:rPr>
+              <w:t xml:space="preserve">Item</w:t>
+            </w:r>
+          </w:p>
+        </w:tc>
+        <w:tc>
+          <w:tcPr>
+            <w:tcW w:type="dxa" w:w="7229"/>
+            <w:tcBorders>
+              <w:top w:val="single" w:color="BFC9D9" w:sz="4"/>
+              <w:left w:val="single" w:color="BFC9D9" w:sz="4"/>
+              <w:bottom w:val="single" w:color="BFC9D9" w:sz="4"/>
+              <w:right w:val="single" w:color="BFC9D9" w:sz="4"/>
+            </w:tcBorders>
+            <w:shd w:fill="D9E2F3" w:color="auto" w:val="clear"/>
+            <w:tcMar>
+              <w:top w:type="dxa" w:w="60"/>
+              <w:left w:type="dxa" w:w="100"/>
+              <w:bottom w:type="dxa" w:w="60"/>
+              <w:right w:type="dxa" w:w="100"/>
+            </w:tcMar>
+          </w:tcPr>
+          <w:p>
+            <w:pPr>
+              <w:spacing w:after="0"/>
+            </w:pPr>
+            <w:r>
+              <w:rPr>
+                <w:b/>
+                <w:bCs/>
+                <w:color w:val="1F3864"/>
+                <w:sz w:val="18"/>
+                <w:szCs w:val="18"/>
+              </w:rPr>
+              <w:t xml:space="preserve">Rule</w:t>
+            </w:r>
+          </w:p>
+        </w:tc>
+      </w:tr>
+      <w:tr>
+        <w:trPr>
+          <w:cantSplit/>
+        </w:trPr>
+        <w:tc>
+          <w:tcPr>
+            <w:tcW w:type="dxa" w:w="2409"/>
+            <w:tcBorders>
+              <w:top w:val="single" w:color="BFC9D9" w:sz="4"/>
+              <w:left w:val="single" w:color="BFC9D9" w:sz="4"/>
+              <w:bottom w:val="single" w:color="BFC9D9" w:sz="4"/>
+              <w:right w:val="single" w:color="BFC9D9" w:sz="4"/>
+            </w:tcBorders>
+            <w:tcMar>
+              <w:top w:type="dxa" w:w="60"/>
+              <w:left w:type="dxa" w:w="100"/>
+              <w:bottom w:type="dxa" w:w="60"/>
+              <w:right w:type="dxa" w:w="100"/>
+            </w:tcMar>
+          </w:tcPr>
+          <w:p>
+            <w:pPr>
+              <w:spacing w:after="0"/>
+            </w:pPr>
+            <w:r>
+              <w:rPr>
+                <w:sz w:val="18"/>
+                <w:szCs w:val="18"/>
+              </w:rPr>
+              <w:t xml:space="preserve">ETF list and fund facts</w:t>
+            </w:r>
+          </w:p>
+        </w:tc>
+        <w:tc>
+          <w:tcPr>
+            <w:tcW w:type="dxa" w:w="7229"/>
+            <w:tcBorders>
+              <w:top w:val="single" w:color="BFC9D9" w:sz="4"/>
+              <w:left w:val="single" w:color="BFC9D9" w:sz="4"/>
+              <w:bottom w:val="single" w:color="BFC9D9" w:sz="4"/>
+              <w:right w:val="single" w:color="BFC9D9" w:sz="4"/>
+            </w:tcBorders>
+            <w:tcMar>
+              <w:top w:type="dxa" w:w="60"/>
+              <w:left w:type="dxa" w:w="100"/>
+              <w:bottom w:type="dxa" w:w="60"/>
+              <w:right w:type="dxa" w:w="100"/>
+            </w:tcMar>
+          </w:tcPr>
+          <w:p>
+            <w:pPr>
+              <w:spacing w:after="0"/>
+            </w:pPr>
+            <w:r>
+              <w:rPr>
+                <w:sz w:val="18"/>
+                <w:szCs w:val="18"/>
+              </w:rPr>
+              <w:t xml:space="preserve">From the ASX Investment Products report, monthly. Each night until last month's report is loaded, Sift looks in data/asx_reports and then on the ASX website. ETFs the newest report no longer lists are marked inactive; their history is kept. LICs and LITs are excluded.</w:t>
+            </w:r>
+          </w:p>
+        </w:tc>
+      </w:tr>
+      <w:tr>
+        <w:trPr>
+          <w:cantSplit/>
+        </w:trPr>
+        <w:tc>
+          <w:tcPr>
+            <w:tcW w:type="dxa" w:w="2409"/>
+            <w:tcBorders>
+              <w:top w:val="single" w:color="BFC9D9" w:sz="4"/>
+              <w:left w:val="single" w:color="BFC9D9" w:sz="4"/>
+              <w:bottom w:val="single" w:color="BFC9D9" w:sz="4"/>
+              <w:right w:val="single" w:color="BFC9D9" w:sz="4"/>
+            </w:tcBorders>
+            <w:shd w:fill="F2F5FA" w:color="auto" w:val="clear"/>
+            <w:tcMar>
+              <w:top w:type="dxa" w:w="60"/>
+              <w:left w:type="dxa" w:w="100"/>
+              <w:bottom w:type="dxa" w:w="60"/>
+              <w:right w:type="dxa" w:w="100"/>
+            </w:tcMar>
+          </w:tcPr>
+          <w:p>
+            <w:pPr>
+              <w:spacing w:after="0"/>
+            </w:pPr>
+            <w:r>
+              <w:rPr>
+                <w:sz w:val="18"/>
+                <w:szCs w:val="18"/>
+              </w:rPr>
+              <w:t xml:space="preserve">Report columns</w:t>
+            </w:r>
+          </w:p>
+        </w:tc>
+        <w:tc>
+          <w:tcPr>
+            <w:tcW w:type="dxa" w:w="7229"/>
+            <w:tcBorders>
+              <w:top w:val="single" w:color="BFC9D9" w:sz="4"/>
+              <w:left w:val="single" w:color="BFC9D9" w:sz="4"/>
+              <w:bottom w:val="single" w:color="BFC9D9" w:sz="4"/>
+              <w:right w:val="single" w:color="BFC9D9" w:sz="4"/>
+            </w:tcBorders>
+            <w:shd w:fill="F2F5FA" w:color="auto" w:val="clear"/>
+            <w:tcMar>
+              <w:top w:type="dxa" w:w="60"/>
+              <w:left w:type="dxa" w:w="100"/>
+              <w:bottom w:type="dxa" w:w="60"/>
+              <w:right w:type="dxa" w:w="100"/>
+            </w:tcMar>
+          </w:tcPr>
+          <w:p>
+            <w:pPr>
+              <w:spacing w:after="0"/>
+            </w:pPr>
+            <w:r>
+              <w:rPr>
+                <w:sz w:val="18"/>
+                <w:szCs w:val="18"/>
+              </w:rPr>
+              <w:t xml:space="preserve">Matched by their headings (issuer, category, benchmark, fee, fund size, flows, spread, performance), not by position. Percent cells are read as percents; fractions written as plain numbers are converted. Every column is also kept as written.</w:t>
+            </w:r>
+          </w:p>
+        </w:tc>
+      </w:tr>
+      <w:tr>
+        <w:trPr>
+          <w:cantSplit/>
+        </w:trPr>
+        <w:tc>
+          <w:tcPr>
+            <w:tcW w:type="dxa" w:w="2409"/>
+            <w:tcBorders>
+              <w:top w:val="single" w:color="BFC9D9" w:sz="4"/>
+              <w:left w:val="single" w:color="BFC9D9" w:sz="4"/>
+              <w:bottom w:val="single" w:color="BFC9D9" w:sz="4"/>
+              <w:right w:val="single" w:color="BFC9D9" w:sz="4"/>
+            </w:tcBorders>
+            <w:tcMar>
+              <w:top w:type="dxa" w:w="60"/>
+              <w:left w:type="dxa" w:w="100"/>
+              <w:bottom w:type="dxa" w:w="60"/>
+              <w:right w:type="dxa" w:w="100"/>
+            </w:tcMar>
+          </w:tcPr>
+          <w:p>
+            <w:pPr>
+              <w:spacing w:after="0"/>
+            </w:pPr>
+            <w:r>
+              <w:rPr>
+                <w:sz w:val="18"/>
+                <w:szCs w:val="18"/>
+              </w:rPr>
+              <w:t xml:space="preserve">Prices and distributions</w:t>
+            </w:r>
+          </w:p>
+        </w:tc>
+        <w:tc>
+          <w:tcPr>
+            <w:tcW w:type="dxa" w:w="7229"/>
+            <w:tcBorders>
+              <w:top w:val="single" w:color="BFC9D9" w:sz="4"/>
+              <w:left w:val="single" w:color="BFC9D9" w:sz="4"/>
+              <w:bottom w:val="single" w:color="BFC9D9" w:sz="4"/>
+              <w:right w:val="single" w:color="BFC9D9" w:sz="4"/>
+            </w:tcBorders>
+            <w:tcMar>
+              <w:top w:type="dxa" w:w="60"/>
+              <w:left w:type="dxa" w:w="100"/>
+              <w:bottom w:type="dxa" w:w="60"/>
+              <w:right w:type="dxa" w:w="100"/>
+            </w:tcMar>
+          </w:tcPr>
+          <w:p>
+            <w:pPr>
+              <w:spacing w:after="0"/>
+            </w:pPr>
+            <w:r>
+              <w:rPr>
+                <w:sz w:val="18"/>
+                <w:szCs w:val="18"/>
+              </w:rPr>
+              <w:t xml:space="preserve">Yahoo Finance, nightly. The full history the first time an ETF is seen, then the last month. Closes are the prices actually traded (split-adjusted only); a split refetches the full history once.</w:t>
+            </w:r>
+          </w:p>
+        </w:tc>
+      </w:tr>
+      <w:tr>
+        <w:trPr>
+          <w:cantSplit/>
+        </w:trPr>
+        <w:tc>
+          <w:tcPr>
+            <w:tcW w:type="dxa" w:w="2409"/>
+            <w:tcBorders>
+              <w:top w:val="single" w:color="BFC9D9" w:sz="4"/>
+              <w:left w:val="single" w:color="BFC9D9" w:sz="4"/>
+              <w:bottom w:val="single" w:color="BFC9D9" w:sz="4"/>
+              <w:right w:val="single" w:color="BFC9D9" w:sz="4"/>
+            </w:tcBorders>
+            <w:shd w:fill="F2F5FA" w:color="auto" w:val="clear"/>
+            <w:tcMar>
+              <w:top w:type="dxa" w:w="60"/>
+              <w:left w:type="dxa" w:w="100"/>
+              <w:bottom w:type="dxa" w:w="60"/>
+              <w:right w:type="dxa" w:w="100"/>
+            </w:tcMar>
+          </w:tcPr>
+          <w:p>
+            <w:pPr>
+              <w:spacing w:after="0"/>
+            </w:pPr>
+            <w:r>
+              <w:rPr>
+                <w:sz w:val="18"/>
+                <w:szCs w:val="18"/>
+              </w:rPr>
+              <w:t xml:space="preserve">Total return</w:t>
+            </w:r>
+          </w:p>
+        </w:tc>
+        <w:tc>
+          <w:tcPr>
+            <w:tcW w:type="dxa" w:w="7229"/>
+            <w:tcBorders>
+              <w:top w:val="single" w:color="BFC9D9" w:sz="4"/>
+              <w:left w:val="single" w:color="BFC9D9" w:sz="4"/>
+              <w:bottom w:val="single" w:color="BFC9D9" w:sz="4"/>
+              <w:right w:val="single" w:color="BFC9D9" w:sz="4"/>
+            </w:tcBorders>
+            <w:shd w:fill="F2F5FA" w:color="auto" w:val="clear"/>
+            <w:tcMar>
+              <w:top w:type="dxa" w:w="60"/>
+              <w:left w:type="dxa" w:w="100"/>
+              <w:bottom w:type="dxa" w:w="60"/>
+              <w:right w:type="dxa" w:w="100"/>
+            </w:tcMar>
+          </w:tcPr>
+          <w:p>
+            <w:pPr>
+              <w:spacing w:after="0"/>
+            </w:pPr>
+            <w:r>
+              <w:rPr>
+                <w:sz w:val="18"/>
+                <w:szCs w:val="18"/>
+              </w:rPr>
+              <w:t xml:space="preserve">One unit bought at the close on the start date, each distribution reinvested at the close on its ex-date (or the next close), valued at the latest close. 1, 3 and 6 months and 1 year as is; 3, 5 and 10 years and since first price (when over a year) as a yearly rate.</w:t>
+            </w:r>
+          </w:p>
+        </w:tc>
+      </w:tr>
+      <w:tr>
+        <w:trPr>
+          <w:cantSplit/>
+        </w:trPr>
+        <w:tc>
+          <w:tcPr>
+            <w:tcW w:type="dxa" w:w="2409"/>
+            <w:tcBorders>
+              <w:top w:val="single" w:color="BFC9D9" w:sz="4"/>
+              <w:left w:val="single" w:color="BFC9D9" w:sz="4"/>
+              <w:bottom w:val="single" w:color="BFC9D9" w:sz="4"/>
+              <w:right w:val="single" w:color="BFC9D9" w:sz="4"/>
+            </w:tcBorders>
+            <w:tcMar>
+              <w:top w:type="dxa" w:w="60"/>
+              <w:left w:type="dxa" w:w="100"/>
+              <w:bottom w:type="dxa" w:w="60"/>
+              <w:right w:type="dxa" w:w="100"/>
+            </w:tcMar>
+          </w:tcPr>
+          <w:p>
+            <w:pPr>
+              <w:spacing w:after="0"/>
+            </w:pPr>
+            <w:r>
+              <w:rPr>
+                <w:sz w:val="18"/>
+                <w:szCs w:val="18"/>
+              </w:rPr>
+              <w:t xml:space="preserve">Missing periods</w:t>
+            </w:r>
+          </w:p>
+        </w:tc>
+        <w:tc>
+          <w:tcPr>
+            <w:tcW w:type="dxa" w:w="7229"/>
+            <w:tcBorders>
+              <w:top w:val="single" w:color="BFC9D9" w:sz="4"/>
+              <w:left w:val="single" w:color="BFC9D9" w:sz="4"/>
+              <w:bottom w:val="single" w:color="BFC9D9" w:sz="4"/>
+              <w:right w:val="single" w:color="BFC9D9" w:sz="4"/>
+            </w:tcBorders>
+            <w:tcMar>
+              <w:top w:type="dxa" w:w="60"/>
+              <w:left w:type="dxa" w:w="100"/>
+              <w:bottom w:type="dxa" w:w="60"/>
+              <w:right w:type="dxa" w:w="100"/>
+            </w:tcMar>
+          </w:tcPr>
+          <w:p>
+            <w:pPr>
+              <w:spacing w:after="0"/>
+            </w:pPr>
+            <w:r>
+              <w:rPr>
+                <w:sz w:val="18"/>
+                <w:szCs w:val="18"/>
+              </w:rPr>
+              <w:t xml:space="preserve">No figure unless there is a close within 10 days of the period's start and end, so a fund younger than the period shows nothing.</w:t>
+            </w:r>
+          </w:p>
+        </w:tc>
+      </w:tr>
+      <w:tr>
+        <w:trPr>
+          <w:cantSplit/>
+        </w:trPr>
+        <w:tc>
+          <w:tcPr>
+            <w:tcW w:type="dxa" w:w="2409"/>
+            <w:tcBorders>
+              <w:top w:val="single" w:color="BFC9D9" w:sz="4"/>
+              <w:left w:val="single" w:color="BFC9D9" w:sz="4"/>
+              <w:bottom w:val="single" w:color="BFC9D9" w:sz="4"/>
+              <w:right w:val="single" w:color="BFC9D9" w:sz="4"/>
+            </w:tcBorders>
+            <w:shd w:fill="F2F5FA" w:color="auto" w:val="clear"/>
+            <w:tcMar>
+              <w:top w:type="dxa" w:w="60"/>
+              <w:left w:type="dxa" w:w="100"/>
+              <w:bottom w:type="dxa" w:w="60"/>
+              <w:right w:type="dxa" w:w="100"/>
+            </w:tcMar>
+          </w:tcPr>
+          <w:p>
+            <w:pPr>
+              <w:spacing w:after="0"/>
+            </w:pPr>
+            <w:r>
+              <w:rPr>
+                <w:sz w:val="18"/>
+                <w:szCs w:val="18"/>
+              </w:rPr>
+              <w:t xml:space="preserve">Trailing yield</w:t>
+            </w:r>
+          </w:p>
+        </w:tc>
+        <w:tc>
+          <w:tcPr>
+            <w:tcW w:type="dxa" w:w="7229"/>
+            <w:tcBorders>
+              <w:top w:val="single" w:color="BFC9D9" w:sz="4"/>
+              <w:left w:val="single" w:color="BFC9D9" w:sz="4"/>
+              <w:bottom w:val="single" w:color="BFC9D9" w:sz="4"/>
+              <w:right w:val="single" w:color="BFC9D9" w:sz="4"/>
+            </w:tcBorders>
+            <w:shd w:fill="F2F5FA" w:color="auto" w:val="clear"/>
+            <w:tcMar>
+              <w:top w:type="dxa" w:w="60"/>
+              <w:left w:type="dxa" w:w="100"/>
+              <w:bottom w:type="dxa" w:w="60"/>
+              <w:right w:type="dxa" w:w="100"/>
+            </w:tcMar>
+          </w:tcPr>
+          <w:p>
+            <w:pPr>
+              <w:spacing w:after="0"/>
+            </w:pPr>
+            <w:r>
+              <w:rPr>
+                <w:sz w:val="18"/>
+                <w:szCs w:val="18"/>
+              </w:rPr>
+              <w:t xml:space="preserve">Cash distributions with ex-dates in the last 12 months, divided by the latest close. All distributions count, including year-end distributions of gains.</w:t>
+            </w:r>
+          </w:p>
+        </w:tc>
+      </w:tr>
+      <w:tr>
+        <w:trPr>
+          <w:cantSplit/>
+        </w:trPr>
+        <w:tc>
+          <w:tcPr>
+            <w:tcW w:type="dxa" w:w="2409"/>
+            <w:tcBorders>
+              <w:top w:val="single" w:color="BFC9D9" w:sz="4"/>
+              <w:left w:val="single" w:color="BFC9D9" w:sz="4"/>
+              <w:bottom w:val="single" w:color="BFC9D9" w:sz="4"/>
+              <w:right w:val="single" w:color="BFC9D9" w:sz="4"/>
+            </w:tcBorders>
+            <w:tcMar>
+              <w:top w:type="dxa" w:w="60"/>
+              <w:left w:type="dxa" w:w="100"/>
+              <w:bottom w:type="dxa" w:w="60"/>
+              <w:right w:type="dxa" w:w="100"/>
+            </w:tcMar>
+          </w:tcPr>
+          <w:p>
+            <w:pPr>
+              <w:spacing w:after="0"/>
+            </w:pPr>
+            <w:r>
+              <w:rPr>
+                <w:sz w:val="18"/>
+                <w:szCs w:val="18"/>
+              </w:rPr>
+              <w:t xml:space="preserve">Check against the ASX</w:t>
+            </w:r>
+          </w:p>
+        </w:tc>
+        <w:tc>
+          <w:tcPr>
+            <w:tcW w:type="dxa" w:w="7229"/>
+            <w:tcBorders>
+              <w:top w:val="single" w:color="BFC9D9" w:sz="4"/>
+              <w:left w:val="single" w:color="BFC9D9" w:sz="4"/>
+              <w:bottom w:val="single" w:color="BFC9D9" w:sz="4"/>
+              <w:right w:val="single" w:color="BFC9D9" w:sz="4"/>
+            </w:tcBorders>
+            <w:tcMar>
+              <w:top w:type="dxa" w:w="60"/>
+              <w:left w:type="dxa" w:w="100"/>
+              <w:bottom w:type="dxa" w:w="60"/>
+              <w:right w:type="dxa" w:w="100"/>
+            </w:tcMar>
+          </w:tcPr>
+          <w:p>
+            <w:pPr>
+              <w:spacing w:after="0"/>
+            </w:pPr>
+            <w:r>
+              <w:rPr>
+                <w:sz w:val="18"/>
+                <w:szCs w:val="18"/>
+              </w:rPr>
+              <w:t xml:space="preserve">Each month Sift's 1-year return at the report's month end is set beside the report's figure. A gap of more than 2 points is listed in the nightly log.</w:t>
+            </w:r>
+          </w:p>
+        </w:tc>
+      </w:tr>
+    </w:tbl>
     <w:p>
       <w:pPr>
         <w:pStyle w:val="Heading1"/>

--- a/docs/ASX_Value_Screener_Rules_and_Methodology.docx
+++ b/docs/ASX_Value_Screener_Rules_and_Methodology.docx
@@ -11099,7 +11099,7 @@
         <w:spacing w:after="120"/>
       </w:pPr>
       <w:r>
-        <w:t xml:space="preserve">Watchlists are named lists of companies to follow without owning them. Only companies Sift values can be added. Each entry can carry a note and up to two triggers.</w:t>
+        <w:t xml:space="preserve">Watchlists are named lists of companies and ETFs to follow without owning them. Only companies Sift values, and ETFs it follows, can be added. Each entry can carry a note and triggers.</w:t>
       </w:r>
     </w:p>
     <w:tbl>
@@ -11313,6 +11313,69 @@
                 <w:szCs w:val="18"/>
               </w:rPr>
               <w:t xml:space="preserve">The latest closing price is at or below Y. Y must be above zero.</w:t>
+            </w:r>
+          </w:p>
+        </w:tc>
+      </w:tr>
+      <w:tr>
+        <w:trPr>
+          <w:cantSplit/>
+        </w:trPr>
+        <w:tc>
+          <w:tcPr>
+            <w:tcW w:type="dxa" w:w="2891"/>
+            <w:tcBorders>
+              <w:top w:val="single" w:color="BFC9D9" w:sz="4"/>
+              <w:left w:val="single" w:color="BFC9D9" w:sz="4"/>
+              <w:bottom w:val="single" w:color="BFC9D9" w:sz="4"/>
+              <w:right w:val="single" w:color="BFC9D9" w:sz="4"/>
+            </w:tcBorders>
+            <w:tcMar>
+              <w:top w:type="dxa" w:w="60"/>
+              <w:left w:type="dxa" w:w="100"/>
+              <w:bottom w:type="dxa" w:w="60"/>
+              <w:right w:type="dxa" w:w="100"/>
+            </w:tcMar>
+          </w:tcPr>
+          <w:p>
+            <w:pPr>
+              <w:spacing w:after="0"/>
+            </w:pPr>
+            <w:r>
+              <w:rPr>
+                <w:sz w:val="18"/>
+                <w:szCs w:val="18"/>
+              </w:rPr>
+              <w:t xml:space="preserve">Yield above X% (ETFs only)</w:t>
+            </w:r>
+          </w:p>
+        </w:tc>
+        <w:tc>
+          <w:tcPr>
+            <w:tcW w:type="dxa" w:w="6747"/>
+            <w:tcBorders>
+              <w:top w:val="single" w:color="BFC9D9" w:sz="4"/>
+              <w:left w:val="single" w:color="BFC9D9" w:sz="4"/>
+              <w:bottom w:val="single" w:color="BFC9D9" w:sz="4"/>
+              <w:right w:val="single" w:color="BFC9D9" w:sz="4"/>
+            </w:tcBorders>
+            <w:tcMar>
+              <w:top w:type="dxa" w:w="60"/>
+              <w:left w:type="dxa" w:w="100"/>
+              <w:bottom w:type="dxa" w:w="60"/>
+              <w:right w:type="dxa" w:w="100"/>
+            </w:tcMar>
+          </w:tcPr>
+          <w:p>
+            <w:pPr>
+              <w:spacing w:after="0"/>
+            </w:pPr>
+            <w:r>
+              <w:rPr>
+                <w:sz w:val="18"/>
+                <w:szCs w:val="18"/>
+              </w:rPr>
+              <w:t xml:space="preserve">The ETF's 12-month distribution yield is strictly above X. Margin of safety triggers are for shares only.</w:t>
             </w:r>
           </w:p>
         </w:tc>
@@ -11998,12 +12061,160 @@
                 <w:sz w:val="18"/>
                 <w:szCs w:val="18"/>
               </w:rPr>
-              <w:t xml:space="preserve">Each month Sift's 1-year return at the report's month end is set beside the report's figure. A gap of more than 2 points is listed in the nightly log.</w:t>
+              <w:t xml:space="preserve">Each month Sift's 1-year return at the report's month end is set beside the report's figure. A gap of more than 2 points is listed in the nightly log and noted on the ETF's page.</w:t>
+            </w:r>
+          </w:p>
+        </w:tc>
+      </w:tr>
+      <w:tr>
+        <w:trPr>
+          <w:cantSplit/>
+        </w:trPr>
+        <w:tc>
+          <w:tcPr>
+            <w:tcW w:type="dxa" w:w="2409"/>
+            <w:tcBorders>
+              <w:top w:val="single" w:color="BFC9D9" w:sz="4"/>
+              <w:left w:val="single" w:color="BFC9D9" w:sz="4"/>
+              <w:bottom w:val="single" w:color="BFC9D9" w:sz="4"/>
+              <w:right w:val="single" w:color="BFC9D9" w:sz="4"/>
+            </w:tcBorders>
+            <w:shd w:fill="F2F5FA" w:color="auto" w:val="clear"/>
+            <w:tcMar>
+              <w:top w:type="dxa" w:w="60"/>
+              <w:left w:type="dxa" w:w="100"/>
+              <w:bottom w:type="dxa" w:w="60"/>
+              <w:right w:type="dxa" w:w="100"/>
+            </w:tcMar>
+          </w:tcPr>
+          <w:p>
+            <w:pPr>
+              <w:spacing w:after="0"/>
+            </w:pPr>
+            <w:r>
+              <w:rPr>
+                <w:sz w:val="18"/>
+                <w:szCs w:val="18"/>
+              </w:rPr>
+              <w:t xml:space="preserve">Category average</w:t>
+            </w:r>
+          </w:p>
+        </w:tc>
+        <w:tc>
+          <w:tcPr>
+            <w:tcW w:type="dxa" w:w="7229"/>
+            <w:tcBorders>
+              <w:top w:val="single" w:color="BFC9D9" w:sz="4"/>
+              <w:left w:val="single" w:color="BFC9D9" w:sz="4"/>
+              <w:bottom w:val="single" w:color="BFC9D9" w:sz="4"/>
+              <w:right w:val="single" w:color="BFC9D9" w:sz="4"/>
+            </w:tcBorders>
+            <w:shd w:fill="F2F5FA" w:color="auto" w:val="clear"/>
+            <w:tcMar>
+              <w:top w:type="dxa" w:w="60"/>
+              <w:left w:type="dxa" w:w="100"/>
+              <w:bottom w:type="dxa" w:w="60"/>
+              <w:right w:type="dxa" w:w="100"/>
+            </w:tcMar>
+          </w:tcPr>
+          <w:p>
+            <w:pPr>
+              <w:spacing w:after="0"/>
+            </w:pPr>
+            <w:r>
+              <w:rPr>
+                <w:sz w:val="18"/>
+                <w:szCs w:val="18"/>
+              </w:rPr>
+              <w:t xml:space="preserve">For each period, the plain average of the returns of the ETFs in the same ASX category that have a figure for it.</w:t>
+            </w:r>
+          </w:p>
+        </w:tc>
+      </w:tr>
+      <w:tr>
+        <w:trPr>
+          <w:cantSplit/>
+        </w:trPr>
+        <w:tc>
+          <w:tcPr>
+            <w:tcW w:type="dxa" w:w="2409"/>
+            <w:tcBorders>
+              <w:top w:val="single" w:color="BFC9D9" w:sz="4"/>
+              <w:left w:val="single" w:color="BFC9D9" w:sz="4"/>
+              <w:bottom w:val="single" w:color="BFC9D9" w:sz="4"/>
+              <w:right w:val="single" w:color="BFC9D9" w:sz="4"/>
+            </w:tcBorders>
+            <w:tcMar>
+              <w:top w:type="dxa" w:w="60"/>
+              <w:left w:type="dxa" w:w="100"/>
+              <w:bottom w:type="dxa" w:w="60"/>
+              <w:right w:type="dxa" w:w="100"/>
+            </w:tcMar>
+          </w:tcPr>
+          <w:p>
+            <w:pPr>
+              <w:spacing w:after="0"/>
+            </w:pPr>
+            <w:r>
+              <w:rPr>
+                <w:sz w:val="18"/>
+                <w:szCs w:val="18"/>
+              </w:rPr>
+              <w:t xml:space="preserve">Reference fund</w:t>
+            </w:r>
+          </w:p>
+        </w:tc>
+        <w:tc>
+          <w:tcPr>
+            <w:tcW w:type="dxa" w:w="7229"/>
+            <w:tcBorders>
+              <w:top w:val="single" w:color="BFC9D9" w:sz="4"/>
+              <w:left w:val="single" w:color="BFC9D9" w:sz="4"/>
+              <w:bottom w:val="single" w:color="BFC9D9" w:sz="4"/>
+              <w:right w:val="single" w:color="BFC9D9" w:sz="4"/>
+            </w:tcBorders>
+            <w:tcMar>
+              <w:top w:type="dxa" w:w="60"/>
+              <w:left w:type="dxa" w:w="100"/>
+              <w:bottom w:type="dxa" w:w="60"/>
+              <w:right w:type="dxa" w:w="100"/>
+            </w:tcMar>
+          </w:tcPr>
+          <w:p>
+            <w:pPr>
+              <w:spacing w:after="0"/>
+            </w:pPr>
+            <w:r>
+              <w:rPr>
+                <w:sz w:val="18"/>
+                <w:szCs w:val="18"/>
+              </w:rPr>
+              <w:t xml:space="preserve">The largest other ETF by fund size in the same category, unless another is chosen on the ETF's page. Growth of $10,000 starts both funds on the same date.</w:t>
             </w:r>
           </w:p>
         </w:tc>
       </w:tr>
     </w:tbl>
+    <w:p>
+      <w:pPr>
+        <w:pStyle w:val="ListParagraph"/>
+        <w:numPr>
+          <w:ilvl w:val="0"/>
+          <w:numId w:val="2"/>
+        </w:numPr>
+        <w:spacing w:after="60"/>
+      </w:pPr>
+      <w:r>
+        <w:rPr>
+          <w:b/>
+          <w:bCs/>
+        </w:rPr>
+        <w:t xml:space="preserve">Presented apart from shares.</w:t>
+      </w:r>
+      <w:r>
+        <w:t xml:space="preserve"> ETFs have their own screener and page per ETF, and their own section on the dashboard, in each portfolio (with its own subtotal) and in each watchlist. They never appear in the share screener, suggested actions, scores or the track record.</w:t>
+      </w:r>
+    </w:p>
     <w:p>
       <w:pPr>
         <w:pStyle w:val="Heading1"/>
@@ -14516,6 +14727,99 @@
                 <w:sz w:val="18"/>
                 <w:szCs w:val="18"/>
               </w:rPr>
+              <w:t xml:space="preserve">FUM</w:t>
+            </w:r>
+          </w:p>
+        </w:tc>
+        <w:tc>
+          <w:tcPr>
+            <w:tcW w:type="dxa" w:w="2891"/>
+            <w:tcBorders>
+              <w:top w:val="single" w:color="BFC9D9" w:sz="4"/>
+              <w:left w:val="single" w:color="BFC9D9" w:sz="4"/>
+              <w:bottom w:val="single" w:color="BFC9D9" w:sz="4"/>
+              <w:right w:val="single" w:color="BFC9D9" w:sz="4"/>
+            </w:tcBorders>
+            <w:tcMar>
+              <w:top w:type="dxa" w:w="60"/>
+              <w:left w:type="dxa" w:w="100"/>
+              <w:bottom w:type="dxa" w:w="60"/>
+              <w:right w:type="dxa" w:w="100"/>
+            </w:tcMar>
+          </w:tcPr>
+          <w:p>
+            <w:pPr>
+              <w:spacing w:after="0"/>
+            </w:pPr>
+            <w:r>
+              <w:rPr>
+                <w:sz w:val="18"/>
+                <w:szCs w:val="18"/>
+              </w:rPr>
+              <w:t xml:space="preserve">Funds under management</w:t>
+            </w:r>
+          </w:p>
+        </w:tc>
+        <w:tc>
+          <w:tcPr>
+            <w:tcW w:type="dxa" w:w="5591"/>
+            <w:tcBorders>
+              <w:top w:val="single" w:color="BFC9D9" w:sz="4"/>
+              <w:left w:val="single" w:color="BFC9D9" w:sz="4"/>
+              <w:bottom w:val="single" w:color="BFC9D9" w:sz="4"/>
+              <w:right w:val="single" w:color="BFC9D9" w:sz="4"/>
+            </w:tcBorders>
+            <w:tcMar>
+              <w:top w:type="dxa" w:w="60"/>
+              <w:left w:type="dxa" w:w="100"/>
+              <w:bottom w:type="dxa" w:w="60"/>
+              <w:right w:type="dxa" w:w="100"/>
+            </w:tcMar>
+          </w:tcPr>
+          <w:p>
+            <w:pPr>
+              <w:spacing w:after="0"/>
+            </w:pPr>
+            <w:r>
+              <w:rPr>
+                <w:sz w:val="18"/>
+                <w:szCs w:val="18"/>
+              </w:rPr>
+              <w:t xml:space="preserve">The total value of the fund's investments, from the ASX report. Larger funds tend to trade more easily and are less likely to close.</w:t>
+            </w:r>
+          </w:p>
+        </w:tc>
+      </w:tr>
+      <w:tr>
+        <w:trPr>
+          <w:cantSplit/>
+        </w:trPr>
+        <w:tc>
+          <w:tcPr>
+            <w:tcW w:type="dxa" w:w="1156"/>
+            <w:tcBorders>
+              <w:top w:val="single" w:color="BFC9D9" w:sz="4"/>
+              <w:left w:val="single" w:color="BFC9D9" w:sz="4"/>
+              <w:bottom w:val="single" w:color="BFC9D9" w:sz="4"/>
+              <w:right w:val="single" w:color="BFC9D9" w:sz="4"/>
+            </w:tcBorders>
+            <w:shd w:fill="F2F5FA" w:color="auto" w:val="clear"/>
+            <w:tcMar>
+              <w:top w:type="dxa" w:w="60"/>
+              <w:left w:type="dxa" w:w="100"/>
+              <w:bottom w:type="dxa" w:w="60"/>
+              <w:right w:type="dxa" w:w="100"/>
+            </w:tcMar>
+          </w:tcPr>
+          <w:p>
+            <w:pPr>
+              <w:spacing w:after="0"/>
+            </w:pPr>
+            <w:r>
+              <w:rPr>
+                <w:sz w:val="18"/>
+                <w:szCs w:val="18"/>
+              </w:rPr>
               <w:t xml:space="preserve">FY</w:t>
             </w:r>
           </w:p>
@@ -14529,6 +14833,7 @@
               <w:bottom w:val="single" w:color="BFC9D9" w:sz="4"/>
               <w:right w:val="single" w:color="BFC9D9" w:sz="4"/>
             </w:tcBorders>
+            <w:shd w:fill="F2F5FA" w:color="auto" w:val="clear"/>
             <w:tcMar>
               <w:top w:type="dxa" w:w="60"/>
               <w:left w:type="dxa" w:w="100"/>
@@ -14558,6 +14863,7 @@
               <w:bottom w:val="single" w:color="BFC9D9" w:sz="4"/>
               <w:right w:val="single" w:color="BFC9D9" w:sz="4"/>
             </w:tcBorders>
+            <w:shd w:fill="F2F5FA" w:color="auto" w:val="clear"/>
             <w:tcMar>
               <w:top w:type="dxa" w:w="60"/>
               <w:left w:type="dxa" w:w="100"/>
@@ -14592,7 +14898,6 @@
               <w:bottom w:val="single" w:color="BFC9D9" w:sz="4"/>
               <w:right w:val="single" w:color="BFC9D9" w:sz="4"/>
             </w:tcBorders>
-            <w:shd w:fill="F2F5FA" w:color="auto" w:val="clear"/>
             <w:tcMar>
               <w:top w:type="dxa" w:w="60"/>
               <w:left w:type="dxa" w:w="100"/>
@@ -14622,7 +14927,6 @@
               <w:bottom w:val="single" w:color="BFC9D9" w:sz="4"/>
               <w:right w:val="single" w:color="BFC9D9" w:sz="4"/>
             </w:tcBorders>
-            <w:shd w:fill="F2F5FA" w:color="auto" w:val="clear"/>
             <w:tcMar>
               <w:top w:type="dxa" w:w="60"/>
               <w:left w:type="dxa" w:w="100"/>
@@ -14652,7 +14956,6 @@
               <w:bottom w:val="single" w:color="BFC9D9" w:sz="4"/>
               <w:right w:val="single" w:color="BFC9D9" w:sz="4"/>
             </w:tcBorders>
-            <w:shd w:fill="F2F5FA" w:color="auto" w:val="clear"/>
             <w:tcMar>
               <w:top w:type="dxa" w:w="60"/>
               <w:left w:type="dxa" w:w="100"/>
@@ -14670,6 +14973,101 @@
                 <w:szCs w:val="18"/>
               </w:rPr>
               <w:t xml:space="preserve">An ASX-listed company whose business is investing in other shares.</w:t>
+            </w:r>
+          </w:p>
+        </w:tc>
+      </w:tr>
+      <w:tr>
+        <w:trPr>
+          <w:cantSplit/>
+        </w:trPr>
+        <w:tc>
+          <w:tcPr>
+            <w:tcW w:type="dxa" w:w="1156"/>
+            <w:tcBorders>
+              <w:top w:val="single" w:color="BFC9D9" w:sz="4"/>
+              <w:left w:val="single" w:color="BFC9D9" w:sz="4"/>
+              <w:bottom w:val="single" w:color="BFC9D9" w:sz="4"/>
+              <w:right w:val="single" w:color="BFC9D9" w:sz="4"/>
+            </w:tcBorders>
+            <w:shd w:fill="F2F5FA" w:color="auto" w:val="clear"/>
+            <w:tcMar>
+              <w:top w:type="dxa" w:w="60"/>
+              <w:left w:type="dxa" w:w="100"/>
+              <w:bottom w:type="dxa" w:w="60"/>
+              <w:right w:type="dxa" w:w="100"/>
+            </w:tcMar>
+          </w:tcPr>
+          <w:p>
+            <w:pPr>
+              <w:spacing w:after="0"/>
+            </w:pPr>
+            <w:r>
+              <w:rPr>
+                <w:sz w:val="18"/>
+                <w:szCs w:val="18"/>
+              </w:rPr>
+              <w:t xml:space="preserve">MER</w:t>
+            </w:r>
+          </w:p>
+        </w:tc>
+        <w:tc>
+          <w:tcPr>
+            <w:tcW w:type="dxa" w:w="2891"/>
+            <w:tcBorders>
+              <w:top w:val="single" w:color="BFC9D9" w:sz="4"/>
+              <w:left w:val="single" w:color="BFC9D9" w:sz="4"/>
+              <w:bottom w:val="single" w:color="BFC9D9" w:sz="4"/>
+              <w:right w:val="single" w:color="BFC9D9" w:sz="4"/>
+            </w:tcBorders>
+            <w:shd w:fill="F2F5FA" w:color="auto" w:val="clear"/>
+            <w:tcMar>
+              <w:top w:type="dxa" w:w="60"/>
+              <w:left w:type="dxa" w:w="100"/>
+              <w:bottom w:type="dxa" w:w="60"/>
+              <w:right w:type="dxa" w:w="100"/>
+            </w:tcMar>
+          </w:tcPr>
+          <w:p>
+            <w:pPr>
+              <w:spacing w:after="0"/>
+            </w:pPr>
+            <w:r>
+              <w:rPr>
+                <w:sz w:val="18"/>
+                <w:szCs w:val="18"/>
+              </w:rPr>
+              <w:t xml:space="preserve">Management expense ratio</w:t>
+            </w:r>
+          </w:p>
+        </w:tc>
+        <w:tc>
+          <w:tcPr>
+            <w:tcW w:type="dxa" w:w="5591"/>
+            <w:tcBorders>
+              <w:top w:val="single" w:color="BFC9D9" w:sz="4"/>
+              <w:left w:val="single" w:color="BFC9D9" w:sz="4"/>
+              <w:bottom w:val="single" w:color="BFC9D9" w:sz="4"/>
+              <w:right w:val="single" w:color="BFC9D9" w:sz="4"/>
+            </w:tcBorders>
+            <w:shd w:fill="F2F5FA" w:color="auto" w:val="clear"/>
+            <w:tcMar>
+              <w:top w:type="dxa" w:w="60"/>
+              <w:left w:type="dxa" w:w="100"/>
+              <w:bottom w:type="dxa" w:w="60"/>
+              <w:right w:type="dxa" w:w="100"/>
+            </w:tcMar>
+          </w:tcPr>
+          <w:p>
+            <w:pPr>
+              <w:spacing w:after="0"/>
+            </w:pPr>
+            <w:r>
+              <w:rPr>
+                <w:sz w:val="18"/>
+                <w:szCs w:val="18"/>
+              </w:rPr>
+              <w:t xml:space="preserve">The fund's yearly cost as a percent of what you have invested, taken out of the fund's assets, so it's already reflected in the unit price and returns.</w:t>
             </w:r>
           </w:p>
         </w:tc>
@@ -17403,6 +17801,134 @@
                 <w:szCs w:val="18"/>
               </w:rPr>
               <w:t xml:space="preserve">The value of all cash flows beyond the explicit forecast period, assuming steady growth thereafter.</w:t>
+            </w:r>
+          </w:p>
+        </w:tc>
+      </w:tr>
+      <w:tr>
+        <w:trPr>
+          <w:cantSplit/>
+        </w:trPr>
+        <w:tc>
+          <w:tcPr>
+            <w:tcW w:type="dxa" w:w="2505"/>
+            <w:tcBorders>
+              <w:top w:val="single" w:color="BFC9D9" w:sz="4"/>
+              <w:left w:val="single" w:color="BFC9D9" w:sz="4"/>
+              <w:bottom w:val="single" w:color="BFC9D9" w:sz="4"/>
+              <w:right w:val="single" w:color="BFC9D9" w:sz="4"/>
+            </w:tcBorders>
+            <w:tcMar>
+              <w:top w:type="dxa" w:w="60"/>
+              <w:left w:type="dxa" w:w="100"/>
+              <w:bottom w:type="dxa" w:w="60"/>
+              <w:right w:type="dxa" w:w="100"/>
+            </w:tcMar>
+          </w:tcPr>
+          <w:p>
+            <w:pPr>
+              <w:spacing w:after="0"/>
+            </w:pPr>
+            <w:r>
+              <w:rPr>
+                <w:sz w:val="18"/>
+                <w:szCs w:val="18"/>
+              </w:rPr>
+              <w:t xml:space="preserve">Total return</w:t>
+            </w:r>
+          </w:p>
+        </w:tc>
+        <w:tc>
+          <w:tcPr>
+            <w:tcW w:type="dxa" w:w="7133"/>
+            <w:tcBorders>
+              <w:top w:val="single" w:color="BFC9D9" w:sz="4"/>
+              <w:left w:val="single" w:color="BFC9D9" w:sz="4"/>
+              <w:bottom w:val="single" w:color="BFC9D9" w:sz="4"/>
+              <w:right w:val="single" w:color="BFC9D9" w:sz="4"/>
+            </w:tcBorders>
+            <w:tcMar>
+              <w:top w:type="dxa" w:w="60"/>
+              <w:left w:type="dxa" w:w="100"/>
+              <w:bottom w:type="dxa" w:w="60"/>
+              <w:right w:type="dxa" w:w="100"/>
+            </w:tcMar>
+          </w:tcPr>
+          <w:p>
+            <w:pPr>
+              <w:spacing w:after="0"/>
+            </w:pPr>
+            <w:r>
+              <w:rPr>
+                <w:sz w:val="18"/>
+                <w:szCs w:val="18"/>
+              </w:rPr>
+              <w:t xml:space="preserve">The gain over a period counting both the price change and every distribution, reinvested on its ex-date. Over a year, shown as a yearly rate.</w:t>
+            </w:r>
+          </w:p>
+        </w:tc>
+      </w:tr>
+      <w:tr>
+        <w:trPr>
+          <w:cantSplit/>
+        </w:trPr>
+        <w:tc>
+          <w:tcPr>
+            <w:tcW w:type="dxa" w:w="2505"/>
+            <w:tcBorders>
+              <w:top w:val="single" w:color="BFC9D9" w:sz="4"/>
+              <w:left w:val="single" w:color="BFC9D9" w:sz="4"/>
+              <w:bottom w:val="single" w:color="BFC9D9" w:sz="4"/>
+              <w:right w:val="single" w:color="BFC9D9" w:sz="4"/>
+            </w:tcBorders>
+            <w:shd w:fill="F2F5FA" w:color="auto" w:val="clear"/>
+            <w:tcMar>
+              <w:top w:type="dxa" w:w="60"/>
+              <w:left w:type="dxa" w:w="100"/>
+              <w:bottom w:type="dxa" w:w="60"/>
+              <w:right w:type="dxa" w:w="100"/>
+            </w:tcMar>
+          </w:tcPr>
+          <w:p>
+            <w:pPr>
+              <w:spacing w:after="0"/>
+            </w:pPr>
+            <w:r>
+              <w:rPr>
+                <w:sz w:val="18"/>
+                <w:szCs w:val="18"/>
+              </w:rPr>
+              <w:t xml:space="preserve">Trailing yield</w:t>
+            </w:r>
+          </w:p>
+        </w:tc>
+        <w:tc>
+          <w:tcPr>
+            <w:tcW w:type="dxa" w:w="7133"/>
+            <w:tcBorders>
+              <w:top w:val="single" w:color="BFC9D9" w:sz="4"/>
+              <w:left w:val="single" w:color="BFC9D9" w:sz="4"/>
+              <w:bottom w:val="single" w:color="BFC9D9" w:sz="4"/>
+              <w:right w:val="single" w:color="BFC9D9" w:sz="4"/>
+            </w:tcBorders>
+            <w:shd w:fill="F2F5FA" w:color="auto" w:val="clear"/>
+            <w:tcMar>
+              <w:top w:type="dxa" w:w="60"/>
+              <w:left w:type="dxa" w:w="100"/>
+              <w:bottom w:type="dxa" w:w="60"/>
+              <w:right w:type="dxa" w:w="100"/>
+            </w:tcMar>
+          </w:tcPr>
+          <w:p>
+            <w:pPr>
+              <w:spacing w:after="0"/>
+            </w:pPr>
+            <w:r>
+              <w:rPr>
+                <w:sz w:val="18"/>
+                <w:szCs w:val="18"/>
+              </w:rPr>
+              <w:t xml:space="preserve">Cash distributions per unit with ex-dates in the last 12 months, as a percent of the latest unit price. Franking credits aren't included.</w:t>
             </w:r>
           </w:p>
         </w:tc>

--- a/docs/ASX_Value_Screener_Rules_and_Methodology.docx
+++ b/docs/ASX_Value_Screener_Rules_and_Methodology.docx
@@ -11742,7 +11742,7 @@
                 <w:sz w:val="18"/>
                 <w:szCs w:val="18"/>
               </w:rPr>
-              <w:t xml:space="preserve">Matched by their headings (issuer, category, benchmark, fee, fund size, flows, spread, performance), not by position. Percent cells are read as percents; fractions written as plain numbers are converted. Every column is also kept as written.</w:t>
+              <w:t xml:space="preserve">Matched by their headings (issuer, fee, fund size, flows, spread, yield, performance), not by position. The category is the section heading above each fund (for example Equity - Australia). Fractions written as plain numbers (0.0737 for 7.37%) are converted. Benchmark index rows, LICs, A-REITs and infrastructure funds are left out. Every column is also kept as written.</w:t>
             </w:r>
           </w:p>
         </w:tc>
@@ -11776,6 +11776,70 @@
                 <w:sz w:val="18"/>
                 <w:szCs w:val="18"/>
               </w:rPr>
+              <w:t xml:space="preserve">ASX returns</w:t>
+            </w:r>
+          </w:p>
+        </w:tc>
+        <w:tc>
+          <w:tcPr>
+            <w:tcW w:type="dxa" w:w="7229"/>
+            <w:tcBorders>
+              <w:top w:val="single" w:color="BFC9D9" w:sz="4"/>
+              <w:left w:val="single" w:color="BFC9D9" w:sz="4"/>
+              <w:bottom w:val="single" w:color="BFC9D9" w:sz="4"/>
+              <w:right w:val="single" w:color="BFC9D9" w:sz="4"/>
+            </w:tcBorders>
+            <w:tcMar>
+              <w:top w:type="dxa" w:w="60"/>
+              <w:left w:type="dxa" w:w="100"/>
+              <w:bottom w:type="dxa" w:w="60"/>
+              <w:right w:type="dxa" w:w="100"/>
+            </w:tcMar>
+          </w:tcPr>
+          <w:p>
+            <w:pPr>
+              <w:spacing w:after="0"/>
+            </w:pPr>
+            <w:r>
+              <w:rPr>
+                <w:sz w:val="18"/>
+                <w:szCs w:val="18"/>
+              </w:rPr>
+              <w:t xml:space="preserve">The report's 1-month and 1, 3 and 5-year returns come from Bloomberg with dividends reinvested gross, including franking credits. Each ETF's page shows them beside Sift's own cash-only returns.</w:t>
+            </w:r>
+          </w:p>
+        </w:tc>
+      </w:tr>
+      <w:tr>
+        <w:trPr>
+          <w:cantSplit/>
+        </w:trPr>
+        <w:tc>
+          <w:tcPr>
+            <w:tcW w:type="dxa" w:w="2409"/>
+            <w:tcBorders>
+              <w:top w:val="single" w:color="BFC9D9" w:sz="4"/>
+              <w:left w:val="single" w:color="BFC9D9" w:sz="4"/>
+              <w:bottom w:val="single" w:color="BFC9D9" w:sz="4"/>
+              <w:right w:val="single" w:color="BFC9D9" w:sz="4"/>
+            </w:tcBorders>
+            <w:shd w:fill="F2F5FA" w:color="auto" w:val="clear"/>
+            <w:tcMar>
+              <w:top w:type="dxa" w:w="60"/>
+              <w:left w:type="dxa" w:w="100"/>
+              <w:bottom w:type="dxa" w:w="60"/>
+              <w:right w:type="dxa" w:w="100"/>
+            </w:tcMar>
+          </w:tcPr>
+          <w:p>
+            <w:pPr>
+              <w:spacing w:after="0"/>
+            </w:pPr>
+            <w:r>
+              <w:rPr>
+                <w:sz w:val="18"/>
+                <w:szCs w:val="18"/>
+              </w:rPr>
               <w:t xml:space="preserve">Prices and distributions</w:t>
             </w:r>
           </w:p>
@@ -11789,6 +11853,7 @@
               <w:bottom w:val="single" w:color="BFC9D9" w:sz="4"/>
               <w:right w:val="single" w:color="BFC9D9" w:sz="4"/>
             </w:tcBorders>
+            <w:shd w:fill="F2F5FA" w:color="auto" w:val="clear"/>
             <w:tcMar>
               <w:top w:type="dxa" w:w="60"/>
               <w:left w:type="dxa" w:w="100"/>
@@ -11823,7 +11888,6 @@
               <w:bottom w:val="single" w:color="BFC9D9" w:sz="4"/>
               <w:right w:val="single" w:color="BFC9D9" w:sz="4"/>
             </w:tcBorders>
-            <w:shd w:fill="F2F5FA" w:color="auto" w:val="clear"/>
             <w:tcMar>
               <w:top w:type="dxa" w:w="60"/>
               <w:left w:type="dxa" w:w="100"/>
@@ -11853,7 +11917,6 @@
               <w:bottom w:val="single" w:color="BFC9D9" w:sz="4"/>
               <w:right w:val="single" w:color="BFC9D9" w:sz="4"/>
             </w:tcBorders>
-            <w:shd w:fill="F2F5FA" w:color="auto" w:val="clear"/>
             <w:tcMar>
               <w:top w:type="dxa" w:w="60"/>
               <w:left w:type="dxa" w:w="100"/>
@@ -11888,6 +11951,7 @@
               <w:bottom w:val="single" w:color="BFC9D9" w:sz="4"/>
               <w:right w:val="single" w:color="BFC9D9" w:sz="4"/>
             </w:tcBorders>
+            <w:shd w:fill="F2F5FA" w:color="auto" w:val="clear"/>
             <w:tcMar>
               <w:top w:type="dxa" w:w="60"/>
               <w:left w:type="dxa" w:w="100"/>
@@ -11917,6 +11981,7 @@
               <w:bottom w:val="single" w:color="BFC9D9" w:sz="4"/>
               <w:right w:val="single" w:color="BFC9D9" w:sz="4"/>
             </w:tcBorders>
+            <w:shd w:fill="F2F5FA" w:color="auto" w:val="clear"/>
             <w:tcMar>
               <w:top w:type="dxa" w:w="60"/>
               <w:left w:type="dxa" w:w="100"/>
@@ -11951,7 +12016,6 @@
               <w:bottom w:val="single" w:color="BFC9D9" w:sz="4"/>
               <w:right w:val="single" w:color="BFC9D9" w:sz="4"/>
             </w:tcBorders>
-            <w:shd w:fill="F2F5FA" w:color="auto" w:val="clear"/>
             <w:tcMar>
               <w:top w:type="dxa" w:w="60"/>
               <w:left w:type="dxa" w:w="100"/>
@@ -11981,7 +12045,6 @@
               <w:bottom w:val="single" w:color="BFC9D9" w:sz="4"/>
               <w:right w:val="single" w:color="BFC9D9" w:sz="4"/>
             </w:tcBorders>
-            <w:shd w:fill="F2F5FA" w:color="auto" w:val="clear"/>
             <w:tcMar>
               <w:top w:type="dxa" w:w="60"/>
               <w:left w:type="dxa" w:w="100"/>
@@ -12016,6 +12079,7 @@
               <w:bottom w:val="single" w:color="BFC9D9" w:sz="4"/>
               <w:right w:val="single" w:color="BFC9D9" w:sz="4"/>
             </w:tcBorders>
+            <w:shd w:fill="F2F5FA" w:color="auto" w:val="clear"/>
             <w:tcMar>
               <w:top w:type="dxa" w:w="60"/>
               <w:left w:type="dxa" w:w="100"/>
@@ -12045,6 +12109,7 @@
               <w:bottom w:val="single" w:color="BFC9D9" w:sz="4"/>
               <w:right w:val="single" w:color="BFC9D9" w:sz="4"/>
             </w:tcBorders>
+            <w:shd w:fill="F2F5FA" w:color="auto" w:val="clear"/>
             <w:tcMar>
               <w:top w:type="dxa" w:w="60"/>
               <w:left w:type="dxa" w:w="100"/>
@@ -12079,7 +12144,6 @@
               <w:bottom w:val="single" w:color="BFC9D9" w:sz="4"/>
               <w:right w:val="single" w:color="BFC9D9" w:sz="4"/>
             </w:tcBorders>
-            <w:shd w:fill="F2F5FA" w:color="auto" w:val="clear"/>
             <w:tcMar>
               <w:top w:type="dxa" w:w="60"/>
               <w:left w:type="dxa" w:w="100"/>
@@ -12109,7 +12173,6 @@
               <w:bottom w:val="single" w:color="BFC9D9" w:sz="4"/>
               <w:right w:val="single" w:color="BFC9D9" w:sz="4"/>
             </w:tcBorders>
-            <w:shd w:fill="F2F5FA" w:color="auto" w:val="clear"/>
             <w:tcMar>
               <w:top w:type="dxa" w:w="60"/>
               <w:left w:type="dxa" w:w="100"/>
@@ -12144,6 +12207,7 @@
               <w:bottom w:val="single" w:color="BFC9D9" w:sz="4"/>
               <w:right w:val="single" w:color="BFC9D9" w:sz="4"/>
             </w:tcBorders>
+            <w:shd w:fill="F2F5FA" w:color="auto" w:val="clear"/>
             <w:tcMar>
               <w:top w:type="dxa" w:w="60"/>
               <w:left w:type="dxa" w:w="100"/>
@@ -12173,6 +12237,7 @@
               <w:bottom w:val="single" w:color="BFC9D9" w:sz="4"/>
               <w:right w:val="single" w:color="BFC9D9" w:sz="4"/>
             </w:tcBorders>
+            <w:shd w:fill="F2F5FA" w:color="auto" w:val="clear"/>
             <w:tcMar>
               <w:top w:type="dxa" w:w="60"/>
               <w:left w:type="dxa" w:w="100"/>

--- a/docs/ASX_Value_Screener_Rules_and_Methodology.docx
+++ b/docs/ASX_Value_Screener_Rules_and_Methodology.docx
@@ -12255,6 +12255,429 @@
                 <w:szCs w:val="18"/>
               </w:rPr>
               <w:t xml:space="preserve">The largest other ETF by fund size in the same category, unless another is chosen on the ETF's page. Growth of $10,000 starts both funds on the same date.</w:t>
+            </w:r>
+          </w:p>
+        </w:tc>
+      </w:tr>
+    </w:tbl>
+    <w:p>
+      <w:pPr>
+        <w:pStyle w:val="Heading2"/>
+      </w:pPr>
+      <w:r>
+        <w:t xml:space="preserve">11.8 Listed investment companies and trusts (LICs)</w:t>
+      </w:r>
+    </w:p>
+    <w:p>
+      <w:pPr>
+        <w:spacing w:after="120"/>
+      </w:pPr>
+      <w:r>
+        <w:t xml:space="preserve">LICs and LITs are listed funds with a fixed number of shares, so the share price can sit above or below the value of what they hold. Sift treats them as a third group, apart from shares and ETFs, judged on the share price against net tangible assets (NTA).</w:t>
+      </w:r>
+    </w:p>
+    <w:tbl>
+      <w:tblPr>
+        <w:tblW w:type="dxa" w:w="9638"/>
+        <w:tblBorders>
+          <w:top w:val="single" w:color="auto" w:sz="4"/>
+          <w:left w:val="single" w:color="auto" w:sz="4"/>
+          <w:bottom w:val="single" w:color="auto" w:sz="4"/>
+          <w:right w:val="single" w:color="auto" w:sz="4"/>
+          <w:insideH w:val="single" w:color="auto" w:sz="4"/>
+          <w:insideV w:val="single" w:color="auto" w:sz="4"/>
+        </w:tblBorders>
+      </w:tblPr>
+      <w:tblGrid>
+        <w:gridCol w:w="2409"/>
+        <w:gridCol w:w="7229"/>
+      </w:tblGrid>
+      <w:tr>
+        <w:trPr>
+          <w:tblHeader/>
+        </w:trPr>
+        <w:tc>
+          <w:tcPr>
+            <w:tcW w:type="dxa" w:w="2409"/>
+            <w:tcBorders>
+              <w:top w:val="single" w:color="BFC9D9" w:sz="4"/>
+              <w:left w:val="single" w:color="BFC9D9" w:sz="4"/>
+              <w:bottom w:val="single" w:color="BFC9D9" w:sz="4"/>
+              <w:right w:val="single" w:color="BFC9D9" w:sz="4"/>
+            </w:tcBorders>
+            <w:shd w:fill="D9E2F3" w:color="auto" w:val="clear"/>
+            <w:tcMar>
+              <w:top w:type="dxa" w:w="60"/>
+              <w:left w:type="dxa" w:w="100"/>
+              <w:bottom w:type="dxa" w:w="60"/>
+              <w:right w:type="dxa" w:w="100"/>
+            </w:tcMar>
+          </w:tcPr>
+          <w:p>
+            <w:pPr>
+              <w:spacing w:after="0"/>
+            </w:pPr>
+            <w:r>
+              <w:rPr>
+                <w:b/>
+                <w:bCs/>
+                <w:color w:val="1F3864"/>
+                <w:sz w:val="18"/>
+                <w:szCs w:val="18"/>
+              </w:rPr>
+              <w:t xml:space="preserve">Item</w:t>
+            </w:r>
+          </w:p>
+        </w:tc>
+        <w:tc>
+          <w:tcPr>
+            <w:tcW w:type="dxa" w:w="7229"/>
+            <w:tcBorders>
+              <w:top w:val="single" w:color="BFC9D9" w:sz="4"/>
+              <w:left w:val="single" w:color="BFC9D9" w:sz="4"/>
+              <w:bottom w:val="single" w:color="BFC9D9" w:sz="4"/>
+              <w:right w:val="single" w:color="BFC9D9" w:sz="4"/>
+            </w:tcBorders>
+            <w:shd w:fill="D9E2F3" w:color="auto" w:val="clear"/>
+            <w:tcMar>
+              <w:top w:type="dxa" w:w="60"/>
+              <w:left w:type="dxa" w:w="100"/>
+              <w:bottom w:type="dxa" w:w="60"/>
+              <w:right w:type="dxa" w:w="100"/>
+            </w:tcMar>
+          </w:tcPr>
+          <w:p>
+            <w:pPr>
+              <w:spacing w:after="0"/>
+            </w:pPr>
+            <w:r>
+              <w:rPr>
+                <w:b/>
+                <w:bCs/>
+                <w:color w:val="1F3864"/>
+                <w:sz w:val="18"/>
+                <w:szCs w:val="18"/>
+              </w:rPr>
+              <w:t xml:space="preserve">Rule</w:t>
+            </w:r>
+          </w:p>
+        </w:tc>
+      </w:tr>
+      <w:tr>
+        <w:trPr>
+          <w:cantSplit/>
+        </w:trPr>
+        <w:tc>
+          <w:tcPr>
+            <w:tcW w:type="dxa" w:w="2409"/>
+            <w:tcBorders>
+              <w:top w:val="single" w:color="BFC9D9" w:sz="4"/>
+              <w:left w:val="single" w:color="BFC9D9" w:sz="4"/>
+              <w:bottom w:val="single" w:color="BFC9D9" w:sz="4"/>
+              <w:right w:val="single" w:color="BFC9D9" w:sz="4"/>
+            </w:tcBorders>
+            <w:tcMar>
+              <w:top w:type="dxa" w:w="60"/>
+              <w:left w:type="dxa" w:w="100"/>
+              <w:bottom w:type="dxa" w:w="60"/>
+              <w:right w:type="dxa" w:w="100"/>
+            </w:tcMar>
+          </w:tcPr>
+          <w:p>
+            <w:pPr>
+              <w:spacing w:after="0"/>
+            </w:pPr>
+            <w:r>
+              <w:rPr>
+                <w:sz w:val="18"/>
+                <w:szCs w:val="18"/>
+              </w:rPr>
+              <w:t xml:space="preserve">Source</w:t>
+            </w:r>
+          </w:p>
+        </w:tc>
+        <w:tc>
+          <w:tcPr>
+            <w:tcW w:type="dxa" w:w="7229"/>
+            <w:tcBorders>
+              <w:top w:val="single" w:color="BFC9D9" w:sz="4"/>
+              <w:left w:val="single" w:color="BFC9D9" w:sz="4"/>
+              <w:bottom w:val="single" w:color="BFC9D9" w:sz="4"/>
+              <w:right w:val="single" w:color="BFC9D9" w:sz="4"/>
+            </w:tcBorders>
+            <w:tcMar>
+              <w:top w:type="dxa" w:w="60"/>
+              <w:left w:type="dxa" w:w="100"/>
+              <w:bottom w:type="dxa" w:w="60"/>
+              <w:right w:type="dxa" w:w="100"/>
+            </w:tcMar>
+          </w:tcPr>
+          <w:p>
+            <w:pPr>
+              <w:spacing w:after="0"/>
+            </w:pPr>
+            <w:r>
+              <w:rPr>
+                <w:sz w:val="18"/>
+                <w:szCs w:val="18"/>
+              </w:rPr>
+              <w:t xml:space="preserve">The LIC sheet of the ASX Investment Products report, monthly: type (LIC, LIT), category, fee, performance fee, market cap, pre-tax NTA and its date, the premium or discount at that date, yield and returns. Benchmark index rows are left out.</w:t>
+            </w:r>
+          </w:p>
+        </w:tc>
+      </w:tr>
+      <w:tr>
+        <w:trPr>
+          <w:cantSplit/>
+        </w:trPr>
+        <w:tc>
+          <w:tcPr>
+            <w:tcW w:type="dxa" w:w="2409"/>
+            <w:tcBorders>
+              <w:top w:val="single" w:color="BFC9D9" w:sz="4"/>
+              <w:left w:val="single" w:color="BFC9D9" w:sz="4"/>
+              <w:bottom w:val="single" w:color="BFC9D9" w:sz="4"/>
+              <w:right w:val="single" w:color="BFC9D9" w:sz="4"/>
+            </w:tcBorders>
+            <w:shd w:fill="F2F5FA" w:color="auto" w:val="clear"/>
+            <w:tcMar>
+              <w:top w:type="dxa" w:w="60"/>
+              <w:left w:type="dxa" w:w="100"/>
+              <w:bottom w:type="dxa" w:w="60"/>
+              <w:right w:type="dxa" w:w="100"/>
+            </w:tcMar>
+          </w:tcPr>
+          <w:p>
+            <w:pPr>
+              <w:spacing w:after="0"/>
+            </w:pPr>
+            <w:r>
+              <w:rPr>
+                <w:sz w:val="18"/>
+                <w:szCs w:val="18"/>
+              </w:rPr>
+              <w:t xml:space="preserve">Shares reclassified</w:t>
+            </w:r>
+          </w:p>
+        </w:tc>
+        <w:tc>
+          <w:tcPr>
+            <w:tcW w:type="dxa" w:w="7229"/>
+            <w:tcBorders>
+              <w:top w:val="single" w:color="BFC9D9" w:sz="4"/>
+              <w:left w:val="single" w:color="BFC9D9" w:sz="4"/>
+              <w:bottom w:val="single" w:color="BFC9D9" w:sz="4"/>
+              <w:right w:val="single" w:color="BFC9D9" w:sz="4"/>
+            </w:tcBorders>
+            <w:shd w:fill="F2F5FA" w:color="auto" w:val="clear"/>
+            <w:tcMar>
+              <w:top w:type="dxa" w:w="60"/>
+              <w:left w:type="dxa" w:w="100"/>
+              <w:bottom w:type="dxa" w:w="60"/>
+              <w:right w:type="dxa" w:w="100"/>
+            </w:tcMar>
+          </w:tcPr>
+          <w:p>
+            <w:pPr>
+              <w:spacing w:after="0"/>
+            </w:pPr>
+            <w:r>
+              <w:rPr>
+                <w:sz w:val="18"/>
+                <w:szCs w:val="18"/>
+              </w:rPr>
+              <w:t xml:space="preserve">A code already valued as a share that appears on the LIC sheet becomes an LIC: it leaves the share screener, suggested actions, scores and the track record.</w:t>
+            </w:r>
+          </w:p>
+        </w:tc>
+      </w:tr>
+      <w:tr>
+        <w:trPr>
+          <w:cantSplit/>
+        </w:trPr>
+        <w:tc>
+          <w:tcPr>
+            <w:tcW w:type="dxa" w:w="2409"/>
+            <w:tcBorders>
+              <w:top w:val="single" w:color="BFC9D9" w:sz="4"/>
+              <w:left w:val="single" w:color="BFC9D9" w:sz="4"/>
+              <w:bottom w:val="single" w:color="BFC9D9" w:sz="4"/>
+              <w:right w:val="single" w:color="BFC9D9" w:sz="4"/>
+            </w:tcBorders>
+            <w:tcMar>
+              <w:top w:type="dxa" w:w="60"/>
+              <w:left w:type="dxa" w:w="100"/>
+              <w:bottom w:type="dxa" w:w="60"/>
+              <w:right w:type="dxa" w:w="100"/>
+            </w:tcMar>
+          </w:tcPr>
+          <w:p>
+            <w:pPr>
+              <w:spacing w:after="0"/>
+            </w:pPr>
+            <w:r>
+              <w:rPr>
+                <w:sz w:val="18"/>
+                <w:szCs w:val="18"/>
+              </w:rPr>
+              <w:t xml:space="preserve">Premium or discount</w:t>
+            </w:r>
+          </w:p>
+        </w:tc>
+        <w:tc>
+          <w:tcPr>
+            <w:tcW w:type="dxa" w:w="7229"/>
+            <w:tcBorders>
+              <w:top w:val="single" w:color="BFC9D9" w:sz="4"/>
+              <w:left w:val="single" w:color="BFC9D9" w:sz="4"/>
+              <w:bottom w:val="single" w:color="BFC9D9" w:sz="4"/>
+              <w:right w:val="single" w:color="BFC9D9" w:sz="4"/>
+            </w:tcBorders>
+            <w:tcMar>
+              <w:top w:type="dxa" w:w="60"/>
+              <w:left w:type="dxa" w:w="100"/>
+              <w:bottom w:type="dxa" w:w="60"/>
+              <w:right w:type="dxa" w:w="100"/>
+            </w:tcMar>
+          </w:tcPr>
+          <w:p>
+            <w:pPr>
+              <w:spacing w:after="0"/>
+            </w:pPr>
+            <w:r>
+              <w:rPr>
+                <w:sz w:val="18"/>
+                <w:szCs w:val="18"/>
+              </w:rPr>
+              <w:t xml:space="preserve">Latest share price divided by the last reported NTA, less one. Until prices are stored, the report's own figure at the NTA date. Positive is a premium, negative a discount.</w:t>
+            </w:r>
+          </w:p>
+        </w:tc>
+      </w:tr>
+      <w:tr>
+        <w:trPr>
+          <w:cantSplit/>
+        </w:trPr>
+        <w:tc>
+          <w:tcPr>
+            <w:tcW w:type="dxa" w:w="2409"/>
+            <w:tcBorders>
+              <w:top w:val="single" w:color="BFC9D9" w:sz="4"/>
+              <w:left w:val="single" w:color="BFC9D9" w:sz="4"/>
+              <w:bottom w:val="single" w:color="BFC9D9" w:sz="4"/>
+              <w:right w:val="single" w:color="BFC9D9" w:sz="4"/>
+            </w:tcBorders>
+            <w:shd w:fill="F2F5FA" w:color="auto" w:val="clear"/>
+            <w:tcMar>
+              <w:top w:type="dxa" w:w="60"/>
+              <w:left w:type="dxa" w:w="100"/>
+              <w:bottom w:type="dxa" w:w="60"/>
+              <w:right w:type="dxa" w:w="100"/>
+            </w:tcMar>
+          </w:tcPr>
+          <w:p>
+            <w:pPr>
+              <w:spacing w:after="0"/>
+            </w:pPr>
+            <w:r>
+              <w:rPr>
+                <w:sz w:val="18"/>
+                <w:szCs w:val="18"/>
+              </w:rPr>
+              <w:t xml:space="preserve">Prices, dividends, returns</w:t>
+            </w:r>
+          </w:p>
+        </w:tc>
+        <w:tc>
+          <w:tcPr>
+            <w:tcW w:type="dxa" w:w="7229"/>
+            <w:tcBorders>
+              <w:top w:val="single" w:color="BFC9D9" w:sz="4"/>
+              <w:left w:val="single" w:color="BFC9D9" w:sz="4"/>
+              <w:bottom w:val="single" w:color="BFC9D9" w:sz="4"/>
+              <w:right w:val="single" w:color="BFC9D9" w:sz="4"/>
+            </w:tcBorders>
+            <w:shd w:fill="F2F5FA" w:color="auto" w:val="clear"/>
+            <w:tcMar>
+              <w:top w:type="dxa" w:w="60"/>
+              <w:left w:type="dxa" w:w="100"/>
+              <w:bottom w:type="dxa" w:w="60"/>
+              <w:right w:type="dxa" w:w="100"/>
+            </w:tcMar>
+          </w:tcPr>
+          <w:p>
+            <w:pPr>
+              <w:spacing w:after="0"/>
+            </w:pPr>
+            <w:r>
+              <w:rPr>
+                <w:sz w:val="18"/>
+                <w:szCs w:val="18"/>
+              </w:rPr>
+              <w:t xml:space="preserve">As for ETFs (section 11.7), fetched by the same nightly step; dividends are cash, before franking.</w:t>
+            </w:r>
+          </w:p>
+        </w:tc>
+      </w:tr>
+      <w:tr>
+        <w:trPr>
+          <w:cantSplit/>
+        </w:trPr>
+        <w:tc>
+          <w:tcPr>
+            <w:tcW w:type="dxa" w:w="2409"/>
+            <w:tcBorders>
+              <w:top w:val="single" w:color="BFC9D9" w:sz="4"/>
+              <w:left w:val="single" w:color="BFC9D9" w:sz="4"/>
+              <w:bottom w:val="single" w:color="BFC9D9" w:sz="4"/>
+              <w:right w:val="single" w:color="BFC9D9" w:sz="4"/>
+            </w:tcBorders>
+            <w:tcMar>
+              <w:top w:type="dxa" w:w="60"/>
+              <w:left w:type="dxa" w:w="100"/>
+              <w:bottom w:type="dxa" w:w="60"/>
+              <w:right w:type="dxa" w:w="100"/>
+            </w:tcMar>
+          </w:tcPr>
+          <w:p>
+            <w:pPr>
+              <w:spacing w:after="0"/>
+            </w:pPr>
+            <w:r>
+              <w:rPr>
+                <w:sz w:val="18"/>
+                <w:szCs w:val="18"/>
+              </w:rPr>
+              <w:t xml:space="preserve">Watchlist triggers</w:t>
+            </w:r>
+          </w:p>
+        </w:tc>
+        <w:tc>
+          <w:tcPr>
+            <w:tcW w:type="dxa" w:w="7229"/>
+            <w:tcBorders>
+              <w:top w:val="single" w:color="BFC9D9" w:sz="4"/>
+              <w:left w:val="single" w:color="BFC9D9" w:sz="4"/>
+              <w:bottom w:val="single" w:color="BFC9D9" w:sz="4"/>
+              <w:right w:val="single" w:color="BFC9D9" w:sz="4"/>
+            </w:tcBorders>
+            <w:tcMar>
+              <w:top w:type="dxa" w:w="60"/>
+              <w:left w:type="dxa" w:w="100"/>
+              <w:bottom w:type="dxa" w:w="60"/>
+              <w:right w:type="dxa" w:w="100"/>
+            </w:tcMar>
+          </w:tcPr>
+          <w:p>
+            <w:pPr>
+              <w:spacing w:after="0"/>
+            </w:pPr>
+            <w:r>
+              <w:rPr>
+                <w:sz w:val="18"/>
+                <w:szCs w:val="18"/>
+              </w:rPr>
+              <w:t xml:space="preserve">Price at or below $Y; 12-month yield above X%; discount to NTA of at least X% (met while the premium is at or below minus X).</w:t>
             </w:r>
           </w:p>
         </w:tc>
@@ -15259,6 +15682,100 @@
                 <w:sz w:val="18"/>
                 <w:szCs w:val="18"/>
               </w:rPr>
+              <w:t xml:space="preserve">NTA</w:t>
+            </w:r>
+          </w:p>
+        </w:tc>
+        <w:tc>
+          <w:tcPr>
+            <w:tcW w:type="dxa" w:w="2891"/>
+            <w:tcBorders>
+              <w:top w:val="single" w:color="BFC9D9" w:sz="4"/>
+              <w:left w:val="single" w:color="BFC9D9" w:sz="4"/>
+              <w:bottom w:val="single" w:color="BFC9D9" w:sz="4"/>
+              <w:right w:val="single" w:color="BFC9D9" w:sz="4"/>
+            </w:tcBorders>
+            <w:shd w:fill="F2F5FA" w:color="auto" w:val="clear"/>
+            <w:tcMar>
+              <w:top w:type="dxa" w:w="60"/>
+              <w:left w:type="dxa" w:w="100"/>
+              <w:bottom w:type="dxa" w:w="60"/>
+              <w:right w:type="dxa" w:w="100"/>
+            </w:tcMar>
+          </w:tcPr>
+          <w:p>
+            <w:pPr>
+              <w:spacing w:after="0"/>
+            </w:pPr>
+            <w:r>
+              <w:rPr>
+                <w:sz w:val="18"/>
+                <w:szCs w:val="18"/>
+              </w:rPr>
+              <w:t xml:space="preserve">Net tangible assets</w:t>
+            </w:r>
+          </w:p>
+        </w:tc>
+        <w:tc>
+          <w:tcPr>
+            <w:tcW w:type="dxa" w:w="5591"/>
+            <w:tcBorders>
+              <w:top w:val="single" w:color="BFC9D9" w:sz="4"/>
+              <w:left w:val="single" w:color="BFC9D9" w:sz="4"/>
+              <w:bottom w:val="single" w:color="BFC9D9" w:sz="4"/>
+              <w:right w:val="single" w:color="BFC9D9" w:sz="4"/>
+            </w:tcBorders>
+            <w:shd w:fill="F2F5FA" w:color="auto" w:val="clear"/>
+            <w:tcMar>
+              <w:top w:type="dxa" w:w="60"/>
+              <w:left w:type="dxa" w:w="100"/>
+              <w:bottom w:type="dxa" w:w="60"/>
+              <w:right w:type="dxa" w:w="100"/>
+            </w:tcMar>
+          </w:tcPr>
+          <w:p>
+            <w:pPr>
+              <w:spacing w:after="0"/>
+            </w:pPr>
+            <w:r>
+              <w:rPr>
+                <w:sz w:val="18"/>
+                <w:szCs w:val="18"/>
+              </w:rPr>
+              <w:t xml:space="preserve">What an LIC's investments are worth per share, less its liabilities, as the company reports it each month. Pre-tax NTA is before tax on gains not yet realised.</w:t>
+            </w:r>
+          </w:p>
+        </w:tc>
+      </w:tr>
+      <w:tr>
+        <w:trPr>
+          <w:cantSplit/>
+        </w:trPr>
+        <w:tc>
+          <w:tcPr>
+            <w:tcW w:type="dxa" w:w="1156"/>
+            <w:tcBorders>
+              <w:top w:val="single" w:color="BFC9D9" w:sz="4"/>
+              <w:left w:val="single" w:color="BFC9D9" w:sz="4"/>
+              <w:bottom w:val="single" w:color="BFC9D9" w:sz="4"/>
+              <w:right w:val="single" w:color="BFC9D9" w:sz="4"/>
+            </w:tcBorders>
+            <w:tcMar>
+              <w:top w:type="dxa" w:w="60"/>
+              <w:left w:type="dxa" w:w="100"/>
+              <w:bottom w:type="dxa" w:w="60"/>
+              <w:right w:type="dxa" w:w="100"/>
+            </w:tcMar>
+          </w:tcPr>
+          <w:p>
+            <w:pPr>
+              <w:spacing w:after="0"/>
+            </w:pPr>
+            <w:r>
+              <w:rPr>
+                <w:sz w:val="18"/>
+                <w:szCs w:val="18"/>
+              </w:rPr>
               <w:t xml:space="preserve">NYSE</w:t>
             </w:r>
           </w:p>
@@ -15272,7 +15789,6 @@
               <w:bottom w:val="single" w:color="BFC9D9" w:sz="4"/>
               <w:right w:val="single" w:color="BFC9D9" w:sz="4"/>
             </w:tcBorders>
-            <w:shd w:fill="F2F5FA" w:color="auto" w:val="clear"/>
             <w:tcMar>
               <w:top w:type="dxa" w:w="60"/>
               <w:left w:type="dxa" w:w="100"/>
@@ -15302,7 +15818,6 @@
               <w:bottom w:val="single" w:color="BFC9D9" w:sz="4"/>
               <w:right w:val="single" w:color="BFC9D9" w:sz="4"/>
             </w:tcBorders>
-            <w:shd w:fill="F2F5FA" w:color="auto" w:val="clear"/>
             <w:tcMar>
               <w:top w:type="dxa" w:w="60"/>
               <w:left w:type="dxa" w:w="100"/>
@@ -15337,6 +15852,7 @@
               <w:bottom w:val="single" w:color="BFC9D9" w:sz="4"/>
               <w:right w:val="single" w:color="BFC9D9" w:sz="4"/>
             </w:tcBorders>
+            <w:shd w:fill="F2F5FA" w:color="auto" w:val="clear"/>
             <w:tcMar>
               <w:top w:type="dxa" w:w="60"/>
               <w:left w:type="dxa" w:w="100"/>
@@ -15366,6 +15882,7 @@
               <w:bottom w:val="single" w:color="BFC9D9" w:sz="4"/>
               <w:right w:val="single" w:color="BFC9D9" w:sz="4"/>
             </w:tcBorders>
+            <w:shd w:fill="F2F5FA" w:color="auto" w:val="clear"/>
             <w:tcMar>
               <w:top w:type="dxa" w:w="60"/>
               <w:left w:type="dxa" w:w="100"/>
@@ -15395,6 +15912,7 @@
               <w:bottom w:val="single" w:color="BFC9D9" w:sz="4"/>
               <w:right w:val="single" w:color="BFC9D9" w:sz="4"/>
             </w:tcBorders>
+            <w:shd w:fill="F2F5FA" w:color="auto" w:val="clear"/>
             <w:tcMar>
               <w:top w:type="dxa" w:w="60"/>
               <w:left w:type="dxa" w:w="100"/>
@@ -15429,7 +15947,6 @@
               <w:bottom w:val="single" w:color="BFC9D9" w:sz="4"/>
               <w:right w:val="single" w:color="BFC9D9" w:sz="4"/>
             </w:tcBorders>
-            <w:shd w:fill="F2F5FA" w:color="auto" w:val="clear"/>
             <w:tcMar>
               <w:top w:type="dxa" w:w="60"/>
               <w:left w:type="dxa" w:w="100"/>
@@ -15459,7 +15976,6 @@
               <w:bottom w:val="single" w:color="BFC9D9" w:sz="4"/>
               <w:right w:val="single" w:color="BFC9D9" w:sz="4"/>
             </w:tcBorders>
-            <w:shd w:fill="F2F5FA" w:color="auto" w:val="clear"/>
             <w:tcMar>
               <w:top w:type="dxa" w:w="60"/>
               <w:left w:type="dxa" w:w="100"/>
@@ -15489,7 +16005,6 @@
               <w:bottom w:val="single" w:color="BFC9D9" w:sz="4"/>
               <w:right w:val="single" w:color="BFC9D9" w:sz="4"/>
             </w:tcBorders>
-            <w:shd w:fill="F2F5FA" w:color="auto" w:val="clear"/>
             <w:tcMar>
               <w:top w:type="dxa" w:w="60"/>
               <w:left w:type="dxa" w:w="100"/>
@@ -15524,6 +16039,7 @@
               <w:bottom w:val="single" w:color="BFC9D9" w:sz="4"/>
               <w:right w:val="single" w:color="BFC9D9" w:sz="4"/>
             </w:tcBorders>
+            <w:shd w:fill="F2F5FA" w:color="auto" w:val="clear"/>
             <w:tcMar>
               <w:top w:type="dxa" w:w="60"/>
               <w:left w:type="dxa" w:w="100"/>
@@ -15553,6 +16069,7 @@
               <w:bottom w:val="single" w:color="BFC9D9" w:sz="4"/>
               <w:right w:val="single" w:color="BFC9D9" w:sz="4"/>
             </w:tcBorders>
+            <w:shd w:fill="F2F5FA" w:color="auto" w:val="clear"/>
             <w:tcMar>
               <w:top w:type="dxa" w:w="60"/>
               <w:left w:type="dxa" w:w="100"/>
@@ -15582,6 +16099,7 @@
               <w:bottom w:val="single" w:color="BFC9D9" w:sz="4"/>
               <w:right w:val="single" w:color="BFC9D9" w:sz="4"/>
             </w:tcBorders>
+            <w:shd w:fill="F2F5FA" w:color="auto" w:val="clear"/>
             <w:tcMar>
               <w:top w:type="dxa" w:w="60"/>
               <w:left w:type="dxa" w:w="100"/>
@@ -15616,7 +16134,6 @@
               <w:bottom w:val="single" w:color="BFC9D9" w:sz="4"/>
               <w:right w:val="single" w:color="BFC9D9" w:sz="4"/>
             </w:tcBorders>
-            <w:shd w:fill="F2F5FA" w:color="auto" w:val="clear"/>
             <w:tcMar>
               <w:top w:type="dxa" w:w="60"/>
               <w:left w:type="dxa" w:w="100"/>
@@ -15646,7 +16163,6 @@
               <w:bottom w:val="single" w:color="BFC9D9" w:sz="4"/>
               <w:right w:val="single" w:color="BFC9D9" w:sz="4"/>
             </w:tcBorders>
-            <w:shd w:fill="F2F5FA" w:color="auto" w:val="clear"/>
             <w:tcMar>
               <w:top w:type="dxa" w:w="60"/>
               <w:left w:type="dxa" w:w="100"/>
@@ -15676,7 +16192,6 @@
               <w:bottom w:val="single" w:color="BFC9D9" w:sz="4"/>
               <w:right w:val="single" w:color="BFC9D9" w:sz="4"/>
             </w:tcBorders>
-            <w:shd w:fill="F2F5FA" w:color="auto" w:val="clear"/>
             <w:tcMar>
               <w:top w:type="dxa" w:w="60"/>
               <w:left w:type="dxa" w:w="100"/>
@@ -15711,6 +16226,7 @@
               <w:bottom w:val="single" w:color="BFC9D9" w:sz="4"/>
               <w:right w:val="single" w:color="BFC9D9" w:sz="4"/>
             </w:tcBorders>
+            <w:shd w:fill="F2F5FA" w:color="auto" w:val="clear"/>
             <w:tcMar>
               <w:top w:type="dxa" w:w="60"/>
               <w:left w:type="dxa" w:w="100"/>
@@ -15740,6 +16256,7 @@
               <w:bottom w:val="single" w:color="BFC9D9" w:sz="4"/>
               <w:right w:val="single" w:color="BFC9D9" w:sz="4"/>
             </w:tcBorders>
+            <w:shd w:fill="F2F5FA" w:color="auto" w:val="clear"/>
             <w:tcMar>
               <w:top w:type="dxa" w:w="60"/>
               <w:left w:type="dxa" w:w="100"/>
@@ -15769,6 +16286,7 @@
               <w:bottom w:val="single" w:color="BFC9D9" w:sz="4"/>
               <w:right w:val="single" w:color="BFC9D9" w:sz="4"/>
             </w:tcBorders>
+            <w:shd w:fill="F2F5FA" w:color="auto" w:val="clear"/>
             <w:tcMar>
               <w:top w:type="dxa" w:w="60"/>
               <w:left w:type="dxa" w:w="100"/>
@@ -15803,7 +16321,6 @@
               <w:bottom w:val="single" w:color="BFC9D9" w:sz="4"/>
               <w:right w:val="single" w:color="BFC9D9" w:sz="4"/>
             </w:tcBorders>
-            <w:shd w:fill="F2F5FA" w:color="auto" w:val="clear"/>
             <w:tcMar>
               <w:top w:type="dxa" w:w="60"/>
               <w:left w:type="dxa" w:w="100"/>
@@ -15833,7 +16350,6 @@
               <w:bottom w:val="single" w:color="BFC9D9" w:sz="4"/>
               <w:right w:val="single" w:color="BFC9D9" w:sz="4"/>
             </w:tcBorders>
-            <w:shd w:fill="F2F5FA" w:color="auto" w:val="clear"/>
             <w:tcMar>
               <w:top w:type="dxa" w:w="60"/>
               <w:left w:type="dxa" w:w="100"/>
@@ -15863,7 +16379,6 @@
               <w:bottom w:val="single" w:color="BFC9D9" w:sz="4"/>
               <w:right w:val="single" w:color="BFC9D9" w:sz="4"/>
             </w:tcBorders>
-            <w:shd w:fill="F2F5FA" w:color="auto" w:val="clear"/>
             <w:tcMar>
               <w:top w:type="dxa" w:w="60"/>
               <w:left w:type="dxa" w:w="100"/>
@@ -15898,6 +16413,7 @@
               <w:bottom w:val="single" w:color="BFC9D9" w:sz="4"/>
               <w:right w:val="single" w:color="BFC9D9" w:sz="4"/>
             </w:tcBorders>
+            <w:shd w:fill="F2F5FA" w:color="auto" w:val="clear"/>
             <w:tcMar>
               <w:top w:type="dxa" w:w="60"/>
               <w:left w:type="dxa" w:w="100"/>
@@ -15927,6 +16443,7 @@
               <w:bottom w:val="single" w:color="BFC9D9" w:sz="4"/>
               <w:right w:val="single" w:color="BFC9D9" w:sz="4"/>
             </w:tcBorders>
+            <w:shd w:fill="F2F5FA" w:color="auto" w:val="clear"/>
             <w:tcMar>
               <w:top w:type="dxa" w:w="60"/>
               <w:left w:type="dxa" w:w="100"/>
@@ -15956,6 +16473,7 @@
               <w:bottom w:val="single" w:color="BFC9D9" w:sz="4"/>
               <w:right w:val="single" w:color="BFC9D9" w:sz="4"/>
             </w:tcBorders>
+            <w:shd w:fill="F2F5FA" w:color="auto" w:val="clear"/>
             <w:tcMar>
               <w:top w:type="dxa" w:w="60"/>
               <w:left w:type="dxa" w:w="100"/>
@@ -16747,6 +17265,70 @@
                 <w:sz w:val="18"/>
                 <w:szCs w:val="18"/>
               </w:rPr>
+              <w:t xml:space="preserve">Discount to NTA</w:t>
+            </w:r>
+          </w:p>
+        </w:tc>
+        <w:tc>
+          <w:tcPr>
+            <w:tcW w:type="dxa" w:w="7133"/>
+            <w:tcBorders>
+              <w:top w:val="single" w:color="BFC9D9" w:sz="4"/>
+              <w:left w:val="single" w:color="BFC9D9" w:sz="4"/>
+              <w:bottom w:val="single" w:color="BFC9D9" w:sz="4"/>
+              <w:right w:val="single" w:color="BFC9D9" w:sz="4"/>
+            </w:tcBorders>
+            <w:tcMar>
+              <w:top w:type="dxa" w:w="60"/>
+              <w:left w:type="dxa" w:w="100"/>
+              <w:bottom w:type="dxa" w:w="60"/>
+              <w:right w:type="dxa" w:w="100"/>
+            </w:tcMar>
+          </w:tcPr>
+          <w:p>
+            <w:pPr>
+              <w:spacing w:after="0"/>
+            </w:pPr>
+            <w:r>
+              <w:rPr>
+                <w:sz w:val="18"/>
+                <w:szCs w:val="18"/>
+              </w:rPr>
+              <w:t xml:space="preserve">How far an LIC's share price sits above (premium) or below (discount) its net tangible assets per share. A discount means buying its investments for less than they're worth.</w:t>
+            </w:r>
+          </w:p>
+        </w:tc>
+      </w:tr>
+      <w:tr>
+        <w:trPr>
+          <w:cantSplit/>
+        </w:trPr>
+        <w:tc>
+          <w:tcPr>
+            <w:tcW w:type="dxa" w:w="2505"/>
+            <w:tcBorders>
+              <w:top w:val="single" w:color="BFC9D9" w:sz="4"/>
+              <w:left w:val="single" w:color="BFC9D9" w:sz="4"/>
+              <w:bottom w:val="single" w:color="BFC9D9" w:sz="4"/>
+              <w:right w:val="single" w:color="BFC9D9" w:sz="4"/>
+            </w:tcBorders>
+            <w:shd w:fill="F2F5FA" w:color="auto" w:val="clear"/>
+            <w:tcMar>
+              <w:top w:type="dxa" w:w="60"/>
+              <w:left w:type="dxa" w:w="100"/>
+              <w:bottom w:type="dxa" w:w="60"/>
+              <w:right w:type="dxa" w:w="100"/>
+            </w:tcMar>
+          </w:tcPr>
+          <w:p>
+            <w:pPr>
+              <w:spacing w:after="0"/>
+            </w:pPr>
+            <w:r>
+              <w:rPr>
+                <w:sz w:val="18"/>
+                <w:szCs w:val="18"/>
+              </w:rPr>
               <w:t xml:space="preserve">Ex-dividend date</w:t>
             </w:r>
           </w:p>
@@ -16760,6 +17342,7 @@
               <w:bottom w:val="single" w:color="BFC9D9" w:sz="4"/>
               <w:right w:val="single" w:color="BFC9D9" w:sz="4"/>
             </w:tcBorders>
+            <w:shd w:fill="F2F5FA" w:color="auto" w:val="clear"/>
             <w:tcMar>
               <w:top w:type="dxa" w:w="60"/>
               <w:left w:type="dxa" w:w="100"/>
@@ -16794,7 +17377,6 @@
               <w:bottom w:val="single" w:color="BFC9D9" w:sz="4"/>
               <w:right w:val="single" w:color="BFC9D9" w:sz="4"/>
             </w:tcBorders>
-            <w:shd w:fill="F2F5FA" w:color="auto" w:val="clear"/>
             <w:tcMar>
               <w:top w:type="dxa" w:w="60"/>
               <w:left w:type="dxa" w:w="100"/>
@@ -16824,7 +17406,6 @@
               <w:bottom w:val="single" w:color="BFC9D9" w:sz="4"/>
               <w:right w:val="single" w:color="BFC9D9" w:sz="4"/>
             </w:tcBorders>
-            <w:shd w:fill="F2F5FA" w:color="auto" w:val="clear"/>
             <w:tcMar>
               <w:top w:type="dxa" w:w="60"/>
               <w:left w:type="dxa" w:w="100"/>
@@ -16859,6 +17440,7 @@
               <w:bottom w:val="single" w:color="BFC9D9" w:sz="4"/>
               <w:right w:val="single" w:color="BFC9D9" w:sz="4"/>
             </w:tcBorders>
+            <w:shd w:fill="F2F5FA" w:color="auto" w:val="clear"/>
             <w:tcMar>
               <w:top w:type="dxa" w:w="60"/>
               <w:left w:type="dxa" w:w="100"/>
@@ -16888,6 +17470,7 @@
               <w:bottom w:val="single" w:color="BFC9D9" w:sz="4"/>
               <w:right w:val="single" w:color="BFC9D9" w:sz="4"/>
             </w:tcBorders>
+            <w:shd w:fill="F2F5FA" w:color="auto" w:val="clear"/>
             <w:tcMar>
               <w:top w:type="dxa" w:w="60"/>
               <w:left w:type="dxa" w:w="100"/>
@@ -16922,7 +17505,6 @@
               <w:bottom w:val="single" w:color="BFC9D9" w:sz="4"/>
               <w:right w:val="single" w:color="BFC9D9" w:sz="4"/>
             </w:tcBorders>
-            <w:shd w:fill="F2F5FA" w:color="auto" w:val="clear"/>
             <w:tcMar>
               <w:top w:type="dxa" w:w="60"/>
               <w:left w:type="dxa" w:w="100"/>
@@ -16952,7 +17534,6 @@
               <w:bottom w:val="single" w:color="BFC9D9" w:sz="4"/>
               <w:right w:val="single" w:color="BFC9D9" w:sz="4"/>
             </w:tcBorders>
-            <w:shd w:fill="F2F5FA" w:color="auto" w:val="clear"/>
             <w:tcMar>
               <w:top w:type="dxa" w:w="60"/>
               <w:left w:type="dxa" w:w="100"/>
@@ -16987,6 +17568,7 @@
               <w:bottom w:val="single" w:color="BFC9D9" w:sz="4"/>
               <w:right w:val="single" w:color="BFC9D9" w:sz="4"/>
             </w:tcBorders>
+            <w:shd w:fill="F2F5FA" w:color="auto" w:val="clear"/>
             <w:tcMar>
               <w:top w:type="dxa" w:w="60"/>
               <w:left w:type="dxa" w:w="100"/>
@@ -17016,6 +17598,7 @@
               <w:bottom w:val="single" w:color="BFC9D9" w:sz="4"/>
               <w:right w:val="single" w:color="BFC9D9" w:sz="4"/>
             </w:tcBorders>
+            <w:shd w:fill="F2F5FA" w:color="auto" w:val="clear"/>
             <w:tcMar>
               <w:top w:type="dxa" w:w="60"/>
               <w:left w:type="dxa" w:w="100"/>
@@ -17050,7 +17633,6 @@
               <w:bottom w:val="single" w:color="BFC9D9" w:sz="4"/>
               <w:right w:val="single" w:color="BFC9D9" w:sz="4"/>
             </w:tcBorders>
-            <w:shd w:fill="F2F5FA" w:color="auto" w:val="clear"/>
             <w:tcMar>
               <w:top w:type="dxa" w:w="60"/>
               <w:left w:type="dxa" w:w="100"/>
@@ -17080,7 +17662,6 @@
               <w:bottom w:val="single" w:color="BFC9D9" w:sz="4"/>
               <w:right w:val="single" w:color="BFC9D9" w:sz="4"/>
             </w:tcBorders>
-            <w:shd w:fill="F2F5FA" w:color="auto" w:val="clear"/>
             <w:tcMar>
               <w:top w:type="dxa" w:w="60"/>
               <w:left w:type="dxa" w:w="100"/>
@@ -17115,6 +17696,7 @@
               <w:bottom w:val="single" w:color="BFC9D9" w:sz="4"/>
               <w:right w:val="single" w:color="BFC9D9" w:sz="4"/>
             </w:tcBorders>
+            <w:shd w:fill="F2F5FA" w:color="auto" w:val="clear"/>
             <w:tcMar>
               <w:top w:type="dxa" w:w="60"/>
               <w:left w:type="dxa" w:w="100"/>
@@ -17144,6 +17726,7 @@
               <w:bottom w:val="single" w:color="BFC9D9" w:sz="4"/>
               <w:right w:val="single" w:color="BFC9D9" w:sz="4"/>
             </w:tcBorders>
+            <w:shd w:fill="F2F5FA" w:color="auto" w:val="clear"/>
             <w:tcMar>
               <w:top w:type="dxa" w:w="60"/>
               <w:left w:type="dxa" w:w="100"/>
@@ -17178,7 +17761,6 @@
               <w:bottom w:val="single" w:color="BFC9D9" w:sz="4"/>
               <w:right w:val="single" w:color="BFC9D9" w:sz="4"/>
             </w:tcBorders>
-            <w:shd w:fill="F2F5FA" w:color="auto" w:val="clear"/>
             <w:tcMar>
               <w:top w:type="dxa" w:w="60"/>
               <w:left w:type="dxa" w:w="100"/>
@@ -17208,7 +17790,6 @@
               <w:bottom w:val="single" w:color="BFC9D9" w:sz="4"/>
               <w:right w:val="single" w:color="BFC9D9" w:sz="4"/>
             </w:tcBorders>
-            <w:shd w:fill="F2F5FA" w:color="auto" w:val="clear"/>
             <w:tcMar>
               <w:top w:type="dxa" w:w="60"/>
               <w:left w:type="dxa" w:w="100"/>
@@ -17243,6 +17824,7 @@
               <w:bottom w:val="single" w:color="BFC9D9" w:sz="4"/>
               <w:right w:val="single" w:color="BFC9D9" w:sz="4"/>
             </w:tcBorders>
+            <w:shd w:fill="F2F5FA" w:color="auto" w:val="clear"/>
             <w:tcMar>
               <w:top w:type="dxa" w:w="60"/>
               <w:left w:type="dxa" w:w="100"/>
@@ -17272,6 +17854,7 @@
               <w:bottom w:val="single" w:color="BFC9D9" w:sz="4"/>
               <w:right w:val="single" w:color="BFC9D9" w:sz="4"/>
             </w:tcBorders>
+            <w:shd w:fill="F2F5FA" w:color="auto" w:val="clear"/>
             <w:tcMar>
               <w:top w:type="dxa" w:w="60"/>
               <w:left w:type="dxa" w:w="100"/>
@@ -17306,7 +17889,6 @@
               <w:bottom w:val="single" w:color="BFC9D9" w:sz="4"/>
               <w:right w:val="single" w:color="BFC9D9" w:sz="4"/>
             </w:tcBorders>
-            <w:shd w:fill="F2F5FA" w:color="auto" w:val="clear"/>
             <w:tcMar>
               <w:top w:type="dxa" w:w="60"/>
               <w:left w:type="dxa" w:w="100"/>
@@ -17336,7 +17918,6 @@
               <w:bottom w:val="single" w:color="BFC9D9" w:sz="4"/>
               <w:right w:val="single" w:color="BFC9D9" w:sz="4"/>
             </w:tcBorders>
-            <w:shd w:fill="F2F5FA" w:color="auto" w:val="clear"/>
             <w:tcMar>
               <w:top w:type="dxa" w:w="60"/>
               <w:left w:type="dxa" w:w="100"/>
@@ -17371,6 +17952,7 @@
               <w:bottom w:val="single" w:color="BFC9D9" w:sz="4"/>
               <w:right w:val="single" w:color="BFC9D9" w:sz="4"/>
             </w:tcBorders>
+            <w:shd w:fill="F2F5FA" w:color="auto" w:val="clear"/>
             <w:tcMar>
               <w:top w:type="dxa" w:w="60"/>
               <w:left w:type="dxa" w:w="100"/>
@@ -17400,6 +17982,7 @@
               <w:bottom w:val="single" w:color="BFC9D9" w:sz="4"/>
               <w:right w:val="single" w:color="BFC9D9" w:sz="4"/>
             </w:tcBorders>
+            <w:shd w:fill="F2F5FA" w:color="auto" w:val="clear"/>
             <w:tcMar>
               <w:top w:type="dxa" w:w="60"/>
               <w:left w:type="dxa" w:w="100"/>
@@ -17434,7 +18017,6 @@
               <w:bottom w:val="single" w:color="BFC9D9" w:sz="4"/>
               <w:right w:val="single" w:color="BFC9D9" w:sz="4"/>
             </w:tcBorders>
-            <w:shd w:fill="F2F5FA" w:color="auto" w:val="clear"/>
             <w:tcMar>
               <w:top w:type="dxa" w:w="60"/>
               <w:left w:type="dxa" w:w="100"/>
@@ -17464,7 +18046,6 @@
               <w:bottom w:val="single" w:color="BFC9D9" w:sz="4"/>
               <w:right w:val="single" w:color="BFC9D9" w:sz="4"/>
             </w:tcBorders>
-            <w:shd w:fill="F2F5FA" w:color="auto" w:val="clear"/>
             <w:tcMar>
               <w:top w:type="dxa" w:w="60"/>
               <w:left w:type="dxa" w:w="100"/>
@@ -17499,6 +18080,7 @@
               <w:bottom w:val="single" w:color="BFC9D9" w:sz="4"/>
               <w:right w:val="single" w:color="BFC9D9" w:sz="4"/>
             </w:tcBorders>
+            <w:shd w:fill="F2F5FA" w:color="auto" w:val="clear"/>
             <w:tcMar>
               <w:top w:type="dxa" w:w="60"/>
               <w:left w:type="dxa" w:w="100"/>
@@ -17528,6 +18110,7 @@
               <w:bottom w:val="single" w:color="BFC9D9" w:sz="4"/>
               <w:right w:val="single" w:color="BFC9D9" w:sz="4"/>
             </w:tcBorders>
+            <w:shd w:fill="F2F5FA" w:color="auto" w:val="clear"/>
             <w:tcMar>
               <w:top w:type="dxa" w:w="60"/>
               <w:left w:type="dxa" w:w="100"/>
@@ -17562,7 +18145,6 @@
               <w:bottom w:val="single" w:color="BFC9D9" w:sz="4"/>
               <w:right w:val="single" w:color="BFC9D9" w:sz="4"/>
             </w:tcBorders>
-            <w:shd w:fill="F2F5FA" w:color="auto" w:val="clear"/>
             <w:tcMar>
               <w:top w:type="dxa" w:w="60"/>
               <w:left w:type="dxa" w:w="100"/>
@@ -17592,7 +18174,6 @@
               <w:bottom w:val="single" w:color="BFC9D9" w:sz="4"/>
               <w:right w:val="single" w:color="BFC9D9" w:sz="4"/>
             </w:tcBorders>
-            <w:shd w:fill="F2F5FA" w:color="auto" w:val="clear"/>
             <w:tcMar>
               <w:top w:type="dxa" w:w="60"/>
               <w:left w:type="dxa" w:w="100"/>
@@ -17627,6 +18208,7 @@
               <w:bottom w:val="single" w:color="BFC9D9" w:sz="4"/>
               <w:right w:val="single" w:color="BFC9D9" w:sz="4"/>
             </w:tcBorders>
+            <w:shd w:fill="F2F5FA" w:color="auto" w:val="clear"/>
             <w:tcMar>
               <w:top w:type="dxa" w:w="60"/>
               <w:left w:type="dxa" w:w="100"/>
@@ -17656,6 +18238,7 @@
               <w:bottom w:val="single" w:color="BFC9D9" w:sz="4"/>
               <w:right w:val="single" w:color="BFC9D9" w:sz="4"/>
             </w:tcBorders>
+            <w:shd w:fill="F2F5FA" w:color="auto" w:val="clear"/>
             <w:tcMar>
               <w:top w:type="dxa" w:w="60"/>
               <w:left w:type="dxa" w:w="100"/>
@@ -17690,7 +18273,6 @@
               <w:bottom w:val="single" w:color="BFC9D9" w:sz="4"/>
               <w:right w:val="single" w:color="BFC9D9" w:sz="4"/>
             </w:tcBorders>
-            <w:shd w:fill="F2F5FA" w:color="auto" w:val="clear"/>
             <w:tcMar>
               <w:top w:type="dxa" w:w="60"/>
               <w:left w:type="dxa" w:w="100"/>
@@ -17720,7 +18302,6 @@
               <w:bottom w:val="single" w:color="BFC9D9" w:sz="4"/>
               <w:right w:val="single" w:color="BFC9D9" w:sz="4"/>
             </w:tcBorders>
-            <w:shd w:fill="F2F5FA" w:color="auto" w:val="clear"/>
             <w:tcMar>
               <w:top w:type="dxa" w:w="60"/>
               <w:left w:type="dxa" w:w="100"/>
@@ -17755,6 +18336,7 @@
               <w:bottom w:val="single" w:color="BFC9D9" w:sz="4"/>
               <w:right w:val="single" w:color="BFC9D9" w:sz="4"/>
             </w:tcBorders>
+            <w:shd w:fill="F2F5FA" w:color="auto" w:val="clear"/>
             <w:tcMar>
               <w:top w:type="dxa" w:w="60"/>
               <w:left w:type="dxa" w:w="100"/>
@@ -17784,6 +18366,7 @@
               <w:bottom w:val="single" w:color="BFC9D9" w:sz="4"/>
               <w:right w:val="single" w:color="BFC9D9" w:sz="4"/>
             </w:tcBorders>
+            <w:shd w:fill="F2F5FA" w:color="auto" w:val="clear"/>
             <w:tcMar>
               <w:top w:type="dxa" w:w="60"/>
               <w:left w:type="dxa" w:w="100"/>
@@ -17818,7 +18401,6 @@
               <w:bottom w:val="single" w:color="BFC9D9" w:sz="4"/>
               <w:right w:val="single" w:color="BFC9D9" w:sz="4"/>
             </w:tcBorders>
-            <w:shd w:fill="F2F5FA" w:color="auto" w:val="clear"/>
             <w:tcMar>
               <w:top w:type="dxa" w:w="60"/>
               <w:left w:type="dxa" w:w="100"/>
@@ -17848,7 +18430,6 @@
               <w:bottom w:val="single" w:color="BFC9D9" w:sz="4"/>
               <w:right w:val="single" w:color="BFC9D9" w:sz="4"/>
             </w:tcBorders>
-            <w:shd w:fill="F2F5FA" w:color="auto" w:val="clear"/>
             <w:tcMar>
               <w:top w:type="dxa" w:w="60"/>
               <w:left w:type="dxa" w:w="100"/>
@@ -17883,6 +18464,7 @@
               <w:bottom w:val="single" w:color="BFC9D9" w:sz="4"/>
               <w:right w:val="single" w:color="BFC9D9" w:sz="4"/>
             </w:tcBorders>
+            <w:shd w:fill="F2F5FA" w:color="auto" w:val="clear"/>
             <w:tcMar>
               <w:top w:type="dxa" w:w="60"/>
               <w:left w:type="dxa" w:w="100"/>
@@ -17912,6 +18494,7 @@
               <w:bottom w:val="single" w:color="BFC9D9" w:sz="4"/>
               <w:right w:val="single" w:color="BFC9D9" w:sz="4"/>
             </w:tcBorders>
+            <w:shd w:fill="F2F5FA" w:color="auto" w:val="clear"/>
             <w:tcMar>
               <w:top w:type="dxa" w:w="60"/>
               <w:left w:type="dxa" w:w="100"/>
@@ -17946,7 +18529,6 @@
               <w:bottom w:val="single" w:color="BFC9D9" w:sz="4"/>
               <w:right w:val="single" w:color="BFC9D9" w:sz="4"/>
             </w:tcBorders>
-            <w:shd w:fill="F2F5FA" w:color="auto" w:val="clear"/>
             <w:tcMar>
               <w:top w:type="dxa" w:w="60"/>
               <w:left w:type="dxa" w:w="100"/>
@@ -17976,7 +18558,6 @@
               <w:bottom w:val="single" w:color="BFC9D9" w:sz="4"/>
               <w:right w:val="single" w:color="BFC9D9" w:sz="4"/>
             </w:tcBorders>
-            <w:shd w:fill="F2F5FA" w:color="auto" w:val="clear"/>
             <w:tcMar>
               <w:top w:type="dxa" w:w="60"/>
               <w:left w:type="dxa" w:w="100"/>
@@ -18011,6 +18592,7 @@
               <w:bottom w:val="single" w:color="BFC9D9" w:sz="4"/>
               <w:right w:val="single" w:color="BFC9D9" w:sz="4"/>
             </w:tcBorders>
+            <w:shd w:fill="F2F5FA" w:color="auto" w:val="clear"/>
             <w:tcMar>
               <w:top w:type="dxa" w:w="60"/>
               <w:left w:type="dxa" w:w="100"/>
@@ -18040,6 +18622,7 @@
               <w:bottom w:val="single" w:color="BFC9D9" w:sz="4"/>
               <w:right w:val="single" w:color="BFC9D9" w:sz="4"/>
             </w:tcBorders>
+            <w:shd w:fill="F2F5FA" w:color="auto" w:val="clear"/>
             <w:tcMar>
               <w:top w:type="dxa" w:w="60"/>
               <w:left w:type="dxa" w:w="100"/>

--- a/docs/ASX_Value_Screener_Rules_and_Methodology.docx
+++ b/docs/ASX_Value_Screener_Rules_and_Methodology.docx
@@ -16881,6 +16881,70 @@
                 <w:sz w:val="18"/>
                 <w:szCs w:val="18"/>
               </w:rPr>
+              <w:t xml:space="preserve">Analyst ratings</w:t>
+            </w:r>
+          </w:p>
+        </w:tc>
+        <w:tc>
+          <w:tcPr>
+            <w:tcW w:type="dxa" w:w="7133"/>
+            <w:tcBorders>
+              <w:top w:val="single" w:color="BFC9D9" w:sz="4"/>
+              <w:left w:val="single" w:color="BFC9D9" w:sz="4"/>
+              <w:bottom w:val="single" w:color="BFC9D9" w:sz="4"/>
+              <w:right w:val="single" w:color="BFC9D9" w:sz="4"/>
+            </w:tcBorders>
+            <w:tcMar>
+              <w:top w:type="dxa" w:w="60"/>
+              <w:left w:type="dxa" w:w="100"/>
+              <w:bottom w:type="dxa" w:w="60"/>
+              <w:right w:type="dxa" w:w="100"/>
+            </w:tcMar>
+          </w:tcPr>
+          <w:p>
+            <w:pPr>
+              <w:spacing w:after="0"/>
+            </w:pPr>
+            <w:r>
+              <w:rPr>
+                <w:sz w:val="18"/>
+                <w:szCs w:val="18"/>
+              </w:rPr>
+              <w:t xml:space="preserve">How many broker analysts rate a share strong buy, buy, hold, sell or strong sell, month by month, as collected by Yahoo Finance.</w:t>
+            </w:r>
+          </w:p>
+        </w:tc>
+      </w:tr>
+      <w:tr>
+        <w:trPr>
+          <w:cantSplit/>
+        </w:trPr>
+        <w:tc>
+          <w:tcPr>
+            <w:tcW w:type="dxa" w:w="2505"/>
+            <w:tcBorders>
+              <w:top w:val="single" w:color="BFC9D9" w:sz="4"/>
+              <w:left w:val="single" w:color="BFC9D9" w:sz="4"/>
+              <w:bottom w:val="single" w:color="BFC9D9" w:sz="4"/>
+              <w:right w:val="single" w:color="BFC9D9" w:sz="4"/>
+            </w:tcBorders>
+            <w:shd w:fill="F2F5FA" w:color="auto" w:val="clear"/>
+            <w:tcMar>
+              <w:top w:type="dxa" w:w="60"/>
+              <w:left w:type="dxa" w:w="100"/>
+              <w:bottom w:type="dxa" w:w="60"/>
+              <w:right w:type="dxa" w:w="100"/>
+            </w:tcMar>
+          </w:tcPr>
+          <w:p>
+            <w:pPr>
+              <w:spacing w:after="0"/>
+            </w:pPr>
+            <w:r>
+              <w:rPr>
+                <w:sz w:val="18"/>
+                <w:szCs w:val="18"/>
+              </w:rPr>
               <w:t xml:space="preserve">Book value</w:t>
             </w:r>
           </w:p>
@@ -16894,6 +16958,7 @@
               <w:bottom w:val="single" w:color="BFC9D9" w:sz="4"/>
               <w:right w:val="single" w:color="BFC9D9" w:sz="4"/>
             </w:tcBorders>
+            <w:shd w:fill="F2F5FA" w:color="auto" w:val="clear"/>
             <w:tcMar>
               <w:top w:type="dxa" w:w="60"/>
               <w:left w:type="dxa" w:w="100"/>
@@ -16928,7 +16993,6 @@
               <w:bottom w:val="single" w:color="BFC9D9" w:sz="4"/>
               <w:right w:val="single" w:color="BFC9D9" w:sz="4"/>
             </w:tcBorders>
-            <w:shd w:fill="F2F5FA" w:color="auto" w:val="clear"/>
             <w:tcMar>
               <w:top w:type="dxa" w:w="60"/>
               <w:left w:type="dxa" w:w="100"/>
@@ -16958,7 +17022,6 @@
               <w:bottom w:val="single" w:color="BFC9D9" w:sz="4"/>
               <w:right w:val="single" w:color="BFC9D9" w:sz="4"/>
             </w:tcBorders>
-            <w:shd w:fill="F2F5FA" w:color="auto" w:val="clear"/>
             <w:tcMar>
               <w:top w:type="dxa" w:w="60"/>
               <w:left w:type="dxa" w:w="100"/>
@@ -16993,6 +17056,7 @@
               <w:bottom w:val="single" w:color="BFC9D9" w:sz="4"/>
               <w:right w:val="single" w:color="BFC9D9" w:sz="4"/>
             </w:tcBorders>
+            <w:shd w:fill="F2F5FA" w:color="auto" w:val="clear"/>
             <w:tcMar>
               <w:top w:type="dxa" w:w="60"/>
               <w:left w:type="dxa" w:w="100"/>
@@ -17022,6 +17086,7 @@
               <w:bottom w:val="single" w:color="BFC9D9" w:sz="4"/>
               <w:right w:val="single" w:color="BFC9D9" w:sz="4"/>
             </w:tcBorders>
+            <w:shd w:fill="F2F5FA" w:color="auto" w:val="clear"/>
             <w:tcMar>
               <w:top w:type="dxa" w:w="60"/>
               <w:left w:type="dxa" w:w="100"/>
@@ -17056,7 +17121,6 @@
               <w:bottom w:val="single" w:color="BFC9D9" w:sz="4"/>
               <w:right w:val="single" w:color="BFC9D9" w:sz="4"/>
             </w:tcBorders>
-            <w:shd w:fill="F2F5FA" w:color="auto" w:val="clear"/>
             <w:tcMar>
               <w:top w:type="dxa" w:w="60"/>
               <w:left w:type="dxa" w:w="100"/>
@@ -17086,7 +17150,6 @@
               <w:bottom w:val="single" w:color="BFC9D9" w:sz="4"/>
               <w:right w:val="single" w:color="BFC9D9" w:sz="4"/>
             </w:tcBorders>
-            <w:shd w:fill="F2F5FA" w:color="auto" w:val="clear"/>
             <w:tcMar>
               <w:top w:type="dxa" w:w="60"/>
               <w:left w:type="dxa" w:w="100"/>
@@ -17121,6 +17184,7 @@
               <w:bottom w:val="single" w:color="BFC9D9" w:sz="4"/>
               <w:right w:val="single" w:color="BFC9D9" w:sz="4"/>
             </w:tcBorders>
+            <w:shd w:fill="F2F5FA" w:color="auto" w:val="clear"/>
             <w:tcMar>
               <w:top w:type="dxa" w:w="60"/>
               <w:left w:type="dxa" w:w="100"/>
@@ -17150,6 +17214,7 @@
               <w:bottom w:val="single" w:color="BFC9D9" w:sz="4"/>
               <w:right w:val="single" w:color="BFC9D9" w:sz="4"/>
             </w:tcBorders>
+            <w:shd w:fill="F2F5FA" w:color="auto" w:val="clear"/>
             <w:tcMar>
               <w:top w:type="dxa" w:w="60"/>
               <w:left w:type="dxa" w:w="100"/>
@@ -17184,7 +17249,6 @@
               <w:bottom w:val="single" w:color="BFC9D9" w:sz="4"/>
               <w:right w:val="single" w:color="BFC9D9" w:sz="4"/>
             </w:tcBorders>
-            <w:shd w:fill="F2F5FA" w:color="auto" w:val="clear"/>
             <w:tcMar>
               <w:top w:type="dxa" w:w="60"/>
               <w:left w:type="dxa" w:w="100"/>
@@ -17214,7 +17278,6 @@
               <w:bottom w:val="single" w:color="BFC9D9" w:sz="4"/>
               <w:right w:val="single" w:color="BFC9D9" w:sz="4"/>
             </w:tcBorders>
-            <w:shd w:fill="F2F5FA" w:color="auto" w:val="clear"/>
             <w:tcMar>
               <w:top w:type="dxa" w:w="60"/>
               <w:left w:type="dxa" w:w="100"/>
@@ -17249,6 +17312,7 @@
               <w:bottom w:val="single" w:color="BFC9D9" w:sz="4"/>
               <w:right w:val="single" w:color="BFC9D9" w:sz="4"/>
             </w:tcBorders>
+            <w:shd w:fill="F2F5FA" w:color="auto" w:val="clear"/>
             <w:tcMar>
               <w:top w:type="dxa" w:w="60"/>
               <w:left w:type="dxa" w:w="100"/>
@@ -17278,6 +17342,7 @@
               <w:bottom w:val="single" w:color="BFC9D9" w:sz="4"/>
               <w:right w:val="single" w:color="BFC9D9" w:sz="4"/>
             </w:tcBorders>
+            <w:shd w:fill="F2F5FA" w:color="auto" w:val="clear"/>
             <w:tcMar>
               <w:top w:type="dxa" w:w="60"/>
               <w:left w:type="dxa" w:w="100"/>
@@ -17312,7 +17377,6 @@
               <w:bottom w:val="single" w:color="BFC9D9" w:sz="4"/>
               <w:right w:val="single" w:color="BFC9D9" w:sz="4"/>
             </w:tcBorders>
-            <w:shd w:fill="F2F5FA" w:color="auto" w:val="clear"/>
             <w:tcMar>
               <w:top w:type="dxa" w:w="60"/>
               <w:left w:type="dxa" w:w="100"/>
@@ -17342,7 +17406,6 @@
               <w:bottom w:val="single" w:color="BFC9D9" w:sz="4"/>
               <w:right w:val="single" w:color="BFC9D9" w:sz="4"/>
             </w:tcBorders>
-            <w:shd w:fill="F2F5FA" w:color="auto" w:val="clear"/>
             <w:tcMar>
               <w:top w:type="dxa" w:w="60"/>
               <w:left w:type="dxa" w:w="100"/>
@@ -17377,6 +17440,7 @@
               <w:bottom w:val="single" w:color="BFC9D9" w:sz="4"/>
               <w:right w:val="single" w:color="BFC9D9" w:sz="4"/>
             </w:tcBorders>
+            <w:shd w:fill="F2F5FA" w:color="auto" w:val="clear"/>
             <w:tcMar>
               <w:top w:type="dxa" w:w="60"/>
               <w:left w:type="dxa" w:w="100"/>
@@ -17406,6 +17470,7 @@
               <w:bottom w:val="single" w:color="BFC9D9" w:sz="4"/>
               <w:right w:val="single" w:color="BFC9D9" w:sz="4"/>
             </w:tcBorders>
+            <w:shd w:fill="F2F5FA" w:color="auto" w:val="clear"/>
             <w:tcMar>
               <w:top w:type="dxa" w:w="60"/>
               <w:left w:type="dxa" w:w="100"/>
@@ -17440,7 +17505,6 @@
               <w:bottom w:val="single" w:color="BFC9D9" w:sz="4"/>
               <w:right w:val="single" w:color="BFC9D9" w:sz="4"/>
             </w:tcBorders>
-            <w:shd w:fill="F2F5FA" w:color="auto" w:val="clear"/>
             <w:tcMar>
               <w:top w:type="dxa" w:w="60"/>
               <w:left w:type="dxa" w:w="100"/>
@@ -17470,7 +17534,6 @@
               <w:bottom w:val="single" w:color="BFC9D9" w:sz="4"/>
               <w:right w:val="single" w:color="BFC9D9" w:sz="4"/>
             </w:tcBorders>
-            <w:shd w:fill="F2F5FA" w:color="auto" w:val="clear"/>
             <w:tcMar>
               <w:top w:type="dxa" w:w="60"/>
               <w:left w:type="dxa" w:w="100"/>
@@ -17505,6 +17568,7 @@
               <w:bottom w:val="single" w:color="BFC9D9" w:sz="4"/>
               <w:right w:val="single" w:color="BFC9D9" w:sz="4"/>
             </w:tcBorders>
+            <w:shd w:fill="F2F5FA" w:color="auto" w:val="clear"/>
             <w:tcMar>
               <w:top w:type="dxa" w:w="60"/>
               <w:left w:type="dxa" w:w="100"/>
@@ -17534,6 +17598,7 @@
               <w:bottom w:val="single" w:color="BFC9D9" w:sz="4"/>
               <w:right w:val="single" w:color="BFC9D9" w:sz="4"/>
             </w:tcBorders>
+            <w:shd w:fill="F2F5FA" w:color="auto" w:val="clear"/>
             <w:tcMar>
               <w:top w:type="dxa" w:w="60"/>
               <w:left w:type="dxa" w:w="100"/>
@@ -17568,7 +17633,6 @@
               <w:bottom w:val="single" w:color="BFC9D9" w:sz="4"/>
               <w:right w:val="single" w:color="BFC9D9" w:sz="4"/>
             </w:tcBorders>
-            <w:shd w:fill="F2F5FA" w:color="auto" w:val="clear"/>
             <w:tcMar>
               <w:top w:type="dxa" w:w="60"/>
               <w:left w:type="dxa" w:w="100"/>
@@ -17598,7 +17662,6 @@
               <w:bottom w:val="single" w:color="BFC9D9" w:sz="4"/>
               <w:right w:val="single" w:color="BFC9D9" w:sz="4"/>
             </w:tcBorders>
-            <w:shd w:fill="F2F5FA" w:color="auto" w:val="clear"/>
             <w:tcMar>
               <w:top w:type="dxa" w:w="60"/>
               <w:left w:type="dxa" w:w="100"/>
@@ -17633,6 +17696,7 @@
               <w:bottom w:val="single" w:color="BFC9D9" w:sz="4"/>
               <w:right w:val="single" w:color="BFC9D9" w:sz="4"/>
             </w:tcBorders>
+            <w:shd w:fill="F2F5FA" w:color="auto" w:val="clear"/>
             <w:tcMar>
               <w:top w:type="dxa" w:w="60"/>
               <w:left w:type="dxa" w:w="100"/>
@@ -17662,6 +17726,7 @@
               <w:bottom w:val="single" w:color="BFC9D9" w:sz="4"/>
               <w:right w:val="single" w:color="BFC9D9" w:sz="4"/>
             </w:tcBorders>
+            <w:shd w:fill="F2F5FA" w:color="auto" w:val="clear"/>
             <w:tcMar>
               <w:top w:type="dxa" w:w="60"/>
               <w:left w:type="dxa" w:w="100"/>
@@ -17696,7 +17761,6 @@
               <w:bottom w:val="single" w:color="BFC9D9" w:sz="4"/>
               <w:right w:val="single" w:color="BFC9D9" w:sz="4"/>
             </w:tcBorders>
-            <w:shd w:fill="F2F5FA" w:color="auto" w:val="clear"/>
             <w:tcMar>
               <w:top w:type="dxa" w:w="60"/>
               <w:left w:type="dxa" w:w="100"/>
@@ -17726,7 +17790,6 @@
               <w:bottom w:val="single" w:color="BFC9D9" w:sz="4"/>
               <w:right w:val="single" w:color="BFC9D9" w:sz="4"/>
             </w:tcBorders>
-            <w:shd w:fill="F2F5FA" w:color="auto" w:val="clear"/>
             <w:tcMar>
               <w:top w:type="dxa" w:w="60"/>
               <w:left w:type="dxa" w:w="100"/>
@@ -17761,6 +17824,7 @@
               <w:bottom w:val="single" w:color="BFC9D9" w:sz="4"/>
               <w:right w:val="single" w:color="BFC9D9" w:sz="4"/>
             </w:tcBorders>
+            <w:shd w:fill="F2F5FA" w:color="auto" w:val="clear"/>
             <w:tcMar>
               <w:top w:type="dxa" w:w="60"/>
               <w:left w:type="dxa" w:w="100"/>
@@ -17790,6 +17854,7 @@
               <w:bottom w:val="single" w:color="BFC9D9" w:sz="4"/>
               <w:right w:val="single" w:color="BFC9D9" w:sz="4"/>
             </w:tcBorders>
+            <w:shd w:fill="F2F5FA" w:color="auto" w:val="clear"/>
             <w:tcMar>
               <w:top w:type="dxa" w:w="60"/>
               <w:left w:type="dxa" w:w="100"/>
@@ -17824,7 +17889,6 @@
               <w:bottom w:val="single" w:color="BFC9D9" w:sz="4"/>
               <w:right w:val="single" w:color="BFC9D9" w:sz="4"/>
             </w:tcBorders>
-            <w:shd w:fill="F2F5FA" w:color="auto" w:val="clear"/>
             <w:tcMar>
               <w:top w:type="dxa" w:w="60"/>
               <w:left w:type="dxa" w:w="100"/>
@@ -17854,7 +17918,6 @@
               <w:bottom w:val="single" w:color="BFC9D9" w:sz="4"/>
               <w:right w:val="single" w:color="BFC9D9" w:sz="4"/>
             </w:tcBorders>
-            <w:shd w:fill="F2F5FA" w:color="auto" w:val="clear"/>
             <w:tcMar>
               <w:top w:type="dxa" w:w="60"/>
               <w:left w:type="dxa" w:w="100"/>
@@ -17889,6 +17952,7 @@
               <w:bottom w:val="single" w:color="BFC9D9" w:sz="4"/>
               <w:right w:val="single" w:color="BFC9D9" w:sz="4"/>
             </w:tcBorders>
+            <w:shd w:fill="F2F5FA" w:color="auto" w:val="clear"/>
             <w:tcMar>
               <w:top w:type="dxa" w:w="60"/>
               <w:left w:type="dxa" w:w="100"/>
@@ -17918,6 +17982,7 @@
               <w:bottom w:val="single" w:color="BFC9D9" w:sz="4"/>
               <w:right w:val="single" w:color="BFC9D9" w:sz="4"/>
             </w:tcBorders>
+            <w:shd w:fill="F2F5FA" w:color="auto" w:val="clear"/>
             <w:tcMar>
               <w:top w:type="dxa" w:w="60"/>
               <w:left w:type="dxa" w:w="100"/>
@@ -17952,7 +18017,6 @@
               <w:bottom w:val="single" w:color="BFC9D9" w:sz="4"/>
               <w:right w:val="single" w:color="BFC9D9" w:sz="4"/>
             </w:tcBorders>
-            <w:shd w:fill="F2F5FA" w:color="auto" w:val="clear"/>
             <w:tcMar>
               <w:top w:type="dxa" w:w="60"/>
               <w:left w:type="dxa" w:w="100"/>
@@ -17982,7 +18046,6 @@
               <w:bottom w:val="single" w:color="BFC9D9" w:sz="4"/>
               <w:right w:val="single" w:color="BFC9D9" w:sz="4"/>
             </w:tcBorders>
-            <w:shd w:fill="F2F5FA" w:color="auto" w:val="clear"/>
             <w:tcMar>
               <w:top w:type="dxa" w:w="60"/>
               <w:left w:type="dxa" w:w="100"/>
@@ -18000,6 +18063,71 @@
                 <w:szCs w:val="18"/>
               </w:rPr>
               <w:t xml:space="preserve">The simple difference between two percentages. Moving from 20% to 25% is a rise of 5 percentage points.</w:t>
+            </w:r>
+          </w:p>
+        </w:tc>
+      </w:tr>
+      <w:tr>
+        <w:trPr>
+          <w:cantSplit/>
+        </w:trPr>
+        <w:tc>
+          <w:tcPr>
+            <w:tcW w:type="dxa" w:w="2505"/>
+            <w:tcBorders>
+              <w:top w:val="single" w:color="BFC9D9" w:sz="4"/>
+              <w:left w:val="single" w:color="BFC9D9" w:sz="4"/>
+              <w:bottom w:val="single" w:color="BFC9D9" w:sz="4"/>
+              <w:right w:val="single" w:color="BFC9D9" w:sz="4"/>
+            </w:tcBorders>
+            <w:shd w:fill="F2F5FA" w:color="auto" w:val="clear"/>
+            <w:tcMar>
+              <w:top w:type="dxa" w:w="60"/>
+              <w:left w:type="dxa" w:w="100"/>
+              <w:bottom w:type="dxa" w:w="60"/>
+              <w:right w:type="dxa" w:w="100"/>
+            </w:tcMar>
+          </w:tcPr>
+          <w:p>
+            <w:pPr>
+              <w:spacing w:after="0"/>
+            </w:pPr>
+            <w:r>
+              <w:rPr>
+                <w:sz w:val="18"/>
+                <w:szCs w:val="18"/>
+              </w:rPr>
+              <w:t xml:space="preserve">Price target</w:t>
+            </w:r>
+          </w:p>
+        </w:tc>
+        <w:tc>
+          <w:tcPr>
+            <w:tcW w:type="dxa" w:w="7133"/>
+            <w:tcBorders>
+              <w:top w:val="single" w:color="BFC9D9" w:sz="4"/>
+              <w:left w:val="single" w:color="BFC9D9" w:sz="4"/>
+              <w:bottom w:val="single" w:color="BFC9D9" w:sz="4"/>
+              <w:right w:val="single" w:color="BFC9D9" w:sz="4"/>
+            </w:tcBorders>
+            <w:shd w:fill="F2F5FA" w:color="auto" w:val="clear"/>
+            <w:tcMar>
+              <w:top w:type="dxa" w:w="60"/>
+              <w:left w:type="dxa" w:w="100"/>
+              <w:bottom w:type="dxa" w:w="60"/>
+              <w:right w:type="dxa" w:w="100"/>
+            </w:tcMar>
+          </w:tcPr>
+          <w:p>
+            <w:pPr>
+              <w:spacing w:after="0"/>
+            </w:pPr>
+            <w:r>
+              <w:rPr>
+                <w:sz w:val="18"/>
+                <w:szCs w:val="18"/>
+              </w:rPr>
+              <w:t xml:space="preserve">The share price analysts expect in about 12 months: the lowest, average, median and highest of their targets, as collected by Yahoo Finance.</w:t>
             </w:r>
           </w:p>
         </w:tc>

--- a/docs/ASX_Value_Screener_Rules_and_Methodology.docx
+++ b/docs/ASX_Value_Screener_Rules_and_Methodology.docx
@@ -7354,6 +7354,331 @@
                 <w:szCs w:val="18"/>
               </w:rPr>
               <w:t xml:space="preserve">low data confidence, verify the inputs</w:t>
+            </w:r>
+          </w:p>
+        </w:tc>
+      </w:tr>
+    </w:tbl>
+    <w:p>
+      <w:pPr>
+        <w:pStyle w:val="Heading2"/>
+      </w:pPr>
+      <w:r>
+        <w:t xml:space="preserve">Short-selling caution (not a red flag)</w:t>
+      </w:r>
+    </w:p>
+    <w:p>
+      <w:pPr>
+        <w:spacing w:after="120"/>
+      </w:pPr>
+      <w:r>
+        <w:t xml:space="preserve">Heavily shorted shares are volatile, so Sift adds a caution to the reason but never changes the action: a BUY stays a BUY. It uses ASIC's daily short positions (about four business days behind) and the two measures professional short-interest services report: short interest (shares sold short / shares on issue) and days to cover (shares sold short / average daily volume over the 20 trading days to the report).</w:t>
+      </w:r>
+    </w:p>
+    <w:tbl>
+      <w:tblPr>
+        <w:tblW w:type="dxa" w:w="9638"/>
+        <w:tblBorders>
+          <w:top w:val="single" w:color="auto" w:sz="4"/>
+          <w:left w:val="single" w:color="auto" w:sz="4"/>
+          <w:bottom w:val="single" w:color="auto" w:sz="4"/>
+          <w:right w:val="single" w:color="auto" w:sz="4"/>
+          <w:insideH w:val="single" w:color="auto" w:sz="4"/>
+          <w:insideV w:val="single" w:color="auto" w:sz="4"/>
+        </w:tblBorders>
+      </w:tblPr>
+      <w:tblGrid>
+        <w:gridCol w:w="1349"/>
+        <w:gridCol w:w="4144"/>
+        <w:gridCol w:w="4145"/>
+      </w:tblGrid>
+      <w:tr>
+        <w:trPr>
+          <w:tblHeader/>
+        </w:trPr>
+        <w:tc>
+          <w:tcPr>
+            <w:tcW w:type="dxa" w:w="1349"/>
+            <w:tcBorders>
+              <w:top w:val="single" w:color="BFC9D9" w:sz="4"/>
+              <w:left w:val="single" w:color="BFC9D9" w:sz="4"/>
+              <w:bottom w:val="single" w:color="BFC9D9" w:sz="4"/>
+              <w:right w:val="single" w:color="BFC9D9" w:sz="4"/>
+            </w:tcBorders>
+            <w:shd w:fill="D9E2F3" w:color="auto" w:val="clear"/>
+            <w:tcMar>
+              <w:top w:type="dxa" w:w="60"/>
+              <w:left w:type="dxa" w:w="100"/>
+              <w:bottom w:type="dxa" w:w="60"/>
+              <w:right w:type="dxa" w:w="100"/>
+            </w:tcMar>
+          </w:tcPr>
+          <w:p>
+            <w:pPr>
+              <w:spacing w:after="0"/>
+            </w:pPr>
+            <w:r>
+              <w:rPr>
+                <w:b/>
+                <w:bCs/>
+                <w:color w:val="1F3864"/>
+                <w:sz w:val="18"/>
+                <w:szCs w:val="18"/>
+              </w:rPr>
+              <w:t xml:space="preserve">Level</w:t>
+            </w:r>
+          </w:p>
+        </w:tc>
+        <w:tc>
+          <w:tcPr>
+            <w:tcW w:type="dxa" w:w="4144"/>
+            <w:tcBorders>
+              <w:top w:val="single" w:color="BFC9D9" w:sz="4"/>
+              <w:left w:val="single" w:color="BFC9D9" w:sz="4"/>
+              <w:bottom w:val="single" w:color="BFC9D9" w:sz="4"/>
+              <w:right w:val="single" w:color="BFC9D9" w:sz="4"/>
+            </w:tcBorders>
+            <w:shd w:fill="D9E2F3" w:color="auto" w:val="clear"/>
+            <w:tcMar>
+              <w:top w:type="dxa" w:w="60"/>
+              <w:left w:type="dxa" w:w="100"/>
+              <w:bottom w:type="dxa" w:w="60"/>
+              <w:right w:type="dxa" w:w="100"/>
+            </w:tcMar>
+          </w:tcPr>
+          <w:p>
+            <w:pPr>
+              <w:spacing w:after="0"/>
+            </w:pPr>
+            <w:r>
+              <w:rPr>
+                <w:b/>
+                <w:bCs/>
+                <w:color w:val="1F3864"/>
+                <w:sz w:val="18"/>
+                <w:szCs w:val="18"/>
+              </w:rPr>
+              <w:t xml:space="preserve">Trigger</w:t>
+            </w:r>
+          </w:p>
+        </w:tc>
+        <w:tc>
+          <w:tcPr>
+            <w:tcW w:type="dxa" w:w="4145"/>
+            <w:tcBorders>
+              <w:top w:val="single" w:color="BFC9D9" w:sz="4"/>
+              <w:left w:val="single" w:color="BFC9D9" w:sz="4"/>
+              <w:bottom w:val="single" w:color="BFC9D9" w:sz="4"/>
+              <w:right w:val="single" w:color="BFC9D9" w:sz="4"/>
+            </w:tcBorders>
+            <w:shd w:fill="D9E2F3" w:color="auto" w:val="clear"/>
+            <w:tcMar>
+              <w:top w:type="dxa" w:w="60"/>
+              <w:left w:type="dxa" w:w="100"/>
+              <w:bottom w:type="dxa" w:w="60"/>
+              <w:right w:type="dxa" w:w="100"/>
+            </w:tcMar>
+          </w:tcPr>
+          <w:p>
+            <w:pPr>
+              <w:spacing w:after="0"/>
+            </w:pPr>
+            <w:r>
+              <w:rPr>
+                <w:b/>
+                <w:bCs/>
+                <w:color w:val="1F3864"/>
+                <w:sz w:val="18"/>
+                <w:szCs w:val="18"/>
+              </w:rPr>
+              <w:t xml:space="preserve">Wording in the reason</w:t>
+            </w:r>
+          </w:p>
+        </w:tc>
+      </w:tr>
+      <w:tr>
+        <w:trPr>
+          <w:cantSplit/>
+        </w:trPr>
+        <w:tc>
+          <w:tcPr>
+            <w:tcW w:type="dxa" w:w="1349"/>
+            <w:tcBorders>
+              <w:top w:val="single" w:color="BFC9D9" w:sz="4"/>
+              <w:left w:val="single" w:color="BFC9D9" w:sz="4"/>
+              <w:bottom w:val="single" w:color="BFC9D9" w:sz="4"/>
+              <w:right w:val="single" w:color="BFC9D9" w:sz="4"/>
+            </w:tcBorders>
+            <w:tcMar>
+              <w:top w:type="dxa" w:w="60"/>
+              <w:left w:type="dxa" w:w="100"/>
+              <w:bottom w:type="dxa" w:w="60"/>
+              <w:right w:type="dxa" w:w="100"/>
+            </w:tcMar>
+          </w:tcPr>
+          <w:p>
+            <w:pPr>
+              <w:spacing w:after="0"/>
+            </w:pPr>
+            <w:r>
+              <w:rPr>
+                <w:sz w:val="18"/>
+                <w:szCs w:val="18"/>
+              </w:rPr>
+              <w:t xml:space="preserve">HIGH</w:t>
+            </w:r>
+          </w:p>
+        </w:tc>
+        <w:tc>
+          <w:tcPr>
+            <w:tcW w:type="dxa" w:w="4144"/>
+            <w:tcBorders>
+              <w:top w:val="single" w:color="BFC9D9" w:sz="4"/>
+              <w:left w:val="single" w:color="BFC9D9" w:sz="4"/>
+              <w:bottom w:val="single" w:color="BFC9D9" w:sz="4"/>
+              <w:right w:val="single" w:color="BFC9D9" w:sz="4"/>
+            </w:tcBorders>
+            <w:tcMar>
+              <w:top w:type="dxa" w:w="60"/>
+              <w:left w:type="dxa" w:w="100"/>
+              <w:bottom w:type="dxa" w:w="60"/>
+              <w:right w:type="dxa" w:w="100"/>
+            </w:tcMar>
+          </w:tcPr>
+          <w:p>
+            <w:pPr>
+              <w:spacing w:after="0"/>
+            </w:pPr>
+            <w:r>
+              <w:rPr>
+                <w:sz w:val="18"/>
+                <w:szCs w:val="18"/>
+              </w:rPr>
+              <w:t xml:space="preserve">short_percent at or above 10%, or at or above 5% with days_to_cover at or above 10</w:t>
+            </w:r>
+          </w:p>
+        </w:tc>
+        <w:tc>
+          <w:tcPr>
+            <w:tcW w:type="dxa" w:w="4145"/>
+            <w:tcBorders>
+              <w:top w:val="single" w:color="BFC9D9" w:sz="4"/>
+              <w:left w:val="single" w:color="BFC9D9" w:sz="4"/>
+              <w:bottom w:val="single" w:color="BFC9D9" w:sz="4"/>
+              <w:right w:val="single" w:color="BFC9D9" w:sz="4"/>
+            </w:tcBorders>
+            <w:tcMar>
+              <w:top w:type="dxa" w:w="60"/>
+              <w:left w:type="dxa" w:w="100"/>
+              <w:bottom w:type="dxa" w:w="60"/>
+              <w:right w:type="dxa" w:w="100"/>
+            </w:tcMar>
+          </w:tcPr>
+          <w:p>
+            <w:pPr>
+              <w:spacing w:after="0"/>
+            </w:pPr>
+            <w:r>
+              <w:rPr>
+                <w:sz w:val="18"/>
+                <w:szCs w:val="18"/>
+              </w:rPr>
+              <w:t xml:space="preserve">caution: heavily shorted (X% of shares sold short, Y days to cover): expect sharp price swings; keep any position small</w:t>
+            </w:r>
+          </w:p>
+        </w:tc>
+      </w:tr>
+      <w:tr>
+        <w:trPr>
+          <w:cantSplit/>
+        </w:trPr>
+        <w:tc>
+          <w:tcPr>
+            <w:tcW w:type="dxa" w:w="1349"/>
+            <w:tcBorders>
+              <w:top w:val="single" w:color="BFC9D9" w:sz="4"/>
+              <w:left w:val="single" w:color="BFC9D9" w:sz="4"/>
+              <w:bottom w:val="single" w:color="BFC9D9" w:sz="4"/>
+              <w:right w:val="single" w:color="BFC9D9" w:sz="4"/>
+            </w:tcBorders>
+            <w:shd w:fill="F2F5FA" w:color="auto" w:val="clear"/>
+            <w:tcMar>
+              <w:top w:type="dxa" w:w="60"/>
+              <w:left w:type="dxa" w:w="100"/>
+              <w:bottom w:type="dxa" w:w="60"/>
+              <w:right w:type="dxa" w:w="100"/>
+            </w:tcMar>
+          </w:tcPr>
+          <w:p>
+            <w:pPr>
+              <w:spacing w:after="0"/>
+            </w:pPr>
+            <w:r>
+              <w:rPr>
+                <w:sz w:val="18"/>
+                <w:szCs w:val="18"/>
+              </w:rPr>
+              <w:t xml:space="preserve">ELEVATED</w:t>
+            </w:r>
+          </w:p>
+        </w:tc>
+        <w:tc>
+          <w:tcPr>
+            <w:tcW w:type="dxa" w:w="4144"/>
+            <w:tcBorders>
+              <w:top w:val="single" w:color="BFC9D9" w:sz="4"/>
+              <w:left w:val="single" w:color="BFC9D9" w:sz="4"/>
+              <w:bottom w:val="single" w:color="BFC9D9" w:sz="4"/>
+              <w:right w:val="single" w:color="BFC9D9" w:sz="4"/>
+            </w:tcBorders>
+            <w:shd w:fill="F2F5FA" w:color="auto" w:val="clear"/>
+            <w:tcMar>
+              <w:top w:type="dxa" w:w="60"/>
+              <w:left w:type="dxa" w:w="100"/>
+              <w:bottom w:type="dxa" w:w="60"/>
+              <w:right w:type="dxa" w:w="100"/>
+            </w:tcMar>
+          </w:tcPr>
+          <w:p>
+            <w:pPr>
+              <w:spacing w:after="0"/>
+            </w:pPr>
+            <w:r>
+              <w:rPr>
+                <w:sz w:val="18"/>
+                <w:szCs w:val="18"/>
+              </w:rPr>
+              <w:t xml:space="preserve">short_percent at or above 5%, or at or above 2% with days_to_cover at or above 5 or short_change up 2 points or more in a month</w:t>
+            </w:r>
+          </w:p>
+        </w:tc>
+        <w:tc>
+          <w:tcPr>
+            <w:tcW w:type="dxa" w:w="4145"/>
+            <w:tcBorders>
+              <w:top w:val="single" w:color="BFC9D9" w:sz="4"/>
+              <w:left w:val="single" w:color="BFC9D9" w:sz="4"/>
+              <w:bottom w:val="single" w:color="BFC9D9" w:sz="4"/>
+              <w:right w:val="single" w:color="BFC9D9" w:sz="4"/>
+            </w:tcBorders>
+            <w:shd w:fill="F2F5FA" w:color="auto" w:val="clear"/>
+            <w:tcMar>
+              <w:top w:type="dxa" w:w="60"/>
+              <w:left w:type="dxa" w:w="100"/>
+              <w:bottom w:type="dxa" w:w="60"/>
+              <w:right w:type="dxa" w:w="100"/>
+            </w:tcMar>
+          </w:tcPr>
+          <w:p>
+            <w:pPr>
+              <w:spacing w:after="0"/>
+            </w:pPr>
+            <w:r>
+              <w:rPr>
+                <w:sz w:val="18"/>
+                <w:szCs w:val="18"/>
+              </w:rPr>
+              <w:t xml:space="preserve">caution: shorted (X% of shares sold short, Y days to cover): expect bigger price swings than usual</w:t>
             </w:r>
           </w:p>
         </w:tc>
@@ -14620,7 +14945,7 @@
                 <w:sz w:val="18"/>
                 <w:szCs w:val="18"/>
               </w:rPr>
-              <w:t xml:space="preserve">Dividends paid as new shares instead of cash. Each reinvestment creates a new parcel.</w:t>
+              <w:t xml:space="preserve">A dividend reinvestment plan (DRP) uses your cash dividend to buy new shares in the same company instead of paying it to your bank account, usually with no brokerage and sometimes at a small discount.</w:t>
             </w:r>
           </w:p>
         </w:tc>
@@ -16945,6 +17270,70 @@
                 <w:sz w:val="18"/>
                 <w:szCs w:val="18"/>
               </w:rPr>
+              <w:t xml:space="preserve">Appendix 3Y</w:t>
+            </w:r>
+          </w:p>
+        </w:tc>
+        <w:tc>
+          <w:tcPr>
+            <w:tcW w:type="dxa" w:w="7133"/>
+            <w:tcBorders>
+              <w:top w:val="single" w:color="BFC9D9" w:sz="4"/>
+              <w:left w:val="single" w:color="BFC9D9" w:sz="4"/>
+              <w:bottom w:val="single" w:color="BFC9D9" w:sz="4"/>
+              <w:right w:val="single" w:color="BFC9D9" w:sz="4"/>
+            </w:tcBorders>
+            <w:shd w:fill="F2F5FA" w:color="auto" w:val="clear"/>
+            <w:tcMar>
+              <w:top w:type="dxa" w:w="60"/>
+              <w:left w:type="dxa" w:w="100"/>
+              <w:bottom w:type="dxa" w:w="60"/>
+              <w:right w:type="dxa" w:w="100"/>
+            </w:tcMar>
+          </w:tcPr>
+          <w:p>
+            <w:pPr>
+              <w:spacing w:after="0"/>
+            </w:pPr>
+            <w:r>
+              <w:rPr>
+                <w:sz w:val="18"/>
+                <w:szCs w:val="18"/>
+              </w:rPr>
+              <w:t xml:space="preserve">A director buying or selling their own company's shares, which ASX requires them to report within five business days on an Appendix 3Y, "Change of Director's Interest Notice".</w:t>
+            </w:r>
+          </w:p>
+        </w:tc>
+      </w:tr>
+      <w:tr>
+        <w:trPr>
+          <w:cantSplit/>
+        </w:trPr>
+        <w:tc>
+          <w:tcPr>
+            <w:tcW w:type="dxa" w:w="2505"/>
+            <w:tcBorders>
+              <w:top w:val="single" w:color="BFC9D9" w:sz="4"/>
+              <w:left w:val="single" w:color="BFC9D9" w:sz="4"/>
+              <w:bottom w:val="single" w:color="BFC9D9" w:sz="4"/>
+              <w:right w:val="single" w:color="BFC9D9" w:sz="4"/>
+            </w:tcBorders>
+            <w:tcMar>
+              <w:top w:type="dxa" w:w="60"/>
+              <w:left w:type="dxa" w:w="100"/>
+              <w:bottom w:type="dxa" w:w="60"/>
+              <w:right w:type="dxa" w:w="100"/>
+            </w:tcMar>
+          </w:tcPr>
+          <w:p>
+            <w:pPr>
+              <w:spacing w:after="0"/>
+            </w:pPr>
+            <w:r>
+              <w:rPr>
+                <w:sz w:val="18"/>
+                <w:szCs w:val="18"/>
+              </w:rPr>
               <w:t xml:space="preserve">Book value</w:t>
             </w:r>
           </w:p>
@@ -16958,7 +17347,6 @@
               <w:bottom w:val="single" w:color="BFC9D9" w:sz="4"/>
               <w:right w:val="single" w:color="BFC9D9" w:sz="4"/>
             </w:tcBorders>
-            <w:shd w:fill="F2F5FA" w:color="auto" w:val="clear"/>
             <w:tcMar>
               <w:top w:type="dxa" w:w="60"/>
               <w:left w:type="dxa" w:w="100"/>
@@ -16993,6 +17381,7 @@
               <w:bottom w:val="single" w:color="BFC9D9" w:sz="4"/>
               <w:right w:val="single" w:color="BFC9D9" w:sz="4"/>
             </w:tcBorders>
+            <w:shd w:fill="F2F5FA" w:color="auto" w:val="clear"/>
             <w:tcMar>
               <w:top w:type="dxa" w:w="60"/>
               <w:left w:type="dxa" w:w="100"/>
@@ -17022,6 +17411,7 @@
               <w:bottom w:val="single" w:color="BFC9D9" w:sz="4"/>
               <w:right w:val="single" w:color="BFC9D9" w:sz="4"/>
             </w:tcBorders>
+            <w:shd w:fill="F2F5FA" w:color="auto" w:val="clear"/>
             <w:tcMar>
               <w:top w:type="dxa" w:w="60"/>
               <w:left w:type="dxa" w:w="100"/>
@@ -17056,7 +17446,6 @@
               <w:bottom w:val="single" w:color="BFC9D9" w:sz="4"/>
               <w:right w:val="single" w:color="BFC9D9" w:sz="4"/>
             </w:tcBorders>
-            <w:shd w:fill="F2F5FA" w:color="auto" w:val="clear"/>
             <w:tcMar>
               <w:top w:type="dxa" w:w="60"/>
               <w:left w:type="dxa" w:w="100"/>
@@ -17086,7 +17475,6 @@
               <w:bottom w:val="single" w:color="BFC9D9" w:sz="4"/>
               <w:right w:val="single" w:color="BFC9D9" w:sz="4"/>
             </w:tcBorders>
-            <w:shd w:fill="F2F5FA" w:color="auto" w:val="clear"/>
             <w:tcMar>
               <w:top w:type="dxa" w:w="60"/>
               <w:left w:type="dxa" w:w="100"/>
@@ -17121,6 +17509,7 @@
               <w:bottom w:val="single" w:color="BFC9D9" w:sz="4"/>
               <w:right w:val="single" w:color="BFC9D9" w:sz="4"/>
             </w:tcBorders>
+            <w:shd w:fill="F2F5FA" w:color="auto" w:val="clear"/>
             <w:tcMar>
               <w:top w:type="dxa" w:w="60"/>
               <w:left w:type="dxa" w:w="100"/>
@@ -17150,6 +17539,7 @@
               <w:bottom w:val="single" w:color="BFC9D9" w:sz="4"/>
               <w:right w:val="single" w:color="BFC9D9" w:sz="4"/>
             </w:tcBorders>
+            <w:shd w:fill="F2F5FA" w:color="auto" w:val="clear"/>
             <w:tcMar>
               <w:top w:type="dxa" w:w="60"/>
               <w:left w:type="dxa" w:w="100"/>
@@ -17184,6 +17574,69 @@
               <w:bottom w:val="single" w:color="BFC9D9" w:sz="4"/>
               <w:right w:val="single" w:color="BFC9D9" w:sz="4"/>
             </w:tcBorders>
+            <w:tcMar>
+              <w:top w:type="dxa" w:w="60"/>
+              <w:left w:type="dxa" w:w="100"/>
+              <w:bottom w:type="dxa" w:w="60"/>
+              <w:right w:type="dxa" w:w="100"/>
+            </w:tcMar>
+          </w:tcPr>
+          <w:p>
+            <w:pPr>
+              <w:spacing w:after="0"/>
+            </w:pPr>
+            <w:r>
+              <w:rPr>
+                <w:sz w:val="18"/>
+                <w:szCs w:val="18"/>
+              </w:rPr>
+              <w:t xml:space="preserve">Coattail investing</w:t>
+            </w:r>
+          </w:p>
+        </w:tc>
+        <w:tc>
+          <w:tcPr>
+            <w:tcW w:type="dxa" w:w="7133"/>
+            <w:tcBorders>
+              <w:top w:val="single" w:color="BFC9D9" w:sz="4"/>
+              <w:left w:val="single" w:color="BFC9D9" w:sz="4"/>
+              <w:bottom w:val="single" w:color="BFC9D9" w:sz="4"/>
+              <w:right w:val="single" w:color="BFC9D9" w:sz="4"/>
+            </w:tcBorders>
+            <w:tcMar>
+              <w:top w:type="dxa" w:w="60"/>
+              <w:left w:type="dxa" w:w="100"/>
+              <w:bottom w:type="dxa" w:w="60"/>
+              <w:right w:type="dxa" w:w="100"/>
+            </w:tcMar>
+          </w:tcPr>
+          <w:p>
+            <w:pPr>
+              <w:spacing w:after="0"/>
+            </w:pPr>
+            <w:r>
+              <w:rPr>
+                <w:sz w:val="18"/>
+                <w:szCs w:val="18"/>
+              </w:rPr>
+              <w:t xml:space="preserve">Coattail investing simply means letting the "smart money" do the heavy lifting, then copying their moves.</w:t>
+            </w:r>
+          </w:p>
+        </w:tc>
+      </w:tr>
+      <w:tr>
+        <w:trPr>
+          <w:cantSplit/>
+        </w:trPr>
+        <w:tc>
+          <w:tcPr>
+            <w:tcW w:type="dxa" w:w="2505"/>
+            <w:tcBorders>
+              <w:top w:val="single" w:color="BFC9D9" w:sz="4"/>
+              <w:left w:val="single" w:color="BFC9D9" w:sz="4"/>
+              <w:bottom w:val="single" w:color="BFC9D9" w:sz="4"/>
+              <w:right w:val="single" w:color="BFC9D9" w:sz="4"/>
+            </w:tcBorders>
             <w:shd w:fill="F2F5FA" w:color="auto" w:val="clear"/>
             <w:tcMar>
               <w:top w:type="dxa" w:w="60"/>
@@ -18417,6 +18870,70 @@
                 <w:sz w:val="18"/>
                 <w:szCs w:val="18"/>
               </w:rPr>
+              <w:t xml:space="preserve">Share registry</w:t>
+            </w:r>
+          </w:p>
+        </w:tc>
+        <w:tc>
+          <w:tcPr>
+            <w:tcW w:type="dxa" w:w="7133"/>
+            <w:tcBorders>
+              <w:top w:val="single" w:color="BFC9D9" w:sz="4"/>
+              <w:left w:val="single" w:color="BFC9D9" w:sz="4"/>
+              <w:bottom w:val="single" w:color="BFC9D9" w:sz="4"/>
+              <w:right w:val="single" w:color="BFC9D9" w:sz="4"/>
+            </w:tcBorders>
+            <w:tcMar>
+              <w:top w:type="dxa" w:w="60"/>
+              <w:left w:type="dxa" w:w="100"/>
+              <w:bottom w:type="dxa" w:w="60"/>
+              <w:right w:type="dxa" w:w="100"/>
+            </w:tcMar>
+          </w:tcPr>
+          <w:p>
+            <w:pPr>
+              <w:spacing w:after="0"/>
+            </w:pPr>
+            <w:r>
+              <w:rPr>
+                <w:sz w:val="18"/>
+                <w:szCs w:val="18"/>
+              </w:rPr>
+              <w:t xml:space="preserve">The company that keeps a listed company's register of shareholders on its behalf: it records who owns the shares, pays dividends, runs the dividend reinvestment plan and sends holding statements.</w:t>
+            </w:r>
+          </w:p>
+        </w:tc>
+      </w:tr>
+      <w:tr>
+        <w:trPr>
+          <w:cantSplit/>
+        </w:trPr>
+        <w:tc>
+          <w:tcPr>
+            <w:tcW w:type="dxa" w:w="2505"/>
+            <w:tcBorders>
+              <w:top w:val="single" w:color="BFC9D9" w:sz="4"/>
+              <w:left w:val="single" w:color="BFC9D9" w:sz="4"/>
+              <w:bottom w:val="single" w:color="BFC9D9" w:sz="4"/>
+              <w:right w:val="single" w:color="BFC9D9" w:sz="4"/>
+            </w:tcBorders>
+            <w:shd w:fill="F2F5FA" w:color="auto" w:val="clear"/>
+            <w:tcMar>
+              <w:top w:type="dxa" w:w="60"/>
+              <w:left w:type="dxa" w:w="100"/>
+              <w:bottom w:type="dxa" w:w="60"/>
+              <w:right w:type="dxa" w:w="100"/>
+            </w:tcMar>
+          </w:tcPr>
+          <w:p>
+            <w:pPr>
+              <w:spacing w:after="0"/>
+            </w:pPr>
+            <w:r>
+              <w:rPr>
+                <w:sz w:val="18"/>
+                <w:szCs w:val="18"/>
+              </w:rPr>
               <w:t xml:space="preserve">Shares on issue</w:t>
             </w:r>
           </w:p>
@@ -18430,6 +18947,7 @@
               <w:bottom w:val="single" w:color="BFC9D9" w:sz="4"/>
               <w:right w:val="single" w:color="BFC9D9" w:sz="4"/>
             </w:tcBorders>
+            <w:shd w:fill="F2F5FA" w:color="auto" w:val="clear"/>
             <w:tcMar>
               <w:top w:type="dxa" w:w="60"/>
               <w:left w:type="dxa" w:w="100"/>
@@ -18464,6 +18982,69 @@
               <w:bottom w:val="single" w:color="BFC9D9" w:sz="4"/>
               <w:right w:val="single" w:color="BFC9D9" w:sz="4"/>
             </w:tcBorders>
+            <w:tcMar>
+              <w:top w:type="dxa" w:w="60"/>
+              <w:left w:type="dxa" w:w="100"/>
+              <w:bottom w:type="dxa" w:w="60"/>
+              <w:right w:type="dxa" w:w="100"/>
+            </w:tcMar>
+          </w:tcPr>
+          <w:p>
+            <w:pPr>
+              <w:spacing w:after="0"/>
+            </w:pPr>
+            <w:r>
+              <w:rPr>
+                <w:sz w:val="18"/>
+                <w:szCs w:val="18"/>
+              </w:rPr>
+              <w:t xml:space="preserve">Short selling</w:t>
+            </w:r>
+          </w:p>
+        </w:tc>
+        <w:tc>
+          <w:tcPr>
+            <w:tcW w:type="dxa" w:w="7133"/>
+            <w:tcBorders>
+              <w:top w:val="single" w:color="BFC9D9" w:sz="4"/>
+              <w:left w:val="single" w:color="BFC9D9" w:sz="4"/>
+              <w:bottom w:val="single" w:color="BFC9D9" w:sz="4"/>
+              <w:right w:val="single" w:color="BFC9D9" w:sz="4"/>
+            </w:tcBorders>
+            <w:tcMar>
+              <w:top w:type="dxa" w:w="60"/>
+              <w:left w:type="dxa" w:w="100"/>
+              <w:bottom w:type="dxa" w:w="60"/>
+              <w:right w:type="dxa" w:w="100"/>
+            </w:tcMar>
+          </w:tcPr>
+          <w:p>
+            <w:pPr>
+              <w:spacing w:after="0"/>
+            </w:pPr>
+            <w:r>
+              <w:rPr>
+                <w:sz w:val="18"/>
+                <w:szCs w:val="18"/>
+              </w:rPr>
+              <w:t xml:space="preserve">Selling borrowed shares in the hope of buying them back cheaper later. A short seller profits if the price falls.</w:t>
+            </w:r>
+          </w:p>
+        </w:tc>
+      </w:tr>
+      <w:tr>
+        <w:trPr>
+          <w:cantSplit/>
+        </w:trPr>
+        <w:tc>
+          <w:tcPr>
+            <w:tcW w:type="dxa" w:w="2505"/>
+            <w:tcBorders>
+              <w:top w:val="single" w:color="BFC9D9" w:sz="4"/>
+              <w:left w:val="single" w:color="BFC9D9" w:sz="4"/>
+              <w:bottom w:val="single" w:color="BFC9D9" w:sz="4"/>
+              <w:right w:val="single" w:color="BFC9D9" w:sz="4"/>
+            </w:tcBorders>
             <w:shd w:fill="F2F5FA" w:color="auto" w:val="clear"/>
             <w:tcMar>
               <w:top w:type="dxa" w:w="60"/>
@@ -18545,6 +19126,70 @@
                 <w:sz w:val="18"/>
                 <w:szCs w:val="18"/>
               </w:rPr>
+              <w:t xml:space="preserve">Substantial holder</w:t>
+            </w:r>
+          </w:p>
+        </w:tc>
+        <w:tc>
+          <w:tcPr>
+            <w:tcW w:type="dxa" w:w="7133"/>
+            <w:tcBorders>
+              <w:top w:val="single" w:color="BFC9D9" w:sz="4"/>
+              <w:left w:val="single" w:color="BFC9D9" w:sz="4"/>
+              <w:bottom w:val="single" w:color="BFC9D9" w:sz="4"/>
+              <w:right w:val="single" w:color="BFC9D9" w:sz="4"/>
+            </w:tcBorders>
+            <w:tcMar>
+              <w:top w:type="dxa" w:w="60"/>
+              <w:left w:type="dxa" w:w="100"/>
+              <w:bottom w:type="dxa" w:w="60"/>
+              <w:right w:type="dxa" w:w="100"/>
+            </w:tcMar>
+          </w:tcPr>
+          <w:p>
+            <w:pPr>
+              <w:spacing w:after="0"/>
+            </w:pPr>
+            <w:r>
+              <w:rPr>
+                <w:sz w:val="18"/>
+                <w:szCs w:val="18"/>
+              </w:rPr>
+              <w:t xml:space="preserve">An investor with 5% or more of a company's votes. They must tell ASX when they cross 5% (form 603, "Becoming a substantial holder"), when their stake moves by 1% or more (form 604, "Change in substantial holding") and when they fall below 5% (form 605, "Ceasing to be a substantial holder").</w:t>
+            </w:r>
+          </w:p>
+        </w:tc>
+      </w:tr>
+      <w:tr>
+        <w:trPr>
+          <w:cantSplit/>
+        </w:trPr>
+        <w:tc>
+          <w:tcPr>
+            <w:tcW w:type="dxa" w:w="2505"/>
+            <w:tcBorders>
+              <w:top w:val="single" w:color="BFC9D9" w:sz="4"/>
+              <w:left w:val="single" w:color="BFC9D9" w:sz="4"/>
+              <w:bottom w:val="single" w:color="BFC9D9" w:sz="4"/>
+              <w:right w:val="single" w:color="BFC9D9" w:sz="4"/>
+            </w:tcBorders>
+            <w:shd w:fill="F2F5FA" w:color="auto" w:val="clear"/>
+            <w:tcMar>
+              <w:top w:type="dxa" w:w="60"/>
+              <w:left w:type="dxa" w:w="100"/>
+              <w:bottom w:type="dxa" w:w="60"/>
+              <w:right w:type="dxa" w:w="100"/>
+            </w:tcMar>
+          </w:tcPr>
+          <w:p>
+            <w:pPr>
+              <w:spacing w:after="0"/>
+            </w:pPr>
+            <w:r>
+              <w:rPr>
+                <w:sz w:val="18"/>
+                <w:szCs w:val="18"/>
+              </w:rPr>
               <w:t xml:space="preserve">Terminal value</w:t>
             </w:r>
           </w:p>
@@ -18558,6 +19203,7 @@
               <w:bottom w:val="single" w:color="BFC9D9" w:sz="4"/>
               <w:right w:val="single" w:color="BFC9D9" w:sz="4"/>
             </w:tcBorders>
+            <w:shd w:fill="F2F5FA" w:color="auto" w:val="clear"/>
             <w:tcMar>
               <w:top w:type="dxa" w:w="60"/>
               <w:left w:type="dxa" w:w="100"/>
@@ -18592,7 +19238,6 @@
               <w:bottom w:val="single" w:color="BFC9D9" w:sz="4"/>
               <w:right w:val="single" w:color="BFC9D9" w:sz="4"/>
             </w:tcBorders>
-            <w:shd w:fill="F2F5FA" w:color="auto" w:val="clear"/>
             <w:tcMar>
               <w:top w:type="dxa" w:w="60"/>
               <w:left w:type="dxa" w:w="100"/>
@@ -18622,7 +19267,6 @@
               <w:bottom w:val="single" w:color="BFC9D9" w:sz="4"/>
               <w:right w:val="single" w:color="BFC9D9" w:sz="4"/>
             </w:tcBorders>
-            <w:shd w:fill="F2F5FA" w:color="auto" w:val="clear"/>
             <w:tcMar>
               <w:top w:type="dxa" w:w="60"/>
               <w:left w:type="dxa" w:w="100"/>
@@ -18657,6 +19301,7 @@
               <w:bottom w:val="single" w:color="BFC9D9" w:sz="4"/>
               <w:right w:val="single" w:color="BFC9D9" w:sz="4"/>
             </w:tcBorders>
+            <w:shd w:fill="F2F5FA" w:color="auto" w:val="clear"/>
             <w:tcMar>
               <w:top w:type="dxa" w:w="60"/>
               <w:left w:type="dxa" w:w="100"/>
@@ -18686,6 +19331,7 @@
               <w:bottom w:val="single" w:color="BFC9D9" w:sz="4"/>
               <w:right w:val="single" w:color="BFC9D9" w:sz="4"/>
             </w:tcBorders>
+            <w:shd w:fill="F2F5FA" w:color="auto" w:val="clear"/>
             <w:tcMar>
               <w:top w:type="dxa" w:w="60"/>
               <w:left w:type="dxa" w:w="100"/>
@@ -18720,7 +19366,6 @@
               <w:bottom w:val="single" w:color="BFC9D9" w:sz="4"/>
               <w:right w:val="single" w:color="BFC9D9" w:sz="4"/>
             </w:tcBorders>
-            <w:shd w:fill="F2F5FA" w:color="auto" w:val="clear"/>
             <w:tcMar>
               <w:top w:type="dxa" w:w="60"/>
               <w:left w:type="dxa" w:w="100"/>
@@ -18750,7 +19395,6 @@
               <w:bottom w:val="single" w:color="BFC9D9" w:sz="4"/>
               <w:right w:val="single" w:color="BFC9D9" w:sz="4"/>
             </w:tcBorders>
-            <w:shd w:fill="F2F5FA" w:color="auto" w:val="clear"/>
             <w:tcMar>
               <w:top w:type="dxa" w:w="60"/>
               <w:left w:type="dxa" w:w="100"/>
@@ -18768,6 +19412,71 @@
                 <w:szCs w:val="18"/>
               </w:rPr>
               <w:t xml:space="preserve">A share that looks cheap because its business is deteriorating, not because the market has mispriced it.</w:t>
+            </w:r>
+          </w:p>
+        </w:tc>
+      </w:tr>
+      <w:tr>
+        <w:trPr>
+          <w:cantSplit/>
+        </w:trPr>
+        <w:tc>
+          <w:tcPr>
+            <w:tcW w:type="dxa" w:w="2505"/>
+            <w:tcBorders>
+              <w:top w:val="single" w:color="BFC9D9" w:sz="4"/>
+              <w:left w:val="single" w:color="BFC9D9" w:sz="4"/>
+              <w:bottom w:val="single" w:color="BFC9D9" w:sz="4"/>
+              <w:right w:val="single" w:color="BFC9D9" w:sz="4"/>
+            </w:tcBorders>
+            <w:shd w:fill="F2F5FA" w:color="auto" w:val="clear"/>
+            <w:tcMar>
+              <w:top w:type="dxa" w:w="60"/>
+              <w:left w:type="dxa" w:w="100"/>
+              <w:bottom w:type="dxa" w:w="60"/>
+              <w:right w:type="dxa" w:w="100"/>
+            </w:tcMar>
+          </w:tcPr>
+          <w:p>
+            <w:pPr>
+              <w:spacing w:after="0"/>
+            </w:pPr>
+            <w:r>
+              <w:rPr>
+                <w:sz w:val="18"/>
+                <w:szCs w:val="18"/>
+              </w:rPr>
+              <w:t xml:space="preserve">Volume</w:t>
+            </w:r>
+          </w:p>
+        </w:tc>
+        <w:tc>
+          <w:tcPr>
+            <w:tcW w:type="dxa" w:w="7133"/>
+            <w:tcBorders>
+              <w:top w:val="single" w:color="BFC9D9" w:sz="4"/>
+              <w:left w:val="single" w:color="BFC9D9" w:sz="4"/>
+              <w:bottom w:val="single" w:color="BFC9D9" w:sz="4"/>
+              <w:right w:val="single" w:color="BFC9D9" w:sz="4"/>
+            </w:tcBorders>
+            <w:shd w:fill="F2F5FA" w:color="auto" w:val="clear"/>
+            <w:tcMar>
+              <w:top w:type="dxa" w:w="60"/>
+              <w:left w:type="dxa" w:w="100"/>
+              <w:bottom w:type="dxa" w:w="60"/>
+              <w:right w:type="dxa" w:w="100"/>
+            </w:tcMar>
+          </w:tcPr>
+          <w:p>
+            <w:pPr>
+              <w:spacing w:after="0"/>
+            </w:pPr>
+            <w:r>
+              <w:rPr>
+                <w:sz w:val="18"/>
+                <w:szCs w:val="18"/>
+              </w:rPr>
+              <w:t xml:space="preserve">The number of a company's shares that changed hands on the day.</w:t>
             </w:r>
           </w:p>
         </w:tc>

--- a/docs/ASX_Value_Screener_Rules_and_Methodology.docx
+++ b/docs/ASX_Value_Screener_Rules_and_Methodology.docx
@@ -14048,7 +14048,1474 @@
         <w:pStyle w:val="Heading1"/>
       </w:pPr>
       <w:r>
-        <w:t xml:space="preserve">13. Key Limitations</w:t>
+        <w:t xml:space="preserve">13. Statistics</w:t>
+      </w:r>
+    </w:p>
+    <w:p>
+      <w:pPr>
+        <w:spacing w:after="120"/>
+      </w:pPr>
+      <w:r>
+        <w:t xml:space="preserve">Three statistics put Sift's results into plain words. None of them changes an action, so none changes the rules version. They are recalculated each night (the Statistics step, after Track Record).</w:t>
+      </w:r>
+    </w:p>
+    <w:tbl>
+      <w:tblPr>
+        <w:tblW w:type="dxa" w:w="9638"/>
+        <w:tblBorders>
+          <w:top w:val="single" w:color="auto" w:sz="4"/>
+          <w:left w:val="single" w:color="auto" w:sz="4"/>
+          <w:bottom w:val="single" w:color="auto" w:sz="4"/>
+          <w:right w:val="single" w:color="auto" w:sz="4"/>
+          <w:insideH w:val="single" w:color="auto" w:sz="4"/>
+          <w:insideV w:val="single" w:color="auto" w:sz="4"/>
+        </w:tblBorders>
+      </w:tblPr>
+      <w:tblGrid>
+        <w:gridCol w:w="1638"/>
+        <w:gridCol w:w="1734"/>
+        <w:gridCol w:w="4144"/>
+        <w:gridCol w:w="2122"/>
+      </w:tblGrid>
+      <w:tr>
+        <w:trPr>
+          <w:tblHeader/>
+        </w:trPr>
+        <w:tc>
+          <w:tcPr>
+            <w:tcW w:type="dxa" w:w="1638"/>
+            <w:tcBorders>
+              <w:top w:val="single" w:color="BFC9D9" w:sz="4"/>
+              <w:left w:val="single" w:color="BFC9D9" w:sz="4"/>
+              <w:bottom w:val="single" w:color="BFC9D9" w:sz="4"/>
+              <w:right w:val="single" w:color="BFC9D9" w:sz="4"/>
+            </w:tcBorders>
+            <w:shd w:fill="D9E2F3" w:color="auto" w:val="clear"/>
+            <w:tcMar>
+              <w:top w:type="dxa" w:w="60"/>
+              <w:left w:type="dxa" w:w="100"/>
+              <w:bottom w:type="dxa" w:w="60"/>
+              <w:right w:type="dxa" w:w="100"/>
+            </w:tcMar>
+          </w:tcPr>
+          <w:p>
+            <w:pPr>
+              <w:spacing w:after="0"/>
+            </w:pPr>
+            <w:r>
+              <w:rPr>
+                <w:b/>
+                <w:bCs/>
+                <w:color w:val="1F3864"/>
+                <w:sz w:val="18"/>
+                <w:szCs w:val="18"/>
+              </w:rPr>
+              <w:t xml:space="preserve">Statistic</w:t>
+            </w:r>
+          </w:p>
+        </w:tc>
+        <w:tc>
+          <w:tcPr>
+            <w:tcW w:type="dxa" w:w="1734"/>
+            <w:tcBorders>
+              <w:top w:val="single" w:color="BFC9D9" w:sz="4"/>
+              <w:left w:val="single" w:color="BFC9D9" w:sz="4"/>
+              <w:bottom w:val="single" w:color="BFC9D9" w:sz="4"/>
+              <w:right w:val="single" w:color="BFC9D9" w:sz="4"/>
+            </w:tcBorders>
+            <w:shd w:fill="D9E2F3" w:color="auto" w:val="clear"/>
+            <w:tcMar>
+              <w:top w:type="dxa" w:w="60"/>
+              <w:left w:type="dxa" w:w="100"/>
+              <w:bottom w:type="dxa" w:w="60"/>
+              <w:right w:type="dxa" w:w="100"/>
+            </w:tcMar>
+          </w:tcPr>
+          <w:p>
+            <w:pPr>
+              <w:spacing w:after="0"/>
+            </w:pPr>
+            <w:r>
+              <w:rPr>
+                <w:b/>
+                <w:bCs/>
+                <w:color w:val="1F3864"/>
+                <w:sz w:val="18"/>
+                <w:szCs w:val="18"/>
+              </w:rPr>
+              <w:t xml:space="preserve">Where</w:t>
+            </w:r>
+          </w:p>
+        </w:tc>
+        <w:tc>
+          <w:tcPr>
+            <w:tcW w:type="dxa" w:w="4144"/>
+            <w:tcBorders>
+              <w:top w:val="single" w:color="BFC9D9" w:sz="4"/>
+              <w:left w:val="single" w:color="BFC9D9" w:sz="4"/>
+              <w:bottom w:val="single" w:color="BFC9D9" w:sz="4"/>
+              <w:right w:val="single" w:color="BFC9D9" w:sz="4"/>
+            </w:tcBorders>
+            <w:shd w:fill="D9E2F3" w:color="auto" w:val="clear"/>
+            <w:tcMar>
+              <w:top w:type="dxa" w:w="60"/>
+              <w:left w:type="dxa" w:w="100"/>
+              <w:bottom w:type="dxa" w:w="60"/>
+              <w:right w:type="dxa" w:w="100"/>
+            </w:tcMar>
+          </w:tcPr>
+          <w:p>
+            <w:pPr>
+              <w:spacing w:after="0"/>
+            </w:pPr>
+            <w:r>
+              <w:rPr>
+                <w:b/>
+                <w:bCs/>
+                <w:color w:val="1F3864"/>
+                <w:sz w:val="18"/>
+                <w:szCs w:val="18"/>
+              </w:rPr>
+              <w:t xml:space="preserve">How it is worked out</w:t>
+            </w:r>
+          </w:p>
+        </w:tc>
+        <w:tc>
+          <w:tcPr>
+            <w:tcW w:type="dxa" w:w="2122"/>
+            <w:tcBorders>
+              <w:top w:val="single" w:color="BFC9D9" w:sz="4"/>
+              <w:left w:val="single" w:color="BFC9D9" w:sz="4"/>
+              <w:bottom w:val="single" w:color="BFC9D9" w:sz="4"/>
+              <w:right w:val="single" w:color="BFC9D9" w:sz="4"/>
+            </w:tcBorders>
+            <w:shd w:fill="D9E2F3" w:color="auto" w:val="clear"/>
+            <w:tcMar>
+              <w:top w:type="dxa" w:w="60"/>
+              <w:left w:type="dxa" w:w="100"/>
+              <w:bottom w:type="dxa" w:w="60"/>
+              <w:right w:type="dxa" w:w="100"/>
+            </w:tcMar>
+          </w:tcPr>
+          <w:p>
+            <w:pPr>
+              <w:spacing w:after="0"/>
+            </w:pPr>
+            <w:r>
+              <w:rPr>
+                <w:b/>
+                <w:bCs/>
+                <w:color w:val="1F3864"/>
+                <w:sz w:val="18"/>
+                <w:szCs w:val="18"/>
+              </w:rPr>
+              <w:t xml:space="preserve">Shown as</w:t>
+            </w:r>
+          </w:p>
+        </w:tc>
+      </w:tr>
+      <w:tr>
+        <w:trPr>
+          <w:cantSplit/>
+        </w:trPr>
+        <w:tc>
+          <w:tcPr>
+            <w:tcW w:type="dxa" w:w="1638"/>
+            <w:tcBorders>
+              <w:top w:val="single" w:color="BFC9D9" w:sz="4"/>
+              <w:left w:val="single" w:color="BFC9D9" w:sz="4"/>
+              <w:bottom w:val="single" w:color="BFC9D9" w:sz="4"/>
+              <w:right w:val="single" w:color="BFC9D9" w:sz="4"/>
+            </w:tcBorders>
+            <w:tcMar>
+              <w:top w:type="dxa" w:w="60"/>
+              <w:left w:type="dxa" w:w="100"/>
+              <w:bottom w:type="dxa" w:w="60"/>
+              <w:right w:type="dxa" w:w="100"/>
+            </w:tcMar>
+          </w:tcPr>
+          <w:p>
+            <w:pPr>
+              <w:spacing w:after="0"/>
+            </w:pPr>
+            <w:r>
+              <w:rPr>
+                <w:sz w:val="18"/>
+                <w:szCs w:val="18"/>
+              </w:rPr>
+              <w:t xml:space="preserve">Is each rule working?</w:t>
+            </w:r>
+          </w:p>
+        </w:tc>
+        <w:tc>
+          <w:tcPr>
+            <w:tcW w:type="dxa" w:w="1734"/>
+            <w:tcBorders>
+              <w:top w:val="single" w:color="BFC9D9" w:sz="4"/>
+              <w:left w:val="single" w:color="BFC9D9" w:sz="4"/>
+              <w:bottom w:val="single" w:color="BFC9D9" w:sz="4"/>
+              <w:right w:val="single" w:color="BFC9D9" w:sz="4"/>
+            </w:tcBorders>
+            <w:tcMar>
+              <w:top w:type="dxa" w:w="60"/>
+              <w:left w:type="dxa" w:w="100"/>
+              <w:bottom w:type="dxa" w:w="60"/>
+              <w:right w:type="dxa" w:w="100"/>
+            </w:tcMar>
+          </w:tcPr>
+          <w:p>
+            <w:pPr>
+              <w:spacing w:after="0"/>
+            </w:pPr>
+            <w:r>
+              <w:rPr>
+                <w:sz w:val="18"/>
+                <w:szCs w:val="18"/>
+              </w:rPr>
+              <w:t xml:space="preserve">Track record (Is Sift accurate?) and the dashboard</w:t>
+            </w:r>
+          </w:p>
+        </w:tc>
+        <w:tc>
+          <w:tcPr>
+            <w:tcW w:type="dxa" w:w="4144"/>
+            <w:tcBorders>
+              <w:top w:val="single" w:color="BFC9D9" w:sz="4"/>
+              <w:left w:val="single" w:color="BFC9D9" w:sz="4"/>
+              <w:bottom w:val="single" w:color="BFC9D9" w:sz="4"/>
+              <w:right w:val="single" w:color="BFC9D9" w:sz="4"/>
+            </w:tcBorders>
+            <w:tcMar>
+              <w:top w:type="dxa" w:w="60"/>
+              <w:left w:type="dxa" w:w="100"/>
+              <w:bottom w:type="dxa" w:w="60"/>
+              <w:right w:type="dxa" w:w="100"/>
+            </w:tcMar>
+          </w:tcPr>
+          <w:p>
+            <w:pPr>
+              <w:spacing w:after="0"/>
+            </w:pPr>
+            <w:r>
+              <w:rPr>
+                <w:sz w:val="18"/>
+                <w:szCs w:val="18"/>
+              </w:rPr>
+              <w:t xml:space="preserve">For each action and period: the average excess return of its monthly calls against the average screened share, and a t-test at 95% (Student, 1908). The standard error is widened by the square root of the period in months, because calls a month apart overlap (Hansen and Hodrick, 1980). Judged from stats_min_calls calls (30).</w:t>
+            </w:r>
+          </w:p>
+        </w:tc>
+        <w:tc>
+          <w:tcPr>
+            <w:tcW w:type="dxa" w:w="2122"/>
+            <w:tcBorders>
+              <w:top w:val="single" w:color="BFC9D9" w:sz="4"/>
+              <w:left w:val="single" w:color="BFC9D9" w:sz="4"/>
+              <w:bottom w:val="single" w:color="BFC9D9" w:sz="4"/>
+              <w:right w:val="single" w:color="BFC9D9" w:sz="4"/>
+            </w:tcBorders>
+            <w:tcMar>
+              <w:top w:type="dxa" w:w="60"/>
+              <w:left w:type="dxa" w:w="100"/>
+              <w:bottom w:type="dxa" w:w="60"/>
+              <w:right w:type="dxa" w:w="100"/>
+            </w:tcMar>
+          </w:tcPr>
+          <w:p>
+            <w:pPr>
+              <w:spacing w:after="0"/>
+            </w:pPr>
+            <w:r>
+              <w:rPr>
+                <w:sz w:val="18"/>
+                <w:szCs w:val="18"/>
+              </w:rPr>
+              <w:t xml:space="preserve">Beating the average, Trailing the average, Too early to tell or Needs more calls; the chance it is luck as odds; a bar of the likely true edge</w:t>
+            </w:r>
+          </w:p>
+        </w:tc>
+      </w:tr>
+      <w:tr>
+        <w:trPr>
+          <w:cantSplit/>
+        </w:trPr>
+        <w:tc>
+          <w:tcPr>
+            <w:tcW w:type="dxa" w:w="1638"/>
+            <w:tcBorders>
+              <w:top w:val="single" w:color="BFC9D9" w:sz="4"/>
+              <w:left w:val="single" w:color="BFC9D9" w:sz="4"/>
+              <w:bottom w:val="single" w:color="BFC9D9" w:sz="4"/>
+              <w:right w:val="single" w:color="BFC9D9" w:sz="4"/>
+            </w:tcBorders>
+            <w:shd w:fill="F2F5FA" w:color="auto" w:val="clear"/>
+            <w:tcMar>
+              <w:top w:type="dxa" w:w="60"/>
+              <w:left w:type="dxa" w:w="100"/>
+              <w:bottom w:type="dxa" w:w="60"/>
+              <w:right w:type="dxa" w:w="100"/>
+            </w:tcMar>
+          </w:tcPr>
+          <w:p>
+            <w:pPr>
+              <w:spacing w:after="0"/>
+            </w:pPr>
+            <w:r>
+              <w:rPr>
+                <w:sz w:val="18"/>
+                <w:szCs w:val="18"/>
+              </w:rPr>
+              <w:t xml:space="preserve">Chance of reaching a price</w:t>
+            </w:r>
+          </w:p>
+        </w:tc>
+        <w:tc>
+          <w:tcPr>
+            <w:tcW w:type="dxa" w:w="1734"/>
+            <w:tcBorders>
+              <w:top w:val="single" w:color="BFC9D9" w:sz="4"/>
+              <w:left w:val="single" w:color="BFC9D9" w:sz="4"/>
+              <w:bottom w:val="single" w:color="BFC9D9" w:sz="4"/>
+              <w:right w:val="single" w:color="BFC9D9" w:sz="4"/>
+            </w:tcBorders>
+            <w:shd w:fill="F2F5FA" w:color="auto" w:val="clear"/>
+            <w:tcMar>
+              <w:top w:type="dxa" w:w="60"/>
+              <w:left w:type="dxa" w:w="100"/>
+              <w:bottom w:type="dxa" w:w="60"/>
+              <w:right w:type="dxa" w:w="100"/>
+            </w:tcMar>
+          </w:tcPr>
+          <w:p>
+            <w:pPr>
+              <w:spacing w:after="0"/>
+            </w:pPr>
+            <w:r>
+              <w:rPr>
+                <w:sz w:val="18"/>
+                <w:szCs w:val="18"/>
+              </w:rPr>
+              <w:t xml:space="preserve">Company page, under Price against estimated value</w:t>
+            </w:r>
+          </w:p>
+        </w:tc>
+        <w:tc>
+          <w:tcPr>
+            <w:tcW w:type="dxa" w:w="4144"/>
+            <w:tcBorders>
+              <w:top w:val="single" w:color="BFC9D9" w:sz="4"/>
+              <w:left w:val="single" w:color="BFC9D9" w:sz="4"/>
+              <w:bottom w:val="single" w:color="BFC9D9" w:sz="4"/>
+              <w:right w:val="single" w:color="BFC9D9" w:sz="4"/>
+            </w:tcBorders>
+            <w:shd w:fill="F2F5FA" w:color="auto" w:val="clear"/>
+            <w:tcMar>
+              <w:top w:type="dxa" w:w="60"/>
+              <w:left w:type="dxa" w:w="100"/>
+              <w:bottom w:type="dxa" w:w="60"/>
+              <w:right w:type="dxa" w:w="100"/>
+            </w:tcMar>
+          </w:tcPr>
+          <w:p>
+            <w:pPr>
+              <w:spacing w:after="0"/>
+            </w:pPr>
+            <w:r>
+              <w:rPr>
+                <w:sz w:val="18"/>
+                <w:szCs w:val="18"/>
+              </w:rPr>
+              <w:t xml:space="preserve">Volatility = standard deviation of daily log returns over stats_years years (3) x sqrt(252). Chance of touching level L from price P within a year, no trend assumed: 2 x (1 - N(ln(L / P) / volatility)) (the reflection principle). Already reached when L &lt;= P.</w:t>
+            </w:r>
+          </w:p>
+        </w:tc>
+        <w:tc>
+          <w:tcPr>
+            <w:tcW w:type="dxa" w:w="2122"/>
+            <w:tcBorders>
+              <w:top w:val="single" w:color="BFC9D9" w:sz="4"/>
+              <w:left w:val="single" w:color="BFC9D9" w:sz="4"/>
+              <w:bottom w:val="single" w:color="BFC9D9" w:sz="4"/>
+              <w:right w:val="single" w:color="BFC9D9" w:sz="4"/>
+            </w:tcBorders>
+            <w:shd w:fill="F2F5FA" w:color="auto" w:val="clear"/>
+            <w:tcMar>
+              <w:top w:type="dxa" w:w="60"/>
+              <w:left w:type="dxa" w:w="100"/>
+              <w:bottom w:type="dxa" w:w="60"/>
+              <w:right w:type="dxa" w:w="100"/>
+            </w:tcMar>
+          </w:tcPr>
+          <w:p>
+            <w:pPr>
+              <w:spacing w:after="0"/>
+            </w:pPr>
+            <w:r>
+              <w:rPr>
+                <w:sz w:val="18"/>
+                <w:szCs w:val="18"/>
+              </w:rPr>
+              <w:t xml:space="preserve">Ten dots and words: Very unlikely, Unlikely, Possible, About even, Likely, Very likely (numbers in 10)</w:t>
+            </w:r>
+          </w:p>
+        </w:tc>
+      </w:tr>
+      <w:tr>
+        <w:trPr>
+          <w:cantSplit/>
+        </w:trPr>
+        <w:tc>
+          <w:tcPr>
+            <w:tcW w:type="dxa" w:w="1638"/>
+            <w:tcBorders>
+              <w:top w:val="single" w:color="BFC9D9" w:sz="4"/>
+              <w:left w:val="single" w:color="BFC9D9" w:sz="4"/>
+              <w:bottom w:val="single" w:color="BFC9D9" w:sz="4"/>
+              <w:right w:val="single" w:color="BFC9D9" w:sz="4"/>
+            </w:tcBorders>
+            <w:tcMar>
+              <w:top w:type="dxa" w:w="60"/>
+              <w:left w:type="dxa" w:w="100"/>
+              <w:bottom w:type="dxa" w:w="60"/>
+              <w:right w:type="dxa" w:w="100"/>
+            </w:tcMar>
+          </w:tcPr>
+          <w:p>
+            <w:pPr>
+              <w:spacing w:after="0"/>
+            </w:pPr>
+            <w:r>
+              <w:rPr>
+                <w:sz w:val="18"/>
+                <w:szCs w:val="18"/>
+              </w:rPr>
+              <w:t xml:space="preserve">Likely price range</w:t>
+            </w:r>
+          </w:p>
+        </w:tc>
+        <w:tc>
+          <w:tcPr>
+            <w:tcW w:type="dxa" w:w="1734"/>
+            <w:tcBorders>
+              <w:top w:val="single" w:color="BFC9D9" w:sz="4"/>
+              <w:left w:val="single" w:color="BFC9D9" w:sz="4"/>
+              <w:bottom w:val="single" w:color="BFC9D9" w:sz="4"/>
+              <w:right w:val="single" w:color="BFC9D9" w:sz="4"/>
+            </w:tcBorders>
+            <w:tcMar>
+              <w:top w:type="dxa" w:w="60"/>
+              <w:left w:type="dxa" w:w="100"/>
+              <w:bottom w:type="dxa" w:w="60"/>
+              <w:right w:type="dxa" w:w="100"/>
+            </w:tcMar>
+          </w:tcPr>
+          <w:p>
+            <w:pPr>
+              <w:spacing w:after="0"/>
+            </w:pPr>
+            <w:r>
+              <w:rPr>
+                <w:sz w:val="18"/>
+                <w:szCs w:val="18"/>
+              </w:rPr>
+              <w:t xml:space="preserve">Company page, share price chart</w:t>
+            </w:r>
+          </w:p>
+        </w:tc>
+        <w:tc>
+          <w:tcPr>
+            <w:tcW w:type="dxa" w:w="4144"/>
+            <w:tcBorders>
+              <w:top w:val="single" w:color="BFC9D9" w:sz="4"/>
+              <w:left w:val="single" w:color="BFC9D9" w:sz="4"/>
+              <w:bottom w:val="single" w:color="BFC9D9" w:sz="4"/>
+              <w:right w:val="single" w:color="BFC9D9" w:sz="4"/>
+            </w:tcBorders>
+            <w:tcMar>
+              <w:top w:type="dxa" w:w="60"/>
+              <w:left w:type="dxa" w:w="100"/>
+              <w:bottom w:type="dxa" w:w="60"/>
+              <w:right w:type="dxa" w:w="100"/>
+            </w:tcMar>
+          </w:tcPr>
+          <w:p>
+            <w:pPr>
+              <w:spacing w:after="0"/>
+            </w:pPr>
+            <w:r>
+              <w:rPr>
+                <w:sz w:val="18"/>
+                <w:szCs w:val="18"/>
+              </w:rPr>
+              <w:t xml:space="preserve">P x e^(-volatility) to P x e^(+volatility) after 12 months, widening with the square root of time; about two years in three.</w:t>
+            </w:r>
+          </w:p>
+        </w:tc>
+        <w:tc>
+          <w:tcPr>
+            <w:tcW w:type="dxa" w:w="2122"/>
+            <w:tcBorders>
+              <w:top w:val="single" w:color="BFC9D9" w:sz="4"/>
+              <w:left w:val="single" w:color="BFC9D9" w:sz="4"/>
+              <w:bottom w:val="single" w:color="BFC9D9" w:sz="4"/>
+              <w:right w:val="single" w:color="BFC9D9" w:sz="4"/>
+            </w:tcBorders>
+            <w:tcMar>
+              <w:top w:type="dxa" w:w="60"/>
+              <w:left w:type="dxa" w:w="100"/>
+              <w:bottom w:type="dxa" w:w="60"/>
+              <w:right w:type="dxa" w:w="100"/>
+            </w:tcMar>
+          </w:tcPr>
+          <w:p>
+            <w:pPr>
+              <w:spacing w:after="0"/>
+            </w:pPr>
+            <w:r>
+              <w:rPr>
+                <w:sz w:val="18"/>
+                <w:szCs w:val="18"/>
+              </w:rPr>
+              <w:t xml:space="preserve">A shaded range after Today, with a sentence</w:t>
+            </w:r>
+          </w:p>
+        </w:tc>
+      </w:tr>
+      <w:tr>
+        <w:trPr>
+          <w:cantSplit/>
+        </w:trPr>
+        <w:tc>
+          <w:tcPr>
+            <w:tcW w:type="dxa" w:w="1638"/>
+            <w:tcBorders>
+              <w:top w:val="single" w:color="BFC9D9" w:sz="4"/>
+              <w:left w:val="single" w:color="BFC9D9" w:sz="4"/>
+              <w:bottom w:val="single" w:color="BFC9D9" w:sz="4"/>
+              <w:right w:val="single" w:color="BFC9D9" w:sz="4"/>
+            </w:tcBorders>
+            <w:shd w:fill="F2F5FA" w:color="auto" w:val="clear"/>
+            <w:tcMar>
+              <w:top w:type="dxa" w:w="60"/>
+              <w:left w:type="dxa" w:w="100"/>
+              <w:bottom w:type="dxa" w:w="60"/>
+              <w:right w:type="dxa" w:w="100"/>
+            </w:tcMar>
+          </w:tcPr>
+          <w:p>
+            <w:pPr>
+              <w:spacing w:after="0"/>
+            </w:pPr>
+            <w:r>
+              <w:rPr>
+                <w:sz w:val="18"/>
+                <w:szCs w:val="18"/>
+              </w:rPr>
+              <w:t xml:space="preserve">Beta (kept for the crash test)</w:t>
+            </w:r>
+          </w:p>
+        </w:tc>
+        <w:tc>
+          <w:tcPr>
+            <w:tcW w:type="dxa" w:w="1734"/>
+            <w:tcBorders>
+              <w:top w:val="single" w:color="BFC9D9" w:sz="4"/>
+              <w:left w:val="single" w:color="BFC9D9" w:sz="4"/>
+              <w:bottom w:val="single" w:color="BFC9D9" w:sz="4"/>
+              <w:right w:val="single" w:color="BFC9D9" w:sz="4"/>
+            </w:tcBorders>
+            <w:shd w:fill="F2F5FA" w:color="auto" w:val="clear"/>
+            <w:tcMar>
+              <w:top w:type="dxa" w:w="60"/>
+              <w:left w:type="dxa" w:w="100"/>
+              <w:bottom w:type="dxa" w:w="60"/>
+              <w:right w:type="dxa" w:w="100"/>
+            </w:tcMar>
+          </w:tcPr>
+          <w:p>
+            <w:pPr>
+              <w:spacing w:after="0"/>
+            </w:pPr>
+            <w:r>
+              <w:rPr>
+                <w:sz w:val="18"/>
+                <w:szCs w:val="18"/>
+              </w:rPr>
+              <w:t xml:space="preserve">Not shown yet</w:t>
+            </w:r>
+          </w:p>
+        </w:tc>
+        <w:tc>
+          <w:tcPr>
+            <w:tcW w:type="dxa" w:w="4144"/>
+            <w:tcBorders>
+              <w:top w:val="single" w:color="BFC9D9" w:sz="4"/>
+              <w:left w:val="single" w:color="BFC9D9" w:sz="4"/>
+              <w:bottom w:val="single" w:color="BFC9D9" w:sz="4"/>
+              <w:right w:val="single" w:color="BFC9D9" w:sz="4"/>
+            </w:tcBorders>
+            <w:shd w:fill="F2F5FA" w:color="auto" w:val="clear"/>
+            <w:tcMar>
+              <w:top w:type="dxa" w:w="60"/>
+              <w:left w:type="dxa" w:w="100"/>
+              <w:bottom w:type="dxa" w:w="60"/>
+              <w:right w:type="dxa" w:w="100"/>
+            </w:tcMar>
+          </w:tcPr>
+          <w:p>
+            <w:pPr>
+              <w:spacing w:after="0"/>
+            </w:pPr>
+            <w:r>
+              <w:rPr>
+                <w:sz w:val="18"/>
+                <w:szCs w:val="18"/>
+              </w:rPr>
+              <w:t xml:space="preserve">Slope of weekly log returns on an ASX 200 fund's (IOZ, else STW, A200 or VAS) over stats_years years (Sharpe, 1964; weekly as in Scholes and Williams, 1977).</w:t>
+            </w:r>
+          </w:p>
+        </w:tc>
+        <w:tc>
+          <w:tcPr>
+            <w:tcW w:type="dxa" w:w="2122"/>
+            <w:tcBorders>
+              <w:top w:val="single" w:color="BFC9D9" w:sz="4"/>
+              <w:left w:val="single" w:color="BFC9D9" w:sz="4"/>
+              <w:bottom w:val="single" w:color="BFC9D9" w:sz="4"/>
+              <w:right w:val="single" w:color="BFC9D9" w:sz="4"/>
+            </w:tcBorders>
+            <w:shd w:fill="F2F5FA" w:color="auto" w:val="clear"/>
+            <w:tcMar>
+              <w:top w:type="dxa" w:w="60"/>
+              <w:left w:type="dxa" w:w="100"/>
+              <w:bottom w:type="dxa" w:w="60"/>
+              <w:right w:type="dxa" w:w="100"/>
+            </w:tcMar>
+          </w:tcPr>
+          <w:p>
+            <w:pPr>
+              <w:spacing w:after="0"/>
+            </w:pPr>
+            <w:r>
+              <w:rPr>
+                <w:sz w:val="18"/>
+                <w:szCs w:val="18"/>
+              </w:rPr>
+              <w:t xml:space="preserve">AI tools and the graph export</w:t>
+            </w:r>
+          </w:p>
+        </w:tc>
+      </w:tr>
+    </w:tbl>
+    <w:p>
+      <w:pPr>
+        <w:spacing w:after="120"/>
+      </w:pPr>
+    </w:p>
+    <w:p>
+      <w:pPr>
+        <w:pStyle w:val="Heading2"/>
+      </w:pPr>
+      <w:r>
+        <w:t xml:space="preserve">13.1 Settings and fixed methods</w:t>
+      </w:r>
+    </w:p>
+    <w:tbl>
+      <w:tblPr>
+        <w:tblW w:type="dxa" w:w="9638"/>
+        <w:tblBorders>
+          <w:top w:val="single" w:color="auto" w:sz="4"/>
+          <w:left w:val="single" w:color="auto" w:sz="4"/>
+          <w:bottom w:val="single" w:color="auto" w:sz="4"/>
+          <w:right w:val="single" w:color="auto" w:sz="4"/>
+          <w:insideH w:val="single" w:color="auto" w:sz="4"/>
+          <w:insideV w:val="single" w:color="auto" w:sz="4"/>
+        </w:tblBorders>
+      </w:tblPr>
+      <w:tblGrid>
+        <w:gridCol w:w="2120"/>
+        <w:gridCol w:w="4047"/>
+        <w:gridCol w:w="3471"/>
+      </w:tblGrid>
+      <w:tr>
+        <w:trPr>
+          <w:tblHeader/>
+        </w:trPr>
+        <w:tc>
+          <w:tcPr>
+            <w:tcW w:type="dxa" w:w="2120"/>
+            <w:tcBorders>
+              <w:top w:val="single" w:color="BFC9D9" w:sz="4"/>
+              <w:left w:val="single" w:color="BFC9D9" w:sz="4"/>
+              <w:bottom w:val="single" w:color="BFC9D9" w:sz="4"/>
+              <w:right w:val="single" w:color="BFC9D9" w:sz="4"/>
+            </w:tcBorders>
+            <w:shd w:fill="D9E2F3" w:color="auto" w:val="clear"/>
+            <w:tcMar>
+              <w:top w:type="dxa" w:w="60"/>
+              <w:left w:type="dxa" w:w="100"/>
+              <w:bottom w:type="dxa" w:w="60"/>
+              <w:right w:type="dxa" w:w="100"/>
+            </w:tcMar>
+          </w:tcPr>
+          <w:p>
+            <w:pPr>
+              <w:spacing w:after="0"/>
+            </w:pPr>
+            <w:r>
+              <w:rPr>
+                <w:b/>
+                <w:bCs/>
+                <w:color w:val="1F3864"/>
+                <w:sz w:val="18"/>
+                <w:szCs w:val="18"/>
+              </w:rPr>
+              <w:t xml:space="preserve">Item</w:t>
+            </w:r>
+          </w:p>
+        </w:tc>
+        <w:tc>
+          <w:tcPr>
+            <w:tcW w:type="dxa" w:w="4047"/>
+            <w:tcBorders>
+              <w:top w:val="single" w:color="BFC9D9" w:sz="4"/>
+              <w:left w:val="single" w:color="BFC9D9" w:sz="4"/>
+              <w:bottom w:val="single" w:color="BFC9D9" w:sz="4"/>
+              <w:right w:val="single" w:color="BFC9D9" w:sz="4"/>
+            </w:tcBorders>
+            <w:shd w:fill="D9E2F3" w:color="auto" w:val="clear"/>
+            <w:tcMar>
+              <w:top w:type="dxa" w:w="60"/>
+              <w:left w:type="dxa" w:w="100"/>
+              <w:bottom w:type="dxa" w:w="60"/>
+              <w:right w:type="dxa" w:w="100"/>
+            </w:tcMar>
+          </w:tcPr>
+          <w:p>
+            <w:pPr>
+              <w:spacing w:after="0"/>
+            </w:pPr>
+            <w:r>
+              <w:rPr>
+                <w:b/>
+                <w:bCs/>
+                <w:color w:val="1F3864"/>
+                <w:sz w:val="18"/>
+                <w:szCs w:val="18"/>
+              </w:rPr>
+              <w:t xml:space="preserve">Value</w:t>
+            </w:r>
+          </w:p>
+        </w:tc>
+        <w:tc>
+          <w:tcPr>
+            <w:tcW w:type="dxa" w:w="3471"/>
+            <w:tcBorders>
+              <w:top w:val="single" w:color="BFC9D9" w:sz="4"/>
+              <w:left w:val="single" w:color="BFC9D9" w:sz="4"/>
+              <w:bottom w:val="single" w:color="BFC9D9" w:sz="4"/>
+              <w:right w:val="single" w:color="BFC9D9" w:sz="4"/>
+            </w:tcBorders>
+            <w:shd w:fill="D9E2F3" w:color="auto" w:val="clear"/>
+            <w:tcMar>
+              <w:top w:type="dxa" w:w="60"/>
+              <w:left w:type="dxa" w:w="100"/>
+              <w:bottom w:type="dxa" w:w="60"/>
+              <w:right w:type="dxa" w:w="100"/>
+            </w:tcMar>
+          </w:tcPr>
+          <w:p>
+            <w:pPr>
+              <w:spacing w:after="0"/>
+            </w:pPr>
+            <w:r>
+              <w:rPr>
+                <w:b/>
+                <w:bCs/>
+                <w:color w:val="1F3864"/>
+                <w:sz w:val="18"/>
+                <w:szCs w:val="18"/>
+              </w:rPr>
+              <w:t xml:space="preserve">Adjustable</w:t>
+            </w:r>
+          </w:p>
+        </w:tc>
+      </w:tr>
+      <w:tr>
+        <w:trPr>
+          <w:cantSplit/>
+        </w:trPr>
+        <w:tc>
+          <w:tcPr>
+            <w:tcW w:type="dxa" w:w="2120"/>
+            <w:tcBorders>
+              <w:top w:val="single" w:color="BFC9D9" w:sz="4"/>
+              <w:left w:val="single" w:color="BFC9D9" w:sz="4"/>
+              <w:bottom w:val="single" w:color="BFC9D9" w:sz="4"/>
+              <w:right w:val="single" w:color="BFC9D9" w:sz="4"/>
+            </w:tcBorders>
+            <w:tcMar>
+              <w:top w:type="dxa" w:w="60"/>
+              <w:left w:type="dxa" w:w="100"/>
+              <w:bottom w:type="dxa" w:w="60"/>
+              <w:right w:type="dxa" w:w="100"/>
+            </w:tcMar>
+          </w:tcPr>
+          <w:p>
+            <w:pPr>
+              <w:spacing w:after="0"/>
+            </w:pPr>
+            <w:r>
+              <w:rPr>
+                <w:sz w:val="18"/>
+                <w:szCs w:val="18"/>
+              </w:rPr>
+              <w:t xml:space="preserve">stats_min_calls</w:t>
+            </w:r>
+          </w:p>
+        </w:tc>
+        <w:tc>
+          <w:tcPr>
+            <w:tcW w:type="dxa" w:w="4047"/>
+            <w:tcBorders>
+              <w:top w:val="single" w:color="BFC9D9" w:sz="4"/>
+              <w:left w:val="single" w:color="BFC9D9" w:sz="4"/>
+              <w:bottom w:val="single" w:color="BFC9D9" w:sz="4"/>
+              <w:right w:val="single" w:color="BFC9D9" w:sz="4"/>
+            </w:tcBorders>
+            <w:tcMar>
+              <w:top w:type="dxa" w:w="60"/>
+              <w:left w:type="dxa" w:w="100"/>
+              <w:bottom w:type="dxa" w:w="60"/>
+              <w:right w:type="dxa" w:w="100"/>
+            </w:tcMar>
+          </w:tcPr>
+          <w:p>
+            <w:pPr>
+              <w:spacing w:after="0"/>
+            </w:pPr>
+            <w:r>
+              <w:rPr>
+                <w:sz w:val="18"/>
+                <w:szCs w:val="18"/>
+              </w:rPr>
+              <w:t xml:space="preserve">30 calls before an action is judged</w:t>
+            </w:r>
+          </w:p>
+        </w:tc>
+        <w:tc>
+          <w:tcPr>
+            <w:tcW w:type="dxa" w:w="3471"/>
+            <w:tcBorders>
+              <w:top w:val="single" w:color="BFC9D9" w:sz="4"/>
+              <w:left w:val="single" w:color="BFC9D9" w:sz="4"/>
+              <w:bottom w:val="single" w:color="BFC9D9" w:sz="4"/>
+              <w:right w:val="single" w:color="BFC9D9" w:sz="4"/>
+            </w:tcBorders>
+            <w:tcMar>
+              <w:top w:type="dxa" w:w="60"/>
+              <w:left w:type="dxa" w:w="100"/>
+              <w:bottom w:type="dxa" w:w="60"/>
+              <w:right w:type="dxa" w:w="100"/>
+            </w:tcMar>
+          </w:tcPr>
+          <w:p>
+            <w:pPr>
+              <w:spacing w:after="0"/>
+            </w:pPr>
+            <w:r>
+              <w:rPr>
+                <w:sz w:val="18"/>
+                <w:szCs w:val="18"/>
+              </w:rPr>
+              <w:t xml:space="preserve">Yes (Admin, Model and rules, Statistics)</w:t>
+            </w:r>
+          </w:p>
+        </w:tc>
+      </w:tr>
+      <w:tr>
+        <w:trPr>
+          <w:cantSplit/>
+        </w:trPr>
+        <w:tc>
+          <w:tcPr>
+            <w:tcW w:type="dxa" w:w="2120"/>
+            <w:tcBorders>
+              <w:top w:val="single" w:color="BFC9D9" w:sz="4"/>
+              <w:left w:val="single" w:color="BFC9D9" w:sz="4"/>
+              <w:bottom w:val="single" w:color="BFC9D9" w:sz="4"/>
+              <w:right w:val="single" w:color="BFC9D9" w:sz="4"/>
+            </w:tcBorders>
+            <w:shd w:fill="F2F5FA" w:color="auto" w:val="clear"/>
+            <w:tcMar>
+              <w:top w:type="dxa" w:w="60"/>
+              <w:left w:type="dxa" w:w="100"/>
+              <w:bottom w:type="dxa" w:w="60"/>
+              <w:right w:type="dxa" w:w="100"/>
+            </w:tcMar>
+          </w:tcPr>
+          <w:p>
+            <w:pPr>
+              <w:spacing w:after="0"/>
+            </w:pPr>
+            <w:r>
+              <w:rPr>
+                <w:sz w:val="18"/>
+                <w:szCs w:val="18"/>
+              </w:rPr>
+              <w:t xml:space="preserve">stats_years</w:t>
+            </w:r>
+          </w:p>
+        </w:tc>
+        <w:tc>
+          <w:tcPr>
+            <w:tcW w:type="dxa" w:w="4047"/>
+            <w:tcBorders>
+              <w:top w:val="single" w:color="BFC9D9" w:sz="4"/>
+              <w:left w:val="single" w:color="BFC9D9" w:sz="4"/>
+              <w:bottom w:val="single" w:color="BFC9D9" w:sz="4"/>
+              <w:right w:val="single" w:color="BFC9D9" w:sz="4"/>
+            </w:tcBorders>
+            <w:shd w:fill="F2F5FA" w:color="auto" w:val="clear"/>
+            <w:tcMar>
+              <w:top w:type="dxa" w:w="60"/>
+              <w:left w:type="dxa" w:w="100"/>
+              <w:bottom w:type="dxa" w:w="60"/>
+              <w:right w:type="dxa" w:w="100"/>
+            </w:tcMar>
+          </w:tcPr>
+          <w:p>
+            <w:pPr>
+              <w:spacing w:after="0"/>
+            </w:pPr>
+            <w:r>
+              <w:rPr>
+                <w:sz w:val="18"/>
+                <w:szCs w:val="18"/>
+              </w:rPr>
+              <w:t xml:space="preserve">3 years of price history (at least one needed)</w:t>
+            </w:r>
+          </w:p>
+        </w:tc>
+        <w:tc>
+          <w:tcPr>
+            <w:tcW w:type="dxa" w:w="3471"/>
+            <w:tcBorders>
+              <w:top w:val="single" w:color="BFC9D9" w:sz="4"/>
+              <w:left w:val="single" w:color="BFC9D9" w:sz="4"/>
+              <w:bottom w:val="single" w:color="BFC9D9" w:sz="4"/>
+              <w:right w:val="single" w:color="BFC9D9" w:sz="4"/>
+            </w:tcBorders>
+            <w:shd w:fill="F2F5FA" w:color="auto" w:val="clear"/>
+            <w:tcMar>
+              <w:top w:type="dxa" w:w="60"/>
+              <w:left w:type="dxa" w:w="100"/>
+              <w:bottom w:type="dxa" w:w="60"/>
+              <w:right w:type="dxa" w:w="100"/>
+            </w:tcMar>
+          </w:tcPr>
+          <w:p>
+            <w:pPr>
+              <w:spacing w:after="0"/>
+            </w:pPr>
+            <w:r>
+              <w:rPr>
+                <w:sz w:val="18"/>
+                <w:szCs w:val="18"/>
+              </w:rPr>
+              <w:t xml:space="preserve">Yes</w:t>
+            </w:r>
+          </w:p>
+        </w:tc>
+      </w:tr>
+      <w:tr>
+        <w:trPr>
+          <w:cantSplit/>
+        </w:trPr>
+        <w:tc>
+          <w:tcPr>
+            <w:tcW w:type="dxa" w:w="2120"/>
+            <w:tcBorders>
+              <w:top w:val="single" w:color="BFC9D9" w:sz="4"/>
+              <w:left w:val="single" w:color="BFC9D9" w:sz="4"/>
+              <w:bottom w:val="single" w:color="BFC9D9" w:sz="4"/>
+              <w:right w:val="single" w:color="BFC9D9" w:sz="4"/>
+            </w:tcBorders>
+            <w:tcMar>
+              <w:top w:type="dxa" w:w="60"/>
+              <w:left w:type="dxa" w:w="100"/>
+              <w:bottom w:type="dxa" w:w="60"/>
+              <w:right w:type="dxa" w:w="100"/>
+            </w:tcMar>
+          </w:tcPr>
+          <w:p>
+            <w:pPr>
+              <w:spacing w:after="0"/>
+            </w:pPr>
+            <w:r>
+              <w:rPr>
+                <w:sz w:val="18"/>
+                <w:szCs w:val="18"/>
+              </w:rPr>
+              <w:t xml:space="preserve">Confidence</w:t>
+            </w:r>
+          </w:p>
+        </w:tc>
+        <w:tc>
+          <w:tcPr>
+            <w:tcW w:type="dxa" w:w="4047"/>
+            <w:tcBorders>
+              <w:top w:val="single" w:color="BFC9D9" w:sz="4"/>
+              <w:left w:val="single" w:color="BFC9D9" w:sz="4"/>
+              <w:bottom w:val="single" w:color="BFC9D9" w:sz="4"/>
+              <w:right w:val="single" w:color="BFC9D9" w:sz="4"/>
+            </w:tcBorders>
+            <w:tcMar>
+              <w:top w:type="dxa" w:w="60"/>
+              <w:left w:type="dxa" w:w="100"/>
+              <w:bottom w:type="dxa" w:w="60"/>
+              <w:right w:type="dxa" w:w="100"/>
+            </w:tcMar>
+          </w:tcPr>
+          <w:p>
+            <w:pPr>
+              <w:spacing w:after="0"/>
+            </w:pPr>
+            <w:r>
+              <w:rPr>
+                <w:sz w:val="18"/>
+                <w:szCs w:val="18"/>
+              </w:rPr>
+              <w:t xml:space="preserve">95% (19 times in 20)</w:t>
+            </w:r>
+          </w:p>
+        </w:tc>
+        <w:tc>
+          <w:tcPr>
+            <w:tcW w:type="dxa" w:w="3471"/>
+            <w:tcBorders>
+              <w:top w:val="single" w:color="BFC9D9" w:sz="4"/>
+              <w:left w:val="single" w:color="BFC9D9" w:sz="4"/>
+              <w:bottom w:val="single" w:color="BFC9D9" w:sz="4"/>
+              <w:right w:val="single" w:color="BFC9D9" w:sz="4"/>
+            </w:tcBorders>
+            <w:tcMar>
+              <w:top w:type="dxa" w:w="60"/>
+              <w:left w:type="dxa" w:w="100"/>
+              <w:bottom w:type="dxa" w:w="60"/>
+              <w:right w:type="dxa" w:w="100"/>
+            </w:tcMar>
+          </w:tcPr>
+          <w:p>
+            <w:pPr>
+              <w:spacing w:after="0"/>
+            </w:pPr>
+            <w:r>
+              <w:rPr>
+                <w:sz w:val="18"/>
+                <w:szCs w:val="18"/>
+              </w:rPr>
+              <w:t xml:space="preserve">No: fixed so a result can't be tuned until a rule passes</w:t>
+            </w:r>
+          </w:p>
+        </w:tc>
+      </w:tr>
+      <w:tr>
+        <w:trPr>
+          <w:cantSplit/>
+        </w:trPr>
+        <w:tc>
+          <w:tcPr>
+            <w:tcW w:type="dxa" w:w="2120"/>
+            <w:tcBorders>
+              <w:top w:val="single" w:color="BFC9D9" w:sz="4"/>
+              <w:left w:val="single" w:color="BFC9D9" w:sz="4"/>
+              <w:bottom w:val="single" w:color="BFC9D9" w:sz="4"/>
+              <w:right w:val="single" w:color="BFC9D9" w:sz="4"/>
+            </w:tcBorders>
+            <w:shd w:fill="F2F5FA" w:color="auto" w:val="clear"/>
+            <w:tcMar>
+              <w:top w:type="dxa" w:w="60"/>
+              <w:left w:type="dxa" w:w="100"/>
+              <w:bottom w:type="dxa" w:w="60"/>
+              <w:right w:type="dxa" w:w="100"/>
+            </w:tcMar>
+          </w:tcPr>
+          <w:p>
+            <w:pPr>
+              <w:spacing w:after="0"/>
+            </w:pPr>
+            <w:r>
+              <w:rPr>
+                <w:sz w:val="18"/>
+                <w:szCs w:val="18"/>
+              </w:rPr>
+              <w:t xml:space="preserve">Overlap allowance</w:t>
+            </w:r>
+          </w:p>
+        </w:tc>
+        <w:tc>
+          <w:tcPr>
+            <w:tcW w:type="dxa" w:w="4047"/>
+            <w:tcBorders>
+              <w:top w:val="single" w:color="BFC9D9" w:sz="4"/>
+              <w:left w:val="single" w:color="BFC9D9" w:sz="4"/>
+              <w:bottom w:val="single" w:color="BFC9D9" w:sz="4"/>
+              <w:right w:val="single" w:color="BFC9D9" w:sz="4"/>
+            </w:tcBorders>
+            <w:shd w:fill="F2F5FA" w:color="auto" w:val="clear"/>
+            <w:tcMar>
+              <w:top w:type="dxa" w:w="60"/>
+              <w:left w:type="dxa" w:w="100"/>
+              <w:bottom w:type="dxa" w:w="60"/>
+              <w:right w:type="dxa" w:w="100"/>
+            </w:tcMar>
+          </w:tcPr>
+          <w:p>
+            <w:pPr>
+              <w:spacing w:after="0"/>
+            </w:pPr>
+            <w:r>
+              <w:rPr>
+                <w:sz w:val="18"/>
+                <w:szCs w:val="18"/>
+              </w:rPr>
+              <w:t xml:space="preserve">Error x sqrt(months)</w:t>
+            </w:r>
+          </w:p>
+        </w:tc>
+        <w:tc>
+          <w:tcPr>
+            <w:tcW w:type="dxa" w:w="3471"/>
+            <w:tcBorders>
+              <w:top w:val="single" w:color="BFC9D9" w:sz="4"/>
+              <w:left w:val="single" w:color="BFC9D9" w:sz="4"/>
+              <w:bottom w:val="single" w:color="BFC9D9" w:sz="4"/>
+              <w:right w:val="single" w:color="BFC9D9" w:sz="4"/>
+            </w:tcBorders>
+            <w:shd w:fill="F2F5FA" w:color="auto" w:val="clear"/>
+            <w:tcMar>
+              <w:top w:type="dxa" w:w="60"/>
+              <w:left w:type="dxa" w:w="100"/>
+              <w:bottom w:type="dxa" w:w="60"/>
+              <w:right w:type="dxa" w:w="100"/>
+            </w:tcMar>
+          </w:tcPr>
+          <w:p>
+            <w:pPr>
+              <w:spacing w:after="0"/>
+            </w:pPr>
+            <w:r>
+              <w:rPr>
+                <w:sz w:val="18"/>
+                <w:szCs w:val="18"/>
+              </w:rPr>
+              <w:t xml:space="preserve">No</w:t>
+            </w:r>
+          </w:p>
+        </w:tc>
+      </w:tr>
+      <w:tr>
+        <w:trPr>
+          <w:cantSplit/>
+        </w:trPr>
+        <w:tc>
+          <w:tcPr>
+            <w:tcW w:type="dxa" w:w="2120"/>
+            <w:tcBorders>
+              <w:top w:val="single" w:color="BFC9D9" w:sz="4"/>
+              <w:left w:val="single" w:color="BFC9D9" w:sz="4"/>
+              <w:bottom w:val="single" w:color="BFC9D9" w:sz="4"/>
+              <w:right w:val="single" w:color="BFC9D9" w:sz="4"/>
+            </w:tcBorders>
+            <w:tcMar>
+              <w:top w:type="dxa" w:w="60"/>
+              <w:left w:type="dxa" w:w="100"/>
+              <w:bottom w:type="dxa" w:w="60"/>
+              <w:right w:type="dxa" w:w="100"/>
+            </w:tcMar>
+          </w:tcPr>
+          <w:p>
+            <w:pPr>
+              <w:spacing w:after="0"/>
+            </w:pPr>
+            <w:r>
+              <w:rPr>
+                <w:sz w:val="18"/>
+                <w:szCs w:val="18"/>
+              </w:rPr>
+              <w:t xml:space="preserve">Benchmark</w:t>
+            </w:r>
+          </w:p>
+        </w:tc>
+        <w:tc>
+          <w:tcPr>
+            <w:tcW w:type="dxa" w:w="4047"/>
+            <w:tcBorders>
+              <w:top w:val="single" w:color="BFC9D9" w:sz="4"/>
+              <w:left w:val="single" w:color="BFC9D9" w:sz="4"/>
+              <w:bottom w:val="single" w:color="BFC9D9" w:sz="4"/>
+              <w:right w:val="single" w:color="BFC9D9" w:sz="4"/>
+            </w:tcBorders>
+            <w:tcMar>
+              <w:top w:type="dxa" w:w="60"/>
+              <w:left w:type="dxa" w:w="100"/>
+              <w:bottom w:type="dxa" w:w="60"/>
+              <w:right w:type="dxa" w:w="100"/>
+            </w:tcMar>
+          </w:tcPr>
+          <w:p>
+            <w:pPr>
+              <w:spacing w:after="0"/>
+            </w:pPr>
+            <w:r>
+              <w:rPr>
+                <w:sz w:val="18"/>
+                <w:szCs w:val="18"/>
+              </w:rPr>
+              <w:t xml:space="preserve">The average screened share, total return</w:t>
+            </w:r>
+          </w:p>
+        </w:tc>
+        <w:tc>
+          <w:tcPr>
+            <w:tcW w:type="dxa" w:w="3471"/>
+            <w:tcBorders>
+              <w:top w:val="single" w:color="BFC9D9" w:sz="4"/>
+              <w:left w:val="single" w:color="BFC9D9" w:sz="4"/>
+              <w:bottom w:val="single" w:color="BFC9D9" w:sz="4"/>
+              <w:right w:val="single" w:color="BFC9D9" w:sz="4"/>
+            </w:tcBorders>
+            <w:tcMar>
+              <w:top w:type="dxa" w:w="60"/>
+              <w:left w:type="dxa" w:w="100"/>
+              <w:bottom w:type="dxa" w:w="60"/>
+              <w:right w:type="dxa" w:w="100"/>
+            </w:tcMar>
+          </w:tcPr>
+          <w:p>
+            <w:pPr>
+              <w:spacing w:after="0"/>
+            </w:pPr>
+            <w:r>
+              <w:rPr>
+                <w:sz w:val="18"/>
+                <w:szCs w:val="18"/>
+              </w:rPr>
+              <w:t xml:space="preserve">No: the track record's own</w:t>
+            </w:r>
+          </w:p>
+        </w:tc>
+      </w:tr>
+      <w:tr>
+        <w:trPr>
+          <w:cantSplit/>
+        </w:trPr>
+        <w:tc>
+          <w:tcPr>
+            <w:tcW w:type="dxa" w:w="2120"/>
+            <w:tcBorders>
+              <w:top w:val="single" w:color="BFC9D9" w:sz="4"/>
+              <w:left w:val="single" w:color="BFC9D9" w:sz="4"/>
+              <w:bottom w:val="single" w:color="BFC9D9" w:sz="4"/>
+              <w:right w:val="single" w:color="BFC9D9" w:sz="4"/>
+            </w:tcBorders>
+            <w:shd w:fill="F2F5FA" w:color="auto" w:val="clear"/>
+            <w:tcMar>
+              <w:top w:type="dxa" w:w="60"/>
+              <w:left w:type="dxa" w:w="100"/>
+              <w:bottom w:type="dxa" w:w="60"/>
+              <w:right w:type="dxa" w:w="100"/>
+            </w:tcMar>
+          </w:tcPr>
+          <w:p>
+            <w:pPr>
+              <w:spacing w:after="0"/>
+            </w:pPr>
+            <w:r>
+              <w:rPr>
+                <w:sz w:val="18"/>
+                <w:szCs w:val="18"/>
+              </w:rPr>
+              <w:t xml:space="preserve">Price model</w:t>
+            </w:r>
+          </w:p>
+        </w:tc>
+        <w:tc>
+          <w:tcPr>
+            <w:tcW w:type="dxa" w:w="4047"/>
+            <w:tcBorders>
+              <w:top w:val="single" w:color="BFC9D9" w:sz="4"/>
+              <w:left w:val="single" w:color="BFC9D9" w:sz="4"/>
+              <w:bottom w:val="single" w:color="BFC9D9" w:sz="4"/>
+              <w:right w:val="single" w:color="BFC9D9" w:sz="4"/>
+            </w:tcBorders>
+            <w:shd w:fill="F2F5FA" w:color="auto" w:val="clear"/>
+            <w:tcMar>
+              <w:top w:type="dxa" w:w="60"/>
+              <w:left w:type="dxa" w:w="100"/>
+              <w:bottom w:type="dxa" w:w="60"/>
+              <w:right w:type="dxa" w:w="100"/>
+            </w:tcMar>
+          </w:tcPr>
+          <w:p>
+            <w:pPr>
+              <w:spacing w:after="0"/>
+            </w:pPr>
+            <w:r>
+              <w:rPr>
+                <w:sz w:val="18"/>
+                <w:szCs w:val="18"/>
+              </w:rPr>
+              <w:t xml:space="preserve">Random walk in the log price, no trend</w:t>
+            </w:r>
+          </w:p>
+        </w:tc>
+        <w:tc>
+          <w:tcPr>
+            <w:tcW w:type="dxa" w:w="3471"/>
+            <w:tcBorders>
+              <w:top w:val="single" w:color="BFC9D9" w:sz="4"/>
+              <w:left w:val="single" w:color="BFC9D9" w:sz="4"/>
+              <w:bottom w:val="single" w:color="BFC9D9" w:sz="4"/>
+              <w:right w:val="single" w:color="BFC9D9" w:sz="4"/>
+            </w:tcBorders>
+            <w:shd w:fill="F2F5FA" w:color="auto" w:val="clear"/>
+            <w:tcMar>
+              <w:top w:type="dxa" w:w="60"/>
+              <w:left w:type="dxa" w:w="100"/>
+              <w:bottom w:type="dxa" w:w="60"/>
+              <w:right w:type="dxa" w:w="100"/>
+            </w:tcMar>
+          </w:tcPr>
+          <w:p>
+            <w:pPr>
+              <w:spacing w:after="0"/>
+            </w:pPr>
+            <w:r>
+              <w:rPr>
+                <w:sz w:val="18"/>
+                <w:szCs w:val="18"/>
+              </w:rPr>
+              <w:t xml:space="preserve">No</w:t>
+            </w:r>
+          </w:p>
+        </w:tc>
+      </w:tr>
+      <w:tr>
+        <w:trPr>
+          <w:cantSplit/>
+        </w:trPr>
+        <w:tc>
+          <w:tcPr>
+            <w:tcW w:type="dxa" w:w="2120"/>
+            <w:tcBorders>
+              <w:top w:val="single" w:color="BFC9D9" w:sz="4"/>
+              <w:left w:val="single" w:color="BFC9D9" w:sz="4"/>
+              <w:bottom w:val="single" w:color="BFC9D9" w:sz="4"/>
+              <w:right w:val="single" w:color="BFC9D9" w:sz="4"/>
+            </w:tcBorders>
+            <w:tcMar>
+              <w:top w:type="dxa" w:w="60"/>
+              <w:left w:type="dxa" w:w="100"/>
+              <w:bottom w:type="dxa" w:w="60"/>
+              <w:right w:type="dxa" w:w="100"/>
+            </w:tcMar>
+          </w:tcPr>
+          <w:p>
+            <w:pPr>
+              <w:spacing w:after="0"/>
+            </w:pPr>
+            <w:r>
+              <w:rPr>
+                <w:sz w:val="18"/>
+                <w:szCs w:val="18"/>
+              </w:rPr>
+              <w:t xml:space="preserve">Words for chances</w:t>
+            </w:r>
+          </w:p>
+        </w:tc>
+        <w:tc>
+          <w:tcPr>
+            <w:tcW w:type="dxa" w:w="4047"/>
+            <w:tcBorders>
+              <w:top w:val="single" w:color="BFC9D9" w:sz="4"/>
+              <w:left w:val="single" w:color="BFC9D9" w:sz="4"/>
+              <w:bottom w:val="single" w:color="BFC9D9" w:sz="4"/>
+              <w:right w:val="single" w:color="BFC9D9" w:sz="4"/>
+            </w:tcBorders>
+            <w:tcMar>
+              <w:top w:type="dxa" w:w="60"/>
+              <w:left w:type="dxa" w:w="100"/>
+              <w:bottom w:type="dxa" w:w="60"/>
+              <w:right w:type="dxa" w:w="100"/>
+            </w:tcMar>
+          </w:tcPr>
+          <w:p>
+            <w:pPr>
+              <w:spacing w:after="0"/>
+            </w:pPr>
+            <w:r>
+              <w:rPr>
+                <w:sz w:val="18"/>
+                <w:szCs w:val="18"/>
+              </w:rPr>
+              <w:t xml:space="preserve">Six fixed words, numbers in 10</w:t>
+            </w:r>
+          </w:p>
+        </w:tc>
+        <w:tc>
+          <w:tcPr>
+            <w:tcW w:type="dxa" w:w="3471"/>
+            <w:tcBorders>
+              <w:top w:val="single" w:color="BFC9D9" w:sz="4"/>
+              <w:left w:val="single" w:color="BFC9D9" w:sz="4"/>
+              <w:bottom w:val="single" w:color="BFC9D9" w:sz="4"/>
+              <w:right w:val="single" w:color="BFC9D9" w:sz="4"/>
+            </w:tcBorders>
+            <w:tcMar>
+              <w:top w:type="dxa" w:w="60"/>
+              <w:left w:type="dxa" w:w="100"/>
+              <w:bottom w:type="dxa" w:w="60"/>
+              <w:right w:type="dxa" w:w="100"/>
+            </w:tcMar>
+          </w:tcPr>
+          <w:p>
+            <w:pPr>
+              <w:spacing w:after="0"/>
+            </w:pPr>
+            <w:r>
+              <w:rPr>
+                <w:sz w:val="18"/>
+                <w:szCs w:val="18"/>
+              </w:rPr>
+              <w:t xml:space="preserve">No</w:t>
+            </w:r>
+          </w:p>
+        </w:tc>
+      </w:tr>
+    </w:tbl>
+    <w:p>
+      <w:pPr>
+        <w:spacing w:after="160" w:before="60"/>
+      </w:pPr>
+      <w:r>
+        <w:rPr>
+          <w:i/>
+          <w:iCs/>
+          <w:color w:val="555555"/>
+          <w:sz w:val="18"/>
+          <w:szCs w:val="18"/>
+        </w:rPr>
+        <w:t xml:space="preserve">Ranges and chances describe how prices have moved. They know nothing about news, results or value, and real prices have fatter tails than the model (Mandelbrot, 1963). Full references: Help, The theory behind Sift's statistics, and the developer article Statistics.</w:t>
+      </w:r>
+    </w:p>
+    <w:p>
+      <w:pPr>
+        <w:pStyle w:val="Heading1"/>
+      </w:pPr>
+      <w:r>
+        <w:t xml:space="preserve">14. Key Limitations</w:t>
       </w:r>
     </w:p>
     <w:p>
@@ -17590,6 +19057,70 @@
                 <w:sz w:val="18"/>
                 <w:szCs w:val="18"/>
               </w:rPr>
+              <w:t xml:space="preserve">Chance of reaching a price</w:t>
+            </w:r>
+          </w:p>
+        </w:tc>
+        <w:tc>
+          <w:tcPr>
+            <w:tcW w:type="dxa" w:w="7133"/>
+            <w:tcBorders>
+              <w:top w:val="single" w:color="BFC9D9" w:sz="4"/>
+              <w:left w:val="single" w:color="BFC9D9" w:sz="4"/>
+              <w:bottom w:val="single" w:color="BFC9D9" w:sz="4"/>
+              <w:right w:val="single" w:color="BFC9D9" w:sz="4"/>
+            </w:tcBorders>
+            <w:tcMar>
+              <w:top w:type="dxa" w:w="60"/>
+              <w:left w:type="dxa" w:w="100"/>
+              <w:bottom w:type="dxa" w:w="60"/>
+              <w:right w:type="dxa" w:w="100"/>
+            </w:tcMar>
+          </w:tcPr>
+          <w:p>
+            <w:pPr>
+              <w:spacing w:after="0"/>
+            </w:pPr>
+            <w:r>
+              <w:rPr>
+                <w:sz w:val="18"/>
+                <w:szCs w:val="18"/>
+              </w:rPr>
+              <w:t xml:space="preserve">How often a share whose price moves like this one's touches a level at least once within 12 months.</w:t>
+            </w:r>
+          </w:p>
+        </w:tc>
+      </w:tr>
+      <w:tr>
+        <w:trPr>
+          <w:cantSplit/>
+        </w:trPr>
+        <w:tc>
+          <w:tcPr>
+            <w:tcW w:type="dxa" w:w="2505"/>
+            <w:tcBorders>
+              <w:top w:val="single" w:color="BFC9D9" w:sz="4"/>
+              <w:left w:val="single" w:color="BFC9D9" w:sz="4"/>
+              <w:bottom w:val="single" w:color="BFC9D9" w:sz="4"/>
+              <w:right w:val="single" w:color="BFC9D9" w:sz="4"/>
+            </w:tcBorders>
+            <w:shd w:fill="F2F5FA" w:color="auto" w:val="clear"/>
+            <w:tcMar>
+              <w:top w:type="dxa" w:w="60"/>
+              <w:left w:type="dxa" w:w="100"/>
+              <w:bottom w:type="dxa" w:w="60"/>
+              <w:right w:type="dxa" w:w="100"/>
+            </w:tcMar>
+          </w:tcPr>
+          <w:p>
+            <w:pPr>
+              <w:spacing w:after="0"/>
+            </w:pPr>
+            <w:r>
+              <w:rPr>
+                <w:sz w:val="18"/>
+                <w:szCs w:val="18"/>
+              </w:rPr>
               <w:t xml:space="preserve">Coattail investing</w:t>
             </w:r>
           </w:p>
@@ -17603,6 +19134,7 @@
               <w:bottom w:val="single" w:color="BFC9D9" w:sz="4"/>
               <w:right w:val="single" w:color="BFC9D9" w:sz="4"/>
             </w:tcBorders>
+            <w:shd w:fill="F2F5FA" w:color="auto" w:val="clear"/>
             <w:tcMar>
               <w:top w:type="dxa" w:w="60"/>
               <w:left w:type="dxa" w:w="100"/>
@@ -17637,7 +19169,6 @@
               <w:bottom w:val="single" w:color="BFC9D9" w:sz="4"/>
               <w:right w:val="single" w:color="BFC9D9" w:sz="4"/>
             </w:tcBorders>
-            <w:shd w:fill="F2F5FA" w:color="auto" w:val="clear"/>
             <w:tcMar>
               <w:top w:type="dxa" w:w="60"/>
               <w:left w:type="dxa" w:w="100"/>
@@ -17667,7 +19198,6 @@
               <w:bottom w:val="single" w:color="BFC9D9" w:sz="4"/>
               <w:right w:val="single" w:color="BFC9D9" w:sz="4"/>
             </w:tcBorders>
-            <w:shd w:fill="F2F5FA" w:color="auto" w:val="clear"/>
             <w:tcMar>
               <w:top w:type="dxa" w:w="60"/>
               <w:left w:type="dxa" w:w="100"/>
@@ -17702,6 +19232,7 @@
               <w:bottom w:val="single" w:color="BFC9D9" w:sz="4"/>
               <w:right w:val="single" w:color="BFC9D9" w:sz="4"/>
             </w:tcBorders>
+            <w:shd w:fill="F2F5FA" w:color="auto" w:val="clear"/>
             <w:tcMar>
               <w:top w:type="dxa" w:w="60"/>
               <w:left w:type="dxa" w:w="100"/>
@@ -17731,6 +19262,7 @@
               <w:bottom w:val="single" w:color="BFC9D9" w:sz="4"/>
               <w:right w:val="single" w:color="BFC9D9" w:sz="4"/>
             </w:tcBorders>
+            <w:shd w:fill="F2F5FA" w:color="auto" w:val="clear"/>
             <w:tcMar>
               <w:top w:type="dxa" w:w="60"/>
               <w:left w:type="dxa" w:w="100"/>
@@ -17765,7 +19297,6 @@
               <w:bottom w:val="single" w:color="BFC9D9" w:sz="4"/>
               <w:right w:val="single" w:color="BFC9D9" w:sz="4"/>
             </w:tcBorders>
-            <w:shd w:fill="F2F5FA" w:color="auto" w:val="clear"/>
             <w:tcMar>
               <w:top w:type="dxa" w:w="60"/>
               <w:left w:type="dxa" w:w="100"/>
@@ -17795,7 +19326,6 @@
               <w:bottom w:val="single" w:color="BFC9D9" w:sz="4"/>
               <w:right w:val="single" w:color="BFC9D9" w:sz="4"/>
             </w:tcBorders>
-            <w:shd w:fill="F2F5FA" w:color="auto" w:val="clear"/>
             <w:tcMar>
               <w:top w:type="dxa" w:w="60"/>
               <w:left w:type="dxa" w:w="100"/>
@@ -17830,6 +19360,7 @@
               <w:bottom w:val="single" w:color="BFC9D9" w:sz="4"/>
               <w:right w:val="single" w:color="BFC9D9" w:sz="4"/>
             </w:tcBorders>
+            <w:shd w:fill="F2F5FA" w:color="auto" w:val="clear"/>
             <w:tcMar>
               <w:top w:type="dxa" w:w="60"/>
               <w:left w:type="dxa" w:w="100"/>
@@ -17859,6 +19390,7 @@
               <w:bottom w:val="single" w:color="BFC9D9" w:sz="4"/>
               <w:right w:val="single" w:color="BFC9D9" w:sz="4"/>
             </w:tcBorders>
+            <w:shd w:fill="F2F5FA" w:color="auto" w:val="clear"/>
             <w:tcMar>
               <w:top w:type="dxa" w:w="60"/>
               <w:left w:type="dxa" w:w="100"/>
@@ -17893,7 +19425,6 @@
               <w:bottom w:val="single" w:color="BFC9D9" w:sz="4"/>
               <w:right w:val="single" w:color="BFC9D9" w:sz="4"/>
             </w:tcBorders>
-            <w:shd w:fill="F2F5FA" w:color="auto" w:val="clear"/>
             <w:tcMar>
               <w:top w:type="dxa" w:w="60"/>
               <w:left w:type="dxa" w:w="100"/>
@@ -17923,7 +19454,6 @@
               <w:bottom w:val="single" w:color="BFC9D9" w:sz="4"/>
               <w:right w:val="single" w:color="BFC9D9" w:sz="4"/>
             </w:tcBorders>
-            <w:shd w:fill="F2F5FA" w:color="auto" w:val="clear"/>
             <w:tcMar>
               <w:top w:type="dxa" w:w="60"/>
               <w:left w:type="dxa" w:w="100"/>
@@ -17958,6 +19488,7 @@
               <w:bottom w:val="single" w:color="BFC9D9" w:sz="4"/>
               <w:right w:val="single" w:color="BFC9D9" w:sz="4"/>
             </w:tcBorders>
+            <w:shd w:fill="F2F5FA" w:color="auto" w:val="clear"/>
             <w:tcMar>
               <w:top w:type="dxa" w:w="60"/>
               <w:left w:type="dxa" w:w="100"/>
@@ -17987,6 +19518,7 @@
               <w:bottom w:val="single" w:color="BFC9D9" w:sz="4"/>
               <w:right w:val="single" w:color="BFC9D9" w:sz="4"/>
             </w:tcBorders>
+            <w:shd w:fill="F2F5FA" w:color="auto" w:val="clear"/>
             <w:tcMar>
               <w:top w:type="dxa" w:w="60"/>
               <w:left w:type="dxa" w:w="100"/>
@@ -18021,7 +19553,6 @@
               <w:bottom w:val="single" w:color="BFC9D9" w:sz="4"/>
               <w:right w:val="single" w:color="BFC9D9" w:sz="4"/>
             </w:tcBorders>
-            <w:shd w:fill="F2F5FA" w:color="auto" w:val="clear"/>
             <w:tcMar>
               <w:top w:type="dxa" w:w="60"/>
               <w:left w:type="dxa" w:w="100"/>
@@ -18051,7 +19582,6 @@
               <w:bottom w:val="single" w:color="BFC9D9" w:sz="4"/>
               <w:right w:val="single" w:color="BFC9D9" w:sz="4"/>
             </w:tcBorders>
-            <w:shd w:fill="F2F5FA" w:color="auto" w:val="clear"/>
             <w:tcMar>
               <w:top w:type="dxa" w:w="60"/>
               <w:left w:type="dxa" w:w="100"/>
@@ -18086,6 +19616,7 @@
               <w:bottom w:val="single" w:color="BFC9D9" w:sz="4"/>
               <w:right w:val="single" w:color="BFC9D9" w:sz="4"/>
             </w:tcBorders>
+            <w:shd w:fill="F2F5FA" w:color="auto" w:val="clear"/>
             <w:tcMar>
               <w:top w:type="dxa" w:w="60"/>
               <w:left w:type="dxa" w:w="100"/>
@@ -18115,6 +19646,7 @@
               <w:bottom w:val="single" w:color="BFC9D9" w:sz="4"/>
               <w:right w:val="single" w:color="BFC9D9" w:sz="4"/>
             </w:tcBorders>
+            <w:shd w:fill="F2F5FA" w:color="auto" w:val="clear"/>
             <w:tcMar>
               <w:top w:type="dxa" w:w="60"/>
               <w:left w:type="dxa" w:w="100"/>
@@ -18149,7 +19681,6 @@
               <w:bottom w:val="single" w:color="BFC9D9" w:sz="4"/>
               <w:right w:val="single" w:color="BFC9D9" w:sz="4"/>
             </w:tcBorders>
-            <w:shd w:fill="F2F5FA" w:color="auto" w:val="clear"/>
             <w:tcMar>
               <w:top w:type="dxa" w:w="60"/>
               <w:left w:type="dxa" w:w="100"/>
@@ -18179,7 +19710,6 @@
               <w:bottom w:val="single" w:color="BFC9D9" w:sz="4"/>
               <w:right w:val="single" w:color="BFC9D9" w:sz="4"/>
             </w:tcBorders>
-            <w:shd w:fill="F2F5FA" w:color="auto" w:val="clear"/>
             <w:tcMar>
               <w:top w:type="dxa" w:w="60"/>
               <w:left w:type="dxa" w:w="100"/>
@@ -18214,6 +19744,71 @@
               <w:bottom w:val="single" w:color="BFC9D9" w:sz="4"/>
               <w:right w:val="single" w:color="BFC9D9" w:sz="4"/>
             </w:tcBorders>
+            <w:shd w:fill="F2F5FA" w:color="auto" w:val="clear"/>
+            <w:tcMar>
+              <w:top w:type="dxa" w:w="60"/>
+              <w:left w:type="dxa" w:w="100"/>
+              <w:bottom w:type="dxa" w:w="60"/>
+              <w:right w:type="dxa" w:w="100"/>
+            </w:tcMar>
+          </w:tcPr>
+          <w:p>
+            <w:pPr>
+              <w:spacing w:after="0"/>
+            </w:pPr>
+            <w:r>
+              <w:rPr>
+                <w:sz w:val="18"/>
+                <w:szCs w:val="18"/>
+              </w:rPr>
+              <w:t xml:space="preserve">Likely price range</w:t>
+            </w:r>
+          </w:p>
+        </w:tc>
+        <w:tc>
+          <w:tcPr>
+            <w:tcW w:type="dxa" w:w="7133"/>
+            <w:tcBorders>
+              <w:top w:val="single" w:color="BFC9D9" w:sz="4"/>
+              <w:left w:val="single" w:color="BFC9D9" w:sz="4"/>
+              <w:bottom w:val="single" w:color="BFC9D9" w:sz="4"/>
+              <w:right w:val="single" w:color="BFC9D9" w:sz="4"/>
+            </w:tcBorders>
+            <w:shd w:fill="F2F5FA" w:color="auto" w:val="clear"/>
+            <w:tcMar>
+              <w:top w:type="dxa" w:w="60"/>
+              <w:left w:type="dxa" w:w="100"/>
+              <w:bottom w:type="dxa" w:w="60"/>
+              <w:right w:type="dxa" w:w="100"/>
+            </w:tcMar>
+          </w:tcPr>
+          <w:p>
+            <w:pPr>
+              <w:spacing w:after="0"/>
+            </w:pPr>
+            <w:r>
+              <w:rPr>
+                <w:sz w:val="18"/>
+                <w:szCs w:val="18"/>
+              </w:rPr>
+              <w:t xml:space="preserve">Where a share's price would end in a typical year, two years in three, given how much it usually moves.</w:t>
+            </w:r>
+          </w:p>
+        </w:tc>
+      </w:tr>
+      <w:tr>
+        <w:trPr>
+          <w:cantSplit/>
+        </w:trPr>
+        <w:tc>
+          <w:tcPr>
+            <w:tcW w:type="dxa" w:w="2505"/>
+            <w:tcBorders>
+              <w:top w:val="single" w:color="BFC9D9" w:sz="4"/>
+              <w:left w:val="single" w:color="BFC9D9" w:sz="4"/>
+              <w:bottom w:val="single" w:color="BFC9D9" w:sz="4"/>
+              <w:right w:val="single" w:color="BFC9D9" w:sz="4"/>
+            </w:tcBorders>
             <w:tcMar>
               <w:top w:type="dxa" w:w="60"/>
               <w:left w:type="dxa" w:w="100"/>
@@ -18742,6 +20337,70 @@
                 <w:sz w:val="18"/>
                 <w:szCs w:val="18"/>
               </w:rPr>
+              <w:t xml:space="preserve">Rule reliability</w:t>
+            </w:r>
+          </w:p>
+        </w:tc>
+        <w:tc>
+          <w:tcPr>
+            <w:tcW w:type="dxa" w:w="7133"/>
+            <w:tcBorders>
+              <w:top w:val="single" w:color="BFC9D9" w:sz="4"/>
+              <w:left w:val="single" w:color="BFC9D9" w:sz="4"/>
+              <w:bottom w:val="single" w:color="BFC9D9" w:sz="4"/>
+              <w:right w:val="single" w:color="BFC9D9" w:sz="4"/>
+            </w:tcBorders>
+            <w:tcMar>
+              <w:top w:type="dxa" w:w="60"/>
+              <w:left w:type="dxa" w:w="100"/>
+              <w:bottom w:type="dxa" w:w="60"/>
+              <w:right w:type="dxa" w:w="100"/>
+            </w:tcMar>
+          </w:tcPr>
+          <w:p>
+            <w:pPr>
+              <w:spacing w:after="0"/>
+            </w:pPr>
+            <w:r>
+              <w:rPr>
+                <w:sz w:val="18"/>
+                <w:szCs w:val="18"/>
+              </w:rPr>
+              <w:t xml:space="preserve">Whether an action's calls beat (or trailed) the average screened share by more than luck would explain.</w:t>
+            </w:r>
+          </w:p>
+        </w:tc>
+      </w:tr>
+      <w:tr>
+        <w:trPr>
+          <w:cantSplit/>
+        </w:trPr>
+        <w:tc>
+          <w:tcPr>
+            <w:tcW w:type="dxa" w:w="2505"/>
+            <w:tcBorders>
+              <w:top w:val="single" w:color="BFC9D9" w:sz="4"/>
+              <w:left w:val="single" w:color="BFC9D9" w:sz="4"/>
+              <w:bottom w:val="single" w:color="BFC9D9" w:sz="4"/>
+              <w:right w:val="single" w:color="BFC9D9" w:sz="4"/>
+            </w:tcBorders>
+            <w:shd w:fill="F2F5FA" w:color="auto" w:val="clear"/>
+            <w:tcMar>
+              <w:top w:type="dxa" w:w="60"/>
+              <w:left w:type="dxa" w:w="100"/>
+              <w:bottom w:type="dxa" w:w="60"/>
+              <w:right w:type="dxa" w:w="100"/>
+            </w:tcMar>
+          </w:tcPr>
+          <w:p>
+            <w:pPr>
+              <w:spacing w:after="0"/>
+            </w:pPr>
+            <w:r>
+              <w:rPr>
+                <w:sz w:val="18"/>
+                <w:szCs w:val="18"/>
+              </w:rPr>
               <w:t xml:space="preserve">Scenario</w:t>
             </w:r>
           </w:p>
@@ -18755,6 +20414,7 @@
               <w:bottom w:val="single" w:color="BFC9D9" w:sz="4"/>
               <w:right w:val="single" w:color="BFC9D9" w:sz="4"/>
             </w:tcBorders>
+            <w:shd w:fill="F2F5FA" w:color="auto" w:val="clear"/>
             <w:tcMar>
               <w:top w:type="dxa" w:w="60"/>
               <w:left w:type="dxa" w:w="100"/>
@@ -18789,7 +20449,6 @@
               <w:bottom w:val="single" w:color="BFC9D9" w:sz="4"/>
               <w:right w:val="single" w:color="BFC9D9" w:sz="4"/>
             </w:tcBorders>
-            <w:shd w:fill="F2F5FA" w:color="auto" w:val="clear"/>
             <w:tcMar>
               <w:top w:type="dxa" w:w="60"/>
               <w:left w:type="dxa" w:w="100"/>
@@ -18819,7 +20478,6 @@
               <w:bottom w:val="single" w:color="BFC9D9" w:sz="4"/>
               <w:right w:val="single" w:color="BFC9D9" w:sz="4"/>
             </w:tcBorders>
-            <w:shd w:fill="F2F5FA" w:color="auto" w:val="clear"/>
             <w:tcMar>
               <w:top w:type="dxa" w:w="60"/>
               <w:left w:type="dxa" w:w="100"/>
@@ -18854,6 +20512,7 @@
               <w:bottom w:val="single" w:color="BFC9D9" w:sz="4"/>
               <w:right w:val="single" w:color="BFC9D9" w:sz="4"/>
             </w:tcBorders>
+            <w:shd w:fill="F2F5FA" w:color="auto" w:val="clear"/>
             <w:tcMar>
               <w:top w:type="dxa" w:w="60"/>
               <w:left w:type="dxa" w:w="100"/>
@@ -18883,6 +20542,7 @@
               <w:bottom w:val="single" w:color="BFC9D9" w:sz="4"/>
               <w:right w:val="single" w:color="BFC9D9" w:sz="4"/>
             </w:tcBorders>
+            <w:shd w:fill="F2F5FA" w:color="auto" w:val="clear"/>
             <w:tcMar>
               <w:top w:type="dxa" w:w="60"/>
               <w:left w:type="dxa" w:w="100"/>
@@ -18917,7 +20577,6 @@
               <w:bottom w:val="single" w:color="BFC9D9" w:sz="4"/>
               <w:right w:val="single" w:color="BFC9D9" w:sz="4"/>
             </w:tcBorders>
-            <w:shd w:fill="F2F5FA" w:color="auto" w:val="clear"/>
             <w:tcMar>
               <w:top w:type="dxa" w:w="60"/>
               <w:left w:type="dxa" w:w="100"/>
@@ -18947,7 +20606,6 @@
               <w:bottom w:val="single" w:color="BFC9D9" w:sz="4"/>
               <w:right w:val="single" w:color="BFC9D9" w:sz="4"/>
             </w:tcBorders>
-            <w:shd w:fill="F2F5FA" w:color="auto" w:val="clear"/>
             <w:tcMar>
               <w:top w:type="dxa" w:w="60"/>
               <w:left w:type="dxa" w:w="100"/>
@@ -18982,6 +20640,7 @@
               <w:bottom w:val="single" w:color="BFC9D9" w:sz="4"/>
               <w:right w:val="single" w:color="BFC9D9" w:sz="4"/>
             </w:tcBorders>
+            <w:shd w:fill="F2F5FA" w:color="auto" w:val="clear"/>
             <w:tcMar>
               <w:top w:type="dxa" w:w="60"/>
               <w:left w:type="dxa" w:w="100"/>
@@ -19011,6 +20670,7 @@
               <w:bottom w:val="single" w:color="BFC9D9" w:sz="4"/>
               <w:right w:val="single" w:color="BFC9D9" w:sz="4"/>
             </w:tcBorders>
+            <w:shd w:fill="F2F5FA" w:color="auto" w:val="clear"/>
             <w:tcMar>
               <w:top w:type="dxa" w:w="60"/>
               <w:left w:type="dxa" w:w="100"/>
@@ -19045,7 +20705,6 @@
               <w:bottom w:val="single" w:color="BFC9D9" w:sz="4"/>
               <w:right w:val="single" w:color="BFC9D9" w:sz="4"/>
             </w:tcBorders>
-            <w:shd w:fill="F2F5FA" w:color="auto" w:val="clear"/>
             <w:tcMar>
               <w:top w:type="dxa" w:w="60"/>
               <w:left w:type="dxa" w:w="100"/>
@@ -19075,7 +20734,6 @@
               <w:bottom w:val="single" w:color="BFC9D9" w:sz="4"/>
               <w:right w:val="single" w:color="BFC9D9" w:sz="4"/>
             </w:tcBorders>
-            <w:shd w:fill="F2F5FA" w:color="auto" w:val="clear"/>
             <w:tcMar>
               <w:top w:type="dxa" w:w="60"/>
               <w:left w:type="dxa" w:w="100"/>
@@ -19110,6 +20768,71 @@
               <w:bottom w:val="single" w:color="BFC9D9" w:sz="4"/>
               <w:right w:val="single" w:color="BFC9D9" w:sz="4"/>
             </w:tcBorders>
+            <w:shd w:fill="F2F5FA" w:color="auto" w:val="clear"/>
+            <w:tcMar>
+              <w:top w:type="dxa" w:w="60"/>
+              <w:left w:type="dxa" w:w="100"/>
+              <w:bottom w:type="dxa" w:w="60"/>
+              <w:right w:type="dxa" w:w="100"/>
+            </w:tcMar>
+          </w:tcPr>
+          <w:p>
+            <w:pPr>
+              <w:spacing w:after="0"/>
+            </w:pPr>
+            <w:r>
+              <w:rPr>
+                <w:sz w:val="18"/>
+                <w:szCs w:val="18"/>
+              </w:rPr>
+              <w:t xml:space="preserve">Statistics: theory and references</w:t>
+            </w:r>
+          </w:p>
+        </w:tc>
+        <w:tc>
+          <w:tcPr>
+            <w:tcW w:type="dxa" w:w="7133"/>
+            <w:tcBorders>
+              <w:top w:val="single" w:color="BFC9D9" w:sz="4"/>
+              <w:left w:val="single" w:color="BFC9D9" w:sz="4"/>
+              <w:bottom w:val="single" w:color="BFC9D9" w:sz="4"/>
+              <w:right w:val="single" w:color="BFC9D9" w:sz="4"/>
+            </w:tcBorders>
+            <w:shd w:fill="F2F5FA" w:color="auto" w:val="clear"/>
+            <w:tcMar>
+              <w:top w:type="dxa" w:w="60"/>
+              <w:left w:type="dxa" w:w="100"/>
+              <w:bottom w:type="dxa" w:w="60"/>
+              <w:right w:type="dxa" w:w="100"/>
+            </w:tcMar>
+          </w:tcPr>
+          <w:p>
+            <w:pPr>
+              <w:spacing w:after="0"/>
+            </w:pPr>
+            <w:r>
+              <w:rPr>
+                <w:sz w:val="18"/>
+                <w:szCs w:val="18"/>
+              </w:rPr>
+              <w:t xml:space="preserve">The established methods behind Sift's rule verdicts, chances and likely ranges, with the work each comes from.</w:t>
+            </w:r>
+          </w:p>
+        </w:tc>
+      </w:tr>
+      <w:tr>
+        <w:trPr>
+          <w:cantSplit/>
+        </w:trPr>
+        <w:tc>
+          <w:tcPr>
+            <w:tcW w:type="dxa" w:w="2505"/>
+            <w:tcBorders>
+              <w:top w:val="single" w:color="BFC9D9" w:sz="4"/>
+              <w:left w:val="single" w:color="BFC9D9" w:sz="4"/>
+              <w:bottom w:val="single" w:color="BFC9D9" w:sz="4"/>
+              <w:right w:val="single" w:color="BFC9D9" w:sz="4"/>
+            </w:tcBorders>
             <w:tcMar>
               <w:top w:type="dxa" w:w="60"/>
               <w:left w:type="dxa" w:w="100"/>
@@ -19446,6 +21169,70 @@
                 <w:sz w:val="18"/>
                 <w:szCs w:val="18"/>
               </w:rPr>
+              <w:t xml:space="preserve">Volatility</w:t>
+            </w:r>
+          </w:p>
+        </w:tc>
+        <w:tc>
+          <w:tcPr>
+            <w:tcW w:type="dxa" w:w="7133"/>
+            <w:tcBorders>
+              <w:top w:val="single" w:color="BFC9D9" w:sz="4"/>
+              <w:left w:val="single" w:color="BFC9D9" w:sz="4"/>
+              <w:bottom w:val="single" w:color="BFC9D9" w:sz="4"/>
+              <w:right w:val="single" w:color="BFC9D9" w:sz="4"/>
+            </w:tcBorders>
+            <w:shd w:fill="F2F5FA" w:color="auto" w:val="clear"/>
+            <w:tcMar>
+              <w:top w:type="dxa" w:w="60"/>
+              <w:left w:type="dxa" w:w="100"/>
+              <w:bottom w:type="dxa" w:w="60"/>
+              <w:right w:type="dxa" w:w="100"/>
+            </w:tcMar>
+          </w:tcPr>
+          <w:p>
+            <w:pPr>
+              <w:spacing w:after="0"/>
+            </w:pPr>
+            <w:r>
+              <w:rPr>
+                <w:sz w:val="18"/>
+                <w:szCs w:val="18"/>
+              </w:rPr>
+              <w:t xml:space="preserve">Volatility is how much a share's price usually moves in a year; beta is how much it tends to move when the market moves.</w:t>
+            </w:r>
+          </w:p>
+        </w:tc>
+      </w:tr>
+      <w:tr>
+        <w:trPr>
+          <w:cantSplit/>
+        </w:trPr>
+        <w:tc>
+          <w:tcPr>
+            <w:tcW w:type="dxa" w:w="2505"/>
+            <w:tcBorders>
+              <w:top w:val="single" w:color="BFC9D9" w:sz="4"/>
+              <w:left w:val="single" w:color="BFC9D9" w:sz="4"/>
+              <w:bottom w:val="single" w:color="BFC9D9" w:sz="4"/>
+              <w:right w:val="single" w:color="BFC9D9" w:sz="4"/>
+            </w:tcBorders>
+            <w:tcMar>
+              <w:top w:type="dxa" w:w="60"/>
+              <w:left w:type="dxa" w:w="100"/>
+              <w:bottom w:type="dxa" w:w="60"/>
+              <w:right w:type="dxa" w:w="100"/>
+            </w:tcMar>
+          </w:tcPr>
+          <w:p>
+            <w:pPr>
+              <w:spacing w:after="0"/>
+            </w:pPr>
+            <w:r>
+              <w:rPr>
+                <w:sz w:val="18"/>
+                <w:szCs w:val="18"/>
+              </w:rPr>
               <w:t xml:space="preserve">Volume</w:t>
             </w:r>
           </w:p>
@@ -19459,7 +21246,6 @@
               <w:bottom w:val="single" w:color="BFC9D9" w:sz="4"/>
               <w:right w:val="single" w:color="BFC9D9" w:sz="4"/>
             </w:tcBorders>
-            <w:shd w:fill="F2F5FA" w:color="auto" w:val="clear"/>
             <w:tcMar>
               <w:top w:type="dxa" w:w="60"/>
               <w:left w:type="dxa" w:w="100"/>

--- a/docs/ASX_Value_Screener_Rules_and_Methodology.docx
+++ b/docs/ASX_Value_Screener_Rules_and_Methodology.docx
@@ -7686,6 +7686,331 @@
     </w:tbl>
     <w:p>
       <w:pPr>
+        <w:pStyle w:val="Heading2"/>
+      </w:pPr>
+      <w:r>
+        <w:t xml:space="preserve">Financial distress caution (not a red flag)</w:t>
+      </w:r>
+    </w:p>
+    <w:p>
+      <w:pPr>
+        <w:spacing w:after="120"/>
+      </w:pPr>
+      <w:r>
+        <w:t xml:space="preserve">A share whose Altman Z-Score (1968) is in the distress zone gets a caution in the reason; the action never changes. Z = 1.2 x working capital / total assets + 1.4 x retained earnings / total assets + 3.3 x EBIT / total assets + 0.6 x market value / total liabilities + 1.0 x revenue / total assets, from the latest annual report. Not worked out for Financial Services or Real Estate. The Piotroski F-Score (2000, nine pass-or-fail checks) is shown beside it on the company page and changes nothing.</w:t>
+      </w:r>
+    </w:p>
+    <w:tbl>
+      <w:tblPr>
+        <w:tblW w:type="dxa" w:w="9638"/>
+        <w:tblBorders>
+          <w:top w:val="single" w:color="auto" w:sz="4"/>
+          <w:left w:val="single" w:color="auto" w:sz="4"/>
+          <w:bottom w:val="single" w:color="auto" w:sz="4"/>
+          <w:right w:val="single" w:color="auto" w:sz="4"/>
+          <w:insideH w:val="single" w:color="auto" w:sz="4"/>
+          <w:insideV w:val="single" w:color="auto" w:sz="4"/>
+        </w:tblBorders>
+      </w:tblPr>
+      <w:tblGrid>
+        <w:gridCol w:w="1349"/>
+        <w:gridCol w:w="4144"/>
+        <w:gridCol w:w="4145"/>
+      </w:tblGrid>
+      <w:tr>
+        <w:trPr>
+          <w:tblHeader/>
+        </w:trPr>
+        <w:tc>
+          <w:tcPr>
+            <w:tcW w:type="dxa" w:w="1349"/>
+            <w:tcBorders>
+              <w:top w:val="single" w:color="BFC9D9" w:sz="4"/>
+              <w:left w:val="single" w:color="BFC9D9" w:sz="4"/>
+              <w:bottom w:val="single" w:color="BFC9D9" w:sz="4"/>
+              <w:right w:val="single" w:color="BFC9D9" w:sz="4"/>
+            </w:tcBorders>
+            <w:shd w:fill="D9E2F3" w:color="auto" w:val="clear"/>
+            <w:tcMar>
+              <w:top w:type="dxa" w:w="60"/>
+              <w:left w:type="dxa" w:w="100"/>
+              <w:bottom w:type="dxa" w:w="60"/>
+              <w:right w:type="dxa" w:w="100"/>
+            </w:tcMar>
+          </w:tcPr>
+          <w:p>
+            <w:pPr>
+              <w:spacing w:after="0"/>
+            </w:pPr>
+            <w:r>
+              <w:rPr>
+                <w:b/>
+                <w:bCs/>
+                <w:color w:val="1F3864"/>
+                <w:sz w:val="18"/>
+                <w:szCs w:val="18"/>
+              </w:rPr>
+              <w:t xml:space="preserve">Zone</w:t>
+            </w:r>
+          </w:p>
+        </w:tc>
+        <w:tc>
+          <w:tcPr>
+            <w:tcW w:type="dxa" w:w="4144"/>
+            <w:tcBorders>
+              <w:top w:val="single" w:color="BFC9D9" w:sz="4"/>
+              <w:left w:val="single" w:color="BFC9D9" w:sz="4"/>
+              <w:bottom w:val="single" w:color="BFC9D9" w:sz="4"/>
+              <w:right w:val="single" w:color="BFC9D9" w:sz="4"/>
+            </w:tcBorders>
+            <w:shd w:fill="D9E2F3" w:color="auto" w:val="clear"/>
+            <w:tcMar>
+              <w:top w:type="dxa" w:w="60"/>
+              <w:left w:type="dxa" w:w="100"/>
+              <w:bottom w:type="dxa" w:w="60"/>
+              <w:right w:type="dxa" w:w="100"/>
+            </w:tcMar>
+          </w:tcPr>
+          <w:p>
+            <w:pPr>
+              <w:spacing w:after="0"/>
+            </w:pPr>
+            <w:r>
+              <w:rPr>
+                <w:b/>
+                <w:bCs/>
+                <w:color w:val="1F3864"/>
+                <w:sz w:val="18"/>
+                <w:szCs w:val="18"/>
+              </w:rPr>
+              <w:t xml:space="preserve">Trigger</w:t>
+            </w:r>
+          </w:p>
+        </w:tc>
+        <w:tc>
+          <w:tcPr>
+            <w:tcW w:type="dxa" w:w="4145"/>
+            <w:tcBorders>
+              <w:top w:val="single" w:color="BFC9D9" w:sz="4"/>
+              <w:left w:val="single" w:color="BFC9D9" w:sz="4"/>
+              <w:bottom w:val="single" w:color="BFC9D9" w:sz="4"/>
+              <w:right w:val="single" w:color="BFC9D9" w:sz="4"/>
+            </w:tcBorders>
+            <w:shd w:fill="D9E2F3" w:color="auto" w:val="clear"/>
+            <w:tcMar>
+              <w:top w:type="dxa" w:w="60"/>
+              <w:left w:type="dxa" w:w="100"/>
+              <w:bottom w:type="dxa" w:w="60"/>
+              <w:right w:type="dxa" w:w="100"/>
+            </w:tcMar>
+          </w:tcPr>
+          <w:p>
+            <w:pPr>
+              <w:spacing w:after="0"/>
+            </w:pPr>
+            <w:r>
+              <w:rPr>
+                <w:b/>
+                <w:bCs/>
+                <w:color w:val="1F3864"/>
+                <w:sz w:val="18"/>
+                <w:szCs w:val="18"/>
+              </w:rPr>
+              <w:t xml:space="preserve">Wording in the reason</w:t>
+            </w:r>
+          </w:p>
+        </w:tc>
+      </w:tr>
+      <w:tr>
+        <w:trPr>
+          <w:cantSplit/>
+        </w:trPr>
+        <w:tc>
+          <w:tcPr>
+            <w:tcW w:type="dxa" w:w="1349"/>
+            <w:tcBorders>
+              <w:top w:val="single" w:color="BFC9D9" w:sz="4"/>
+              <w:left w:val="single" w:color="BFC9D9" w:sz="4"/>
+              <w:bottom w:val="single" w:color="BFC9D9" w:sz="4"/>
+              <w:right w:val="single" w:color="BFC9D9" w:sz="4"/>
+            </w:tcBorders>
+            <w:tcMar>
+              <w:top w:type="dxa" w:w="60"/>
+              <w:left w:type="dxa" w:w="100"/>
+              <w:bottom w:type="dxa" w:w="60"/>
+              <w:right w:type="dxa" w:w="100"/>
+            </w:tcMar>
+          </w:tcPr>
+          <w:p>
+            <w:pPr>
+              <w:spacing w:after="0"/>
+            </w:pPr>
+            <w:r>
+              <w:rPr>
+                <w:sz w:val="18"/>
+                <w:szCs w:val="18"/>
+              </w:rPr>
+              <w:t xml:space="preserve">DISTRESS</w:t>
+            </w:r>
+          </w:p>
+        </w:tc>
+        <w:tc>
+          <w:tcPr>
+            <w:tcW w:type="dxa" w:w="4144"/>
+            <w:tcBorders>
+              <w:top w:val="single" w:color="BFC9D9" w:sz="4"/>
+              <w:left w:val="single" w:color="BFC9D9" w:sz="4"/>
+              <w:bottom w:val="single" w:color="BFC9D9" w:sz="4"/>
+              <w:right w:val="single" w:color="BFC9D9" w:sz="4"/>
+            </w:tcBorders>
+            <w:tcMar>
+              <w:top w:type="dxa" w:w="60"/>
+              <w:left w:type="dxa" w:w="100"/>
+              <w:bottom w:type="dxa" w:w="60"/>
+              <w:right w:type="dxa" w:w="100"/>
+            </w:tcMar>
+          </w:tcPr>
+          <w:p>
+            <w:pPr>
+              <w:spacing w:after="0"/>
+            </w:pPr>
+            <w:r>
+              <w:rPr>
+                <w:sz w:val="18"/>
+                <w:szCs w:val="18"/>
+              </w:rPr>
+              <w:t xml:space="preserve">z_score below 1.81</w:t>
+            </w:r>
+          </w:p>
+        </w:tc>
+        <w:tc>
+          <w:tcPr>
+            <w:tcW w:type="dxa" w:w="4145"/>
+            <w:tcBorders>
+              <w:top w:val="single" w:color="BFC9D9" w:sz="4"/>
+              <w:left w:val="single" w:color="BFC9D9" w:sz="4"/>
+              <w:bottom w:val="single" w:color="BFC9D9" w:sz="4"/>
+              <w:right w:val="single" w:color="BFC9D9" w:sz="4"/>
+            </w:tcBorders>
+            <w:tcMar>
+              <w:top w:type="dxa" w:w="60"/>
+              <w:left w:type="dxa" w:w="100"/>
+              <w:bottom w:type="dxa" w:w="60"/>
+              <w:right w:type="dxa" w:w="100"/>
+            </w:tcMar>
+          </w:tcPr>
+          <w:p>
+            <w:pPr>
+              <w:spacing w:after="0"/>
+            </w:pPr>
+            <w:r>
+              <w:rPr>
+                <w:sz w:val="18"/>
+                <w:szCs w:val="18"/>
+              </w:rPr>
+              <w:t xml:space="preserve">caution: possible financial distress (Altman Z-Score X, distress zone): check the balance sheet and latest results</w:t>
+            </w:r>
+          </w:p>
+        </w:tc>
+      </w:tr>
+      <w:tr>
+        <w:trPr>
+          <w:cantSplit/>
+        </w:trPr>
+        <w:tc>
+          <w:tcPr>
+            <w:tcW w:type="dxa" w:w="1349"/>
+            <w:tcBorders>
+              <w:top w:val="single" w:color="BFC9D9" w:sz="4"/>
+              <w:left w:val="single" w:color="BFC9D9" w:sz="4"/>
+              <w:bottom w:val="single" w:color="BFC9D9" w:sz="4"/>
+              <w:right w:val="single" w:color="BFC9D9" w:sz="4"/>
+            </w:tcBorders>
+            <w:shd w:fill="F2F5FA" w:color="auto" w:val="clear"/>
+            <w:tcMar>
+              <w:top w:type="dxa" w:w="60"/>
+              <w:left w:type="dxa" w:w="100"/>
+              <w:bottom w:type="dxa" w:w="60"/>
+              <w:right w:type="dxa" w:w="100"/>
+            </w:tcMar>
+          </w:tcPr>
+          <w:p>
+            <w:pPr>
+              <w:spacing w:after="0"/>
+            </w:pPr>
+            <w:r>
+              <w:rPr>
+                <w:sz w:val="18"/>
+                <w:szCs w:val="18"/>
+              </w:rPr>
+              <w:t xml:space="preserve">GREY / SAFE</w:t>
+            </w:r>
+          </w:p>
+        </w:tc>
+        <w:tc>
+          <w:tcPr>
+            <w:tcW w:type="dxa" w:w="4144"/>
+            <w:tcBorders>
+              <w:top w:val="single" w:color="BFC9D9" w:sz="4"/>
+              <w:left w:val="single" w:color="BFC9D9" w:sz="4"/>
+              <w:bottom w:val="single" w:color="BFC9D9" w:sz="4"/>
+              <w:right w:val="single" w:color="BFC9D9" w:sz="4"/>
+            </w:tcBorders>
+            <w:shd w:fill="F2F5FA" w:color="auto" w:val="clear"/>
+            <w:tcMar>
+              <w:top w:type="dxa" w:w="60"/>
+              <w:left w:type="dxa" w:w="100"/>
+              <w:bottom w:type="dxa" w:w="60"/>
+              <w:right w:type="dxa" w:w="100"/>
+            </w:tcMar>
+          </w:tcPr>
+          <w:p>
+            <w:pPr>
+              <w:spacing w:after="0"/>
+            </w:pPr>
+            <w:r>
+              <w:rPr>
+                <w:sz w:val="18"/>
+                <w:szCs w:val="18"/>
+              </w:rPr>
+              <w:t xml:space="preserve">1.81 to 2.99 / above 2.99</w:t>
+            </w:r>
+          </w:p>
+        </w:tc>
+        <w:tc>
+          <w:tcPr>
+            <w:tcW w:type="dxa" w:w="4145"/>
+            <w:tcBorders>
+              <w:top w:val="single" w:color="BFC9D9" w:sz="4"/>
+              <w:left w:val="single" w:color="BFC9D9" w:sz="4"/>
+              <w:bottom w:val="single" w:color="BFC9D9" w:sz="4"/>
+              <w:right w:val="single" w:color="BFC9D9" w:sz="4"/>
+            </w:tcBorders>
+            <w:shd w:fill="F2F5FA" w:color="auto" w:val="clear"/>
+            <w:tcMar>
+              <w:top w:type="dxa" w:w="60"/>
+              <w:left w:type="dxa" w:w="100"/>
+              <w:bottom w:type="dxa" w:w="60"/>
+              <w:right w:type="dxa" w:w="100"/>
+            </w:tcMar>
+          </w:tcPr>
+          <w:p>
+            <w:pPr>
+              <w:spacing w:after="0"/>
+            </w:pPr>
+            <w:r>
+              <w:rPr>
+                <w:sz w:val="18"/>
+                <w:szCs w:val="18"/>
+              </w:rPr>
+              <w:t xml:space="preserve">none</w:t>
+            </w:r>
+          </w:p>
+        </w:tc>
+      </w:tr>
+    </w:tbl>
+    <w:p>
+      <w:pPr>
         <w:pStyle w:val="Heading1"/>
       </w:pPr>
       <w:r>
@@ -14301,7 +14626,7 @@
                 <w:sz w:val="18"/>
                 <w:szCs w:val="18"/>
               </w:rPr>
-              <w:t xml:space="preserve">For each action and period: the average excess return of its monthly calls against the average screened share, and a t-test at 95% (Student, 1908). The standard error is widened by the square root of the period in months, because calls a month apart overlap (Hansen and Hodrick, 1980). Judged from stats_min_calls calls (30).</w:t>
+              <w:t xml:space="preserve">For each action and period: the average excess return of its monthly calls against the average screened share, and a t-test at 95% (Student, 1908). The standard error is widened by the square root of the period in months, because calls a month apart overlap (Hansen and Hodrick, 1980). Judged from stats_min_calls calls (30). Every action and period is corrected together for multiple testing (Benjamini and Hochberg, 1995: at most 5% false findings), and the bars are widened to match (Benjamini and Yekutieli, 2005).</w:t>
             </w:r>
           </w:p>
         </w:tc>
@@ -15086,7 +15411,7 @@
                 <w:sz w:val="18"/>
                 <w:szCs w:val="18"/>
               </w:rPr>
-              <w:t xml:space="preserve">95% (19 times in 20)</w:t>
+              <w:t xml:space="preserve">95% (19 times in 20), before the correction below</w:t>
             </w:r>
           </w:p>
         </w:tc>
@@ -15150,6 +15475,100 @@
                 <w:sz w:val="18"/>
                 <w:szCs w:val="18"/>
               </w:rPr>
+              <w:t xml:space="preserve">Many tests at once</w:t>
+            </w:r>
+          </w:p>
+        </w:tc>
+        <w:tc>
+          <w:tcPr>
+            <w:tcW w:type="dxa" w:w="4047"/>
+            <w:tcBorders>
+              <w:top w:val="single" w:color="BFC9D9" w:sz="4"/>
+              <w:left w:val="single" w:color="BFC9D9" w:sz="4"/>
+              <w:bottom w:val="single" w:color="BFC9D9" w:sz="4"/>
+              <w:right w:val="single" w:color="BFC9D9" w:sz="4"/>
+            </w:tcBorders>
+            <w:shd w:fill="F2F5FA" w:color="auto" w:val="clear"/>
+            <w:tcMar>
+              <w:top w:type="dxa" w:w="60"/>
+              <w:left w:type="dxa" w:w="100"/>
+              <w:bottom w:type="dxa" w:w="60"/>
+              <w:right w:type="dxa" w:w="100"/>
+            </w:tcMar>
+          </w:tcPr>
+          <w:p>
+            <w:pPr>
+              <w:spacing w:after="0"/>
+            </w:pPr>
+            <w:r>
+              <w:rPr>
+                <w:sz w:val="18"/>
+                <w:szCs w:val="18"/>
+              </w:rPr>
+              <w:t xml:space="preserve">Benjamini-Hochberg, at most 5% of findings false; bars widened to match</w:t>
+            </w:r>
+          </w:p>
+        </w:tc>
+        <w:tc>
+          <w:tcPr>
+            <w:tcW w:type="dxa" w:w="3471"/>
+            <w:tcBorders>
+              <w:top w:val="single" w:color="BFC9D9" w:sz="4"/>
+              <w:left w:val="single" w:color="BFC9D9" w:sz="4"/>
+              <w:bottom w:val="single" w:color="BFC9D9" w:sz="4"/>
+              <w:right w:val="single" w:color="BFC9D9" w:sz="4"/>
+            </w:tcBorders>
+            <w:shd w:fill="F2F5FA" w:color="auto" w:val="clear"/>
+            <w:tcMar>
+              <w:top w:type="dxa" w:w="60"/>
+              <w:left w:type="dxa" w:w="100"/>
+              <w:bottom w:type="dxa" w:w="60"/>
+              <w:right w:type="dxa" w:w="100"/>
+            </w:tcMar>
+          </w:tcPr>
+          <w:p>
+            <w:pPr>
+              <w:spacing w:after="0"/>
+            </w:pPr>
+            <w:r>
+              <w:rPr>
+                <w:sz w:val="18"/>
+                <w:szCs w:val="18"/>
+              </w:rPr>
+              <w:t xml:space="preserve">No</w:t>
+            </w:r>
+          </w:p>
+        </w:tc>
+      </w:tr>
+      <w:tr>
+        <w:trPr>
+          <w:cantSplit/>
+        </w:trPr>
+        <w:tc>
+          <w:tcPr>
+            <w:tcW w:type="dxa" w:w="2120"/>
+            <w:tcBorders>
+              <w:top w:val="single" w:color="BFC9D9" w:sz="4"/>
+              <w:left w:val="single" w:color="BFC9D9" w:sz="4"/>
+              <w:bottom w:val="single" w:color="BFC9D9" w:sz="4"/>
+              <w:right w:val="single" w:color="BFC9D9" w:sz="4"/>
+            </w:tcBorders>
+            <w:tcMar>
+              <w:top w:type="dxa" w:w="60"/>
+              <w:left w:type="dxa" w:w="100"/>
+              <w:bottom w:type="dxa" w:w="60"/>
+              <w:right w:type="dxa" w:w="100"/>
+            </w:tcMar>
+          </w:tcPr>
+          <w:p>
+            <w:pPr>
+              <w:spacing w:after="0"/>
+            </w:pPr>
+            <w:r>
+              <w:rPr>
+                <w:sz w:val="18"/>
+                <w:szCs w:val="18"/>
+              </w:rPr>
               <w:t xml:space="preserve">Overlap allowance</w:t>
             </w:r>
           </w:p>
@@ -15163,7 +15582,6 @@
               <w:bottom w:val="single" w:color="BFC9D9" w:sz="4"/>
               <w:right w:val="single" w:color="BFC9D9" w:sz="4"/>
             </w:tcBorders>
-            <w:shd w:fill="F2F5FA" w:color="auto" w:val="clear"/>
             <w:tcMar>
               <w:top w:type="dxa" w:w="60"/>
               <w:left w:type="dxa" w:w="100"/>
@@ -15193,7 +15611,6 @@
               <w:bottom w:val="single" w:color="BFC9D9" w:sz="4"/>
               <w:right w:val="single" w:color="BFC9D9" w:sz="4"/>
             </w:tcBorders>
-            <w:shd w:fill="F2F5FA" w:color="auto" w:val="clear"/>
             <w:tcMar>
               <w:top w:type="dxa" w:w="60"/>
               <w:left w:type="dxa" w:w="100"/>
@@ -15228,6 +15645,7 @@
               <w:bottom w:val="single" w:color="BFC9D9" w:sz="4"/>
               <w:right w:val="single" w:color="BFC9D9" w:sz="4"/>
             </w:tcBorders>
+            <w:shd w:fill="F2F5FA" w:color="auto" w:val="clear"/>
             <w:tcMar>
               <w:top w:type="dxa" w:w="60"/>
               <w:left w:type="dxa" w:w="100"/>
@@ -15257,6 +15675,7 @@
               <w:bottom w:val="single" w:color="BFC9D9" w:sz="4"/>
               <w:right w:val="single" w:color="BFC9D9" w:sz="4"/>
             </w:tcBorders>
+            <w:shd w:fill="F2F5FA" w:color="auto" w:val="clear"/>
             <w:tcMar>
               <w:top w:type="dxa" w:w="60"/>
               <w:left w:type="dxa" w:w="100"/>
@@ -15286,6 +15705,7 @@
               <w:bottom w:val="single" w:color="BFC9D9" w:sz="4"/>
               <w:right w:val="single" w:color="BFC9D9" w:sz="4"/>
             </w:tcBorders>
+            <w:shd w:fill="F2F5FA" w:color="auto" w:val="clear"/>
             <w:tcMar>
               <w:top w:type="dxa" w:w="60"/>
               <w:left w:type="dxa" w:w="100"/>
@@ -15320,7 +15740,6 @@
               <w:bottom w:val="single" w:color="BFC9D9" w:sz="4"/>
               <w:right w:val="single" w:color="BFC9D9" w:sz="4"/>
             </w:tcBorders>
-            <w:shd w:fill="F2F5FA" w:color="auto" w:val="clear"/>
             <w:tcMar>
               <w:top w:type="dxa" w:w="60"/>
               <w:left w:type="dxa" w:w="100"/>
@@ -15350,7 +15769,6 @@
               <w:bottom w:val="single" w:color="BFC9D9" w:sz="4"/>
               <w:right w:val="single" w:color="BFC9D9" w:sz="4"/>
             </w:tcBorders>
-            <w:shd w:fill="F2F5FA" w:color="auto" w:val="clear"/>
             <w:tcMar>
               <w:top w:type="dxa" w:w="60"/>
               <w:left w:type="dxa" w:w="100"/>
@@ -15380,7 +15798,6 @@
               <w:bottom w:val="single" w:color="BFC9D9" w:sz="4"/>
               <w:right w:val="single" w:color="BFC9D9" w:sz="4"/>
             </w:tcBorders>
-            <w:shd w:fill="F2F5FA" w:color="auto" w:val="clear"/>
             <w:tcMar>
               <w:top w:type="dxa" w:w="60"/>
               <w:left w:type="dxa" w:w="100"/>
@@ -15415,6 +15832,7 @@
               <w:bottom w:val="single" w:color="BFC9D9" w:sz="4"/>
               <w:right w:val="single" w:color="BFC9D9" w:sz="4"/>
             </w:tcBorders>
+            <w:shd w:fill="F2F5FA" w:color="auto" w:val="clear"/>
             <w:tcMar>
               <w:top w:type="dxa" w:w="60"/>
               <w:left w:type="dxa" w:w="100"/>
@@ -15444,6 +15862,7 @@
               <w:bottom w:val="single" w:color="BFC9D9" w:sz="4"/>
               <w:right w:val="single" w:color="BFC9D9" w:sz="4"/>
             </w:tcBorders>
+            <w:shd w:fill="F2F5FA" w:color="auto" w:val="clear"/>
             <w:tcMar>
               <w:top w:type="dxa" w:w="60"/>
               <w:left w:type="dxa" w:w="100"/>
@@ -15473,6 +15892,7 @@
               <w:bottom w:val="single" w:color="BFC9D9" w:sz="4"/>
               <w:right w:val="single" w:color="BFC9D9" w:sz="4"/>
             </w:tcBorders>
+            <w:shd w:fill="F2F5FA" w:color="auto" w:val="clear"/>
             <w:tcMar>
               <w:top w:type="dxa" w:w="60"/>
               <w:left w:type="dxa" w:w="100"/>
@@ -19441,6 +19861,70 @@
                 <w:sz w:val="18"/>
                 <w:szCs w:val="18"/>
               </w:rPr>
+              <w:t xml:space="preserve">Financial health (Piotroski F-Score, Altman Z-Score)</w:t>
+            </w:r>
+          </w:p>
+        </w:tc>
+        <w:tc>
+          <w:tcPr>
+            <w:tcW w:type="dxa" w:w="7133"/>
+            <w:tcBorders>
+              <w:top w:val="single" w:color="BFC9D9" w:sz="4"/>
+              <w:left w:val="single" w:color="BFC9D9" w:sz="4"/>
+              <w:bottom w:val="single" w:color="BFC9D9" w:sz="4"/>
+              <w:right w:val="single" w:color="BFC9D9" w:sz="4"/>
+            </w:tcBorders>
+            <w:tcMar>
+              <w:top w:type="dxa" w:w="60"/>
+              <w:left w:type="dxa" w:w="100"/>
+              <w:bottom w:type="dxa" w:w="60"/>
+              <w:right w:type="dxa" w:w="100"/>
+            </w:tcMar>
+          </w:tcPr>
+          <w:p>
+            <w:pPr>
+              <w:spacing w:after="0"/>
+            </w:pPr>
+            <w:r>
+              <w:rPr>
+                <w:sz w:val="18"/>
+                <w:szCs w:val="18"/>
+              </w:rPr>
+              <w:t xml:space="preserve">Two established checks on a company's accounts: the Piotroski F-Score (is the business getting stronger?) and the Altman Z-Score (is it at risk of financial distress?).</w:t>
+            </w:r>
+          </w:p>
+        </w:tc>
+      </w:tr>
+      <w:tr>
+        <w:trPr>
+          <w:cantSplit/>
+        </w:trPr>
+        <w:tc>
+          <w:tcPr>
+            <w:tcW w:type="dxa" w:w="2505"/>
+            <w:tcBorders>
+              <w:top w:val="single" w:color="BFC9D9" w:sz="4"/>
+              <w:left w:val="single" w:color="BFC9D9" w:sz="4"/>
+              <w:bottom w:val="single" w:color="BFC9D9" w:sz="4"/>
+              <w:right w:val="single" w:color="BFC9D9" w:sz="4"/>
+            </w:tcBorders>
+            <w:shd w:fill="F2F5FA" w:color="auto" w:val="clear"/>
+            <w:tcMar>
+              <w:top w:type="dxa" w:w="60"/>
+              <w:left w:type="dxa" w:w="100"/>
+              <w:bottom w:type="dxa" w:w="60"/>
+              <w:right w:type="dxa" w:w="100"/>
+            </w:tcMar>
+          </w:tcPr>
+          <w:p>
+            <w:pPr>
+              <w:spacing w:after="0"/>
+            </w:pPr>
+            <w:r>
+              <w:rPr>
+                <w:sz w:val="18"/>
+                <w:szCs w:val="18"/>
+              </w:rPr>
               <w:t xml:space="preserve">Franking credit</w:t>
             </w:r>
           </w:p>
@@ -19454,6 +19938,7 @@
               <w:bottom w:val="single" w:color="BFC9D9" w:sz="4"/>
               <w:right w:val="single" w:color="BFC9D9" w:sz="4"/>
             </w:tcBorders>
+            <w:shd w:fill="F2F5FA" w:color="auto" w:val="clear"/>
             <w:tcMar>
               <w:top w:type="dxa" w:w="60"/>
               <w:left w:type="dxa" w:w="100"/>
@@ -19488,7 +19973,6 @@
               <w:bottom w:val="single" w:color="BFC9D9" w:sz="4"/>
               <w:right w:val="single" w:color="BFC9D9" w:sz="4"/>
             </w:tcBorders>
-            <w:shd w:fill="F2F5FA" w:color="auto" w:val="clear"/>
             <w:tcMar>
               <w:top w:type="dxa" w:w="60"/>
               <w:left w:type="dxa" w:w="100"/>
@@ -19518,7 +20002,6 @@
               <w:bottom w:val="single" w:color="BFC9D9" w:sz="4"/>
               <w:right w:val="single" w:color="BFC9D9" w:sz="4"/>
             </w:tcBorders>
-            <w:shd w:fill="F2F5FA" w:color="auto" w:val="clear"/>
             <w:tcMar>
               <w:top w:type="dxa" w:w="60"/>
               <w:left w:type="dxa" w:w="100"/>
@@ -19553,6 +20036,7 @@
               <w:bottom w:val="single" w:color="BFC9D9" w:sz="4"/>
               <w:right w:val="single" w:color="BFC9D9" w:sz="4"/>
             </w:tcBorders>
+            <w:shd w:fill="F2F5FA" w:color="auto" w:val="clear"/>
             <w:tcMar>
               <w:top w:type="dxa" w:w="60"/>
               <w:left w:type="dxa" w:w="100"/>
@@ -19582,6 +20066,7 @@
               <w:bottom w:val="single" w:color="BFC9D9" w:sz="4"/>
               <w:right w:val="single" w:color="BFC9D9" w:sz="4"/>
             </w:tcBorders>
+            <w:shd w:fill="F2F5FA" w:color="auto" w:val="clear"/>
             <w:tcMar>
               <w:top w:type="dxa" w:w="60"/>
               <w:left w:type="dxa" w:w="100"/>
@@ -19616,7 +20101,6 @@
               <w:bottom w:val="single" w:color="BFC9D9" w:sz="4"/>
               <w:right w:val="single" w:color="BFC9D9" w:sz="4"/>
             </w:tcBorders>
-            <w:shd w:fill="F2F5FA" w:color="auto" w:val="clear"/>
             <w:tcMar>
               <w:top w:type="dxa" w:w="60"/>
               <w:left w:type="dxa" w:w="100"/>
@@ -19646,7 +20130,6 @@
               <w:bottom w:val="single" w:color="BFC9D9" w:sz="4"/>
               <w:right w:val="single" w:color="BFC9D9" w:sz="4"/>
             </w:tcBorders>
-            <w:shd w:fill="F2F5FA" w:color="auto" w:val="clear"/>
             <w:tcMar>
               <w:top w:type="dxa" w:w="60"/>
               <w:left w:type="dxa" w:w="100"/>
@@ -19681,6 +20164,7 @@
               <w:bottom w:val="single" w:color="BFC9D9" w:sz="4"/>
               <w:right w:val="single" w:color="BFC9D9" w:sz="4"/>
             </w:tcBorders>
+            <w:shd w:fill="F2F5FA" w:color="auto" w:val="clear"/>
             <w:tcMar>
               <w:top w:type="dxa" w:w="60"/>
               <w:left w:type="dxa" w:w="100"/>
@@ -19710,6 +20194,7 @@
               <w:bottom w:val="single" w:color="BFC9D9" w:sz="4"/>
               <w:right w:val="single" w:color="BFC9D9" w:sz="4"/>
             </w:tcBorders>
+            <w:shd w:fill="F2F5FA" w:color="auto" w:val="clear"/>
             <w:tcMar>
               <w:top w:type="dxa" w:w="60"/>
               <w:left w:type="dxa" w:w="100"/>
@@ -19744,7 +20229,6 @@
               <w:bottom w:val="single" w:color="BFC9D9" w:sz="4"/>
               <w:right w:val="single" w:color="BFC9D9" w:sz="4"/>
             </w:tcBorders>
-            <w:shd w:fill="F2F5FA" w:color="auto" w:val="clear"/>
             <w:tcMar>
               <w:top w:type="dxa" w:w="60"/>
               <w:left w:type="dxa" w:w="100"/>
@@ -19774,7 +20258,6 @@
               <w:bottom w:val="single" w:color="BFC9D9" w:sz="4"/>
               <w:right w:val="single" w:color="BFC9D9" w:sz="4"/>
             </w:tcBorders>
-            <w:shd w:fill="F2F5FA" w:color="auto" w:val="clear"/>
             <w:tcMar>
               <w:top w:type="dxa" w:w="60"/>
               <w:left w:type="dxa" w:w="100"/>
@@ -19809,6 +20292,7 @@
               <w:bottom w:val="single" w:color="BFC9D9" w:sz="4"/>
               <w:right w:val="single" w:color="BFC9D9" w:sz="4"/>
             </w:tcBorders>
+            <w:shd w:fill="F2F5FA" w:color="auto" w:val="clear"/>
             <w:tcMar>
               <w:top w:type="dxa" w:w="60"/>
               <w:left w:type="dxa" w:w="100"/>
@@ -19838,6 +20322,7 @@
               <w:bottom w:val="single" w:color="BFC9D9" w:sz="4"/>
               <w:right w:val="single" w:color="BFC9D9" w:sz="4"/>
             </w:tcBorders>
+            <w:shd w:fill="F2F5FA" w:color="auto" w:val="clear"/>
             <w:tcMar>
               <w:top w:type="dxa" w:w="60"/>
               <w:left w:type="dxa" w:w="100"/>
@@ -19872,7 +20357,6 @@
               <w:bottom w:val="single" w:color="BFC9D9" w:sz="4"/>
               <w:right w:val="single" w:color="BFC9D9" w:sz="4"/>
             </w:tcBorders>
-            <w:shd w:fill="F2F5FA" w:color="auto" w:val="clear"/>
             <w:tcMar>
               <w:top w:type="dxa" w:w="60"/>
               <w:left w:type="dxa" w:w="100"/>
@@ -19902,7 +20386,6 @@
               <w:bottom w:val="single" w:color="BFC9D9" w:sz="4"/>
               <w:right w:val="single" w:color="BFC9D9" w:sz="4"/>
             </w:tcBorders>
-            <w:shd w:fill="F2F5FA" w:color="auto" w:val="clear"/>
             <w:tcMar>
               <w:top w:type="dxa" w:w="60"/>
               <w:left w:type="dxa" w:w="100"/>
@@ -19937,6 +20420,7 @@
               <w:bottom w:val="single" w:color="BFC9D9" w:sz="4"/>
               <w:right w:val="single" w:color="BFC9D9" w:sz="4"/>
             </w:tcBorders>
+            <w:shd w:fill="F2F5FA" w:color="auto" w:val="clear"/>
             <w:tcMar>
               <w:top w:type="dxa" w:w="60"/>
               <w:left w:type="dxa" w:w="100"/>
@@ -19966,6 +20450,7 @@
               <w:bottom w:val="single" w:color="BFC9D9" w:sz="4"/>
               <w:right w:val="single" w:color="BFC9D9" w:sz="4"/>
             </w:tcBorders>
+            <w:shd w:fill="F2F5FA" w:color="auto" w:val="clear"/>
             <w:tcMar>
               <w:top w:type="dxa" w:w="60"/>
               <w:left w:type="dxa" w:w="100"/>
@@ -20000,7 +20485,6 @@
               <w:bottom w:val="single" w:color="BFC9D9" w:sz="4"/>
               <w:right w:val="single" w:color="BFC9D9" w:sz="4"/>
             </w:tcBorders>
-            <w:shd w:fill="F2F5FA" w:color="auto" w:val="clear"/>
             <w:tcMar>
               <w:top w:type="dxa" w:w="60"/>
               <w:left w:type="dxa" w:w="100"/>
@@ -20030,7 +20514,6 @@
               <w:bottom w:val="single" w:color="BFC9D9" w:sz="4"/>
               <w:right w:val="single" w:color="BFC9D9" w:sz="4"/>
             </w:tcBorders>
-            <w:shd w:fill="F2F5FA" w:color="auto" w:val="clear"/>
             <w:tcMar>
               <w:top w:type="dxa" w:w="60"/>
               <w:left w:type="dxa" w:w="100"/>
@@ -20065,6 +20548,7 @@
               <w:bottom w:val="single" w:color="BFC9D9" w:sz="4"/>
               <w:right w:val="single" w:color="BFC9D9" w:sz="4"/>
             </w:tcBorders>
+            <w:shd w:fill="F2F5FA" w:color="auto" w:val="clear"/>
             <w:tcMar>
               <w:top w:type="dxa" w:w="60"/>
               <w:left w:type="dxa" w:w="100"/>
@@ -20094,6 +20578,7 @@
               <w:bottom w:val="single" w:color="BFC9D9" w:sz="4"/>
               <w:right w:val="single" w:color="BFC9D9" w:sz="4"/>
             </w:tcBorders>
+            <w:shd w:fill="F2F5FA" w:color="auto" w:val="clear"/>
             <w:tcMar>
               <w:top w:type="dxa" w:w="60"/>
               <w:left w:type="dxa" w:w="100"/>
@@ -20128,7 +20613,6 @@
               <w:bottom w:val="single" w:color="BFC9D9" w:sz="4"/>
               <w:right w:val="single" w:color="BFC9D9" w:sz="4"/>
             </w:tcBorders>
-            <w:shd w:fill="F2F5FA" w:color="auto" w:val="clear"/>
             <w:tcMar>
               <w:top w:type="dxa" w:w="60"/>
               <w:left w:type="dxa" w:w="100"/>
@@ -20158,7 +20642,6 @@
               <w:bottom w:val="single" w:color="BFC9D9" w:sz="4"/>
               <w:right w:val="single" w:color="BFC9D9" w:sz="4"/>
             </w:tcBorders>
-            <w:shd w:fill="F2F5FA" w:color="auto" w:val="clear"/>
             <w:tcMar>
               <w:top w:type="dxa" w:w="60"/>
               <w:left w:type="dxa" w:w="100"/>
@@ -20193,6 +20676,7 @@
               <w:bottom w:val="single" w:color="BFC9D9" w:sz="4"/>
               <w:right w:val="single" w:color="BFC9D9" w:sz="4"/>
             </w:tcBorders>
+            <w:shd w:fill="F2F5FA" w:color="auto" w:val="clear"/>
             <w:tcMar>
               <w:top w:type="dxa" w:w="60"/>
               <w:left w:type="dxa" w:w="100"/>
@@ -20222,6 +20706,7 @@
               <w:bottom w:val="single" w:color="BFC9D9" w:sz="4"/>
               <w:right w:val="single" w:color="BFC9D9" w:sz="4"/>
             </w:tcBorders>
+            <w:shd w:fill="F2F5FA" w:color="auto" w:val="clear"/>
             <w:tcMar>
               <w:top w:type="dxa" w:w="60"/>
               <w:left w:type="dxa" w:w="100"/>
@@ -20256,7 +20741,6 @@
               <w:bottom w:val="single" w:color="BFC9D9" w:sz="4"/>
               <w:right w:val="single" w:color="BFC9D9" w:sz="4"/>
             </w:tcBorders>
-            <w:shd w:fill="F2F5FA" w:color="auto" w:val="clear"/>
             <w:tcMar>
               <w:top w:type="dxa" w:w="60"/>
               <w:left w:type="dxa" w:w="100"/>
@@ -20286,7 +20770,6 @@
               <w:bottom w:val="single" w:color="BFC9D9" w:sz="4"/>
               <w:right w:val="single" w:color="BFC9D9" w:sz="4"/>
             </w:tcBorders>
-            <w:shd w:fill="F2F5FA" w:color="auto" w:val="clear"/>
             <w:tcMar>
               <w:top w:type="dxa" w:w="60"/>
               <w:left w:type="dxa" w:w="100"/>
@@ -20321,6 +20804,7 @@
               <w:bottom w:val="single" w:color="BFC9D9" w:sz="4"/>
               <w:right w:val="single" w:color="BFC9D9" w:sz="4"/>
             </w:tcBorders>
+            <w:shd w:fill="F2F5FA" w:color="auto" w:val="clear"/>
             <w:tcMar>
               <w:top w:type="dxa" w:w="60"/>
               <w:left w:type="dxa" w:w="100"/>
@@ -20350,6 +20834,7 @@
               <w:bottom w:val="single" w:color="BFC9D9" w:sz="4"/>
               <w:right w:val="single" w:color="BFC9D9" w:sz="4"/>
             </w:tcBorders>
+            <w:shd w:fill="F2F5FA" w:color="auto" w:val="clear"/>
             <w:tcMar>
               <w:top w:type="dxa" w:w="60"/>
               <w:left w:type="dxa" w:w="100"/>
@@ -20384,7 +20869,6 @@
               <w:bottom w:val="single" w:color="BFC9D9" w:sz="4"/>
               <w:right w:val="single" w:color="BFC9D9" w:sz="4"/>
             </w:tcBorders>
-            <w:shd w:fill="F2F5FA" w:color="auto" w:val="clear"/>
             <w:tcMar>
               <w:top w:type="dxa" w:w="60"/>
               <w:left w:type="dxa" w:w="100"/>
@@ -20414,7 +20898,6 @@
               <w:bottom w:val="single" w:color="BFC9D9" w:sz="4"/>
               <w:right w:val="single" w:color="BFC9D9" w:sz="4"/>
             </w:tcBorders>
-            <w:shd w:fill="F2F5FA" w:color="auto" w:val="clear"/>
             <w:tcMar>
               <w:top w:type="dxa" w:w="60"/>
               <w:left w:type="dxa" w:w="100"/>
@@ -20449,6 +20932,7 @@
               <w:bottom w:val="single" w:color="BFC9D9" w:sz="4"/>
               <w:right w:val="single" w:color="BFC9D9" w:sz="4"/>
             </w:tcBorders>
+            <w:shd w:fill="F2F5FA" w:color="auto" w:val="clear"/>
             <w:tcMar>
               <w:top w:type="dxa" w:w="60"/>
               <w:left w:type="dxa" w:w="100"/>
@@ -20478,6 +20962,7 @@
               <w:bottom w:val="single" w:color="BFC9D9" w:sz="4"/>
               <w:right w:val="single" w:color="BFC9D9" w:sz="4"/>
             </w:tcBorders>
+            <w:shd w:fill="F2F5FA" w:color="auto" w:val="clear"/>
             <w:tcMar>
               <w:top w:type="dxa" w:w="60"/>
               <w:left w:type="dxa" w:w="100"/>
@@ -20512,7 +20997,6 @@
               <w:bottom w:val="single" w:color="BFC9D9" w:sz="4"/>
               <w:right w:val="single" w:color="BFC9D9" w:sz="4"/>
             </w:tcBorders>
-            <w:shd w:fill="F2F5FA" w:color="auto" w:val="clear"/>
             <w:tcMar>
               <w:top w:type="dxa" w:w="60"/>
               <w:left w:type="dxa" w:w="100"/>
@@ -20542,7 +21026,6 @@
               <w:bottom w:val="single" w:color="BFC9D9" w:sz="4"/>
               <w:right w:val="single" w:color="BFC9D9" w:sz="4"/>
             </w:tcBorders>
-            <w:shd w:fill="F2F5FA" w:color="auto" w:val="clear"/>
             <w:tcMar>
               <w:top w:type="dxa" w:w="60"/>
               <w:left w:type="dxa" w:w="100"/>
@@ -20577,6 +21060,7 @@
               <w:bottom w:val="single" w:color="BFC9D9" w:sz="4"/>
               <w:right w:val="single" w:color="BFC9D9" w:sz="4"/>
             </w:tcBorders>
+            <w:shd w:fill="F2F5FA" w:color="auto" w:val="clear"/>
             <w:tcMar>
               <w:top w:type="dxa" w:w="60"/>
               <w:left w:type="dxa" w:w="100"/>
@@ -20606,6 +21090,7 @@
               <w:bottom w:val="single" w:color="BFC9D9" w:sz="4"/>
               <w:right w:val="single" w:color="BFC9D9" w:sz="4"/>
             </w:tcBorders>
+            <w:shd w:fill="F2F5FA" w:color="auto" w:val="clear"/>
             <w:tcMar>
               <w:top w:type="dxa" w:w="60"/>
               <w:left w:type="dxa" w:w="100"/>
@@ -20640,7 +21125,6 @@
               <w:bottom w:val="single" w:color="BFC9D9" w:sz="4"/>
               <w:right w:val="single" w:color="BFC9D9" w:sz="4"/>
             </w:tcBorders>
-            <w:shd w:fill="F2F5FA" w:color="auto" w:val="clear"/>
             <w:tcMar>
               <w:top w:type="dxa" w:w="60"/>
               <w:left w:type="dxa" w:w="100"/>
@@ -20670,7 +21154,6 @@
               <w:bottom w:val="single" w:color="BFC9D9" w:sz="4"/>
               <w:right w:val="single" w:color="BFC9D9" w:sz="4"/>
             </w:tcBorders>
-            <w:shd w:fill="F2F5FA" w:color="auto" w:val="clear"/>
             <w:tcMar>
               <w:top w:type="dxa" w:w="60"/>
               <w:left w:type="dxa" w:w="100"/>
@@ -20705,6 +21188,7 @@
               <w:bottom w:val="single" w:color="BFC9D9" w:sz="4"/>
               <w:right w:val="single" w:color="BFC9D9" w:sz="4"/>
             </w:tcBorders>
+            <w:shd w:fill="F2F5FA" w:color="auto" w:val="clear"/>
             <w:tcMar>
               <w:top w:type="dxa" w:w="60"/>
               <w:left w:type="dxa" w:w="100"/>
@@ -20734,6 +21218,7 @@
               <w:bottom w:val="single" w:color="BFC9D9" w:sz="4"/>
               <w:right w:val="single" w:color="BFC9D9" w:sz="4"/>
             </w:tcBorders>
+            <w:shd w:fill="F2F5FA" w:color="auto" w:val="clear"/>
             <w:tcMar>
               <w:top w:type="dxa" w:w="60"/>
               <w:left w:type="dxa" w:w="100"/>
@@ -20768,7 +21253,6 @@
               <w:bottom w:val="single" w:color="BFC9D9" w:sz="4"/>
               <w:right w:val="single" w:color="BFC9D9" w:sz="4"/>
             </w:tcBorders>
-            <w:shd w:fill="F2F5FA" w:color="auto" w:val="clear"/>
             <w:tcMar>
               <w:top w:type="dxa" w:w="60"/>
               <w:left w:type="dxa" w:w="100"/>
@@ -20798,7 +21282,6 @@
               <w:bottom w:val="single" w:color="BFC9D9" w:sz="4"/>
               <w:right w:val="single" w:color="BFC9D9" w:sz="4"/>
             </w:tcBorders>
-            <w:shd w:fill="F2F5FA" w:color="auto" w:val="clear"/>
             <w:tcMar>
               <w:top w:type="dxa" w:w="60"/>
               <w:left w:type="dxa" w:w="100"/>
@@ -20833,6 +21316,7 @@
               <w:bottom w:val="single" w:color="BFC9D9" w:sz="4"/>
               <w:right w:val="single" w:color="BFC9D9" w:sz="4"/>
             </w:tcBorders>
+            <w:shd w:fill="F2F5FA" w:color="auto" w:val="clear"/>
             <w:tcMar>
               <w:top w:type="dxa" w:w="60"/>
               <w:left w:type="dxa" w:w="100"/>
@@ -20862,6 +21346,7 @@
               <w:bottom w:val="single" w:color="BFC9D9" w:sz="4"/>
               <w:right w:val="single" w:color="BFC9D9" w:sz="4"/>
             </w:tcBorders>
+            <w:shd w:fill="F2F5FA" w:color="auto" w:val="clear"/>
             <w:tcMar>
               <w:top w:type="dxa" w:w="60"/>
               <w:left w:type="dxa" w:w="100"/>
@@ -20896,7 +21381,6 @@
               <w:bottom w:val="single" w:color="BFC9D9" w:sz="4"/>
               <w:right w:val="single" w:color="BFC9D9" w:sz="4"/>
             </w:tcBorders>
-            <w:shd w:fill="F2F5FA" w:color="auto" w:val="clear"/>
             <w:tcMar>
               <w:top w:type="dxa" w:w="60"/>
               <w:left w:type="dxa" w:w="100"/>
@@ -20926,7 +21410,6 @@
               <w:bottom w:val="single" w:color="BFC9D9" w:sz="4"/>
               <w:right w:val="single" w:color="BFC9D9" w:sz="4"/>
             </w:tcBorders>
-            <w:shd w:fill="F2F5FA" w:color="auto" w:val="clear"/>
             <w:tcMar>
               <w:top w:type="dxa" w:w="60"/>
               <w:left w:type="dxa" w:w="100"/>
@@ -20961,6 +21444,7 @@
               <w:bottom w:val="single" w:color="BFC9D9" w:sz="4"/>
               <w:right w:val="single" w:color="BFC9D9" w:sz="4"/>
             </w:tcBorders>
+            <w:shd w:fill="F2F5FA" w:color="auto" w:val="clear"/>
             <w:tcMar>
               <w:top w:type="dxa" w:w="60"/>
               <w:left w:type="dxa" w:w="100"/>
@@ -20990,6 +21474,7 @@
               <w:bottom w:val="single" w:color="BFC9D9" w:sz="4"/>
               <w:right w:val="single" w:color="BFC9D9" w:sz="4"/>
             </w:tcBorders>
+            <w:shd w:fill="F2F5FA" w:color="auto" w:val="clear"/>
             <w:tcMar>
               <w:top w:type="dxa" w:w="60"/>
               <w:left w:type="dxa" w:w="100"/>
@@ -21024,7 +21509,6 @@
               <w:bottom w:val="single" w:color="BFC9D9" w:sz="4"/>
               <w:right w:val="single" w:color="BFC9D9" w:sz="4"/>
             </w:tcBorders>
-            <w:shd w:fill="F2F5FA" w:color="auto" w:val="clear"/>
             <w:tcMar>
               <w:top w:type="dxa" w:w="60"/>
               <w:left w:type="dxa" w:w="100"/>
@@ -21054,7 +21538,6 @@
               <w:bottom w:val="single" w:color="BFC9D9" w:sz="4"/>
               <w:right w:val="single" w:color="BFC9D9" w:sz="4"/>
             </w:tcBorders>
-            <w:shd w:fill="F2F5FA" w:color="auto" w:val="clear"/>
             <w:tcMar>
               <w:top w:type="dxa" w:w="60"/>
               <w:left w:type="dxa" w:w="100"/>
@@ -21089,6 +21572,7 @@
               <w:bottom w:val="single" w:color="BFC9D9" w:sz="4"/>
               <w:right w:val="single" w:color="BFC9D9" w:sz="4"/>
             </w:tcBorders>
+            <w:shd w:fill="F2F5FA" w:color="auto" w:val="clear"/>
             <w:tcMar>
               <w:top w:type="dxa" w:w="60"/>
               <w:left w:type="dxa" w:w="100"/>
@@ -21118,6 +21602,7 @@
               <w:bottom w:val="single" w:color="BFC9D9" w:sz="4"/>
               <w:right w:val="single" w:color="BFC9D9" w:sz="4"/>
             </w:tcBorders>
+            <w:shd w:fill="F2F5FA" w:color="auto" w:val="clear"/>
             <w:tcMar>
               <w:top w:type="dxa" w:w="60"/>
               <w:left w:type="dxa" w:w="100"/>
@@ -21152,7 +21637,6 @@
               <w:bottom w:val="single" w:color="BFC9D9" w:sz="4"/>
               <w:right w:val="single" w:color="BFC9D9" w:sz="4"/>
             </w:tcBorders>
-            <w:shd w:fill="F2F5FA" w:color="auto" w:val="clear"/>
             <w:tcMar>
               <w:top w:type="dxa" w:w="60"/>
               <w:left w:type="dxa" w:w="100"/>
@@ -21182,7 +21666,6 @@
               <w:bottom w:val="single" w:color="BFC9D9" w:sz="4"/>
               <w:right w:val="single" w:color="BFC9D9" w:sz="4"/>
             </w:tcBorders>
-            <w:shd w:fill="F2F5FA" w:color="auto" w:val="clear"/>
             <w:tcMar>
               <w:top w:type="dxa" w:w="60"/>
               <w:left w:type="dxa" w:w="100"/>
@@ -21217,6 +21700,7 @@
               <w:bottom w:val="single" w:color="BFC9D9" w:sz="4"/>
               <w:right w:val="single" w:color="BFC9D9" w:sz="4"/>
             </w:tcBorders>
+            <w:shd w:fill="F2F5FA" w:color="auto" w:val="clear"/>
             <w:tcMar>
               <w:top w:type="dxa" w:w="60"/>
               <w:left w:type="dxa" w:w="100"/>
@@ -21246,6 +21730,7 @@
               <w:bottom w:val="single" w:color="BFC9D9" w:sz="4"/>
               <w:right w:val="single" w:color="BFC9D9" w:sz="4"/>
             </w:tcBorders>
+            <w:shd w:fill="F2F5FA" w:color="auto" w:val="clear"/>
             <w:tcMar>
               <w:top w:type="dxa" w:w="60"/>
               <w:left w:type="dxa" w:w="100"/>
